--- a/06-运维服务能力管理计划、指标体系及相关报告/word/2.运维服务能力管理指标体系.docx
+++ b/06-运维服务能力管理计划、指标体系及相关报告/word/2.运维服务能力管理指标体系.docx
@@ -1,12 +1,15 @@
 
 <file path=word/document.xml><?xml version="1.0" encoding="utf-8"?>
-<w:document xmlns:wpc="http://schemas.microsoft.com/office/word/2010/wordprocessingCanvas" xmlns:mc="http://schemas.openxmlformats.org/markup-compatibility/2006" xmlns:o="urn:schemas-microsoft-com:office:office" xmlns:r="http://schemas.openxmlformats.org/officeDocument/2006/relationships" xmlns:m="http://schemas.openxmlformats.org/officeDocument/2006/math" xmlns:v="urn:schemas-microsoft-com:vml" xmlns:wp14="http://schemas.microsoft.com/office/word/2010/wordprocessingDrawing" xmlns:wp="http://schemas.openxmlformats.org/drawingml/2006/wordprocessingDrawing" xmlns:w="http://schemas.openxmlformats.org/wordprocessingml/2006/main" xmlns:w14="http://schemas.microsoft.com/office/word/2010/wordml" xmlns:w10="urn:schemas-microsoft-com:office:word" xmlns:w15="http://schemas.microsoft.com/office/word/2012/wordml" xmlns:wpg="http://schemas.microsoft.com/office/word/2010/wordprocessingGroup" xmlns:wpi="http://schemas.microsoft.com/office/word/2010/wordprocessingInk" xmlns:wne="http://schemas.microsoft.com/office/word/2006/wordml" xmlns:wps="http://schemas.microsoft.com/office/word/2010/wordprocessingShape" xmlns:wpsCustomData="http://www.wps.cn/officeDocument/2013/wpsCustomData" mc:Ignorable="w14 w15 wp14">
-  <w:background w:color="FFFFFF"/>
+<w:document xmlns:wpc="http://schemas.microsoft.com/office/word/2010/wordprocessingCanvas" xmlns:mc="http://schemas.openxmlformats.org/markup-compatibility/2006" xmlns:o="urn:schemas-microsoft-com:office:office" xmlns:r="http://schemas.openxmlformats.org/officeDocument/2006/relationships" xmlns:m="http://schemas.openxmlformats.org/officeDocument/2006/math" xmlns:v="urn:schemas-microsoft-com:vml" xmlns:wp14="http://schemas.microsoft.com/office/word/2010/wordprocessingDrawing" xmlns:wp="http://schemas.openxmlformats.org/drawingml/2006/wordprocessingDrawing" xmlns:w10="urn:schemas-microsoft-com:office:word" xmlns:w="http://schemas.openxmlformats.org/wordprocessingml/2006/main" xmlns:w14="http://schemas.microsoft.com/office/word/2010/wordml" xmlns:w15="http://schemas.microsoft.com/office/word/2012/wordml" xmlns:wne="http://schemas.microsoft.com/office/word/2006/wordml" xmlns:wpg="http://schemas.microsoft.com/office/word/2010/wordprocessingGroup" xmlns:wpi="http://schemas.microsoft.com/office/word/2010/wordprocessingInk" xmlns:wps="http://schemas.microsoft.com/office/word/2010/wordprocessingShape" mc:Ignorable="w14 w15 wp14">
+  <!-- Generated by Aspose.Words for .NET 13.3.0.1 -->
+  <w:background w:color="ffffff">
+    <v:background id="_x0000_s1025" filled="t"/>
+  </w:background>
   <w:body>
     <w:p>
       <w:pPr>
         <w:rPr>
-          <w:rFonts w:asciiTheme="minorEastAsia" w:hAnsiTheme="minorEastAsia" w:eastAsiaTheme="minorEastAsia"/>
+          <w:rFonts w:asciiTheme="minorEastAsia" w:eastAsiaTheme="minorEastAsia" w:hAnsiTheme="minorEastAsia"/>
           <w:sz w:val="52"/>
           <w:szCs w:val="52"/>
         </w:rPr>
@@ -24,31 +27,12 @@
       </w:pPr>
       <w:r>
         <w:rPr>
-          <w:rFonts w:hint="eastAsia" w:ascii="宋体" w:hAnsi="宋体"/>
+          <w:rFonts w:ascii="宋体" w:hAnsi="宋体" w:hint="eastAsia"/>
           <w:b/>
           <w:sz w:val="52"/>
           <w:szCs w:val="52"/>
         </w:rPr>
-        <w:t>青岛</w:t>
-      </w:r>
-      <w:r>
-        <w:rPr>
-          <w:rFonts w:hint="eastAsia" w:ascii="宋体" w:hAnsi="宋体"/>
-          <w:b/>
-          <w:sz w:val="52"/>
-          <w:szCs w:val="52"/>
-          <w:lang w:eastAsia="zh-CN"/>
-        </w:rPr>
-        <w:t>九邮信息技术</w:t>
-      </w:r>
-      <w:r>
-        <w:rPr>
-          <w:rFonts w:hint="eastAsia" w:ascii="宋体" w:hAnsi="宋体"/>
-          <w:b/>
-          <w:sz w:val="52"/>
-          <w:szCs w:val="52"/>
-        </w:rPr>
-        <w:t>有限公司</w:t>
+        <w:t>南京航之舟数字科技有限公司</w:t>
       </w:r>
     </w:p>
     <w:p>
@@ -63,7 +47,7 @@
       </w:pPr>
       <w:r>
         <w:rPr>
-          <w:rFonts w:hint="eastAsia" w:ascii="宋体" w:hAnsi="宋体"/>
+          <w:rFonts w:ascii="宋体" w:hAnsi="宋体" w:hint="eastAsia"/>
           <w:b/>
           <w:sz w:val="52"/>
           <w:szCs w:val="52"/>
@@ -83,7 +67,7 @@
       </w:pPr>
       <w:r>
         <w:rPr>
-          <w:rFonts w:hint="eastAsia" w:ascii="宋体" w:hAnsi="宋体"/>
+          <w:rFonts w:ascii="宋体" w:hAnsi="宋体" w:hint="eastAsia"/>
           <w:b/>
           <w:sz w:val="36"/>
           <w:szCs w:val="36"/>
@@ -113,8 +97,118 @@
     </w:p>
     <w:p>
       <w:pPr>
+        <w:tabs>
+          <w:tab w:val="left" w:pos="2775"/>
+        </w:tabs>
+        <w:rPr>
+          <w:rFonts w:ascii="Times New Roman" w:eastAsia="黑体"/>
+        </w:rPr>
+      </w:pPr>
+    </w:p>
+    <w:p>
+      <w:pPr>
+        <w:tabs>
+          <w:tab w:val="left" w:pos="2775"/>
+        </w:tabs>
+        <w:rPr>
+          <w:rFonts w:ascii="Times New Roman" w:eastAsia="黑体"/>
+        </w:rPr>
+      </w:pPr>
+    </w:p>
+    <w:p>
+      <w:pPr>
+        <w:tabs>
+          <w:tab w:val="left" w:pos="2775"/>
+        </w:tabs>
+        <w:rPr>
+          <w:rFonts w:ascii="Times New Roman" w:eastAsia="黑体"/>
+        </w:rPr>
+      </w:pPr>
+    </w:p>
+    <w:p>
+      <w:pPr>
+        <w:tabs>
+          <w:tab w:val="left" w:pos="2775"/>
+        </w:tabs>
+        <w:rPr>
+          <w:rFonts w:ascii="Times New Roman" w:eastAsia="黑体"/>
+        </w:rPr>
+      </w:pPr>
+    </w:p>
+    <w:p>
+      <w:pPr>
+        <w:tabs>
+          <w:tab w:val="left" w:pos="2775"/>
+        </w:tabs>
+        <w:rPr>
+          <w:rFonts w:ascii="Times New Roman" w:eastAsia="黑体"/>
+        </w:rPr>
+      </w:pPr>
+    </w:p>
+    <w:p>
+      <w:pPr>
+        <w:tabs>
+          <w:tab w:val="left" w:pos="2775"/>
+        </w:tabs>
+        <w:rPr>
+          <w:rFonts w:ascii="Times New Roman" w:eastAsia="黑体"/>
+        </w:rPr>
+      </w:pPr>
+    </w:p>
+    <w:p>
+      <w:pPr>
+        <w:tabs>
+          <w:tab w:val="left" w:pos="2775"/>
+        </w:tabs>
+        <w:rPr>
+          <w:rFonts w:ascii="Times New Roman" w:eastAsia="黑体"/>
+        </w:rPr>
+      </w:pPr>
+    </w:p>
+    <w:p>
+      <w:pPr>
+        <w:tabs>
+          <w:tab w:val="left" w:pos="2775"/>
+        </w:tabs>
+        <w:rPr>
+          <w:rFonts w:ascii="Times New Roman" w:eastAsia="黑体"/>
+        </w:rPr>
+      </w:pPr>
+    </w:p>
+    <w:p>
+      <w:pPr>
+        <w:tabs>
+          <w:tab w:val="left" w:pos="2775"/>
+        </w:tabs>
+        <w:rPr>
+          <w:rFonts w:ascii="Times New Roman" w:eastAsia="黑体"/>
+        </w:rPr>
+      </w:pPr>
+    </w:p>
+    <w:p>
+      <w:pPr>
+        <w:tabs>
+          <w:tab w:val="left" w:pos="2775"/>
+        </w:tabs>
+        <w:rPr>
+          <w:rFonts w:ascii="Times New Roman" w:eastAsia="黑体"/>
+        </w:rPr>
+      </w:pPr>
+    </w:p>
+    <w:p>
+      <w:pPr>
+        <w:tabs>
+          <w:tab w:val="left" w:pos="2775"/>
+        </w:tabs>
+        <w:rPr>
+          <w:rFonts w:ascii="Times New Roman" w:eastAsia="黑体"/>
+        </w:rPr>
+      </w:pPr>
+    </w:p>
+    <w:p>
+      <w:pPr>
         <w:spacing w:line="360" w:lineRule="auto"/>
-        <w:ind w:firstLine="1342" w:firstLineChars="423"/>
+        <w:ind w:firstLine="888" w:firstLineChars="423"/>
         <w:jc w:val="left"/>
         <w:rPr>
           <w:rFonts w:ascii="Times New Roman"/>
@@ -127,16 +221,16 @@
     </w:p>
     <w:tbl>
       <w:tblPr>
-        <w:tblStyle w:val="12"/>
+        <w:tblStyle w:val="TableNormal"/>
         <w:tblW w:w="8526" w:type="dxa"/>
         <w:jc w:val="center"/>
         <w:tblBorders>
-          <w:top w:val="single" w:color="auto" w:sz="4" w:space="0"/>
-          <w:left w:val="single" w:color="auto" w:sz="4" w:space="0"/>
-          <w:bottom w:val="single" w:color="auto" w:sz="4" w:space="0"/>
-          <w:right w:val="single" w:color="auto" w:sz="4" w:space="0"/>
-          <w:insideH w:val="single" w:color="auto" w:sz="4" w:space="0"/>
-          <w:insideV w:val="single" w:color="auto" w:sz="4" w:space="0"/>
+          <w:top w:val="single" w:sz="4" w:space="0" w:color="auto"/>
+          <w:left w:val="single" w:sz="4" w:space="0" w:color="auto"/>
+          <w:bottom w:val="single" w:sz="4" w:space="0" w:color="auto"/>
+          <w:right w:val="single" w:sz="4" w:space="0" w:color="auto"/>
+          <w:insideH w:val="single" w:sz="4" w:space="0" w:color="auto"/>
+          <w:insideV w:val="single" w:sz="4" w:space="0" w:color="auto"/>
         </w:tblBorders>
         <w:tblLayout w:type="fixed"/>
         <w:tblCellMar>
@@ -156,14 +250,17 @@
       </w:tblGrid>
       <w:tr>
         <w:tblPrEx>
+          <w:tblW w:w="8526" w:type="dxa"/>
+          <w:jc w:val="center"/>
           <w:tblBorders>
-            <w:top w:val="single" w:color="auto" w:sz="4" w:space="0"/>
-            <w:left w:val="single" w:color="auto" w:sz="4" w:space="0"/>
-            <w:bottom w:val="single" w:color="auto" w:sz="4" w:space="0"/>
-            <w:right w:val="single" w:color="auto" w:sz="4" w:space="0"/>
-            <w:insideH w:val="single" w:color="auto" w:sz="4" w:space="0"/>
-            <w:insideV w:val="single" w:color="auto" w:sz="4" w:space="0"/>
+            <w:top w:val="single" w:sz="4" w:space="0" w:color="auto"/>
+            <w:left w:val="single" w:sz="4" w:space="0" w:color="auto"/>
+            <w:bottom w:val="single" w:sz="4" w:space="0" w:color="auto"/>
+            <w:right w:val="single" w:sz="4" w:space="0" w:color="auto"/>
+            <w:insideH w:val="single" w:sz="4" w:space="0" w:color="auto"/>
+            <w:insideV w:val="single" w:sz="4" w:space="0" w:color="auto"/>
           </w:tblBorders>
+          <w:tblLayout w:type="fixed"/>
           <w:tblCellMar>
             <w:top w:w="0" w:type="dxa"/>
             <w:left w:w="108" w:type="dxa"/>
@@ -172,7 +269,7 @@
           </w:tblCellMar>
         </w:tblPrEx>
         <w:trPr>
-          <w:trHeight w:val="351" w:hRule="atLeast"/>
+          <w:trHeight w:val="351"/>
           <w:jc w:val="center"/>
         </w:trPr>
         <w:tc>
@@ -183,13 +280,13 @@
             <w:pPr>
               <w:jc w:val="center"/>
               <w:rPr>
-                <w:rFonts w:ascii="微软雅黑" w:hAnsi="微软雅黑" w:eastAsia="微软雅黑"/>
+                <w:rFonts w:ascii="微软雅黑" w:eastAsia="微软雅黑" w:hAnsi="微软雅黑"/>
                 <w:b/>
               </w:rPr>
             </w:pPr>
             <w:r>
               <w:rPr>
-                <w:rFonts w:hint="eastAsia" w:ascii="微软雅黑" w:hAnsi="微软雅黑" w:eastAsia="微软雅黑"/>
+                <w:rFonts w:ascii="微软雅黑" w:eastAsia="微软雅黑" w:hAnsi="微软雅黑" w:hint="eastAsia"/>
                 <w:b/>
               </w:rPr>
               <w:t>编制</w:t>
@@ -204,7 +301,7 @@
             <w:pPr>
               <w:jc w:val="center"/>
               <w:rPr>
-                <w:rFonts w:hint="eastAsia" w:ascii="微软雅黑" w:hAnsi="微软雅黑" w:eastAsia="微软雅黑"/>
+                <w:rFonts w:ascii="微软雅黑" w:eastAsia="微软雅黑" w:hAnsi="微软雅黑" w:hint="eastAsia"/>
                 <w:sz w:val="24"/>
                 <w:szCs w:val="24"/>
                 <w:lang w:eastAsia="zh-CN"/>
@@ -212,7 +309,7 @@
             </w:pPr>
             <w:r>
               <w:rPr>
-                <w:rFonts w:hint="eastAsia" w:ascii="微软雅黑" w:hAnsi="微软雅黑" w:eastAsia="微软雅黑"/>
+                <w:rFonts w:ascii="微软雅黑" w:eastAsia="微软雅黑" w:hAnsi="微软雅黑" w:hint="eastAsia"/>
                 <w:sz w:val="21"/>
                 <w:szCs w:val="21"/>
                 <w:lang w:eastAsia="zh-CN"/>
@@ -229,14 +326,14 @@
             <w:pPr>
               <w:jc w:val="center"/>
               <w:rPr>
-                <w:rFonts w:hint="eastAsia" w:ascii="微软雅黑" w:hAnsi="微软雅黑" w:eastAsia="微软雅黑"/>
+                <w:rFonts w:ascii="微软雅黑" w:eastAsia="微软雅黑" w:hAnsi="微软雅黑" w:hint="eastAsia"/>
                 <w:b/>
                 <w:lang w:eastAsia="zh-CN"/>
               </w:rPr>
             </w:pPr>
             <w:r>
               <w:rPr>
-                <w:rFonts w:hint="eastAsia" w:ascii="微软雅黑" w:hAnsi="微软雅黑" w:eastAsia="微软雅黑"/>
+                <w:rFonts w:ascii="微软雅黑" w:eastAsia="微软雅黑" w:hAnsi="微软雅黑" w:hint="eastAsia"/>
                 <w:b/>
                 <w:lang w:eastAsia="zh-CN"/>
               </w:rPr>
@@ -252,14 +349,14 @@
             <w:pPr>
               <w:jc w:val="center"/>
               <w:rPr>
-                <w:rFonts w:hint="default" w:ascii="微软雅黑" w:hAnsi="微软雅黑" w:eastAsia="微软雅黑"/>
+                <w:rFonts w:ascii="微软雅黑" w:eastAsia="微软雅黑" w:hAnsi="微软雅黑" w:hint="default"/>
                 <w:szCs w:val="21"/>
                 <w:lang w:val="en-US" w:eastAsia="zh-CN"/>
               </w:rPr>
             </w:pPr>
             <w:r>
               <w:rPr>
-                <w:rFonts w:hint="eastAsia" w:ascii="微软雅黑" w:hAnsi="微软雅黑" w:eastAsia="微软雅黑"/>
+                <w:rFonts w:ascii="微软雅黑" w:eastAsia="微软雅黑" w:hAnsi="微软雅黑" w:hint="eastAsia"/>
                 <w:szCs w:val="21"/>
                 <w:lang w:val="en-US" w:eastAsia="zh-CN"/>
               </w:rPr>
@@ -275,14 +372,14 @@
             <w:pPr>
               <w:jc w:val="center"/>
               <w:rPr>
-                <w:rFonts w:hint="eastAsia" w:ascii="微软雅黑" w:hAnsi="微软雅黑" w:eastAsia="微软雅黑"/>
+                <w:rFonts w:ascii="微软雅黑" w:eastAsia="微软雅黑" w:hAnsi="微软雅黑" w:hint="eastAsia"/>
                 <w:szCs w:val="21"/>
                 <w:lang w:val="en-US" w:eastAsia="zh-CN"/>
               </w:rPr>
             </w:pPr>
             <w:r>
               <w:rPr>
-                <w:rFonts w:hint="eastAsia" w:ascii="微软雅黑" w:hAnsi="微软雅黑" w:eastAsia="微软雅黑"/>
+                <w:rFonts w:ascii="微软雅黑" w:eastAsia="微软雅黑" w:hAnsi="微软雅黑" w:hint="eastAsia"/>
                 <w:b/>
                 <w:bCs/>
                 <w:szCs w:val="21"/>
@@ -300,32 +397,27 @@
             <w:pPr>
               <w:jc w:val="center"/>
               <w:rPr>
-                <w:rFonts w:hint="eastAsia" w:ascii="微软雅黑" w:hAnsi="微软雅黑" w:eastAsia="微软雅黑"/>
+                <w:rFonts w:ascii="微软雅黑" w:eastAsia="微软雅黑" w:hAnsi="微软雅黑" w:hint="eastAsia"/>
                 <w:szCs w:val="21"/>
                 <w:lang w:val="en-US" w:eastAsia="zh-CN"/>
               </w:rPr>
             </w:pPr>
             <w:r>
               <w:rPr>
-                <w:rFonts w:hint="eastAsia" w:ascii="微软雅黑" w:hAnsi="微软雅黑" w:eastAsia="微软雅黑"/>
+                <w:rFonts w:ascii="微软雅黑" w:eastAsia="微软雅黑" w:hAnsi="微软雅黑" w:hint="eastAsia"/>
                 <w:szCs w:val="21"/>
                 <w:lang w:val="en-US" w:eastAsia="zh-CN"/>
               </w:rPr>
-              <w:t>孙元朝</w:t>
+              <w:t>陈潮华</w:t>
             </w:r>
           </w:p>
         </w:tc>
       </w:tr>
       <w:tr>
         <w:tblPrEx>
-          <w:tblBorders>
-            <w:top w:val="single" w:color="auto" w:sz="4" w:space="0"/>
-            <w:left w:val="single" w:color="auto" w:sz="4" w:space="0"/>
-            <w:bottom w:val="single" w:color="auto" w:sz="4" w:space="0"/>
-            <w:right w:val="single" w:color="auto" w:sz="4" w:space="0"/>
-            <w:insideH w:val="single" w:color="auto" w:sz="4" w:space="0"/>
-            <w:insideV w:val="single" w:color="auto" w:sz="4" w:space="0"/>
-          </w:tblBorders>
+          <w:tblW w:w="8526" w:type="dxa"/>
+          <w:jc w:val="center"/>
+          <w:tblLayout w:type="fixed"/>
           <w:tblCellMar>
             <w:top w:w="0" w:type="dxa"/>
             <w:left w:w="108" w:type="dxa"/>
@@ -334,7 +426,7 @@
           </w:tblCellMar>
         </w:tblPrEx>
         <w:trPr>
-          <w:trHeight w:val="296" w:hRule="atLeast"/>
+          <w:trHeight w:val="296"/>
           <w:jc w:val="center"/>
         </w:trPr>
         <w:tc>
@@ -346,7 +438,7 @@
             <w:pPr>
               <w:jc w:val="center"/>
               <w:rPr>
-                <w:rFonts w:hint="eastAsia" w:ascii="微软雅黑" w:hAnsi="微软雅黑" w:eastAsia="微软雅黑"/>
+                <w:rFonts w:ascii="微软雅黑" w:eastAsia="微软雅黑" w:hAnsi="微软雅黑" w:hint="eastAsia"/>
                 <w:sz w:val="24"/>
                 <w:szCs w:val="24"/>
                 <w:lang w:eastAsia="zh-CN"/>
@@ -354,7 +446,7 @@
             </w:pPr>
             <w:r>
               <w:rPr>
-                <w:rFonts w:hint="eastAsia" w:ascii="微软雅黑" w:hAnsi="微软雅黑" w:eastAsia="微软雅黑"/>
+                <w:rFonts w:ascii="微软雅黑" w:eastAsia="微软雅黑" w:hAnsi="微软雅黑" w:hint="eastAsia"/>
                 <w:b/>
                 <w:bCs/>
                 <w:sz w:val="22"/>
@@ -374,18 +466,18 @@
             <w:pPr>
               <w:jc w:val="center"/>
               <w:rPr>
-                <w:rFonts w:hint="default" w:ascii="微软雅黑" w:hAnsi="微软雅黑" w:eastAsia="微软雅黑"/>
+                <w:rFonts w:ascii="微软雅黑" w:eastAsia="微软雅黑" w:hAnsi="微软雅黑" w:hint="default"/>
                 <w:szCs w:val="21"/>
                 <w:lang w:val="en-US" w:eastAsia="zh-CN"/>
               </w:rPr>
             </w:pPr>
             <w:r>
               <w:rPr>
-                <w:rFonts w:hint="eastAsia" w:ascii="微软雅黑" w:hAnsi="微软雅黑" w:eastAsia="微软雅黑"/>
+                <w:rFonts w:ascii="微软雅黑" w:eastAsia="微软雅黑" w:hAnsi="微软雅黑" w:hint="eastAsia"/>
                 <w:szCs w:val="21"/>
                 <w:lang w:val="en-US" w:eastAsia="zh-CN"/>
               </w:rPr>
-              <w:t>2019年8月20日</w:t>
+              <w:t>2025年9月30日</w:t>
             </w:r>
           </w:p>
         </w:tc>
@@ -394,7 +486,7 @@
     <w:p>
       <w:pPr>
         <w:spacing w:line="360" w:lineRule="auto"/>
-        <w:ind w:firstLine="1903" w:firstLineChars="600"/>
+        <w:ind w:firstLine="1260" w:firstLineChars="600"/>
         <w:rPr>
           <w:rFonts w:ascii="宋体" w:hAnsi="宋体"/>
           <w:b/>
@@ -475,21 +567,21 @@
         </w:rPr>
       </w:pPr>
     </w:p>
-    <w:bookmarkEnd w:id="0"/>
     <w:p>
       <w:pPr>
         <w:jc w:val="center"/>
         <w:rPr>
-          <w:rFonts w:asciiTheme="minorEastAsia" w:hAnsiTheme="minorEastAsia" w:eastAsiaTheme="minorEastAsia"/>
+          <w:rFonts w:asciiTheme="minorEastAsia" w:eastAsiaTheme="minorEastAsia" w:hAnsiTheme="minorEastAsia"/>
           <w:b/>
           <w:sz w:val="28"/>
           <w:szCs w:val="28"/>
         </w:rPr>
       </w:pPr>
+      <w:bookmarkEnd w:id="0"/>
       <w:bookmarkStart w:id="1" w:name="_Hlk493236729"/>
       <w:r>
         <w:rPr>
-          <w:rFonts w:hint="eastAsia" w:asciiTheme="minorEastAsia" w:hAnsiTheme="minorEastAsia" w:eastAsiaTheme="minorEastAsia"/>
+          <w:rFonts w:asciiTheme="minorEastAsia" w:eastAsiaTheme="minorEastAsia" w:hAnsiTheme="minorEastAsia" w:hint="eastAsia"/>
           <w:b/>
           <w:sz w:val="28"/>
           <w:szCs w:val="28"/>
@@ -499,17 +591,17 @@
     </w:p>
     <w:tbl>
       <w:tblPr>
-        <w:tblStyle w:val="12"/>
+        <w:tblStyle w:val="TableNormal"/>
         <w:tblpPr w:leftFromText="180" w:rightFromText="180" w:vertAnchor="text" w:horzAnchor="margin" w:tblpY="59"/>
         <w:tblW w:w="9288" w:type="dxa"/>
         <w:tblInd w:w="0" w:type="dxa"/>
         <w:tblBorders>
-          <w:top w:val="single" w:color="000000" w:sz="4" w:space="0"/>
-          <w:left w:val="single" w:color="000000" w:sz="4" w:space="0"/>
-          <w:bottom w:val="single" w:color="000000" w:sz="4" w:space="0"/>
-          <w:right w:val="single" w:color="000000" w:sz="4" w:space="0"/>
-          <w:insideH w:val="single" w:color="000000" w:sz="4" w:space="0"/>
-          <w:insideV w:val="single" w:color="000000" w:sz="4" w:space="0"/>
+          <w:top w:val="single" w:sz="4" w:space="0" w:color="000000"/>
+          <w:left w:val="single" w:sz="4" w:space="0" w:color="000000"/>
+          <w:bottom w:val="single" w:sz="4" w:space="0" w:color="000000"/>
+          <w:right w:val="single" w:sz="4" w:space="0" w:color="000000"/>
+          <w:insideH w:val="single" w:sz="4" w:space="0" w:color="000000"/>
+          <w:insideV w:val="single" w:sz="4" w:space="0" w:color="000000"/>
         </w:tblBorders>
         <w:tblLayout w:type="fixed"/>
         <w:tblCellMar>
@@ -529,14 +621,17 @@
       </w:tblGrid>
       <w:tr>
         <w:tblPrEx>
+          <w:tblW w:w="9288" w:type="dxa"/>
+          <w:tblInd w:w="0" w:type="dxa"/>
           <w:tblBorders>
-            <w:top w:val="single" w:color="000000" w:sz="4" w:space="0"/>
-            <w:left w:val="single" w:color="000000" w:sz="4" w:space="0"/>
-            <w:bottom w:val="single" w:color="000000" w:sz="4" w:space="0"/>
-            <w:right w:val="single" w:color="000000" w:sz="4" w:space="0"/>
-            <w:insideH w:val="single" w:color="000000" w:sz="4" w:space="0"/>
-            <w:insideV w:val="single" w:color="000000" w:sz="4" w:space="0"/>
+            <w:top w:val="single" w:sz="4" w:space="0" w:color="000000"/>
+            <w:left w:val="single" w:sz="4" w:space="0" w:color="000000"/>
+            <w:bottom w:val="single" w:sz="4" w:space="0" w:color="000000"/>
+            <w:right w:val="single" w:sz="4" w:space="0" w:color="000000"/>
+            <w:insideH w:val="single" w:sz="4" w:space="0" w:color="000000"/>
+            <w:insideV w:val="single" w:sz="4" w:space="0" w:color="000000"/>
           </w:tblBorders>
+          <w:tblLayout w:type="fixed"/>
           <w:tblCellMar>
             <w:top w:w="0" w:type="dxa"/>
             <w:left w:w="108" w:type="dxa"/>
@@ -560,7 +655,7 @@
             <w:bookmarkStart w:id="2" w:name="_Hlk493234539"/>
             <w:r>
               <w:rPr>
-                <w:rFonts w:hint="eastAsia" w:ascii="宋体" w:hAnsi="宋体"/>
+                <w:rFonts w:ascii="宋体" w:hAnsi="宋体" w:hint="eastAsia"/>
               </w:rPr>
               <w:t>版本号</w:t>
             </w:r>
@@ -581,7 +676,7 @@
             </w:pPr>
             <w:r>
               <w:rPr>
-                <w:rFonts w:hint="eastAsia" w:ascii="宋体" w:hAnsi="宋体"/>
+                <w:rFonts w:ascii="宋体" w:hAnsi="宋体" w:hint="eastAsia"/>
               </w:rPr>
               <w:t>发布日期</w:t>
             </w:r>
@@ -602,7 +697,7 @@
             </w:pPr>
             <w:r>
               <w:rPr>
-                <w:rFonts w:hint="eastAsia" w:ascii="宋体" w:hAnsi="宋体"/>
+                <w:rFonts w:ascii="宋体" w:hAnsi="宋体" w:hint="eastAsia"/>
               </w:rPr>
               <w:t>修改人/</w:t>
             </w:r>
@@ -617,7 +712,7 @@
             </w:pPr>
             <w:r>
               <w:rPr>
-                <w:rFonts w:hint="eastAsia" w:ascii="宋体" w:hAnsi="宋体"/>
+                <w:rFonts w:ascii="宋体" w:hAnsi="宋体" w:hint="eastAsia"/>
               </w:rPr>
               <w:t>修改日期</w:t>
             </w:r>
@@ -638,7 +733,7 @@
             </w:pPr>
             <w:r>
               <w:rPr>
-                <w:rFonts w:hint="eastAsia" w:ascii="宋体" w:hAnsi="宋体"/>
+                <w:rFonts w:ascii="宋体" w:hAnsi="宋体" w:hint="eastAsia"/>
               </w:rPr>
               <w:t>审核人/</w:t>
             </w:r>
@@ -653,7 +748,7 @@
             </w:pPr>
             <w:r>
               <w:rPr>
-                <w:rFonts w:hint="eastAsia" w:ascii="宋体" w:hAnsi="宋体"/>
+                <w:rFonts w:ascii="宋体" w:hAnsi="宋体" w:hint="eastAsia"/>
               </w:rPr>
               <w:t>审核日期</w:t>
             </w:r>
@@ -674,7 +769,7 @@
             </w:pPr>
             <w:r>
               <w:rPr>
-                <w:rFonts w:hint="eastAsia" w:ascii="宋体" w:hAnsi="宋体"/>
+                <w:rFonts w:ascii="宋体" w:hAnsi="宋体" w:hint="eastAsia"/>
               </w:rPr>
               <w:t>批准人/</w:t>
             </w:r>
@@ -689,7 +784,7 @@
             </w:pPr>
             <w:r>
               <w:rPr>
-                <w:rFonts w:hint="eastAsia" w:ascii="宋体" w:hAnsi="宋体"/>
+                <w:rFonts w:ascii="宋体" w:hAnsi="宋体" w:hint="eastAsia"/>
               </w:rPr>
               <w:t>批准日期</w:t>
             </w:r>
@@ -710,7 +805,7 @@
             </w:pPr>
             <w:r>
               <w:rPr>
-                <w:rFonts w:hint="eastAsia" w:ascii="宋体" w:hAnsi="宋体"/>
+                <w:rFonts w:ascii="宋体" w:hAnsi="宋体" w:hint="eastAsia"/>
               </w:rPr>
               <w:t>备   注</w:t>
             </w:r>
@@ -719,14 +814,9 @@
       </w:tr>
       <w:tr>
         <w:tblPrEx>
-          <w:tblBorders>
-            <w:top w:val="single" w:color="000000" w:sz="4" w:space="0"/>
-            <w:left w:val="single" w:color="000000" w:sz="4" w:space="0"/>
-            <w:bottom w:val="single" w:color="000000" w:sz="4" w:space="0"/>
-            <w:right w:val="single" w:color="000000" w:sz="4" w:space="0"/>
-            <w:insideH w:val="single" w:color="000000" w:sz="4" w:space="0"/>
-            <w:insideV w:val="single" w:color="000000" w:sz="4" w:space="0"/>
-          </w:tblBorders>
+          <w:tblW w:w="9288" w:type="dxa"/>
+          <w:tblInd w:w="0" w:type="dxa"/>
+          <w:tblLayout w:type="fixed"/>
           <w:tblCellMar>
             <w:top w:w="0" w:type="dxa"/>
             <w:left w:w="108" w:type="dxa"/>
@@ -735,7 +825,7 @@
           </w:tblCellMar>
         </w:tblPrEx>
         <w:trPr>
-          <w:trHeight w:val="756" w:hRule="atLeast"/>
+          <w:trHeight w:val="756"/>
         </w:trPr>
         <w:tc>
           <w:tcPr>
@@ -746,12 +836,12 @@
             <w:pPr>
               <w:jc w:val="center"/>
               <w:rPr>
-                <w:rFonts w:ascii="宋体" w:cs="宋体"/>
-              </w:rPr>
-            </w:pPr>
-            <w:r>
-              <w:rPr>
-                <w:rFonts w:hint="eastAsia" w:ascii="宋体" w:hAnsi="宋体" w:cs="宋体"/>
+                <w:rFonts w:ascii="宋体-PUA" w:eastAsia="宋体-PUA"/>
+              </w:rPr>
+            </w:pPr>
+            <w:r>
+              <w:rPr>
+                <w:rFonts w:ascii="宋体" w:cs="宋体" w:hint="eastAsia"/>
                 <w:szCs w:val="22"/>
                 <w:lang w:val="en-US" w:eastAsia="zh-CN"/>
               </w:rPr>
@@ -766,43 +856,24 @@
           </w:tcPr>
           <w:p>
             <w:pPr>
-              <w:jc w:val="center"/>
-              <w:rPr>
-                <w:rFonts w:ascii="宋体" w:cs="宋体"/>
-              </w:rPr>
-            </w:pPr>
-            <w:r>
-              <w:rPr>
-                <w:rFonts w:hint="eastAsia" w:ascii="宋体" w:hAnsi="宋体" w:cs="宋体"/>
-                <w:sz w:val="21"/>
-                <w:szCs w:val="21"/>
-              </w:rPr>
-              <w:t>2</w:t>
-            </w:r>
-            <w:r>
-              <w:rPr>
-                <w:rFonts w:ascii="宋体" w:hAnsi="宋体" w:cs="宋体"/>
-                <w:sz w:val="21"/>
-                <w:szCs w:val="21"/>
-              </w:rPr>
-              <w:t>01</w:t>
-            </w:r>
-            <w:r>
-              <w:rPr>
-                <w:rFonts w:hint="eastAsia" w:ascii="宋体" w:hAnsi="宋体" w:cs="宋体"/>
-                <w:sz w:val="21"/>
-                <w:szCs w:val="21"/>
+              <w:spacing w:after="0" w:afterLines="0"/>
+              <w:jc w:val="center"/>
+              <w:rPr>
+                <w:rFonts w:ascii="宋体-PUA" w:eastAsia="宋体-PUA"/>
+              </w:rPr>
+            </w:pPr>
+            <w:r>
+              <w:rPr>
+                <w:rFonts w:ascii="宋体" w:hAnsi="宋体" w:cs="宋体" w:hint="eastAsia"/>
+              </w:rPr>
+              <w:t>2025</w:t>
+            </w:r>
+            <w:r>
+              <w:rPr>
+                <w:rFonts w:ascii="宋体" w:hAnsi="宋体" w:cs="宋体" w:hint="eastAsia"/>
                 <w:lang w:val="en-US" w:eastAsia="zh-CN"/>
               </w:rPr>
-              <w:t>9.1.</w:t>
-            </w:r>
-            <w:r>
-              <w:rPr>
-                <w:rFonts w:ascii="宋体" w:hAnsi="宋体" w:cs="宋体"/>
-                <w:sz w:val="21"/>
-                <w:szCs w:val="21"/>
-              </w:rPr>
-              <w:t>1</w:t>
+              <w:t>.9.30</w:t>
             </w:r>
           </w:p>
         </w:tc>
@@ -816,22 +887,35 @@
               <w:spacing w:after="0" w:afterLines="0"/>
               <w:jc w:val="center"/>
               <w:rPr>
-                <w:rFonts w:ascii="宋体" w:cs="宋体"/>
-              </w:rPr>
-            </w:pPr>
-            <w:r>
-              <w:rPr>
-                <w:rFonts w:hint="eastAsia" w:ascii="宋体" w:hAnsi="宋体" w:cs="宋体"/>
+                <w:rFonts w:ascii="宋体-PUA" w:eastAsia="宋体-PUA"/>
+              </w:rPr>
+            </w:pPr>
+            <w:r>
+              <w:rPr>
+                <w:rFonts w:ascii="宋体" w:hAnsi="宋体" w:cs="宋体" w:hint="eastAsia"/>
                 <w:lang w:eastAsia="zh-CN"/>
               </w:rPr>
               <w:t>唐旭</w:t>
             </w:r>
             <w:r>
               <w:rPr>
-                <w:rFonts w:hint="eastAsia" w:ascii="宋体" w:hAnsi="宋体" w:cs="宋体"/>
+                <w:rFonts w:ascii="宋体" w:hAnsi="宋体" w:cs="宋体" w:hint="eastAsia"/>
                 <w:lang w:val="en-US" w:eastAsia="zh-CN"/>
               </w:rPr>
-              <w:t>/2018.12.9</w:t>
+              <w:t>/</w:t>
+            </w:r>
+            <w:r>
+              <w:rPr>
+                <w:rFonts w:ascii="宋体" w:hAnsi="宋体" w:cs="宋体" w:hint="eastAsia"/>
+              </w:rPr>
+              <w:t>2025</w:t>
+            </w:r>
+            <w:r>
+              <w:rPr>
+                <w:rFonts w:ascii="宋体" w:hAnsi="宋体" w:cs="宋体" w:hint="eastAsia"/>
+                <w:lang w:val="en-US" w:eastAsia="zh-CN"/>
+              </w:rPr>
+              <w:t>.9.30</w:t>
             </w:r>
           </w:p>
         </w:tc>
@@ -845,22 +929,35 @@
               <w:spacing w:after="0" w:afterLines="0"/>
               <w:jc w:val="center"/>
               <w:rPr>
-                <w:rFonts w:ascii="宋体" w:cs="宋体"/>
-              </w:rPr>
-            </w:pPr>
-            <w:r>
-              <w:rPr>
-                <w:rFonts w:hint="eastAsia" w:ascii="宋体" w:hAnsi="宋体" w:cs="宋体"/>
+                <w:rFonts w:ascii="宋体-PUA" w:eastAsia="宋体-PUA"/>
+              </w:rPr>
+            </w:pPr>
+            <w:r>
+              <w:rPr>
+                <w:rFonts w:ascii="宋体" w:hAnsi="宋体" w:cs="宋体" w:hint="eastAsia"/>
                 <w:lang w:eastAsia="zh-CN"/>
               </w:rPr>
               <w:t>吴克</w:t>
             </w:r>
             <w:r>
               <w:rPr>
-                <w:rFonts w:hint="eastAsia" w:ascii="宋体" w:hAnsi="宋体" w:cs="宋体"/>
+                <w:rFonts w:ascii="宋体" w:hAnsi="宋体" w:cs="宋体" w:hint="eastAsia"/>
                 <w:lang w:val="en-US" w:eastAsia="zh-CN"/>
               </w:rPr>
-              <w:t>/2018.12.25</w:t>
+              <w:t>/</w:t>
+            </w:r>
+            <w:r>
+              <w:rPr>
+                <w:rFonts w:ascii="宋体" w:hAnsi="宋体" w:cs="宋体" w:hint="eastAsia"/>
+              </w:rPr>
+              <w:t>2025</w:t>
+            </w:r>
+            <w:r>
+              <w:rPr>
+                <w:rFonts w:ascii="宋体" w:hAnsi="宋体" w:cs="宋体" w:hint="eastAsia"/>
+                <w:lang w:val="en-US" w:eastAsia="zh-CN"/>
+              </w:rPr>
+              <w:t>.9.30</w:t>
             </w:r>
           </w:p>
         </w:tc>
@@ -874,15 +971,28 @@
               <w:spacing w:after="0" w:afterLines="0"/>
               <w:jc w:val="center"/>
               <w:rPr>
-                <w:rFonts w:ascii="宋体" w:hAnsi="宋体" w:cs="宋体"/>
-              </w:rPr>
-            </w:pPr>
-            <w:r>
-              <w:rPr>
-                <w:rFonts w:hint="eastAsia" w:ascii="宋体" w:hAnsi="宋体" w:cs="宋体"/>
+                <w:rFonts w:ascii="宋体-PUA" w:eastAsia="宋体-PUA"/>
+              </w:rPr>
+            </w:pPr>
+            <w:r>
+              <w:rPr>
+                <w:rFonts w:ascii="宋体" w:hAnsi="宋体" w:cs="宋体" w:hint="eastAsia"/>
                 <w:lang w:val="en-US" w:eastAsia="zh-CN"/>
               </w:rPr>
-              <w:t>孙元朝/2019.1.1</w:t>
+              <w:t>陈潮华/</w:t>
+            </w:r>
+            <w:r>
+              <w:rPr>
+                <w:rFonts w:ascii="宋体" w:hAnsi="宋体" w:cs="宋体" w:hint="eastAsia"/>
+              </w:rPr>
+              <w:t>2025</w:t>
+            </w:r>
+            <w:r>
+              <w:rPr>
+                <w:rFonts w:ascii="宋体" w:hAnsi="宋体" w:cs="宋体" w:hint="eastAsia"/>
+                <w:lang w:val="en-US" w:eastAsia="zh-CN"/>
+              </w:rPr>
+              <w:t>.9.30</w:t>
             </w:r>
           </w:p>
         </w:tc>
@@ -896,28 +1006,24 @@
               <w:spacing w:after="0" w:afterLines="0" w:line="360" w:lineRule="auto"/>
               <w:jc w:val="center"/>
               <w:rPr>
-                <w:rFonts w:asciiTheme="minorEastAsia" w:hAnsiTheme="minorEastAsia" w:eastAsiaTheme="minorEastAsia"/>
-              </w:rPr>
-            </w:pPr>
-            <w:r>
-              <w:rPr>
-                <w:rFonts w:hint="eastAsia" w:ascii="宋体" w:hAnsi="宋体"/>
-              </w:rPr>
-              <w:t>新建</w:t>
+                <w:rFonts w:ascii="宋体" w:hAnsi="宋体" w:cs="宋体"/>
+              </w:rPr>
+            </w:pPr>
+            <w:r>
+              <w:rPr>
+                <w:rFonts w:ascii="宋体" w:hAnsi="宋体" w:hint="eastAsia"/>
+                <w:lang w:eastAsia="zh-CN"/>
+              </w:rPr>
+              <w:t>修订</w:t>
             </w:r>
           </w:p>
         </w:tc>
       </w:tr>
       <w:tr>
         <w:tblPrEx>
-          <w:tblBorders>
-            <w:top w:val="single" w:color="000000" w:sz="4" w:space="0"/>
-            <w:left w:val="single" w:color="000000" w:sz="4" w:space="0"/>
-            <w:bottom w:val="single" w:color="000000" w:sz="4" w:space="0"/>
-            <w:right w:val="single" w:color="000000" w:sz="4" w:space="0"/>
-            <w:insideH w:val="single" w:color="000000" w:sz="4" w:space="0"/>
-            <w:insideV w:val="single" w:color="000000" w:sz="4" w:space="0"/>
-          </w:tblBorders>
+          <w:tblW w:w="9288" w:type="dxa"/>
+          <w:tblInd w:w="0" w:type="dxa"/>
+          <w:tblLayout w:type="fixed"/>
           <w:tblCellMar>
             <w:top w:w="0" w:type="dxa"/>
             <w:left w:w="108" w:type="dxa"/>
@@ -926,7 +1032,7 @@
           </w:tblCellMar>
         </w:tblPrEx>
         <w:trPr>
-          <w:trHeight w:val="756" w:hRule="atLeast"/>
+          <w:trHeight w:val="730"/>
         </w:trPr>
         <w:tc>
           <w:tcPr>
@@ -940,14 +1046,6 @@
                 <w:rFonts w:ascii="宋体-PUA" w:eastAsia="宋体-PUA"/>
               </w:rPr>
             </w:pPr>
-            <w:r>
-              <w:rPr>
-                <w:rFonts w:hint="eastAsia" w:ascii="宋体" w:cs="宋体"/>
-                <w:szCs w:val="22"/>
-                <w:lang w:val="en-US" w:eastAsia="zh-CN"/>
-              </w:rPr>
-              <w:t>V1.1</w:t>
-            </w:r>
           </w:p>
         </w:tc>
         <w:tc>
@@ -957,25 +1055,11 @@
           </w:tcPr>
           <w:p>
             <w:pPr>
-              <w:spacing w:after="0" w:afterLines="0"/>
               <w:jc w:val="center"/>
               <w:rPr>
                 <w:rFonts w:ascii="宋体-PUA" w:eastAsia="宋体-PUA"/>
               </w:rPr>
             </w:pPr>
-            <w:r>
-              <w:rPr>
-                <w:rFonts w:hint="eastAsia" w:ascii="宋体" w:hAnsi="宋体" w:cs="宋体"/>
-              </w:rPr>
-              <w:t>20</w:t>
-            </w:r>
-            <w:r>
-              <w:rPr>
-                <w:rFonts w:hint="eastAsia" w:ascii="宋体" w:hAnsi="宋体" w:cs="宋体"/>
-                <w:lang w:val="en-US" w:eastAsia="zh-CN"/>
-              </w:rPr>
-              <w:t>19.8.20</w:t>
-            </w:r>
           </w:p>
         </w:tc>
         <w:tc>
@@ -985,26 +1069,11 @@
           </w:tcPr>
           <w:p>
             <w:pPr>
-              <w:spacing w:after="0" w:afterLines="0"/>
               <w:jc w:val="center"/>
               <w:rPr>
                 <w:rFonts w:ascii="宋体-PUA" w:eastAsia="宋体-PUA"/>
               </w:rPr>
             </w:pPr>
-            <w:r>
-              <w:rPr>
-                <w:rFonts w:hint="eastAsia" w:ascii="宋体" w:hAnsi="宋体" w:cs="宋体"/>
-                <w:lang w:eastAsia="zh-CN"/>
-              </w:rPr>
-              <w:t>唐旭</w:t>
-            </w:r>
-            <w:r>
-              <w:rPr>
-                <w:rFonts w:hint="eastAsia" w:ascii="宋体" w:hAnsi="宋体" w:cs="宋体"/>
-                <w:lang w:val="en-US" w:eastAsia="zh-CN"/>
-              </w:rPr>
-              <w:t>/2019.8.19</w:t>
-            </w:r>
           </w:p>
         </w:tc>
         <w:tc>
@@ -1014,26 +1083,11 @@
           </w:tcPr>
           <w:p>
             <w:pPr>
-              <w:spacing w:after="0" w:afterLines="0"/>
               <w:jc w:val="center"/>
               <w:rPr>
                 <w:rFonts w:ascii="宋体-PUA" w:eastAsia="宋体-PUA"/>
               </w:rPr>
             </w:pPr>
-            <w:r>
-              <w:rPr>
-                <w:rFonts w:hint="eastAsia" w:ascii="宋体" w:hAnsi="宋体" w:cs="宋体"/>
-                <w:lang w:eastAsia="zh-CN"/>
-              </w:rPr>
-              <w:t>吴克</w:t>
-            </w:r>
-            <w:r>
-              <w:rPr>
-                <w:rFonts w:hint="eastAsia" w:ascii="宋体" w:hAnsi="宋体" w:cs="宋体"/>
-                <w:lang w:val="en-US" w:eastAsia="zh-CN"/>
-              </w:rPr>
-              <w:t>/2019.8.19</w:t>
-            </w:r>
           </w:p>
         </w:tc>
         <w:tc>
@@ -1043,19 +1097,11 @@
           </w:tcPr>
           <w:p>
             <w:pPr>
-              <w:spacing w:after="0" w:afterLines="0"/>
               <w:jc w:val="center"/>
               <w:rPr>
                 <w:rFonts w:ascii="宋体-PUA" w:eastAsia="宋体-PUA"/>
               </w:rPr>
             </w:pPr>
-            <w:r>
-              <w:rPr>
-                <w:rFonts w:hint="eastAsia" w:ascii="宋体" w:hAnsi="宋体" w:cs="宋体"/>
-                <w:lang w:val="en-US" w:eastAsia="zh-CN"/>
-              </w:rPr>
-              <w:t>孙元朝/2019.8.20</w:t>
-            </w:r>
           </w:p>
         </w:tc>
         <w:tc>
@@ -1065,32 +1111,19 @@
           </w:tcPr>
           <w:p>
             <w:pPr>
-              <w:spacing w:after="0" w:afterLines="0" w:line="360" w:lineRule="auto"/>
-              <w:jc w:val="center"/>
-              <w:rPr>
-                <w:rFonts w:ascii="宋体" w:hAnsi="宋体" w:cs="宋体"/>
-              </w:rPr>
-            </w:pPr>
-            <w:r>
-              <w:rPr>
-                <w:rFonts w:hint="eastAsia" w:ascii="宋体" w:hAnsi="宋体"/>
-                <w:lang w:eastAsia="zh-CN"/>
-              </w:rPr>
-              <w:t>修订</w:t>
-            </w:r>
+              <w:jc w:val="center"/>
+              <w:rPr>
+                <w:rFonts w:ascii="宋体-PUA" w:eastAsia="宋体-PUA"/>
+              </w:rPr>
+            </w:pPr>
           </w:p>
         </w:tc>
       </w:tr>
       <w:tr>
         <w:tblPrEx>
-          <w:tblBorders>
-            <w:top w:val="single" w:color="000000" w:sz="4" w:space="0"/>
-            <w:left w:val="single" w:color="000000" w:sz="4" w:space="0"/>
-            <w:bottom w:val="single" w:color="000000" w:sz="4" w:space="0"/>
-            <w:right w:val="single" w:color="000000" w:sz="4" w:space="0"/>
-            <w:insideH w:val="single" w:color="000000" w:sz="4" w:space="0"/>
-            <w:insideV w:val="single" w:color="000000" w:sz="4" w:space="0"/>
-          </w:tblBorders>
+          <w:tblW w:w="9288" w:type="dxa"/>
+          <w:tblInd w:w="0" w:type="dxa"/>
+          <w:tblLayout w:type="fixed"/>
           <w:tblCellMar>
             <w:top w:w="0" w:type="dxa"/>
             <w:left w:w="108" w:type="dxa"/>
@@ -1099,7 +1132,7 @@
           </w:tblCellMar>
         </w:tblPrEx>
         <w:trPr>
-          <w:trHeight w:val="730" w:hRule="atLeast"/>
+          <w:trHeight w:val="756"/>
         </w:trPr>
         <w:tc>
           <w:tcPr>
@@ -1188,14 +1221,9 @@
       </w:tr>
       <w:tr>
         <w:tblPrEx>
-          <w:tblBorders>
-            <w:top w:val="single" w:color="000000" w:sz="4" w:space="0"/>
-            <w:left w:val="single" w:color="000000" w:sz="4" w:space="0"/>
-            <w:bottom w:val="single" w:color="000000" w:sz="4" w:space="0"/>
-            <w:right w:val="single" w:color="000000" w:sz="4" w:space="0"/>
-            <w:insideH w:val="single" w:color="000000" w:sz="4" w:space="0"/>
-            <w:insideV w:val="single" w:color="000000" w:sz="4" w:space="0"/>
-          </w:tblBorders>
+          <w:tblW w:w="9288" w:type="dxa"/>
+          <w:tblInd w:w="0" w:type="dxa"/>
+          <w:tblLayout w:type="fixed"/>
           <w:tblCellMar>
             <w:top w:w="0" w:type="dxa"/>
             <w:left w:w="108" w:type="dxa"/>
@@ -1204,7 +1232,7 @@
           </w:tblCellMar>
         </w:tblPrEx>
         <w:trPr>
-          <w:trHeight w:val="756" w:hRule="atLeast"/>
+          <w:trHeight w:val="756"/>
         </w:trPr>
         <w:tc>
           <w:tcPr>
@@ -1293,14 +1321,9 @@
       </w:tr>
       <w:tr>
         <w:tblPrEx>
-          <w:tblBorders>
-            <w:top w:val="single" w:color="000000" w:sz="4" w:space="0"/>
-            <w:left w:val="single" w:color="000000" w:sz="4" w:space="0"/>
-            <w:bottom w:val="single" w:color="000000" w:sz="4" w:space="0"/>
-            <w:right w:val="single" w:color="000000" w:sz="4" w:space="0"/>
-            <w:insideH w:val="single" w:color="000000" w:sz="4" w:space="0"/>
-            <w:insideV w:val="single" w:color="000000" w:sz="4" w:space="0"/>
-          </w:tblBorders>
+          <w:tblW w:w="9288" w:type="dxa"/>
+          <w:tblInd w:w="0" w:type="dxa"/>
+          <w:tblLayout w:type="fixed"/>
           <w:tblCellMar>
             <w:top w:w="0" w:type="dxa"/>
             <w:left w:w="108" w:type="dxa"/>
@@ -1309,7 +1332,7 @@
           </w:tblCellMar>
         </w:tblPrEx>
         <w:trPr>
-          <w:trHeight w:val="756" w:hRule="atLeast"/>
+          <w:trHeight w:val="756"/>
         </w:trPr>
         <w:tc>
           <w:tcPr>
@@ -1398,14 +1421,9 @@
       </w:tr>
       <w:tr>
         <w:tblPrEx>
-          <w:tblBorders>
-            <w:top w:val="single" w:color="000000" w:sz="4" w:space="0"/>
-            <w:left w:val="single" w:color="000000" w:sz="4" w:space="0"/>
-            <w:bottom w:val="single" w:color="000000" w:sz="4" w:space="0"/>
-            <w:right w:val="single" w:color="000000" w:sz="4" w:space="0"/>
-            <w:insideH w:val="single" w:color="000000" w:sz="4" w:space="0"/>
-            <w:insideV w:val="single" w:color="000000" w:sz="4" w:space="0"/>
-          </w:tblBorders>
+          <w:tblW w:w="9288" w:type="dxa"/>
+          <w:tblInd w:w="0" w:type="dxa"/>
+          <w:tblLayout w:type="fixed"/>
           <w:tblCellMar>
             <w:top w:w="0" w:type="dxa"/>
             <w:left w:w="108" w:type="dxa"/>
@@ -1414,7 +1432,7 @@
           </w:tblCellMar>
         </w:tblPrEx>
         <w:trPr>
-          <w:trHeight w:val="756" w:hRule="atLeast"/>
+          <w:trHeight w:val="756"/>
         </w:trPr>
         <w:tc>
           <w:tcPr>
@@ -1503,14 +1521,9 @@
       </w:tr>
       <w:tr>
         <w:tblPrEx>
-          <w:tblBorders>
-            <w:top w:val="single" w:color="000000" w:sz="4" w:space="0"/>
-            <w:left w:val="single" w:color="000000" w:sz="4" w:space="0"/>
-            <w:bottom w:val="single" w:color="000000" w:sz="4" w:space="0"/>
-            <w:right w:val="single" w:color="000000" w:sz="4" w:space="0"/>
-            <w:insideH w:val="single" w:color="000000" w:sz="4" w:space="0"/>
-            <w:insideV w:val="single" w:color="000000" w:sz="4" w:space="0"/>
-          </w:tblBorders>
+          <w:tblW w:w="9288" w:type="dxa"/>
+          <w:tblInd w:w="0" w:type="dxa"/>
+          <w:tblLayout w:type="fixed"/>
           <w:tblCellMar>
             <w:top w:w="0" w:type="dxa"/>
             <w:left w:w="108" w:type="dxa"/>
@@ -1519,7 +1532,7 @@
           </w:tblCellMar>
         </w:tblPrEx>
         <w:trPr>
-          <w:trHeight w:val="756" w:hRule="atLeast"/>
+          <w:trHeight w:val="756"/>
         </w:trPr>
         <w:tc>
           <w:tcPr>
@@ -1606,637 +1619,6 @@
           </w:p>
         </w:tc>
       </w:tr>
-      <w:tr>
-        <w:tblPrEx>
-          <w:tblBorders>
-            <w:top w:val="single" w:color="000000" w:sz="4" w:space="0"/>
-            <w:left w:val="single" w:color="000000" w:sz="4" w:space="0"/>
-            <w:bottom w:val="single" w:color="000000" w:sz="4" w:space="0"/>
-            <w:right w:val="single" w:color="000000" w:sz="4" w:space="0"/>
-            <w:insideH w:val="single" w:color="000000" w:sz="4" w:space="0"/>
-            <w:insideV w:val="single" w:color="000000" w:sz="4" w:space="0"/>
-          </w:tblBorders>
-          <w:tblCellMar>
-            <w:top w:w="0" w:type="dxa"/>
-            <w:left w:w="108" w:type="dxa"/>
-            <w:bottom w:w="0" w:type="dxa"/>
-            <w:right w:w="108" w:type="dxa"/>
-          </w:tblCellMar>
-        </w:tblPrEx>
-        <w:trPr>
-          <w:trHeight w:val="756" w:hRule="atLeast"/>
-        </w:trPr>
-        <w:tc>
-          <w:tcPr>
-            <w:tcW w:w="1116" w:type="dxa"/>
-            <w:vAlign w:val="center"/>
-          </w:tcPr>
-          <w:p>
-            <w:pPr>
-              <w:jc w:val="center"/>
-              <w:rPr>
-                <w:rFonts w:ascii="宋体-PUA" w:eastAsia="宋体-PUA"/>
-              </w:rPr>
-            </w:pPr>
-          </w:p>
-        </w:tc>
-        <w:tc>
-          <w:tcPr>
-            <w:tcW w:w="1479" w:type="dxa"/>
-            <w:vAlign w:val="center"/>
-          </w:tcPr>
-          <w:p>
-            <w:pPr>
-              <w:jc w:val="center"/>
-              <w:rPr>
-                <w:rFonts w:ascii="宋体-PUA" w:eastAsia="宋体-PUA"/>
-              </w:rPr>
-            </w:pPr>
-          </w:p>
-        </w:tc>
-        <w:tc>
-          <w:tcPr>
-            <w:tcW w:w="1550" w:type="dxa"/>
-            <w:vAlign w:val="center"/>
-          </w:tcPr>
-          <w:p>
-            <w:pPr>
-              <w:jc w:val="center"/>
-              <w:rPr>
-                <w:rFonts w:ascii="宋体-PUA" w:eastAsia="宋体-PUA"/>
-              </w:rPr>
-            </w:pPr>
-          </w:p>
-        </w:tc>
-        <w:tc>
-          <w:tcPr>
-            <w:tcW w:w="1459" w:type="dxa"/>
-            <w:vAlign w:val="center"/>
-          </w:tcPr>
-          <w:p>
-            <w:pPr>
-              <w:jc w:val="center"/>
-              <w:rPr>
-                <w:rFonts w:ascii="宋体-PUA" w:eastAsia="宋体-PUA"/>
-              </w:rPr>
-            </w:pPr>
-          </w:p>
-        </w:tc>
-        <w:tc>
-          <w:tcPr>
-            <w:tcW w:w="1566" w:type="dxa"/>
-            <w:vAlign w:val="center"/>
-          </w:tcPr>
-          <w:p>
-            <w:pPr>
-              <w:jc w:val="center"/>
-              <w:rPr>
-                <w:rFonts w:ascii="宋体-PUA" w:eastAsia="宋体-PUA"/>
-              </w:rPr>
-            </w:pPr>
-          </w:p>
-        </w:tc>
-        <w:tc>
-          <w:tcPr>
-            <w:tcW w:w="2118" w:type="dxa"/>
-            <w:vAlign w:val="center"/>
-          </w:tcPr>
-          <w:p>
-            <w:pPr>
-              <w:jc w:val="center"/>
-              <w:rPr>
-                <w:rFonts w:ascii="宋体-PUA" w:eastAsia="宋体-PUA"/>
-              </w:rPr>
-            </w:pPr>
-          </w:p>
-        </w:tc>
-      </w:tr>
-      <w:tr>
-        <w:tblPrEx>
-          <w:tblBorders>
-            <w:top w:val="single" w:color="000000" w:sz="4" w:space="0"/>
-            <w:left w:val="single" w:color="000000" w:sz="4" w:space="0"/>
-            <w:bottom w:val="single" w:color="000000" w:sz="4" w:space="0"/>
-            <w:right w:val="single" w:color="000000" w:sz="4" w:space="0"/>
-            <w:insideH w:val="single" w:color="000000" w:sz="4" w:space="0"/>
-            <w:insideV w:val="single" w:color="000000" w:sz="4" w:space="0"/>
-          </w:tblBorders>
-          <w:tblCellMar>
-            <w:top w:w="0" w:type="dxa"/>
-            <w:left w:w="108" w:type="dxa"/>
-            <w:bottom w:w="0" w:type="dxa"/>
-            <w:right w:w="108" w:type="dxa"/>
-          </w:tblCellMar>
-        </w:tblPrEx>
-        <w:trPr>
-          <w:trHeight w:val="756" w:hRule="atLeast"/>
-        </w:trPr>
-        <w:tc>
-          <w:tcPr>
-            <w:tcW w:w="1116" w:type="dxa"/>
-            <w:vAlign w:val="center"/>
-          </w:tcPr>
-          <w:p>
-            <w:pPr>
-              <w:jc w:val="center"/>
-              <w:rPr>
-                <w:rFonts w:ascii="宋体-PUA" w:eastAsia="宋体-PUA"/>
-              </w:rPr>
-            </w:pPr>
-          </w:p>
-        </w:tc>
-        <w:tc>
-          <w:tcPr>
-            <w:tcW w:w="1479" w:type="dxa"/>
-            <w:vAlign w:val="center"/>
-          </w:tcPr>
-          <w:p>
-            <w:pPr>
-              <w:jc w:val="center"/>
-              <w:rPr>
-                <w:rFonts w:ascii="宋体-PUA" w:eastAsia="宋体-PUA"/>
-              </w:rPr>
-            </w:pPr>
-          </w:p>
-        </w:tc>
-        <w:tc>
-          <w:tcPr>
-            <w:tcW w:w="1550" w:type="dxa"/>
-            <w:vAlign w:val="center"/>
-          </w:tcPr>
-          <w:p>
-            <w:pPr>
-              <w:jc w:val="center"/>
-              <w:rPr>
-                <w:rFonts w:ascii="宋体-PUA" w:eastAsia="宋体-PUA"/>
-              </w:rPr>
-            </w:pPr>
-          </w:p>
-        </w:tc>
-        <w:tc>
-          <w:tcPr>
-            <w:tcW w:w="1459" w:type="dxa"/>
-            <w:vAlign w:val="center"/>
-          </w:tcPr>
-          <w:p>
-            <w:pPr>
-              <w:jc w:val="center"/>
-              <w:rPr>
-                <w:rFonts w:ascii="宋体-PUA" w:eastAsia="宋体-PUA"/>
-              </w:rPr>
-            </w:pPr>
-          </w:p>
-        </w:tc>
-        <w:tc>
-          <w:tcPr>
-            <w:tcW w:w="1566" w:type="dxa"/>
-            <w:vAlign w:val="center"/>
-          </w:tcPr>
-          <w:p>
-            <w:pPr>
-              <w:jc w:val="center"/>
-              <w:rPr>
-                <w:rFonts w:ascii="宋体-PUA" w:eastAsia="宋体-PUA"/>
-              </w:rPr>
-            </w:pPr>
-          </w:p>
-        </w:tc>
-        <w:tc>
-          <w:tcPr>
-            <w:tcW w:w="2118" w:type="dxa"/>
-            <w:vAlign w:val="center"/>
-          </w:tcPr>
-          <w:p>
-            <w:pPr>
-              <w:jc w:val="center"/>
-              <w:rPr>
-                <w:rFonts w:ascii="宋体-PUA" w:eastAsia="宋体-PUA"/>
-              </w:rPr>
-            </w:pPr>
-          </w:p>
-        </w:tc>
-      </w:tr>
-      <w:tr>
-        <w:tblPrEx>
-          <w:tblBorders>
-            <w:top w:val="single" w:color="000000" w:sz="4" w:space="0"/>
-            <w:left w:val="single" w:color="000000" w:sz="4" w:space="0"/>
-            <w:bottom w:val="single" w:color="000000" w:sz="4" w:space="0"/>
-            <w:right w:val="single" w:color="000000" w:sz="4" w:space="0"/>
-            <w:insideH w:val="single" w:color="000000" w:sz="4" w:space="0"/>
-            <w:insideV w:val="single" w:color="000000" w:sz="4" w:space="0"/>
-          </w:tblBorders>
-          <w:tblCellMar>
-            <w:top w:w="0" w:type="dxa"/>
-            <w:left w:w="108" w:type="dxa"/>
-            <w:bottom w:w="0" w:type="dxa"/>
-            <w:right w:w="108" w:type="dxa"/>
-          </w:tblCellMar>
-        </w:tblPrEx>
-        <w:trPr>
-          <w:trHeight w:val="756" w:hRule="atLeast"/>
-        </w:trPr>
-        <w:tc>
-          <w:tcPr>
-            <w:tcW w:w="1116" w:type="dxa"/>
-            <w:vAlign w:val="center"/>
-          </w:tcPr>
-          <w:p>
-            <w:pPr>
-              <w:jc w:val="center"/>
-              <w:rPr>
-                <w:rFonts w:ascii="宋体-PUA" w:eastAsia="宋体-PUA"/>
-              </w:rPr>
-            </w:pPr>
-          </w:p>
-        </w:tc>
-        <w:tc>
-          <w:tcPr>
-            <w:tcW w:w="1479" w:type="dxa"/>
-            <w:vAlign w:val="center"/>
-          </w:tcPr>
-          <w:p>
-            <w:pPr>
-              <w:jc w:val="center"/>
-              <w:rPr>
-                <w:rFonts w:ascii="宋体-PUA" w:eastAsia="宋体-PUA"/>
-              </w:rPr>
-            </w:pPr>
-          </w:p>
-        </w:tc>
-        <w:tc>
-          <w:tcPr>
-            <w:tcW w:w="1550" w:type="dxa"/>
-            <w:vAlign w:val="center"/>
-          </w:tcPr>
-          <w:p>
-            <w:pPr>
-              <w:jc w:val="center"/>
-              <w:rPr>
-                <w:rFonts w:ascii="宋体-PUA" w:eastAsia="宋体-PUA"/>
-              </w:rPr>
-            </w:pPr>
-          </w:p>
-        </w:tc>
-        <w:tc>
-          <w:tcPr>
-            <w:tcW w:w="1459" w:type="dxa"/>
-            <w:vAlign w:val="center"/>
-          </w:tcPr>
-          <w:p>
-            <w:pPr>
-              <w:jc w:val="center"/>
-              <w:rPr>
-                <w:rFonts w:ascii="宋体-PUA" w:eastAsia="宋体-PUA"/>
-              </w:rPr>
-            </w:pPr>
-          </w:p>
-        </w:tc>
-        <w:tc>
-          <w:tcPr>
-            <w:tcW w:w="1566" w:type="dxa"/>
-            <w:vAlign w:val="center"/>
-          </w:tcPr>
-          <w:p>
-            <w:pPr>
-              <w:jc w:val="center"/>
-              <w:rPr>
-                <w:rFonts w:ascii="宋体-PUA" w:eastAsia="宋体-PUA"/>
-              </w:rPr>
-            </w:pPr>
-          </w:p>
-        </w:tc>
-        <w:tc>
-          <w:tcPr>
-            <w:tcW w:w="2118" w:type="dxa"/>
-            <w:vAlign w:val="center"/>
-          </w:tcPr>
-          <w:p>
-            <w:pPr>
-              <w:jc w:val="center"/>
-              <w:rPr>
-                <w:rFonts w:ascii="宋体-PUA" w:eastAsia="宋体-PUA"/>
-              </w:rPr>
-            </w:pPr>
-          </w:p>
-        </w:tc>
-      </w:tr>
-      <w:tr>
-        <w:tblPrEx>
-          <w:tblBorders>
-            <w:top w:val="single" w:color="000000" w:sz="4" w:space="0"/>
-            <w:left w:val="single" w:color="000000" w:sz="4" w:space="0"/>
-            <w:bottom w:val="single" w:color="000000" w:sz="4" w:space="0"/>
-            <w:right w:val="single" w:color="000000" w:sz="4" w:space="0"/>
-            <w:insideH w:val="single" w:color="000000" w:sz="4" w:space="0"/>
-            <w:insideV w:val="single" w:color="000000" w:sz="4" w:space="0"/>
-          </w:tblBorders>
-          <w:tblCellMar>
-            <w:top w:w="0" w:type="dxa"/>
-            <w:left w:w="108" w:type="dxa"/>
-            <w:bottom w:w="0" w:type="dxa"/>
-            <w:right w:w="108" w:type="dxa"/>
-          </w:tblCellMar>
-        </w:tblPrEx>
-        <w:trPr>
-          <w:trHeight w:val="756" w:hRule="atLeast"/>
-        </w:trPr>
-        <w:tc>
-          <w:tcPr>
-            <w:tcW w:w="1116" w:type="dxa"/>
-            <w:vAlign w:val="center"/>
-          </w:tcPr>
-          <w:p>
-            <w:pPr>
-              <w:jc w:val="center"/>
-              <w:rPr>
-                <w:rFonts w:ascii="宋体-PUA" w:eastAsia="宋体-PUA"/>
-              </w:rPr>
-            </w:pPr>
-          </w:p>
-        </w:tc>
-        <w:tc>
-          <w:tcPr>
-            <w:tcW w:w="1479" w:type="dxa"/>
-            <w:vAlign w:val="center"/>
-          </w:tcPr>
-          <w:p>
-            <w:pPr>
-              <w:jc w:val="center"/>
-              <w:rPr>
-                <w:rFonts w:ascii="宋体-PUA" w:eastAsia="宋体-PUA"/>
-              </w:rPr>
-            </w:pPr>
-          </w:p>
-        </w:tc>
-        <w:tc>
-          <w:tcPr>
-            <w:tcW w:w="1550" w:type="dxa"/>
-            <w:vAlign w:val="center"/>
-          </w:tcPr>
-          <w:p>
-            <w:pPr>
-              <w:jc w:val="center"/>
-              <w:rPr>
-                <w:rFonts w:ascii="宋体-PUA" w:eastAsia="宋体-PUA"/>
-              </w:rPr>
-            </w:pPr>
-          </w:p>
-        </w:tc>
-        <w:tc>
-          <w:tcPr>
-            <w:tcW w:w="1459" w:type="dxa"/>
-            <w:vAlign w:val="center"/>
-          </w:tcPr>
-          <w:p>
-            <w:pPr>
-              <w:jc w:val="center"/>
-              <w:rPr>
-                <w:rFonts w:ascii="宋体-PUA" w:eastAsia="宋体-PUA"/>
-              </w:rPr>
-            </w:pPr>
-          </w:p>
-        </w:tc>
-        <w:tc>
-          <w:tcPr>
-            <w:tcW w:w="1566" w:type="dxa"/>
-            <w:vAlign w:val="center"/>
-          </w:tcPr>
-          <w:p>
-            <w:pPr>
-              <w:jc w:val="center"/>
-              <w:rPr>
-                <w:rFonts w:ascii="宋体-PUA" w:eastAsia="宋体-PUA"/>
-              </w:rPr>
-            </w:pPr>
-          </w:p>
-        </w:tc>
-        <w:tc>
-          <w:tcPr>
-            <w:tcW w:w="2118" w:type="dxa"/>
-            <w:vAlign w:val="center"/>
-          </w:tcPr>
-          <w:p>
-            <w:pPr>
-              <w:jc w:val="center"/>
-              <w:rPr>
-                <w:rFonts w:ascii="宋体-PUA" w:eastAsia="宋体-PUA"/>
-              </w:rPr>
-            </w:pPr>
-          </w:p>
-        </w:tc>
-      </w:tr>
-      <w:tr>
-        <w:tblPrEx>
-          <w:tblBorders>
-            <w:top w:val="single" w:color="000000" w:sz="4" w:space="0"/>
-            <w:left w:val="single" w:color="000000" w:sz="4" w:space="0"/>
-            <w:bottom w:val="single" w:color="000000" w:sz="4" w:space="0"/>
-            <w:right w:val="single" w:color="000000" w:sz="4" w:space="0"/>
-            <w:insideH w:val="single" w:color="000000" w:sz="4" w:space="0"/>
-            <w:insideV w:val="single" w:color="000000" w:sz="4" w:space="0"/>
-          </w:tblBorders>
-          <w:tblCellMar>
-            <w:top w:w="0" w:type="dxa"/>
-            <w:left w:w="108" w:type="dxa"/>
-            <w:bottom w:w="0" w:type="dxa"/>
-            <w:right w:w="108" w:type="dxa"/>
-          </w:tblCellMar>
-        </w:tblPrEx>
-        <w:trPr>
-          <w:trHeight w:val="756" w:hRule="atLeast"/>
-        </w:trPr>
-        <w:tc>
-          <w:tcPr>
-            <w:tcW w:w="1116" w:type="dxa"/>
-            <w:vAlign w:val="center"/>
-          </w:tcPr>
-          <w:p>
-            <w:pPr>
-              <w:jc w:val="center"/>
-              <w:rPr>
-                <w:rFonts w:ascii="宋体-PUA" w:eastAsia="宋体-PUA"/>
-              </w:rPr>
-            </w:pPr>
-          </w:p>
-        </w:tc>
-        <w:tc>
-          <w:tcPr>
-            <w:tcW w:w="1479" w:type="dxa"/>
-            <w:vAlign w:val="center"/>
-          </w:tcPr>
-          <w:p>
-            <w:pPr>
-              <w:jc w:val="center"/>
-              <w:rPr>
-                <w:rFonts w:ascii="宋体-PUA" w:eastAsia="宋体-PUA"/>
-              </w:rPr>
-            </w:pPr>
-          </w:p>
-        </w:tc>
-        <w:tc>
-          <w:tcPr>
-            <w:tcW w:w="1550" w:type="dxa"/>
-            <w:vAlign w:val="center"/>
-          </w:tcPr>
-          <w:p>
-            <w:pPr>
-              <w:jc w:val="center"/>
-              <w:rPr>
-                <w:rFonts w:ascii="宋体-PUA" w:eastAsia="宋体-PUA"/>
-              </w:rPr>
-            </w:pPr>
-          </w:p>
-        </w:tc>
-        <w:tc>
-          <w:tcPr>
-            <w:tcW w:w="1459" w:type="dxa"/>
-            <w:vAlign w:val="center"/>
-          </w:tcPr>
-          <w:p>
-            <w:pPr>
-              <w:jc w:val="center"/>
-              <w:rPr>
-                <w:rFonts w:ascii="宋体-PUA" w:eastAsia="宋体-PUA"/>
-              </w:rPr>
-            </w:pPr>
-          </w:p>
-        </w:tc>
-        <w:tc>
-          <w:tcPr>
-            <w:tcW w:w="1566" w:type="dxa"/>
-            <w:vAlign w:val="center"/>
-          </w:tcPr>
-          <w:p>
-            <w:pPr>
-              <w:jc w:val="center"/>
-              <w:rPr>
-                <w:rFonts w:ascii="宋体-PUA" w:eastAsia="宋体-PUA"/>
-              </w:rPr>
-            </w:pPr>
-          </w:p>
-        </w:tc>
-        <w:tc>
-          <w:tcPr>
-            <w:tcW w:w="2118" w:type="dxa"/>
-            <w:vAlign w:val="center"/>
-          </w:tcPr>
-          <w:p>
-            <w:pPr>
-              <w:jc w:val="center"/>
-              <w:rPr>
-                <w:rFonts w:ascii="宋体-PUA" w:eastAsia="宋体-PUA"/>
-              </w:rPr>
-            </w:pPr>
-          </w:p>
-        </w:tc>
-      </w:tr>
-      <w:tr>
-        <w:tblPrEx>
-          <w:tblBorders>
-            <w:top w:val="single" w:color="000000" w:sz="4" w:space="0"/>
-            <w:left w:val="single" w:color="000000" w:sz="4" w:space="0"/>
-            <w:bottom w:val="single" w:color="000000" w:sz="4" w:space="0"/>
-            <w:right w:val="single" w:color="000000" w:sz="4" w:space="0"/>
-            <w:insideH w:val="single" w:color="000000" w:sz="4" w:space="0"/>
-            <w:insideV w:val="single" w:color="000000" w:sz="4" w:space="0"/>
-          </w:tblBorders>
-          <w:tblCellMar>
-            <w:top w:w="0" w:type="dxa"/>
-            <w:left w:w="108" w:type="dxa"/>
-            <w:bottom w:w="0" w:type="dxa"/>
-            <w:right w:w="108" w:type="dxa"/>
-          </w:tblCellMar>
-        </w:tblPrEx>
-        <w:trPr>
-          <w:trHeight w:val="756" w:hRule="atLeast"/>
-        </w:trPr>
-        <w:tc>
-          <w:tcPr>
-            <w:tcW w:w="1116" w:type="dxa"/>
-            <w:vAlign w:val="center"/>
-          </w:tcPr>
-          <w:p>
-            <w:pPr>
-              <w:rPr>
-                <w:rFonts w:ascii="宋体-PUA" w:eastAsia="宋体-PUA"/>
-              </w:rPr>
-            </w:pPr>
-          </w:p>
-        </w:tc>
-        <w:tc>
-          <w:tcPr>
-            <w:tcW w:w="1479" w:type="dxa"/>
-            <w:vAlign w:val="center"/>
-          </w:tcPr>
-          <w:p>
-            <w:pPr>
-              <w:jc w:val="center"/>
-              <w:rPr>
-                <w:rFonts w:ascii="宋体-PUA" w:eastAsia="宋体-PUA"/>
-              </w:rPr>
-            </w:pPr>
-          </w:p>
-        </w:tc>
-        <w:tc>
-          <w:tcPr>
-            <w:tcW w:w="1550" w:type="dxa"/>
-            <w:vAlign w:val="center"/>
-          </w:tcPr>
-          <w:p>
-            <w:pPr>
-              <w:jc w:val="center"/>
-              <w:rPr>
-                <w:rFonts w:ascii="宋体-PUA" w:eastAsia="宋体-PUA"/>
-              </w:rPr>
-            </w:pPr>
-          </w:p>
-        </w:tc>
-        <w:tc>
-          <w:tcPr>
-            <w:tcW w:w="1459" w:type="dxa"/>
-            <w:vAlign w:val="center"/>
-          </w:tcPr>
-          <w:p>
-            <w:pPr>
-              <w:jc w:val="center"/>
-              <w:rPr>
-                <w:rFonts w:ascii="宋体-PUA" w:eastAsia="宋体-PUA"/>
-              </w:rPr>
-            </w:pPr>
-          </w:p>
-        </w:tc>
-        <w:tc>
-          <w:tcPr>
-            <w:tcW w:w="1566" w:type="dxa"/>
-            <w:vAlign w:val="center"/>
-          </w:tcPr>
-          <w:p>
-            <w:pPr>
-              <w:jc w:val="center"/>
-              <w:rPr>
-                <w:rFonts w:ascii="宋体-PUA" w:eastAsia="宋体-PUA"/>
-              </w:rPr>
-            </w:pPr>
-          </w:p>
-        </w:tc>
-        <w:tc>
-          <w:tcPr>
-            <w:tcW w:w="2118" w:type="dxa"/>
-            <w:vAlign w:val="center"/>
-          </w:tcPr>
-          <w:p>
-            <w:pPr>
-              <w:jc w:val="center"/>
-              <w:rPr>
-                <w:rFonts w:ascii="宋体-PUA" w:eastAsia="宋体-PUA"/>
-              </w:rPr>
-            </w:pPr>
-          </w:p>
-        </w:tc>
-      </w:tr>
-      <w:bookmarkEnd w:id="1"/>
-      <w:bookmarkEnd w:id="2"/>
     </w:tbl>
     <w:p>
       <w:pPr>
@@ -2245,30 +1627,8 @@
           <w:bCs/>
         </w:rPr>
       </w:pPr>
-    </w:p>
-    <w:p>
-      <w:pPr>
-        <w:rPr>
-          <w:b/>
-          <w:bCs/>
-        </w:rPr>
-      </w:pPr>
-    </w:p>
-    <w:p>
-      <w:pPr>
-        <w:rPr>
-          <w:b/>
-          <w:bCs/>
-        </w:rPr>
-      </w:pPr>
-    </w:p>
-    <w:p>
-      <w:pPr>
-        <w:rPr>
-          <w:b/>
-          <w:bCs/>
-        </w:rPr>
-      </w:pPr>
+      <w:bookmarkEnd w:id="1"/>
+      <w:bookmarkEnd w:id="2"/>
     </w:p>
     <w:p>
       <w:pPr>
@@ -2287,7 +1647,7 @@
         <w:spacing w:before="48" w:after="48" w:line="360" w:lineRule="auto"/>
         <w:jc w:val="center"/>
         <w:rPr>
-          <w:rFonts w:cs="宋体" w:asciiTheme="minorEastAsia" w:hAnsiTheme="minorEastAsia" w:eastAsiaTheme="minorEastAsia"/>
+          <w:rFonts w:asciiTheme="minorEastAsia" w:eastAsiaTheme="minorEastAsia" w:hAnsiTheme="minorEastAsia" w:cs="宋体"/>
           <w:b/>
           <w:bCs/>
           <w:sz w:val="44"/>
@@ -2295,9 +1655,11 @@
         </w:rPr>
       </w:pPr>
       <w:bookmarkStart w:id="3" w:name="_Hlk493236379"/>
+      <w:bookmarkStart w:id="4" w:name="_GoBack"/>
+      <w:bookmarkEnd w:id="4"/>
       <w:r>
         <w:rPr>
-          <w:rFonts w:hint="eastAsia" w:cs="宋体" w:asciiTheme="minorEastAsia" w:hAnsiTheme="minorEastAsia" w:eastAsiaTheme="minorEastAsia"/>
+          <w:rFonts w:asciiTheme="minorEastAsia" w:eastAsiaTheme="minorEastAsia" w:hAnsiTheme="minorEastAsia" w:cs="宋体" w:hint="eastAsia"/>
           <w:b/>
           <w:bCs/>
           <w:sz w:val="44"/>
@@ -2309,15 +1671,15 @@
     </w:p>
     <w:p>
       <w:pPr>
-        <w:pStyle w:val="9"/>
-        <w:rPr>
-          <w:rFonts w:asciiTheme="minorHAnsi" w:hAnsiTheme="minorHAnsi" w:eastAsiaTheme="minorEastAsia" w:cstheme="minorBidi"/>
+        <w:pStyle w:val="TOC1"/>
+        <w:rPr>
+          <w:rFonts w:asciiTheme="minorHAnsi" w:eastAsiaTheme="minorEastAsia" w:hAnsiTheme="minorHAnsi" w:cstheme="minorBidi"/>
           <w:szCs w:val="22"/>
         </w:rPr>
       </w:pPr>
       <w:r>
         <w:rPr>
-          <w:rFonts w:asciiTheme="minorEastAsia" w:hAnsiTheme="minorEastAsia" w:eastAsiaTheme="minorEastAsia"/>
+          <w:rFonts w:asciiTheme="minorEastAsia" w:eastAsiaTheme="minorEastAsia" w:hAnsiTheme="minorEastAsia"/>
           <w:b/>
           <w:bCs/>
         </w:rPr>
@@ -2325,7 +1687,7 @@
       </w:r>
       <w:r>
         <w:rPr>
-          <w:rFonts w:asciiTheme="minorEastAsia" w:hAnsiTheme="minorEastAsia" w:eastAsiaTheme="minorEastAsia"/>
+          <w:rFonts w:asciiTheme="minorEastAsia" w:eastAsiaTheme="minorEastAsia" w:hAnsiTheme="minorEastAsia"/>
           <w:b/>
           <w:bCs/>
         </w:rPr>
@@ -2333,7 +1695,7 @@
       </w:r>
       <w:r>
         <w:rPr>
-          <w:rFonts w:asciiTheme="minorEastAsia" w:hAnsiTheme="minorEastAsia" w:eastAsiaTheme="minorEastAsia"/>
+          <w:rFonts w:asciiTheme="minorEastAsia" w:eastAsiaTheme="minorEastAsia" w:hAnsiTheme="minorEastAsia"/>
           <w:b/>
           <w:bCs/>
         </w:rPr>
@@ -2350,7 +1712,7 @@
       </w:r>
       <w:r>
         <w:rPr>
-          <w:rStyle w:val="14"/>
+          <w:rStyle w:val="Hyperlink"/>
           <w:rFonts w:ascii="宋体" w:hAnsi="宋体"/>
         </w:rPr>
         <w:t>一、服务管理方针</w:t>
@@ -2379,9 +1741,9 @@
     </w:p>
     <w:p>
       <w:pPr>
-        <w:pStyle w:val="9"/>
-        <w:rPr>
-          <w:rFonts w:asciiTheme="minorHAnsi" w:hAnsiTheme="minorHAnsi" w:eastAsiaTheme="minorEastAsia" w:cstheme="minorBidi"/>
+        <w:pStyle w:val="TOC1"/>
+        <w:rPr>
+          <w:rFonts w:asciiTheme="minorHAnsi" w:eastAsiaTheme="minorEastAsia" w:hAnsiTheme="minorHAnsi" w:cstheme="minorBidi"/>
           <w:szCs w:val="22"/>
         </w:rPr>
       </w:pPr>
@@ -2396,13 +1758,13 @@
       </w:r>
       <w:r>
         <w:rPr>
-          <w:rStyle w:val="14"/>
+          <w:rStyle w:val="Hyperlink"/>
         </w:rPr>
         <w:t>二、</w:t>
       </w:r>
       <w:r>
         <w:rPr>
-          <w:rStyle w:val="14"/>
+          <w:rStyle w:val="Hyperlink"/>
           <w:rFonts w:ascii="宋体" w:hAnsi="宋体"/>
         </w:rPr>
         <w:t>服务管理目标</w:t>
@@ -2431,9 +1793,9 @@
     </w:p>
     <w:p>
       <w:pPr>
-        <w:pStyle w:val="9"/>
-        <w:rPr>
-          <w:rFonts w:asciiTheme="minorHAnsi" w:hAnsiTheme="minorHAnsi" w:eastAsiaTheme="minorEastAsia" w:cstheme="minorBidi"/>
+        <w:pStyle w:val="TOC1"/>
+        <w:rPr>
+          <w:rFonts w:asciiTheme="minorHAnsi" w:eastAsiaTheme="minorEastAsia" w:hAnsiTheme="minorHAnsi" w:cstheme="minorBidi"/>
           <w:szCs w:val="22"/>
         </w:rPr>
       </w:pPr>
@@ -2448,7 +1810,7 @@
       </w:r>
       <w:r>
         <w:rPr>
-          <w:rStyle w:val="14"/>
+          <w:rStyle w:val="Hyperlink"/>
         </w:rPr>
         <w:t>三、人员达成指标</w:t>
       </w:r>
@@ -2476,9 +1838,9 @@
     </w:p>
     <w:p>
       <w:pPr>
-        <w:pStyle w:val="9"/>
-        <w:rPr>
-          <w:rFonts w:asciiTheme="minorHAnsi" w:hAnsiTheme="minorHAnsi" w:eastAsiaTheme="minorEastAsia" w:cstheme="minorBidi"/>
+        <w:pStyle w:val="TOC1"/>
+        <w:rPr>
+          <w:rFonts w:asciiTheme="minorHAnsi" w:eastAsiaTheme="minorEastAsia" w:hAnsiTheme="minorHAnsi" w:cstheme="minorBidi"/>
           <w:szCs w:val="22"/>
         </w:rPr>
       </w:pPr>
@@ -2493,7 +1855,7 @@
       </w:r>
       <w:r>
         <w:rPr>
-          <w:rStyle w:val="14"/>
+          <w:rStyle w:val="Hyperlink"/>
         </w:rPr>
         <w:t>四、资源达成指标</w:t>
       </w:r>
@@ -2521,9 +1883,9 @@
     </w:p>
     <w:p>
       <w:pPr>
-        <w:pStyle w:val="9"/>
-        <w:rPr>
-          <w:rFonts w:asciiTheme="minorHAnsi" w:hAnsiTheme="minorHAnsi" w:eastAsiaTheme="minorEastAsia" w:cstheme="minorBidi"/>
+        <w:pStyle w:val="TOC1"/>
+        <w:rPr>
+          <w:rFonts w:asciiTheme="minorHAnsi" w:eastAsiaTheme="minorEastAsia" w:hAnsiTheme="minorHAnsi" w:cstheme="minorBidi"/>
           <w:szCs w:val="22"/>
         </w:rPr>
       </w:pPr>
@@ -2538,7 +1900,7 @@
       </w:r>
       <w:r>
         <w:rPr>
-          <w:rStyle w:val="14"/>
+          <w:rStyle w:val="Hyperlink"/>
         </w:rPr>
         <w:t>五、技术达成指标</w:t>
       </w:r>
@@ -2566,9 +1928,9 @@
     </w:p>
     <w:p>
       <w:pPr>
-        <w:pStyle w:val="9"/>
-        <w:rPr>
-          <w:rFonts w:asciiTheme="minorHAnsi" w:hAnsiTheme="minorHAnsi" w:eastAsiaTheme="minorEastAsia" w:cstheme="minorBidi"/>
+        <w:pStyle w:val="TOC1"/>
+        <w:rPr>
+          <w:rFonts w:asciiTheme="minorHAnsi" w:eastAsiaTheme="minorEastAsia" w:hAnsiTheme="minorHAnsi" w:cstheme="minorBidi"/>
           <w:szCs w:val="22"/>
         </w:rPr>
       </w:pPr>
@@ -2583,12 +1945,10 @@
       </w:r>
       <w:r>
         <w:rPr>
-          <w:rStyle w:val="14"/>
+          <w:rStyle w:val="Hyperlink"/>
         </w:rPr>
         <w:t>六、过程达成指标</w:t>
       </w:r>
-      <w:bookmarkStart w:id="28" w:name="_GoBack"/>
-      <w:bookmarkEnd w:id="28"/>
       <w:r>
         <w:tab/>
       </w:r>
@@ -2613,9 +1973,9 @@
     </w:p>
     <w:p>
       <w:pPr>
-        <w:pStyle w:val="9"/>
-        <w:rPr>
-          <w:rFonts w:asciiTheme="minorHAnsi" w:hAnsiTheme="minorHAnsi" w:eastAsiaTheme="minorEastAsia" w:cstheme="minorBidi"/>
+        <w:pStyle w:val="TOC1"/>
+        <w:rPr>
+          <w:rFonts w:asciiTheme="minorHAnsi" w:eastAsiaTheme="minorEastAsia" w:hAnsiTheme="minorHAnsi" w:cstheme="minorBidi"/>
           <w:szCs w:val="22"/>
         </w:rPr>
       </w:pPr>
@@ -2630,7 +1990,7 @@
       </w:r>
       <w:r>
         <w:rPr>
-          <w:rStyle w:val="14"/>
+          <w:rStyle w:val="Hyperlink"/>
         </w:rPr>
         <w:t>七、质量达成指标</w:t>
       </w:r>
@@ -2653,7 +2013,7 @@
       </w:pPr>
       <w:r>
         <w:rPr>
-          <w:rFonts w:asciiTheme="minorEastAsia" w:hAnsiTheme="minorEastAsia" w:eastAsiaTheme="minorEastAsia"/>
+          <w:rFonts w:asciiTheme="minorEastAsia" w:eastAsiaTheme="minorEastAsia" w:hAnsiTheme="minorEastAsia"/>
           <w:b/>
           <w:bCs/>
         </w:rPr>
@@ -2740,37 +2100,37 @@
     </w:p>
     <w:p>
       <w:pPr>
-        <w:pStyle w:val="2"/>
+        <w:pStyle w:val="Heading1"/>
         <w:pageBreakBefore/>
         <w:numPr>
           <w:ilvl w:val="0"/>
           <w:numId w:val="0"/>
         </w:numPr>
         <w:rPr>
-          <w:rFonts w:hint="eastAsia" w:ascii="宋体" w:hAnsi="宋体"/>
+          <w:rFonts w:ascii="宋体" w:hAnsi="宋体" w:hint="eastAsia"/>
           <w:sz w:val="28"/>
           <w:szCs w:val="24"/>
         </w:rPr>
         <w:sectPr>
-          <w:headerReference r:id="rId4" w:type="first"/>
-          <w:headerReference r:id="rId3" w:type="default"/>
+          <w:headerReference w:type="default" r:id="rId6"/>
+          <w:headerReference w:type="first" r:id="rId7"/>
           <w:pgSz w:w="11906" w:h="16838"/>
           <w:pgMar w:top="851" w:right="1800" w:bottom="993" w:left="1800" w:header="851" w:footer="992" w:gutter="0"/>
           <w:pgNumType w:start="0"/>
-          <w:cols w:space="720" w:num="1"/>
+          <w:cols w:num="1" w:space="720"/>
           <w:titlePg/>
           <w:docGrid w:type="lines" w:linePitch="312" w:charSpace="0"/>
         </w:sectPr>
       </w:pPr>
-      <w:bookmarkStart w:id="4" w:name="_Toc280096040"/>
-      <w:bookmarkStart w:id="5" w:name="_Toc25725"/>
-      <w:bookmarkStart w:id="6" w:name="_Toc493236468"/>
-      <w:bookmarkStart w:id="7" w:name="_Toc493237461"/>
-      <w:bookmarkStart w:id="8" w:name="_Toc494266686"/>
+      <w:bookmarkStart w:id="5" w:name="_Toc280096040"/>
+      <w:bookmarkStart w:id="6" w:name="_Toc25725"/>
+      <w:bookmarkStart w:id="7" w:name="_Toc493236468"/>
+      <w:bookmarkStart w:id="8" w:name="_Toc493237461"/>
+      <w:bookmarkStart w:id="9" w:name="_Toc494266686"/>
     </w:p>
     <w:p>
       <w:pPr>
-        <w:pStyle w:val="2"/>
+        <w:pStyle w:val="Heading1"/>
         <w:pageBreakBefore/>
         <w:numPr>
           <w:ilvl w:val="0"/>
@@ -2783,38 +2143,38 @@
       </w:pPr>
       <w:r>
         <w:rPr>
-          <w:rFonts w:hint="eastAsia" w:ascii="宋体" w:hAnsi="宋体"/>
+          <w:rFonts w:ascii="宋体" w:hAnsi="宋体" w:hint="eastAsia"/>
           <w:sz w:val="28"/>
           <w:szCs w:val="24"/>
         </w:rPr>
         <w:t>一</w:t>
-      </w:r>
-      <w:bookmarkEnd w:id="4"/>
-      <w:r>
-        <w:rPr>
-          <w:rFonts w:hint="eastAsia" w:ascii="宋体" w:hAnsi="宋体"/>
-          <w:sz w:val="28"/>
-          <w:szCs w:val="24"/>
-        </w:rPr>
-        <w:t>、</w:t>
       </w:r>
       <w:bookmarkEnd w:id="5"/>
       <w:r>
         <w:rPr>
-          <w:rFonts w:hint="eastAsia" w:ascii="宋体" w:hAnsi="宋体"/>
+          <w:rFonts w:ascii="宋体" w:hAnsi="宋体" w:hint="eastAsia"/>
           <w:sz w:val="28"/>
           <w:szCs w:val="24"/>
         </w:rPr>
+        <w:t>、</w:t>
+      </w:r>
+      <w:bookmarkEnd w:id="6"/>
+      <w:r>
+        <w:rPr>
+          <w:rFonts w:ascii="宋体" w:hAnsi="宋体" w:hint="eastAsia"/>
+          <w:sz w:val="28"/>
+          <w:szCs w:val="24"/>
+        </w:rPr>
         <w:t>服务管理方针</w:t>
       </w:r>
-      <w:bookmarkEnd w:id="6"/>
       <w:bookmarkEnd w:id="7"/>
       <w:bookmarkEnd w:id="8"/>
+      <w:bookmarkEnd w:id="9"/>
     </w:p>
     <w:p>
       <w:pPr>
         <w:spacing w:line="360" w:lineRule="auto"/>
-        <w:ind w:firstLine="480" w:firstLineChars="200"/>
+        <w:ind w:firstLine="420" w:firstLineChars="200"/>
         <w:rPr>
           <w:rFonts w:ascii="宋体" w:hAnsi="宋体"/>
           <w:sz w:val="24"/>
@@ -2823,7 +2183,7 @@
       </w:pPr>
       <w:r>
         <w:rPr>
-          <w:rFonts w:hint="eastAsia" w:ascii="宋体" w:hAnsi="宋体"/>
+          <w:rFonts w:ascii="宋体" w:hAnsi="宋体" w:hint="eastAsia"/>
           <w:sz w:val="24"/>
           <w:szCs w:val="24"/>
         </w:rPr>
@@ -2833,7 +2193,7 @@
     <w:p>
       <w:pPr>
         <w:spacing w:line="360" w:lineRule="auto"/>
-        <w:ind w:firstLine="480" w:firstLineChars="200"/>
+        <w:ind w:firstLine="420" w:firstLineChars="200"/>
         <w:rPr>
           <w:rFonts w:ascii="宋体" w:hAnsi="宋体"/>
           <w:sz w:val="24"/>
@@ -2842,7 +2202,7 @@
       </w:pPr>
       <w:r>
         <w:rPr>
-          <w:rFonts w:hint="eastAsia" w:ascii="宋体" w:hAnsi="宋体"/>
+          <w:rFonts w:ascii="宋体" w:hAnsi="宋体" w:hint="eastAsia"/>
           <w:sz w:val="24"/>
           <w:szCs w:val="24"/>
         </w:rPr>
@@ -2852,7 +2212,7 @@
     <w:p>
       <w:pPr>
         <w:spacing w:line="360" w:lineRule="auto"/>
-        <w:ind w:firstLine="480" w:firstLineChars="200"/>
+        <w:ind w:firstLine="420" w:firstLineChars="200"/>
         <w:rPr>
           <w:rFonts w:ascii="宋体" w:hAnsi="宋体"/>
           <w:sz w:val="24"/>
@@ -2861,7 +2221,7 @@
       </w:pPr>
       <w:r>
         <w:rPr>
-          <w:rFonts w:hint="eastAsia" w:ascii="宋体" w:hAnsi="宋体"/>
+          <w:rFonts w:ascii="宋体" w:hAnsi="宋体" w:hint="eastAsia"/>
           <w:sz w:val="24"/>
           <w:szCs w:val="24"/>
         </w:rPr>
@@ -2870,23 +2230,23 @@
     </w:p>
     <w:p>
       <w:pPr>
-        <w:pStyle w:val="2"/>
+        <w:pStyle w:val="Heading1"/>
         <w:numPr>
           <w:ilvl w:val="0"/>
           <w:numId w:val="0"/>
         </w:numPr>
-        <w:ind w:firstLine="411" w:firstLineChars="147"/>
+        <w:ind w:firstLine="309" w:firstLineChars="147"/>
         <w:rPr>
           <w:sz w:val="21"/>
           <w:szCs w:val="24"/>
         </w:rPr>
       </w:pPr>
-      <w:bookmarkStart w:id="9" w:name="_Toc493236469"/>
       <w:bookmarkStart w:id="10" w:name="_Toc493237462"/>
       <w:bookmarkStart w:id="11" w:name="_Toc494266687"/>
+      <w:bookmarkStart w:id="12" w:name="_Toc493236469"/>
       <w:r>
         <w:rPr>
-          <w:rStyle w:val="16"/>
+          <w:rStyle w:val="1"/>
           <w:rFonts w:hint="eastAsia"/>
           <w:b w:val="0"/>
           <w:bCs w:val="0"/>
@@ -2897,15 +2257,15 @@
       </w:r>
       <w:r>
         <w:rPr>
-          <w:rFonts w:hint="eastAsia" w:ascii="宋体" w:hAnsi="宋体"/>
+          <w:rFonts w:ascii="宋体" w:hAnsi="宋体" w:hint="eastAsia"/>
           <w:sz w:val="28"/>
           <w:szCs w:val="24"/>
         </w:rPr>
         <w:t>服务管理目标</w:t>
       </w:r>
-      <w:bookmarkEnd w:id="9"/>
       <w:bookmarkEnd w:id="10"/>
       <w:bookmarkEnd w:id="11"/>
+      <w:bookmarkEnd w:id="12"/>
     </w:p>
     <w:p>
       <w:pPr>
@@ -2921,10 +2281,10 @@
           <w:szCs w:val="24"/>
         </w:rPr>
       </w:pPr>
-      <w:bookmarkStart w:id="12" w:name="_Toc5373"/>
+      <w:bookmarkStart w:id="13" w:name="_Toc5373"/>
       <w:r>
         <w:rPr>
-          <w:rFonts w:hint="eastAsia" w:ascii="宋体" w:hAnsi="宋体"/>
+          <w:rFonts w:ascii="宋体" w:hAnsi="宋体" w:hint="eastAsia"/>
           <w:sz w:val="24"/>
           <w:szCs w:val="24"/>
         </w:rPr>
@@ -2943,7 +2303,7 @@
       </w:pPr>
       <w:r>
         <w:rPr>
-          <w:rFonts w:hint="eastAsia" w:ascii="宋体" w:hAnsi="宋体"/>
+          <w:rFonts w:ascii="宋体" w:hAnsi="宋体" w:hint="eastAsia"/>
           <w:sz w:val="24"/>
           <w:szCs w:val="24"/>
         </w:rPr>
@@ -2959,7 +2319,7 @@
       </w:r>
       <w:r>
         <w:rPr>
-          <w:rFonts w:hint="eastAsia" w:ascii="宋体" w:hAnsi="宋体"/>
+          <w:rFonts w:ascii="宋体" w:hAnsi="宋体" w:hint="eastAsia"/>
           <w:sz w:val="24"/>
           <w:szCs w:val="24"/>
         </w:rPr>
@@ -2979,7 +2339,7 @@
       </w:pPr>
       <w:r>
         <w:rPr>
-          <w:rFonts w:hint="eastAsia" w:ascii="宋体" w:hAnsi="宋体"/>
+          <w:rFonts w:ascii="宋体" w:hAnsi="宋体" w:hint="eastAsia"/>
           <w:sz w:val="24"/>
           <w:szCs w:val="24"/>
         </w:rPr>
@@ -2988,26 +2348,26 @@
     </w:p>
     <w:p>
       <w:pPr>
-        <w:pStyle w:val="2"/>
+        <w:pStyle w:val="Heading1"/>
         <w:numPr>
           <w:ilvl w:val="0"/>
           <w:numId w:val="0"/>
         </w:numPr>
-        <w:ind w:firstLine="413" w:firstLineChars="147"/>
-        <w:rPr>
-          <w:rStyle w:val="16"/>
+        <w:ind w:firstLine="309" w:firstLineChars="147"/>
+        <w:rPr>
+          <w:rStyle w:val="1"/>
           <w:b/>
           <w:bCs w:val="0"/>
           <w:sz w:val="28"/>
           <w:szCs w:val="24"/>
         </w:rPr>
       </w:pPr>
-      <w:bookmarkStart w:id="13" w:name="_Toc494266688"/>
-      <w:bookmarkStart w:id="14" w:name="_Toc493236470"/>
-      <w:bookmarkStart w:id="15" w:name="_Toc493237463"/>
+      <w:bookmarkStart w:id="14" w:name="_Toc493237463"/>
+      <w:bookmarkStart w:id="15" w:name="_Toc493236470"/>
+      <w:bookmarkStart w:id="16" w:name="_Toc494266688"/>
       <w:r>
         <w:rPr>
-          <w:rStyle w:val="16"/>
+          <w:rStyle w:val="1"/>
           <w:rFonts w:hint="eastAsia"/>
           <w:b/>
           <w:bCs w:val="0"/>
@@ -3016,10 +2376,10 @@
         </w:rPr>
         <w:t>三、人员</w:t>
       </w:r>
-      <w:bookmarkEnd w:id="12"/>
+      <w:bookmarkEnd w:id="13"/>
       <w:r>
         <w:rPr>
-          <w:rStyle w:val="16"/>
+          <w:rStyle w:val="1"/>
           <w:rFonts w:hint="eastAsia"/>
           <w:b/>
           <w:bCs w:val="0"/>
@@ -3028,13 +2388,13 @@
         </w:rPr>
         <w:t>达成指标</w:t>
       </w:r>
-      <w:bookmarkEnd w:id="13"/>
       <w:bookmarkEnd w:id="14"/>
       <w:bookmarkEnd w:id="15"/>
+      <w:bookmarkEnd w:id="16"/>
     </w:p>
     <w:tbl>
       <w:tblPr>
-        <w:tblStyle w:val="12"/>
+        <w:tblStyle w:val="TableNormal"/>
         <w:tblW w:w="10774" w:type="dxa"/>
         <w:tblInd w:w="-1168" w:type="dxa"/>
         <w:tblLayout w:type="fixed"/>
@@ -3058,6 +2418,9 @@
       </w:tblGrid>
       <w:tr>
         <w:tblPrEx>
+          <w:tblW w:w="10774" w:type="dxa"/>
+          <w:tblInd w:w="-1168" w:type="dxa"/>
+          <w:tblLayout w:type="fixed"/>
           <w:tblCellMar>
             <w:top w:w="0" w:type="dxa"/>
             <w:left w:w="108" w:type="dxa"/>
@@ -3066,16 +2429,16 @@
           </w:tblCellMar>
         </w:tblPrEx>
         <w:trPr>
-          <w:trHeight w:val="660" w:hRule="atLeast"/>
+          <w:trHeight w:val="660"/>
         </w:trPr>
         <w:tc>
           <w:tcPr>
             <w:tcW w:w="992" w:type="dxa"/>
             <w:tcBorders>
-              <w:top w:val="single" w:color="auto" w:sz="4" w:space="0"/>
-              <w:left w:val="single" w:color="auto" w:sz="4" w:space="0"/>
-              <w:bottom w:val="single" w:color="auto" w:sz="4" w:space="0"/>
-              <w:right w:val="single" w:color="auto" w:sz="4" w:space="0"/>
+              <w:top w:val="single" w:sz="4" w:space="0" w:color="auto"/>
+              <w:left w:val="single" w:sz="4" w:space="0" w:color="auto"/>
+              <w:bottom w:val="single" w:sz="4" w:space="0" w:color="auto"/>
+              <w:right w:val="single" w:sz="4" w:space="0" w:color="auto"/>
             </w:tcBorders>
             <w:shd w:val="clear" w:color="000000" w:fill="FFFFFF"/>
             <w:vAlign w:val="center"/>
@@ -3093,7 +2456,7 @@
             </w:pPr>
             <w:r>
               <w:rPr>
-                <w:rFonts w:hint="eastAsia" w:ascii="宋体" w:hAnsi="宋体" w:cs="宋体"/>
+                <w:rFonts w:ascii="宋体" w:hAnsi="宋体" w:cs="宋体" w:hint="eastAsia"/>
                 <w:kern w:val="0"/>
                 <w:sz w:val="24"/>
                 <w:szCs w:val="24"/>
@@ -3103,7 +2466,7 @@
             </w:r>
             <w:r>
               <w:rPr>
-                <w:rFonts w:hint="eastAsia" w:ascii="宋体" w:hAnsi="宋体" w:cs="宋体"/>
+                <w:rFonts w:ascii="宋体" w:hAnsi="宋体" w:cs="宋体" w:hint="eastAsia"/>
                 <w:kern w:val="0"/>
                 <w:sz w:val="24"/>
                 <w:szCs w:val="24"/>
@@ -3116,10 +2479,10 @@
           <w:tcPr>
             <w:tcW w:w="1277" w:type="dxa"/>
             <w:tcBorders>
-              <w:top w:val="single" w:color="auto" w:sz="4" w:space="0"/>
-              <w:left w:val="nil"/>
-              <w:bottom w:val="single" w:color="auto" w:sz="4" w:space="0"/>
-              <w:right w:val="single" w:color="auto" w:sz="4" w:space="0"/>
+              <w:top w:val="single" w:sz="4" w:space="0" w:color="auto"/>
+              <w:left w:val="nil"/>
+              <w:bottom w:val="single" w:sz="4" w:space="0" w:color="auto"/>
+              <w:right w:val="single" w:sz="4" w:space="0" w:color="auto"/>
             </w:tcBorders>
             <w:shd w:val="clear" w:color="000000" w:fill="C0C0C0"/>
             <w:vAlign w:val="center"/>
@@ -3139,7 +2502,7 @@
             </w:pPr>
             <w:r>
               <w:rPr>
-                <w:rFonts w:hint="eastAsia" w:ascii="宋体" w:hAnsi="宋体" w:cs="宋体"/>
+                <w:rFonts w:ascii="宋体" w:hAnsi="宋体" w:cs="宋体" w:hint="eastAsia"/>
                 <w:b/>
                 <w:bCs/>
                 <w:kern w:val="0"/>
@@ -3154,10 +2517,10 @@
           <w:tcPr>
             <w:tcW w:w="900" w:type="dxa"/>
             <w:tcBorders>
-              <w:top w:val="single" w:color="auto" w:sz="4" w:space="0"/>
-              <w:left w:val="nil"/>
-              <w:bottom w:val="single" w:color="auto" w:sz="4" w:space="0"/>
-              <w:right w:val="single" w:color="auto" w:sz="4" w:space="0"/>
+              <w:top w:val="single" w:sz="4" w:space="0" w:color="auto"/>
+              <w:left w:val="nil"/>
+              <w:bottom w:val="single" w:sz="4" w:space="0" w:color="auto"/>
+              <w:right w:val="single" w:sz="4" w:space="0" w:color="auto"/>
             </w:tcBorders>
             <w:shd w:val="clear" w:color="000000" w:fill="C0C0C0"/>
             <w:vAlign w:val="center"/>
@@ -3177,7 +2540,7 @@
             </w:pPr>
             <w:r>
               <w:rPr>
-                <w:rFonts w:hint="eastAsia" w:ascii="宋体" w:hAnsi="宋体" w:cs="宋体"/>
+                <w:rFonts w:ascii="宋体" w:hAnsi="宋体" w:cs="宋体" w:hint="eastAsia"/>
                 <w:b/>
                 <w:bCs/>
                 <w:kern w:val="0"/>
@@ -3192,10 +2555,10 @@
           <w:tcPr>
             <w:tcW w:w="1226" w:type="dxa"/>
             <w:tcBorders>
-              <w:top w:val="single" w:color="auto" w:sz="4" w:space="0"/>
-              <w:left w:val="nil"/>
-              <w:bottom w:val="single" w:color="auto" w:sz="4" w:space="0"/>
-              <w:right w:val="single" w:color="auto" w:sz="4" w:space="0"/>
+              <w:top w:val="single" w:sz="4" w:space="0" w:color="auto"/>
+              <w:left w:val="nil"/>
+              <w:bottom w:val="single" w:sz="4" w:space="0" w:color="auto"/>
+              <w:right w:val="single" w:sz="4" w:space="0" w:color="auto"/>
             </w:tcBorders>
             <w:shd w:val="clear" w:color="000000" w:fill="C0C0C0"/>
             <w:vAlign w:val="center"/>
@@ -3215,7 +2578,7 @@
             </w:pPr>
             <w:r>
               <w:rPr>
-                <w:rFonts w:hint="eastAsia" w:ascii="宋体" w:hAnsi="宋体" w:cs="宋体"/>
+                <w:rFonts w:ascii="宋体" w:hAnsi="宋体" w:cs="宋体" w:hint="eastAsia"/>
                 <w:b/>
                 <w:bCs/>
                 <w:kern w:val="0"/>
@@ -3230,9 +2593,9 @@
           <w:tcPr>
             <w:tcW w:w="1134" w:type="dxa"/>
             <w:tcBorders>
-              <w:top w:val="single" w:color="auto" w:sz="4" w:space="0"/>
-              <w:left w:val="nil"/>
-              <w:bottom w:val="single" w:color="auto" w:sz="4" w:space="0"/>
+              <w:top w:val="single" w:sz="4" w:space="0" w:color="auto"/>
+              <w:left w:val="nil"/>
+              <w:bottom w:val="single" w:sz="4" w:space="0" w:color="auto"/>
               <w:right w:val="nil"/>
             </w:tcBorders>
             <w:shd w:val="clear" w:color="000000" w:fill="C0C0C0"/>
@@ -3253,7 +2616,7 @@
             </w:pPr>
             <w:r>
               <w:rPr>
-                <w:rFonts w:hint="eastAsia" w:ascii="宋体" w:hAnsi="宋体" w:cs="宋体"/>
+                <w:rFonts w:ascii="宋体" w:hAnsi="宋体" w:cs="宋体" w:hint="eastAsia"/>
                 <w:b/>
                 <w:bCs/>
                 <w:kern w:val="0"/>
@@ -3268,9 +2631,9 @@
           <w:tcPr>
             <w:tcW w:w="992" w:type="dxa"/>
             <w:tcBorders>
-              <w:top w:val="single" w:color="auto" w:sz="4" w:space="0"/>
-              <w:left w:val="single" w:color="auto" w:sz="4" w:space="0"/>
-              <w:bottom w:val="single" w:color="auto" w:sz="4" w:space="0"/>
+              <w:top w:val="single" w:sz="4" w:space="0" w:color="auto"/>
+              <w:left w:val="single" w:sz="4" w:space="0" w:color="auto"/>
+              <w:bottom w:val="single" w:sz="4" w:space="0" w:color="auto"/>
               <w:right w:val="nil"/>
             </w:tcBorders>
             <w:shd w:val="clear" w:color="000000" w:fill="C0C0C0"/>
@@ -3291,7 +2654,7 @@
             </w:pPr>
             <w:r>
               <w:rPr>
-                <w:rFonts w:hint="eastAsia" w:ascii="宋体" w:hAnsi="宋体" w:cs="宋体"/>
+                <w:rFonts w:ascii="宋体" w:hAnsi="宋体" w:cs="宋体" w:hint="eastAsia"/>
                 <w:b/>
                 <w:bCs/>
                 <w:kern w:val="0"/>
@@ -3306,9 +2669,9 @@
           <w:tcPr>
             <w:tcW w:w="992" w:type="dxa"/>
             <w:tcBorders>
-              <w:top w:val="single" w:color="auto" w:sz="4" w:space="0"/>
-              <w:left w:val="single" w:color="auto" w:sz="4" w:space="0"/>
-              <w:bottom w:val="single" w:color="auto" w:sz="4" w:space="0"/>
+              <w:top w:val="single" w:sz="4" w:space="0" w:color="auto"/>
+              <w:left w:val="single" w:sz="4" w:space="0" w:color="auto"/>
+              <w:bottom w:val="single" w:sz="4" w:space="0" w:color="auto"/>
               <w:right w:val="nil"/>
             </w:tcBorders>
             <w:shd w:val="clear" w:color="000000" w:fill="C0C0C0"/>
@@ -3329,7 +2692,7 @@
             </w:pPr>
             <w:r>
               <w:rPr>
-                <w:rFonts w:hint="eastAsia" w:ascii="宋体" w:hAnsi="宋体" w:cs="宋体"/>
+                <w:rFonts w:ascii="宋体" w:hAnsi="宋体" w:cs="宋体" w:hint="eastAsia"/>
                 <w:b/>
                 <w:bCs/>
                 <w:kern w:val="0"/>
@@ -3344,9 +2707,9 @@
           <w:tcPr>
             <w:tcW w:w="1134" w:type="dxa"/>
             <w:tcBorders>
-              <w:top w:val="single" w:color="auto" w:sz="4" w:space="0"/>
-              <w:left w:val="single" w:color="auto" w:sz="4" w:space="0"/>
-              <w:bottom w:val="single" w:color="auto" w:sz="4" w:space="0"/>
+              <w:top w:val="single" w:sz="4" w:space="0" w:color="auto"/>
+              <w:left w:val="single" w:sz="4" w:space="0" w:color="auto"/>
+              <w:bottom w:val="single" w:sz="4" w:space="0" w:color="auto"/>
               <w:right w:val="nil"/>
             </w:tcBorders>
             <w:shd w:val="clear" w:color="000000" w:fill="C0C0C0"/>
@@ -3367,7 +2730,7 @@
             </w:pPr>
             <w:r>
               <w:rPr>
-                <w:rFonts w:hint="eastAsia" w:ascii="宋体" w:hAnsi="宋体" w:cs="宋体"/>
+                <w:rFonts w:ascii="宋体" w:hAnsi="宋体" w:cs="宋体" w:hint="eastAsia"/>
                 <w:b/>
                 <w:bCs/>
                 <w:kern w:val="0"/>
@@ -3382,10 +2745,10 @@
           <w:tcPr>
             <w:tcW w:w="2127" w:type="dxa"/>
             <w:tcBorders>
-              <w:top w:val="single" w:color="auto" w:sz="4" w:space="0"/>
-              <w:left w:val="single" w:color="auto" w:sz="4" w:space="0"/>
-              <w:bottom w:val="single" w:color="auto" w:sz="4" w:space="0"/>
-              <w:right w:val="single" w:color="auto" w:sz="4" w:space="0"/>
+              <w:top w:val="single" w:sz="4" w:space="0" w:color="auto"/>
+              <w:left w:val="single" w:sz="4" w:space="0" w:color="auto"/>
+              <w:bottom w:val="single" w:sz="4" w:space="0" w:color="auto"/>
+              <w:right w:val="single" w:sz="4" w:space="0" w:color="auto"/>
             </w:tcBorders>
             <w:shd w:val="clear" w:color="000000" w:fill="C0C0C0"/>
             <w:vAlign w:val="center"/>
@@ -3405,7 +2768,7 @@
             </w:pPr>
             <w:r>
               <w:rPr>
-                <w:rFonts w:hint="eastAsia" w:ascii="宋体" w:hAnsi="宋体" w:cs="宋体"/>
+                <w:rFonts w:ascii="宋体" w:hAnsi="宋体" w:cs="宋体" w:hint="eastAsia"/>
                 <w:b/>
                 <w:bCs/>
                 <w:kern w:val="0"/>
@@ -3419,6 +2782,9 @@
       </w:tr>
       <w:tr>
         <w:tblPrEx>
+          <w:tblW w:w="10774" w:type="dxa"/>
+          <w:tblInd w:w="-1168" w:type="dxa"/>
+          <w:tblLayout w:type="fixed"/>
           <w:tblCellMar>
             <w:top w:w="0" w:type="dxa"/>
             <w:left w:w="108" w:type="dxa"/>
@@ -3427,7 +2793,7 @@
           </w:tblCellMar>
         </w:tblPrEx>
         <w:trPr>
-          <w:trHeight w:val="720" w:hRule="atLeast"/>
+          <w:trHeight w:val="720"/>
         </w:trPr>
         <w:tc>
           <w:tcPr>
@@ -3435,9 +2801,9 @@
             <w:vMerge w:val="restart"/>
             <w:tcBorders>
               <w:top w:val="nil"/>
-              <w:left w:val="single" w:color="auto" w:sz="4" w:space="0"/>
-              <w:bottom w:val="single" w:color="auto" w:sz="4" w:space="0"/>
-              <w:right w:val="single" w:color="auto" w:sz="4" w:space="0"/>
+              <w:left w:val="single" w:sz="4" w:space="0" w:color="auto"/>
+              <w:bottom w:val="single" w:sz="4" w:space="0" w:color="auto"/>
+              <w:right w:val="single" w:sz="4" w:space="0" w:color="auto"/>
             </w:tcBorders>
             <w:shd w:val="clear" w:color="000000" w:fill="FFFFFF"/>
             <w:vAlign w:val="center"/>
@@ -3455,7 +2821,7 @@
             </w:pPr>
             <w:r>
               <w:rPr>
-                <w:rFonts w:hint="eastAsia" w:ascii="宋体" w:hAnsi="宋体" w:cs="宋体"/>
+                <w:rFonts w:ascii="宋体" w:hAnsi="宋体" w:cs="宋体" w:hint="eastAsia"/>
                 <w:kern w:val="0"/>
                 <w:sz w:val="24"/>
                 <w:szCs w:val="24"/>
@@ -3470,8 +2836,8 @@
             <w:tcBorders>
               <w:top w:val="nil"/>
               <w:left w:val="nil"/>
-              <w:bottom w:val="single" w:color="auto" w:sz="4" w:space="0"/>
-              <w:right w:val="single" w:color="auto" w:sz="4" w:space="0"/>
+              <w:bottom w:val="single" w:sz="4" w:space="0" w:color="auto"/>
+              <w:right w:val="single" w:sz="4" w:space="0" w:color="auto"/>
             </w:tcBorders>
             <w:shd w:val="clear" w:color="auto" w:fill="auto"/>
             <w:vAlign w:val="center"/>
@@ -3488,7 +2854,7 @@
             </w:pPr>
             <w:r>
               <w:rPr>
-                <w:rFonts w:hint="eastAsia" w:ascii="宋体" w:hAnsi="宋体" w:cs="宋体"/>
+                <w:rFonts w:ascii="宋体" w:hAnsi="宋体" w:cs="宋体" w:hint="eastAsia"/>
                 <w:kern w:val="0"/>
                 <w:sz w:val="20"/>
               </w:rPr>
@@ -3502,8 +2868,8 @@
             <w:tcBorders>
               <w:top w:val="nil"/>
               <w:left w:val="nil"/>
-              <w:bottom w:val="single" w:color="auto" w:sz="4" w:space="0"/>
-              <w:right w:val="single" w:color="auto" w:sz="4" w:space="0"/>
+              <w:bottom w:val="single" w:sz="4" w:space="0" w:color="auto"/>
+              <w:right w:val="single" w:sz="4" w:space="0" w:color="auto"/>
             </w:tcBorders>
             <w:shd w:val="clear" w:color="auto" w:fill="auto"/>
             <w:vAlign w:val="center"/>
@@ -3520,7 +2886,7 @@
             </w:pPr>
             <w:r>
               <w:rPr>
-                <w:rFonts w:hint="eastAsia" w:ascii="宋体" w:hAnsi="宋体"/>
+                <w:rFonts w:ascii="宋体" w:hAnsi="宋体" w:hint="eastAsia"/>
                 <w:sz w:val="24"/>
                 <w:szCs w:val="24"/>
               </w:rPr>
@@ -3528,7 +2894,7 @@
             </w:r>
             <w:r>
               <w:rPr>
-                <w:rFonts w:hint="eastAsia" w:ascii="宋体" w:hAnsi="宋体" w:cs="宋体"/>
+                <w:rFonts w:ascii="宋体" w:hAnsi="宋体" w:cs="宋体" w:hint="eastAsia"/>
                 <w:kern w:val="0"/>
                 <w:sz w:val="20"/>
               </w:rPr>
@@ -3542,8 +2908,8 @@
             <w:tcBorders>
               <w:top w:val="nil"/>
               <w:left w:val="nil"/>
-              <w:bottom w:val="single" w:color="auto" w:sz="4" w:space="0"/>
-              <w:right w:val="single" w:color="auto" w:sz="4" w:space="0"/>
+              <w:bottom w:val="single" w:sz="4" w:space="0" w:color="auto"/>
+              <w:right w:val="single" w:sz="4" w:space="0" w:color="auto"/>
             </w:tcBorders>
             <w:shd w:val="clear" w:color="auto" w:fill="auto"/>
             <w:vAlign w:val="center"/>
@@ -3560,7 +2926,7 @@
             </w:pPr>
             <w:r>
               <w:rPr>
-                <w:rFonts w:hint="eastAsia" w:ascii="宋体" w:hAnsi="宋体" w:cs="宋体"/>
+                <w:rFonts w:ascii="宋体" w:hAnsi="宋体" w:cs="宋体" w:hint="eastAsia"/>
                 <w:kern w:val="0"/>
                 <w:sz w:val="20"/>
               </w:rPr>
@@ -3568,15 +2934,15 @@
             </w:r>
             <w:r>
               <w:rPr>
-                <w:rFonts w:hint="eastAsia" w:ascii="宋体" w:hAnsi="宋体" w:cs="宋体"/>
-                <w:kern w:val="0"/>
-                <w:sz w:val="20"/>
-              </w:rPr>
-              <w:br w:type="textWrapping"/>
-            </w:r>
-            <w:r>
-              <w:rPr>
-                <w:rFonts w:hint="eastAsia" w:ascii="宋体" w:hAnsi="宋体" w:cs="宋体"/>
+                <w:rFonts w:ascii="宋体" w:hAnsi="宋体" w:cs="宋体" w:hint="eastAsia"/>
+                <w:kern w:val="0"/>
+                <w:sz w:val="20"/>
+              </w:rPr>
+              <w:br/>
+            </w:r>
+            <w:r>
+              <w:rPr>
+                <w:rFonts w:ascii="宋体" w:hAnsi="宋体" w:cs="宋体" w:hint="eastAsia"/>
                 <w:kern w:val="0"/>
                 <w:sz w:val="20"/>
               </w:rPr>
@@ -3584,7 +2950,7 @@
             </w:r>
             <w:r>
               <w:rPr>
-                <w:rFonts w:hint="eastAsia" w:ascii="宋体" w:hAnsi="宋体" w:cs="宋体"/>
+                <w:rFonts w:ascii="宋体" w:hAnsi="宋体" w:cs="宋体" w:hint="eastAsia"/>
                 <w:kern w:val="0"/>
                 <w:sz w:val="20"/>
                 <w:lang w:val="en-US" w:eastAsia="zh-CN"/>
@@ -3593,7 +2959,7 @@
             </w:r>
             <w:r>
               <w:rPr>
-                <w:rFonts w:hint="eastAsia" w:ascii="宋体" w:hAnsi="宋体" w:cs="宋体"/>
+                <w:rFonts w:ascii="宋体" w:hAnsi="宋体" w:cs="宋体" w:hint="eastAsia"/>
                 <w:kern w:val="0"/>
                 <w:sz w:val="20"/>
               </w:rPr>
@@ -3607,8 +2973,8 @@
             <w:tcBorders>
               <w:top w:val="nil"/>
               <w:left w:val="nil"/>
-              <w:bottom w:val="single" w:color="auto" w:sz="4" w:space="0"/>
-              <w:right w:val="single" w:color="auto" w:sz="4" w:space="0"/>
+              <w:bottom w:val="single" w:sz="4" w:space="0" w:color="auto"/>
+              <w:right w:val="single" w:sz="4" w:space="0" w:color="auto"/>
             </w:tcBorders>
             <w:shd w:val="clear" w:color="000000" w:fill="FFFFFF"/>
             <w:vAlign w:val="center"/>
@@ -3625,7 +2991,7 @@
             </w:pPr>
             <w:r>
               <w:rPr>
-                <w:rFonts w:hint="eastAsia" w:ascii="宋体" w:hAnsi="宋体" w:cs="宋体"/>
+                <w:rFonts w:ascii="宋体" w:hAnsi="宋体" w:cs="宋体" w:hint="eastAsia"/>
                 <w:kern w:val="0"/>
                 <w:sz w:val="20"/>
               </w:rPr>
@@ -3639,8 +3005,8 @@
             <w:tcBorders>
               <w:top w:val="nil"/>
               <w:left w:val="nil"/>
-              <w:bottom w:val="single" w:color="auto" w:sz="4" w:space="0"/>
-              <w:right w:val="single" w:color="auto" w:sz="4" w:space="0"/>
+              <w:bottom w:val="single" w:sz="4" w:space="0" w:color="auto"/>
+              <w:right w:val="single" w:sz="4" w:space="0" w:color="auto"/>
             </w:tcBorders>
             <w:shd w:val="clear" w:color="000000" w:fill="FFFFFF"/>
             <w:vAlign w:val="center"/>
@@ -3650,7 +3016,7 @@
               <w:widowControl/>
               <w:jc w:val="center"/>
               <w:rPr>
-                <w:rFonts w:hint="eastAsia" w:ascii="宋体" w:hAnsi="宋体" w:eastAsia="宋体" w:cs="宋体"/>
+                <w:rFonts w:ascii="宋体" w:eastAsia="宋体" w:hAnsi="宋体" w:cs="宋体" w:hint="eastAsia"/>
                 <w:kern w:val="0"/>
                 <w:sz w:val="20"/>
                 <w:lang w:eastAsia="zh-CN"/>
@@ -3658,7 +3024,7 @@
             </w:pPr>
             <w:r>
               <w:rPr>
-                <w:rFonts w:hint="eastAsia" w:ascii="宋体" w:hAnsi="宋体" w:cs="宋体"/>
+                <w:rFonts w:ascii="宋体" w:hAnsi="宋体" w:cs="宋体" w:hint="eastAsia"/>
                 <w:kern w:val="0"/>
                 <w:sz w:val="20"/>
                 <w:lang w:eastAsia="zh-CN"/>
@@ -3673,8 +3039,8 @@
             <w:tcBorders>
               <w:top w:val="nil"/>
               <w:left w:val="nil"/>
-              <w:bottom w:val="single" w:color="auto" w:sz="4" w:space="0"/>
-              <w:right w:val="single" w:color="auto" w:sz="4" w:space="0"/>
+              <w:bottom w:val="single" w:sz="4" w:space="0" w:color="auto"/>
+              <w:right w:val="single" w:sz="4" w:space="0" w:color="auto"/>
             </w:tcBorders>
             <w:shd w:val="clear" w:color="000000" w:fill="FFFFFF"/>
             <w:vAlign w:val="center"/>
@@ -3691,7 +3057,7 @@
             </w:pPr>
             <w:r>
               <w:rPr>
-                <w:rFonts w:hint="eastAsia" w:ascii="宋体" w:hAnsi="宋体" w:cs="宋体"/>
+                <w:rFonts w:ascii="宋体" w:hAnsi="宋体" w:cs="宋体" w:hint="eastAsia"/>
                 <w:kern w:val="0"/>
                 <w:sz w:val="20"/>
               </w:rPr>
@@ -3705,8 +3071,8 @@
             <w:tcBorders>
               <w:top w:val="nil"/>
               <w:left w:val="nil"/>
-              <w:bottom w:val="single" w:color="auto" w:sz="4" w:space="0"/>
-              <w:right w:val="single" w:color="auto" w:sz="4" w:space="0"/>
+              <w:bottom w:val="single" w:sz="4" w:space="0" w:color="auto"/>
+              <w:right w:val="single" w:sz="4" w:space="0" w:color="auto"/>
             </w:tcBorders>
             <w:shd w:val="clear" w:color="auto" w:fill="auto"/>
             <w:vAlign w:val="center"/>
@@ -3723,7 +3089,7 @@
             </w:pPr>
             <w:r>
               <w:rPr>
-                <w:rFonts w:hint="eastAsia" w:ascii="宋体" w:hAnsi="宋体" w:cs="宋体"/>
+                <w:rFonts w:ascii="宋体" w:hAnsi="宋体" w:cs="宋体" w:hint="eastAsia"/>
                 <w:kern w:val="0"/>
                 <w:sz w:val="20"/>
               </w:rPr>
@@ -3737,8 +3103,8 @@
             <w:tcBorders>
               <w:top w:val="nil"/>
               <w:left w:val="nil"/>
-              <w:bottom w:val="single" w:color="auto" w:sz="4" w:space="0"/>
-              <w:right w:val="single" w:color="auto" w:sz="4" w:space="0"/>
+              <w:bottom w:val="single" w:sz="4" w:space="0" w:color="auto"/>
+              <w:right w:val="single" w:sz="4" w:space="0" w:color="auto"/>
             </w:tcBorders>
             <w:shd w:val="clear" w:color="auto" w:fill="auto"/>
             <w:vAlign w:val="center"/>
@@ -3755,7 +3121,7 @@
             </w:pPr>
             <w:r>
               <w:rPr>
-                <w:rFonts w:hint="eastAsia" w:ascii="宋体" w:hAnsi="宋体" w:cs="宋体"/>
+                <w:rFonts w:ascii="宋体" w:hAnsi="宋体" w:cs="宋体" w:hint="eastAsia"/>
                 <w:kern w:val="0"/>
                 <w:sz w:val="20"/>
               </w:rPr>
@@ -3766,6 +3132,9 @@
       </w:tr>
       <w:tr>
         <w:tblPrEx>
+          <w:tblW w:w="10774" w:type="dxa"/>
+          <w:tblInd w:w="-1168" w:type="dxa"/>
+          <w:tblLayout w:type="fixed"/>
           <w:tblCellMar>
             <w:top w:w="0" w:type="dxa"/>
             <w:left w:w="108" w:type="dxa"/>
@@ -3774,17 +3143,17 @@
           </w:tblCellMar>
         </w:tblPrEx>
         <w:trPr>
-          <w:trHeight w:val="615" w:hRule="atLeast"/>
+          <w:trHeight w:val="615"/>
         </w:trPr>
         <w:tc>
           <w:tcPr>
             <w:tcW w:w="992" w:type="dxa"/>
-            <w:vMerge w:val="continue"/>
-            <w:tcBorders>
-              <w:top w:val="nil"/>
-              <w:left w:val="single" w:color="auto" w:sz="4" w:space="0"/>
-              <w:bottom w:val="single" w:color="auto" w:sz="4" w:space="0"/>
-              <w:right w:val="single" w:color="auto" w:sz="4" w:space="0"/>
+            <w:vMerge/>
+            <w:tcBorders>
+              <w:top w:val="nil"/>
+              <w:left w:val="single" w:sz="4" w:space="0" w:color="auto"/>
+              <w:bottom w:val="single" w:sz="4" w:space="0" w:color="auto"/>
+              <w:right w:val="single" w:sz="4" w:space="0" w:color="auto"/>
             </w:tcBorders>
             <w:vAlign w:val="center"/>
           </w:tcPr>
@@ -3807,8 +3176,8 @@
             <w:tcBorders>
               <w:top w:val="nil"/>
               <w:left w:val="nil"/>
-              <w:bottom w:val="single" w:color="auto" w:sz="4" w:space="0"/>
-              <w:right w:val="single" w:color="auto" w:sz="4" w:space="0"/>
+              <w:bottom w:val="single" w:sz="4" w:space="0" w:color="auto"/>
+              <w:right w:val="single" w:sz="4" w:space="0" w:color="auto"/>
             </w:tcBorders>
             <w:shd w:val="clear" w:color="auto" w:fill="auto"/>
             <w:vAlign w:val="center"/>
@@ -3825,7 +3194,7 @@
             </w:pPr>
             <w:r>
               <w:rPr>
-                <w:rFonts w:hint="eastAsia" w:ascii="宋体" w:hAnsi="宋体" w:cs="宋体"/>
+                <w:rFonts w:ascii="宋体" w:hAnsi="宋体" w:cs="宋体" w:hint="eastAsia"/>
                 <w:kern w:val="0"/>
                 <w:sz w:val="20"/>
               </w:rPr>
@@ -3839,8 +3208,8 @@
             <w:tcBorders>
               <w:top w:val="nil"/>
               <w:left w:val="nil"/>
-              <w:bottom w:val="single" w:color="auto" w:sz="4" w:space="0"/>
-              <w:right w:val="single" w:color="auto" w:sz="4" w:space="0"/>
+              <w:bottom w:val="single" w:sz="4" w:space="0" w:color="auto"/>
+              <w:right w:val="single" w:sz="4" w:space="0" w:color="auto"/>
             </w:tcBorders>
             <w:shd w:val="clear" w:color="auto" w:fill="auto"/>
             <w:vAlign w:val="center"/>
@@ -3857,7 +3226,7 @@
             </w:pPr>
             <w:r>
               <w:rPr>
-                <w:rFonts w:hint="eastAsia" w:ascii="宋体" w:hAnsi="宋体"/>
+                <w:rFonts w:ascii="宋体" w:hAnsi="宋体" w:hint="eastAsia"/>
                 <w:sz w:val="24"/>
                 <w:szCs w:val="24"/>
               </w:rPr>
@@ -3865,7 +3234,7 @@
             </w:r>
             <w:r>
               <w:rPr>
-                <w:rFonts w:hint="eastAsia" w:ascii="宋体" w:hAnsi="宋体" w:cs="宋体"/>
+                <w:rFonts w:ascii="宋体" w:hAnsi="宋体" w:cs="宋体" w:hint="eastAsia"/>
                 <w:kern w:val="0"/>
                 <w:sz w:val="20"/>
               </w:rPr>
@@ -3879,8 +3248,8 @@
             <w:tcBorders>
               <w:top w:val="nil"/>
               <w:left w:val="nil"/>
-              <w:bottom w:val="single" w:color="auto" w:sz="4" w:space="0"/>
-              <w:right w:val="single" w:color="auto" w:sz="4" w:space="0"/>
+              <w:bottom w:val="single" w:sz="4" w:space="0" w:color="auto"/>
+              <w:right w:val="single" w:sz="4" w:space="0" w:color="auto"/>
             </w:tcBorders>
             <w:shd w:val="clear" w:color="auto" w:fill="auto"/>
             <w:vAlign w:val="center"/>
@@ -3897,7 +3266,7 @@
             </w:pPr>
             <w:r>
               <w:rPr>
-                <w:rFonts w:hint="eastAsia" w:ascii="宋体" w:hAnsi="宋体" w:cs="宋体"/>
+                <w:rFonts w:ascii="宋体" w:hAnsi="宋体" w:cs="宋体" w:hint="eastAsia"/>
                 <w:kern w:val="0"/>
                 <w:sz w:val="20"/>
               </w:rPr>
@@ -3911,8 +3280,8 @@
             <w:tcBorders>
               <w:top w:val="nil"/>
               <w:left w:val="nil"/>
-              <w:bottom w:val="single" w:color="auto" w:sz="4" w:space="0"/>
-              <w:right w:val="single" w:color="auto" w:sz="4" w:space="0"/>
+              <w:bottom w:val="single" w:sz="4" w:space="0" w:color="auto"/>
+              <w:right w:val="single" w:sz="4" w:space="0" w:color="auto"/>
             </w:tcBorders>
             <w:shd w:val="clear" w:color="000000" w:fill="FFFFFF"/>
             <w:vAlign w:val="center"/>
@@ -3929,7 +3298,7 @@
             </w:pPr>
             <w:r>
               <w:rPr>
-                <w:rFonts w:hint="eastAsia" w:ascii="宋体" w:hAnsi="宋体" w:cs="宋体"/>
+                <w:rFonts w:ascii="宋体" w:hAnsi="宋体" w:cs="宋体" w:hint="eastAsia"/>
                 <w:kern w:val="0"/>
                 <w:sz w:val="20"/>
               </w:rPr>
@@ -3943,8 +3312,8 @@
             <w:tcBorders>
               <w:top w:val="nil"/>
               <w:left w:val="nil"/>
-              <w:bottom w:val="single" w:color="auto" w:sz="4" w:space="0"/>
-              <w:right w:val="single" w:color="auto" w:sz="4" w:space="0"/>
+              <w:bottom w:val="single" w:sz="4" w:space="0" w:color="auto"/>
+              <w:right w:val="single" w:sz="4" w:space="0" w:color="auto"/>
             </w:tcBorders>
             <w:shd w:val="clear" w:color="000000" w:fill="FFFFFF"/>
             <w:vAlign w:val="center"/>
@@ -3961,7 +3330,7 @@
             </w:pPr>
             <w:r>
               <w:rPr>
-                <w:rFonts w:hint="eastAsia" w:ascii="宋体" w:hAnsi="宋体" w:cs="宋体"/>
+                <w:rFonts w:ascii="宋体" w:hAnsi="宋体" w:cs="宋体" w:hint="eastAsia"/>
                 <w:kern w:val="0"/>
                 <w:sz w:val="20"/>
               </w:rPr>
@@ -3975,8 +3344,8 @@
             <w:tcBorders>
               <w:top w:val="nil"/>
               <w:left w:val="nil"/>
-              <w:bottom w:val="single" w:color="auto" w:sz="4" w:space="0"/>
-              <w:right w:val="single" w:color="auto" w:sz="4" w:space="0"/>
+              <w:bottom w:val="single" w:sz="4" w:space="0" w:color="auto"/>
+              <w:right w:val="single" w:sz="4" w:space="0" w:color="auto"/>
             </w:tcBorders>
             <w:shd w:val="clear" w:color="000000" w:fill="FFFFFF"/>
             <w:vAlign w:val="center"/>
@@ -3993,7 +3362,7 @@
             </w:pPr>
             <w:r>
               <w:rPr>
-                <w:rFonts w:hint="eastAsia" w:ascii="宋体" w:hAnsi="宋体" w:cs="宋体"/>
+                <w:rFonts w:ascii="宋体" w:hAnsi="宋体" w:cs="宋体" w:hint="eastAsia"/>
                 <w:kern w:val="0"/>
                 <w:sz w:val="20"/>
               </w:rPr>
@@ -4007,8 +3376,8 @@
             <w:tcBorders>
               <w:top w:val="nil"/>
               <w:left w:val="nil"/>
-              <w:bottom w:val="single" w:color="auto" w:sz="4" w:space="0"/>
-              <w:right w:val="single" w:color="auto" w:sz="4" w:space="0"/>
+              <w:bottom w:val="single" w:sz="4" w:space="0" w:color="auto"/>
+              <w:right w:val="single" w:sz="4" w:space="0" w:color="auto"/>
             </w:tcBorders>
             <w:shd w:val="clear" w:color="auto" w:fill="auto"/>
             <w:vAlign w:val="center"/>
@@ -4025,7 +3394,7 @@
             </w:pPr>
             <w:r>
               <w:rPr>
-                <w:rFonts w:hint="eastAsia" w:ascii="宋体" w:hAnsi="宋体" w:cs="宋体"/>
+                <w:rFonts w:ascii="宋体" w:hAnsi="宋体" w:cs="宋体" w:hint="eastAsia"/>
                 <w:kern w:val="0"/>
                 <w:sz w:val="20"/>
               </w:rPr>
@@ -4039,8 +3408,8 @@
             <w:tcBorders>
               <w:top w:val="nil"/>
               <w:left w:val="nil"/>
-              <w:bottom w:val="single" w:color="auto" w:sz="4" w:space="0"/>
-              <w:right w:val="single" w:color="auto" w:sz="4" w:space="0"/>
+              <w:bottom w:val="single" w:sz="4" w:space="0" w:color="auto"/>
+              <w:right w:val="single" w:sz="4" w:space="0" w:color="auto"/>
             </w:tcBorders>
             <w:shd w:val="clear" w:color="auto" w:fill="auto"/>
             <w:vAlign w:val="center"/>
@@ -4057,7 +3426,7 @@
             </w:pPr>
             <w:r>
               <w:rPr>
-                <w:rFonts w:hint="eastAsia" w:ascii="宋体" w:hAnsi="宋体" w:cs="宋体"/>
+                <w:rFonts w:ascii="宋体" w:hAnsi="宋体" w:cs="宋体" w:hint="eastAsia"/>
                 <w:kern w:val="0"/>
                 <w:sz w:val="20"/>
               </w:rPr>
@@ -4079,26 +3448,26 @@
     </w:p>
     <w:p>
       <w:pPr>
-        <w:pStyle w:val="2"/>
+        <w:pStyle w:val="Heading1"/>
         <w:numPr>
           <w:ilvl w:val="0"/>
           <w:numId w:val="0"/>
         </w:numPr>
-        <w:ind w:firstLine="413" w:firstLineChars="147"/>
-        <w:rPr>
-          <w:rStyle w:val="16"/>
+        <w:ind w:firstLine="309" w:firstLineChars="147"/>
+        <w:rPr>
+          <w:rStyle w:val="1"/>
           <w:b/>
           <w:bCs w:val="0"/>
           <w:sz w:val="28"/>
           <w:szCs w:val="24"/>
         </w:rPr>
       </w:pPr>
-      <w:bookmarkStart w:id="16" w:name="_Toc494266689"/>
-      <w:bookmarkStart w:id="17" w:name="_Toc493236471"/>
+      <w:bookmarkStart w:id="17" w:name="_Toc494266689"/>
       <w:bookmarkStart w:id="18" w:name="_Toc493237464"/>
+      <w:bookmarkStart w:id="19" w:name="_Toc493236471"/>
       <w:r>
         <w:rPr>
-          <w:rStyle w:val="16"/>
+          <w:rStyle w:val="1"/>
           <w:rFonts w:hint="eastAsia"/>
           <w:b/>
           <w:bCs w:val="0"/>
@@ -4107,13 +3476,13 @@
         </w:rPr>
         <w:t>四、资源达成指标</w:t>
       </w:r>
-      <w:bookmarkEnd w:id="16"/>
       <w:bookmarkEnd w:id="17"/>
       <w:bookmarkEnd w:id="18"/>
+      <w:bookmarkEnd w:id="19"/>
     </w:p>
     <w:tbl>
       <w:tblPr>
-        <w:tblStyle w:val="12"/>
+        <w:tblStyle w:val="TableNormal"/>
         <w:tblW w:w="10774" w:type="dxa"/>
         <w:tblInd w:w="-1168" w:type="dxa"/>
         <w:tblLayout w:type="fixed"/>
@@ -4137,6 +3506,9 @@
       </w:tblGrid>
       <w:tr>
         <w:tblPrEx>
+          <w:tblW w:w="10774" w:type="dxa"/>
+          <w:tblInd w:w="-1168" w:type="dxa"/>
+          <w:tblLayout w:type="fixed"/>
           <w:tblCellMar>
             <w:top w:w="0" w:type="dxa"/>
             <w:left w:w="108" w:type="dxa"/>
@@ -4145,16 +3517,16 @@
           </w:tblCellMar>
         </w:tblPrEx>
         <w:trPr>
-          <w:trHeight w:val="660" w:hRule="atLeast"/>
+          <w:trHeight w:val="660"/>
         </w:trPr>
         <w:tc>
           <w:tcPr>
             <w:tcW w:w="992" w:type="dxa"/>
             <w:tcBorders>
-              <w:top w:val="single" w:color="auto" w:sz="4" w:space="0"/>
-              <w:left w:val="single" w:color="auto" w:sz="4" w:space="0"/>
-              <w:bottom w:val="single" w:color="auto" w:sz="4" w:space="0"/>
-              <w:right w:val="single" w:color="auto" w:sz="4" w:space="0"/>
+              <w:top w:val="single" w:sz="4" w:space="0" w:color="auto"/>
+              <w:left w:val="single" w:sz="4" w:space="0" w:color="auto"/>
+              <w:bottom w:val="single" w:sz="4" w:space="0" w:color="auto"/>
+              <w:right w:val="single" w:sz="4" w:space="0" w:color="auto"/>
             </w:tcBorders>
             <w:shd w:val="clear" w:color="000000" w:fill="FFFFFF"/>
             <w:vAlign w:val="center"/>
@@ -4172,7 +3544,7 @@
             </w:pPr>
             <w:r>
               <w:rPr>
-                <w:rFonts w:hint="eastAsia" w:ascii="宋体" w:hAnsi="宋体" w:cs="宋体"/>
+                <w:rFonts w:ascii="宋体" w:hAnsi="宋体" w:cs="宋体" w:hint="eastAsia"/>
                 <w:kern w:val="0"/>
                 <w:sz w:val="24"/>
                 <w:szCs w:val="24"/>
@@ -4182,7 +3554,7 @@
             </w:r>
             <w:r>
               <w:rPr>
-                <w:rFonts w:hint="eastAsia" w:ascii="宋体" w:hAnsi="宋体" w:cs="宋体"/>
+                <w:rFonts w:ascii="宋体" w:hAnsi="宋体" w:cs="宋体" w:hint="eastAsia"/>
                 <w:kern w:val="0"/>
                 <w:sz w:val="24"/>
                 <w:szCs w:val="24"/>
@@ -4195,10 +3567,10 @@
           <w:tcPr>
             <w:tcW w:w="1277" w:type="dxa"/>
             <w:tcBorders>
-              <w:top w:val="single" w:color="auto" w:sz="4" w:space="0"/>
-              <w:left w:val="nil"/>
-              <w:bottom w:val="single" w:color="auto" w:sz="4" w:space="0"/>
-              <w:right w:val="single" w:color="auto" w:sz="4" w:space="0"/>
+              <w:top w:val="single" w:sz="4" w:space="0" w:color="auto"/>
+              <w:left w:val="nil"/>
+              <w:bottom w:val="single" w:sz="4" w:space="0" w:color="auto"/>
+              <w:right w:val="single" w:sz="4" w:space="0" w:color="auto"/>
             </w:tcBorders>
             <w:shd w:val="clear" w:color="000000" w:fill="C0C0C0"/>
             <w:vAlign w:val="center"/>
@@ -4218,7 +3590,7 @@
             </w:pPr>
             <w:r>
               <w:rPr>
-                <w:rFonts w:hint="eastAsia" w:ascii="宋体" w:hAnsi="宋体" w:cs="宋体"/>
+                <w:rFonts w:ascii="宋体" w:hAnsi="宋体" w:cs="宋体" w:hint="eastAsia"/>
                 <w:b/>
                 <w:bCs/>
                 <w:kern w:val="0"/>
@@ -4233,10 +3605,10 @@
           <w:tcPr>
             <w:tcW w:w="850" w:type="dxa"/>
             <w:tcBorders>
-              <w:top w:val="single" w:color="auto" w:sz="4" w:space="0"/>
-              <w:left w:val="nil"/>
-              <w:bottom w:val="single" w:color="auto" w:sz="4" w:space="0"/>
-              <w:right w:val="single" w:color="auto" w:sz="4" w:space="0"/>
+              <w:top w:val="single" w:sz="4" w:space="0" w:color="auto"/>
+              <w:left w:val="nil"/>
+              <w:bottom w:val="single" w:sz="4" w:space="0" w:color="auto"/>
+              <w:right w:val="single" w:sz="4" w:space="0" w:color="auto"/>
             </w:tcBorders>
             <w:shd w:val="clear" w:color="000000" w:fill="C0C0C0"/>
             <w:vAlign w:val="center"/>
@@ -4256,7 +3628,7 @@
             </w:pPr>
             <w:r>
               <w:rPr>
-                <w:rFonts w:hint="eastAsia" w:ascii="宋体" w:hAnsi="宋体" w:cs="宋体"/>
+                <w:rFonts w:ascii="宋体" w:hAnsi="宋体" w:cs="宋体" w:hint="eastAsia"/>
                 <w:b/>
                 <w:bCs/>
                 <w:kern w:val="0"/>
@@ -4271,10 +3643,10 @@
           <w:tcPr>
             <w:tcW w:w="1276" w:type="dxa"/>
             <w:tcBorders>
-              <w:top w:val="single" w:color="auto" w:sz="4" w:space="0"/>
-              <w:left w:val="nil"/>
-              <w:bottom w:val="single" w:color="auto" w:sz="4" w:space="0"/>
-              <w:right w:val="single" w:color="auto" w:sz="4" w:space="0"/>
+              <w:top w:val="single" w:sz="4" w:space="0" w:color="auto"/>
+              <w:left w:val="nil"/>
+              <w:bottom w:val="single" w:sz="4" w:space="0" w:color="auto"/>
+              <w:right w:val="single" w:sz="4" w:space="0" w:color="auto"/>
             </w:tcBorders>
             <w:shd w:val="clear" w:color="000000" w:fill="C0C0C0"/>
             <w:vAlign w:val="center"/>
@@ -4294,7 +3666,7 @@
             </w:pPr>
             <w:r>
               <w:rPr>
-                <w:rFonts w:hint="eastAsia" w:ascii="宋体" w:hAnsi="宋体" w:cs="宋体"/>
+                <w:rFonts w:ascii="宋体" w:hAnsi="宋体" w:cs="宋体" w:hint="eastAsia"/>
                 <w:b/>
                 <w:bCs/>
                 <w:kern w:val="0"/>
@@ -4309,9 +3681,9 @@
           <w:tcPr>
             <w:tcW w:w="1276" w:type="dxa"/>
             <w:tcBorders>
-              <w:top w:val="single" w:color="auto" w:sz="4" w:space="0"/>
-              <w:left w:val="nil"/>
-              <w:bottom w:val="single" w:color="auto" w:sz="4" w:space="0"/>
+              <w:top w:val="single" w:sz="4" w:space="0" w:color="auto"/>
+              <w:left w:val="nil"/>
+              <w:bottom w:val="single" w:sz="4" w:space="0" w:color="auto"/>
               <w:right w:val="nil"/>
             </w:tcBorders>
             <w:shd w:val="clear" w:color="000000" w:fill="C0C0C0"/>
@@ -4332,7 +3704,7 @@
             </w:pPr>
             <w:r>
               <w:rPr>
-                <w:rFonts w:hint="eastAsia" w:ascii="宋体" w:hAnsi="宋体" w:cs="宋体"/>
+                <w:rFonts w:ascii="宋体" w:hAnsi="宋体" w:cs="宋体" w:hint="eastAsia"/>
                 <w:b/>
                 <w:bCs/>
                 <w:kern w:val="0"/>
@@ -4347,9 +3719,9 @@
           <w:tcPr>
             <w:tcW w:w="860" w:type="dxa"/>
             <w:tcBorders>
-              <w:top w:val="single" w:color="auto" w:sz="4" w:space="0"/>
-              <w:left w:val="single" w:color="auto" w:sz="4" w:space="0"/>
-              <w:bottom w:val="single" w:color="auto" w:sz="4" w:space="0"/>
+              <w:top w:val="single" w:sz="4" w:space="0" w:color="auto"/>
+              <w:left w:val="single" w:sz="4" w:space="0" w:color="auto"/>
+              <w:bottom w:val="single" w:sz="4" w:space="0" w:color="auto"/>
               <w:right w:val="nil"/>
             </w:tcBorders>
             <w:shd w:val="clear" w:color="000000" w:fill="C0C0C0"/>
@@ -4370,7 +3742,7 @@
             </w:pPr>
             <w:r>
               <w:rPr>
-                <w:rFonts w:hint="eastAsia" w:ascii="宋体" w:hAnsi="宋体" w:cs="宋体"/>
+                <w:rFonts w:ascii="宋体" w:hAnsi="宋体" w:cs="宋体" w:hint="eastAsia"/>
                 <w:b/>
                 <w:bCs/>
                 <w:kern w:val="0"/>
@@ -4385,9 +3757,9 @@
           <w:tcPr>
             <w:tcW w:w="1124" w:type="dxa"/>
             <w:tcBorders>
-              <w:top w:val="single" w:color="auto" w:sz="4" w:space="0"/>
-              <w:left w:val="single" w:color="auto" w:sz="4" w:space="0"/>
-              <w:bottom w:val="single" w:color="auto" w:sz="4" w:space="0"/>
+              <w:top w:val="single" w:sz="4" w:space="0" w:color="auto"/>
+              <w:left w:val="single" w:sz="4" w:space="0" w:color="auto"/>
+              <w:bottom w:val="single" w:sz="4" w:space="0" w:color="auto"/>
               <w:right w:val="nil"/>
             </w:tcBorders>
             <w:shd w:val="clear" w:color="000000" w:fill="C0C0C0"/>
@@ -4408,7 +3780,7 @@
             </w:pPr>
             <w:r>
               <w:rPr>
-                <w:rFonts w:hint="eastAsia" w:ascii="宋体" w:hAnsi="宋体" w:cs="宋体"/>
+                <w:rFonts w:ascii="宋体" w:hAnsi="宋体" w:cs="宋体" w:hint="eastAsia"/>
                 <w:b/>
                 <w:bCs/>
                 <w:kern w:val="0"/>
@@ -4423,9 +3795,9 @@
           <w:tcPr>
             <w:tcW w:w="962" w:type="dxa"/>
             <w:tcBorders>
-              <w:top w:val="single" w:color="auto" w:sz="4" w:space="0"/>
-              <w:left w:val="single" w:color="auto" w:sz="4" w:space="0"/>
-              <w:bottom w:val="single" w:color="auto" w:sz="4" w:space="0"/>
+              <w:top w:val="single" w:sz="4" w:space="0" w:color="auto"/>
+              <w:left w:val="single" w:sz="4" w:space="0" w:color="auto"/>
+              <w:bottom w:val="single" w:sz="4" w:space="0" w:color="auto"/>
               <w:right w:val="nil"/>
             </w:tcBorders>
             <w:shd w:val="clear" w:color="000000" w:fill="C0C0C0"/>
@@ -4446,7 +3818,7 @@
             </w:pPr>
             <w:r>
               <w:rPr>
-                <w:rFonts w:hint="eastAsia" w:ascii="宋体" w:hAnsi="宋体" w:cs="宋体"/>
+                <w:rFonts w:ascii="宋体" w:hAnsi="宋体" w:cs="宋体" w:hint="eastAsia"/>
                 <w:b/>
                 <w:bCs/>
                 <w:kern w:val="0"/>
@@ -4461,10 +3833,10 @@
           <w:tcPr>
             <w:tcW w:w="2157" w:type="dxa"/>
             <w:tcBorders>
-              <w:top w:val="single" w:color="auto" w:sz="4" w:space="0"/>
-              <w:left w:val="single" w:color="auto" w:sz="4" w:space="0"/>
-              <w:bottom w:val="single" w:color="auto" w:sz="4" w:space="0"/>
-              <w:right w:val="single" w:color="auto" w:sz="4" w:space="0"/>
+              <w:top w:val="single" w:sz="4" w:space="0" w:color="auto"/>
+              <w:left w:val="single" w:sz="4" w:space="0" w:color="auto"/>
+              <w:bottom w:val="single" w:sz="4" w:space="0" w:color="auto"/>
+              <w:right w:val="single" w:sz="4" w:space="0" w:color="auto"/>
             </w:tcBorders>
             <w:shd w:val="clear" w:color="000000" w:fill="C0C0C0"/>
             <w:vAlign w:val="center"/>
@@ -4484,7 +3856,7 @@
             </w:pPr>
             <w:r>
               <w:rPr>
-                <w:rFonts w:hint="eastAsia" w:ascii="宋体" w:hAnsi="宋体" w:cs="宋体"/>
+                <w:rFonts w:ascii="宋体" w:hAnsi="宋体" w:cs="宋体" w:hint="eastAsia"/>
                 <w:b/>
                 <w:bCs/>
                 <w:kern w:val="0"/>
@@ -4498,6 +3870,9 @@
       </w:tr>
       <w:tr>
         <w:tblPrEx>
+          <w:tblW w:w="10774" w:type="dxa"/>
+          <w:tblInd w:w="-1168" w:type="dxa"/>
+          <w:tblLayout w:type="fixed"/>
           <w:tblCellMar>
             <w:top w:w="0" w:type="dxa"/>
             <w:left w:w="108" w:type="dxa"/>
@@ -4506,16 +3881,16 @@
           </w:tblCellMar>
         </w:tblPrEx>
         <w:trPr>
-          <w:trHeight w:val="720" w:hRule="atLeast"/>
+          <w:trHeight w:val="720"/>
         </w:trPr>
         <w:tc>
           <w:tcPr>
             <w:tcW w:w="992" w:type="dxa"/>
             <w:tcBorders>
               <w:top w:val="nil"/>
-              <w:left w:val="single" w:color="auto" w:sz="4" w:space="0"/>
-              <w:bottom w:val="single" w:color="auto" w:sz="4" w:space="0"/>
-              <w:right w:val="single" w:color="auto" w:sz="4" w:space="0"/>
+              <w:left w:val="single" w:sz="4" w:space="0" w:color="auto"/>
+              <w:bottom w:val="single" w:sz="4" w:space="0" w:color="auto"/>
+              <w:right w:val="single" w:sz="4" w:space="0" w:color="auto"/>
             </w:tcBorders>
             <w:shd w:val="clear" w:color="000000" w:fill="FFFFFF"/>
             <w:vAlign w:val="center"/>
@@ -4533,7 +3908,7 @@
             </w:pPr>
             <w:r>
               <w:rPr>
-                <w:rFonts w:hint="eastAsia" w:ascii="宋体" w:hAnsi="宋体" w:cs="宋体"/>
+                <w:rFonts w:ascii="宋体" w:hAnsi="宋体" w:cs="宋体" w:hint="eastAsia"/>
                 <w:kern w:val="0"/>
                 <w:sz w:val="24"/>
                 <w:szCs w:val="24"/>
@@ -4548,8 +3923,8 @@
             <w:tcBorders>
               <w:top w:val="nil"/>
               <w:left w:val="nil"/>
-              <w:bottom w:val="single" w:color="auto" w:sz="4" w:space="0"/>
-              <w:right w:val="single" w:color="auto" w:sz="4" w:space="0"/>
+              <w:bottom w:val="single" w:sz="4" w:space="0" w:color="auto"/>
+              <w:right w:val="single" w:sz="4" w:space="0" w:color="auto"/>
             </w:tcBorders>
             <w:shd w:val="clear" w:color="auto" w:fill="auto"/>
             <w:vAlign w:val="center"/>
@@ -4566,7 +3941,7 @@
             </w:pPr>
             <w:r>
               <w:rPr>
-                <w:rFonts w:hint="eastAsia" w:ascii="宋体" w:hAnsi="宋体" w:cs="宋体"/>
+                <w:rFonts w:ascii="宋体" w:hAnsi="宋体" w:cs="宋体" w:hint="eastAsia"/>
                 <w:kern w:val="0"/>
                 <w:szCs w:val="21"/>
               </w:rPr>
@@ -4580,8 +3955,8 @@
             <w:tcBorders>
               <w:top w:val="nil"/>
               <w:left w:val="nil"/>
-              <w:bottom w:val="single" w:color="auto" w:sz="4" w:space="0"/>
-              <w:right w:val="single" w:color="auto" w:sz="4" w:space="0"/>
+              <w:bottom w:val="single" w:sz="4" w:space="0" w:color="auto"/>
+              <w:right w:val="single" w:sz="4" w:space="0" w:color="auto"/>
             </w:tcBorders>
             <w:shd w:val="clear" w:color="auto" w:fill="auto"/>
             <w:vAlign w:val="center"/>
@@ -4598,7 +3973,7 @@
             </w:pPr>
             <w:r>
               <w:rPr>
-                <w:rFonts w:hint="eastAsia" w:ascii="宋体" w:hAnsi="宋体" w:cs="宋体"/>
+                <w:rFonts w:ascii="宋体" w:hAnsi="宋体" w:cs="宋体" w:hint="eastAsia"/>
                 <w:kern w:val="0"/>
                 <w:sz w:val="20"/>
               </w:rPr>
@@ -4612,8 +3987,8 @@
             <w:tcBorders>
               <w:top w:val="nil"/>
               <w:left w:val="nil"/>
-              <w:bottom w:val="single" w:color="auto" w:sz="4" w:space="0"/>
-              <w:right w:val="single" w:color="auto" w:sz="4" w:space="0"/>
+              <w:bottom w:val="single" w:sz="4" w:space="0" w:color="auto"/>
+              <w:right w:val="single" w:sz="4" w:space="0" w:color="auto"/>
             </w:tcBorders>
             <w:shd w:val="clear" w:color="auto" w:fill="auto"/>
             <w:vAlign w:val="center"/>
@@ -4630,7 +4005,7 @@
             </w:pPr>
             <w:r>
               <w:rPr>
-                <w:rFonts w:hint="eastAsia" w:ascii="宋体" w:hAnsi="宋体" w:cs="宋体"/>
+                <w:rFonts w:ascii="宋体" w:hAnsi="宋体" w:cs="宋体" w:hint="eastAsia"/>
                 <w:kern w:val="0"/>
                 <w:sz w:val="20"/>
               </w:rPr>
@@ -4644,8 +4019,8 @@
             <w:tcBorders>
               <w:top w:val="nil"/>
               <w:left w:val="nil"/>
-              <w:bottom w:val="single" w:color="auto" w:sz="4" w:space="0"/>
-              <w:right w:val="single" w:color="auto" w:sz="4" w:space="0"/>
+              <w:bottom w:val="single" w:sz="4" w:space="0" w:color="auto"/>
+              <w:right w:val="single" w:sz="4" w:space="0" w:color="auto"/>
             </w:tcBorders>
             <w:shd w:val="clear" w:color="000000" w:fill="FFFFFF"/>
             <w:vAlign w:val="center"/>
@@ -4662,7 +4037,7 @@
             </w:pPr>
             <w:r>
               <w:rPr>
-                <w:rFonts w:hint="eastAsia" w:ascii="宋体" w:hAnsi="宋体" w:cs="宋体"/>
+                <w:rFonts w:ascii="宋体" w:hAnsi="宋体" w:cs="宋体" w:hint="eastAsia"/>
                 <w:kern w:val="0"/>
                 <w:sz w:val="20"/>
               </w:rPr>
@@ -4676,8 +4051,8 @@
             <w:tcBorders>
               <w:top w:val="nil"/>
               <w:left w:val="nil"/>
-              <w:bottom w:val="single" w:color="auto" w:sz="4" w:space="0"/>
-              <w:right w:val="single" w:color="auto" w:sz="4" w:space="0"/>
+              <w:bottom w:val="single" w:sz="4" w:space="0" w:color="auto"/>
+              <w:right w:val="single" w:sz="4" w:space="0" w:color="auto"/>
             </w:tcBorders>
             <w:shd w:val="clear" w:color="000000" w:fill="FFFFFF"/>
             <w:vAlign w:val="center"/>
@@ -4694,7 +4069,7 @@
             </w:pPr>
             <w:r>
               <w:rPr>
-                <w:rFonts w:hint="eastAsia" w:ascii="宋体" w:hAnsi="宋体" w:cs="宋体"/>
+                <w:rFonts w:ascii="宋体" w:hAnsi="宋体" w:cs="宋体" w:hint="eastAsia"/>
                 <w:kern w:val="0"/>
                 <w:sz w:val="20"/>
               </w:rPr>
@@ -4708,8 +4083,8 @@
             <w:tcBorders>
               <w:top w:val="nil"/>
               <w:left w:val="nil"/>
-              <w:bottom w:val="single" w:color="auto" w:sz="4" w:space="0"/>
-              <w:right w:val="single" w:color="auto" w:sz="4" w:space="0"/>
+              <w:bottom w:val="single" w:sz="4" w:space="0" w:color="auto"/>
+              <w:right w:val="single" w:sz="4" w:space="0" w:color="auto"/>
             </w:tcBorders>
             <w:shd w:val="clear" w:color="000000" w:fill="FFFFFF"/>
             <w:vAlign w:val="center"/>
@@ -4726,7 +4101,7 @@
             </w:pPr>
             <w:r>
               <w:rPr>
-                <w:rFonts w:hint="eastAsia" w:ascii="宋体" w:hAnsi="宋体" w:cs="宋体"/>
+                <w:rFonts w:ascii="宋体" w:hAnsi="宋体" w:cs="宋体" w:hint="eastAsia"/>
                 <w:kern w:val="0"/>
                 <w:sz w:val="20"/>
               </w:rPr>
@@ -4740,8 +4115,8 @@
             <w:tcBorders>
               <w:top w:val="nil"/>
               <w:left w:val="nil"/>
-              <w:bottom w:val="single" w:color="auto" w:sz="4" w:space="0"/>
-              <w:right w:val="single" w:color="auto" w:sz="4" w:space="0"/>
+              <w:bottom w:val="single" w:sz="4" w:space="0" w:color="auto"/>
+              <w:right w:val="single" w:sz="4" w:space="0" w:color="auto"/>
             </w:tcBorders>
             <w:shd w:val="clear" w:color="auto" w:fill="auto"/>
             <w:vAlign w:val="center"/>
@@ -4759,7 +4134,7 @@
             </w:pPr>
             <w:r>
               <w:rPr>
-                <w:rFonts w:hint="eastAsia" w:ascii="宋体" w:hAnsi="宋体" w:cs="宋体"/>
+                <w:rFonts w:ascii="宋体" w:hAnsi="宋体" w:cs="宋体" w:hint="eastAsia"/>
                 <w:kern w:val="0"/>
                 <w:sz w:val="20"/>
               </w:rPr>
@@ -4773,8 +4148,8 @@
             <w:tcBorders>
               <w:top w:val="nil"/>
               <w:left w:val="nil"/>
-              <w:bottom w:val="single" w:color="auto" w:sz="4" w:space="0"/>
-              <w:right w:val="single" w:color="auto" w:sz="4" w:space="0"/>
+              <w:bottom w:val="single" w:sz="4" w:space="0" w:color="auto"/>
+              <w:right w:val="single" w:sz="4" w:space="0" w:color="auto"/>
             </w:tcBorders>
             <w:shd w:val="clear" w:color="auto" w:fill="auto"/>
             <w:vAlign w:val="center"/>
@@ -4791,7 +4166,7 @@
             </w:pPr>
             <w:r>
               <w:rPr>
-                <w:rFonts w:hint="eastAsia" w:ascii="宋体" w:hAnsi="宋体" w:cs="宋体"/>
+                <w:rFonts w:ascii="宋体" w:hAnsi="宋体" w:cs="宋体" w:hint="eastAsia"/>
                 <w:kern w:val="0"/>
                 <w:sz w:val="20"/>
               </w:rPr>
@@ -4802,6 +4177,9 @@
       </w:tr>
       <w:tr>
         <w:tblPrEx>
+          <w:tblW w:w="10774" w:type="dxa"/>
+          <w:tblInd w:w="-1168" w:type="dxa"/>
+          <w:tblLayout w:type="fixed"/>
           <w:tblCellMar>
             <w:top w:w="0" w:type="dxa"/>
             <w:left w:w="108" w:type="dxa"/>
@@ -4810,16 +4188,16 @@
           </w:tblCellMar>
         </w:tblPrEx>
         <w:trPr>
-          <w:trHeight w:val="720" w:hRule="atLeast"/>
+          <w:trHeight w:val="720"/>
         </w:trPr>
         <w:tc>
           <w:tcPr>
             <w:tcW w:w="992" w:type="dxa"/>
             <w:tcBorders>
               <w:top w:val="nil"/>
-              <w:left w:val="single" w:color="auto" w:sz="4" w:space="0"/>
-              <w:bottom w:val="single" w:color="auto" w:sz="4" w:space="0"/>
-              <w:right w:val="single" w:color="auto" w:sz="4" w:space="0"/>
+              <w:left w:val="single" w:sz="4" w:space="0" w:color="auto"/>
+              <w:bottom w:val="single" w:sz="4" w:space="0" w:color="auto"/>
+              <w:right w:val="single" w:sz="4" w:space="0" w:color="auto"/>
             </w:tcBorders>
             <w:shd w:val="clear" w:color="000000" w:fill="FFFFFF"/>
             <w:vAlign w:val="center"/>
@@ -4837,7 +4215,7 @@
             </w:pPr>
             <w:r>
               <w:rPr>
-                <w:rFonts w:hint="eastAsia" w:ascii="宋体" w:hAnsi="宋体" w:cs="宋体"/>
+                <w:rFonts w:ascii="宋体" w:hAnsi="宋体" w:cs="宋体" w:hint="eastAsia"/>
                 <w:kern w:val="0"/>
                 <w:sz w:val="24"/>
                 <w:szCs w:val="24"/>
@@ -4852,8 +4230,8 @@
             <w:tcBorders>
               <w:top w:val="nil"/>
               <w:left w:val="nil"/>
-              <w:bottom w:val="single" w:color="auto" w:sz="4" w:space="0"/>
-              <w:right w:val="single" w:color="auto" w:sz="4" w:space="0"/>
+              <w:bottom w:val="single" w:sz="4" w:space="0" w:color="auto"/>
+              <w:right w:val="single" w:sz="4" w:space="0" w:color="auto"/>
             </w:tcBorders>
             <w:shd w:val="clear" w:color="auto" w:fill="auto"/>
             <w:vAlign w:val="center"/>
@@ -4870,7 +4248,7 @@
             </w:pPr>
             <w:r>
               <w:rPr>
-                <w:rFonts w:hint="eastAsia" w:ascii="宋体" w:hAnsi="宋体" w:cs="宋体"/>
+                <w:rFonts w:ascii="宋体" w:hAnsi="宋体" w:cs="宋体" w:hint="eastAsia"/>
                 <w:kern w:val="0"/>
                 <w:sz w:val="20"/>
               </w:rPr>
@@ -4884,8 +4262,8 @@
             <w:tcBorders>
               <w:top w:val="nil"/>
               <w:left w:val="nil"/>
-              <w:bottom w:val="single" w:color="auto" w:sz="4" w:space="0"/>
-              <w:right w:val="single" w:color="auto" w:sz="4" w:space="0"/>
+              <w:bottom w:val="single" w:sz="4" w:space="0" w:color="auto"/>
+              <w:right w:val="single" w:sz="4" w:space="0" w:color="auto"/>
             </w:tcBorders>
             <w:shd w:val="clear" w:color="auto" w:fill="auto"/>
             <w:vAlign w:val="center"/>
@@ -4902,7 +4280,7 @@
             </w:pPr>
             <w:r>
               <w:rPr>
-                <w:rFonts w:hint="eastAsia" w:ascii="宋体" w:hAnsi="宋体"/>
+                <w:rFonts w:ascii="宋体" w:hAnsi="宋体" w:hint="eastAsia"/>
                 <w:sz w:val="24"/>
                 <w:szCs w:val="24"/>
               </w:rPr>
@@ -4910,7 +4288,7 @@
             </w:r>
             <w:r>
               <w:rPr>
-                <w:rFonts w:hint="eastAsia" w:ascii="宋体" w:hAnsi="宋体" w:cs="宋体"/>
+                <w:rFonts w:ascii="宋体" w:hAnsi="宋体" w:cs="宋体" w:hint="eastAsia"/>
                 <w:kern w:val="0"/>
                 <w:sz w:val="20"/>
               </w:rPr>
@@ -4924,8 +4302,8 @@
             <w:tcBorders>
               <w:top w:val="nil"/>
               <w:left w:val="nil"/>
-              <w:bottom w:val="single" w:color="auto" w:sz="4" w:space="0"/>
-              <w:right w:val="single" w:color="auto" w:sz="4" w:space="0"/>
+              <w:bottom w:val="single" w:sz="4" w:space="0" w:color="auto"/>
+              <w:right w:val="single" w:sz="4" w:space="0" w:color="auto"/>
             </w:tcBorders>
             <w:shd w:val="clear" w:color="auto" w:fill="auto"/>
             <w:vAlign w:val="center"/>
@@ -4935,7 +4313,7 @@
               <w:widowControl/>
               <w:jc w:val="center"/>
               <w:rPr>
-                <w:rFonts w:hint="eastAsia" w:ascii="宋体" w:hAnsi="宋体" w:eastAsia="宋体" w:cs="宋体"/>
+                <w:rFonts w:ascii="宋体" w:eastAsia="宋体" w:hAnsi="宋体" w:cs="宋体" w:hint="eastAsia"/>
                 <w:kern w:val="0"/>
                 <w:sz w:val="20"/>
                 <w:lang w:eastAsia="zh-CN"/>
@@ -4943,7 +4321,7 @@
             </w:pPr>
             <w:r>
               <w:rPr>
-                <w:rFonts w:hint="eastAsia" w:ascii="宋体" w:hAnsi="宋体" w:cs="宋体"/>
+                <w:rFonts w:ascii="宋体" w:hAnsi="宋体" w:cs="宋体" w:hint="eastAsia"/>
                 <w:kern w:val="0"/>
                 <w:sz w:val="20"/>
                 <w:lang w:eastAsia="zh-CN"/>
@@ -4958,8 +4336,8 @@
             <w:tcBorders>
               <w:top w:val="nil"/>
               <w:left w:val="nil"/>
-              <w:bottom w:val="single" w:color="auto" w:sz="4" w:space="0"/>
-              <w:right w:val="single" w:color="auto" w:sz="4" w:space="0"/>
+              <w:bottom w:val="single" w:sz="4" w:space="0" w:color="auto"/>
+              <w:right w:val="single" w:sz="4" w:space="0" w:color="auto"/>
             </w:tcBorders>
             <w:shd w:val="clear" w:color="000000" w:fill="FFFFFF"/>
             <w:vAlign w:val="center"/>
@@ -4976,7 +4354,7 @@
             </w:pPr>
             <w:r>
               <w:rPr>
-                <w:rFonts w:hint="eastAsia" w:ascii="宋体" w:hAnsi="宋体" w:cs="宋体"/>
+                <w:rFonts w:ascii="宋体" w:hAnsi="宋体" w:cs="宋体" w:hint="eastAsia"/>
                 <w:kern w:val="0"/>
                 <w:sz w:val="20"/>
                 <w:szCs w:val="22"/>
@@ -4991,8 +4369,8 @@
             <w:tcBorders>
               <w:top w:val="nil"/>
               <w:left w:val="nil"/>
-              <w:bottom w:val="single" w:color="auto" w:sz="4" w:space="0"/>
-              <w:right w:val="single" w:color="auto" w:sz="4" w:space="0"/>
+              <w:bottom w:val="single" w:sz="4" w:space="0" w:color="auto"/>
+              <w:right w:val="single" w:sz="4" w:space="0" w:color="auto"/>
             </w:tcBorders>
             <w:shd w:val="clear" w:color="000000" w:fill="FFFFFF"/>
             <w:vAlign w:val="center"/>
@@ -5002,7 +4380,7 @@
               <w:widowControl/>
               <w:jc w:val="center"/>
               <w:rPr>
-                <w:rFonts w:hint="eastAsia" w:ascii="宋体" w:hAnsi="宋体" w:eastAsia="宋体" w:cs="宋体"/>
+                <w:rFonts w:ascii="宋体" w:eastAsia="宋体" w:hAnsi="宋体" w:cs="宋体" w:hint="eastAsia"/>
                 <w:kern w:val="0"/>
                 <w:sz w:val="20"/>
                 <w:lang w:eastAsia="zh-CN"/>
@@ -5010,7 +4388,7 @@
             </w:pPr>
             <w:r>
               <w:rPr>
-                <w:rFonts w:hint="eastAsia" w:ascii="宋体" w:hAnsi="宋体" w:cs="宋体"/>
+                <w:rFonts w:ascii="宋体" w:hAnsi="宋体" w:cs="宋体" w:hint="eastAsia"/>
                 <w:kern w:val="0"/>
                 <w:sz w:val="20"/>
                 <w:lang w:eastAsia="zh-CN"/>
@@ -5025,8 +4403,8 @@
             <w:tcBorders>
               <w:top w:val="nil"/>
               <w:left w:val="nil"/>
-              <w:bottom w:val="single" w:color="auto" w:sz="4" w:space="0"/>
-              <w:right w:val="single" w:color="auto" w:sz="4" w:space="0"/>
+              <w:bottom w:val="single" w:sz="4" w:space="0" w:color="auto"/>
+              <w:right w:val="single" w:sz="4" w:space="0" w:color="auto"/>
             </w:tcBorders>
             <w:shd w:val="clear" w:color="000000" w:fill="FFFFFF"/>
             <w:vAlign w:val="center"/>
@@ -5043,7 +4421,7 @@
             </w:pPr>
             <w:r>
               <w:rPr>
-                <w:rFonts w:hint="eastAsia" w:ascii="宋体" w:hAnsi="宋体" w:cs="宋体"/>
+                <w:rFonts w:ascii="宋体" w:hAnsi="宋体" w:cs="宋体" w:hint="eastAsia"/>
                 <w:kern w:val="0"/>
                 <w:sz w:val="20"/>
               </w:rPr>
@@ -5057,8 +4435,8 @@
             <w:tcBorders>
               <w:top w:val="nil"/>
               <w:left w:val="nil"/>
-              <w:bottom w:val="single" w:color="auto" w:sz="4" w:space="0"/>
-              <w:right w:val="single" w:color="auto" w:sz="4" w:space="0"/>
+              <w:bottom w:val="single" w:sz="4" w:space="0" w:color="auto"/>
+              <w:right w:val="single" w:sz="4" w:space="0" w:color="auto"/>
             </w:tcBorders>
             <w:shd w:val="clear" w:color="auto" w:fill="auto"/>
             <w:vAlign w:val="center"/>
@@ -5075,7 +4453,7 @@
             </w:pPr>
             <w:r>
               <w:rPr>
-                <w:rFonts w:hint="eastAsia" w:ascii="宋体" w:hAnsi="宋体" w:cs="宋体"/>
+                <w:rFonts w:ascii="宋体" w:hAnsi="宋体" w:cs="宋体" w:hint="eastAsia"/>
                 <w:kern w:val="0"/>
                 <w:sz w:val="20"/>
               </w:rPr>
@@ -5089,8 +4467,8 @@
             <w:tcBorders>
               <w:top w:val="nil"/>
               <w:left w:val="nil"/>
-              <w:bottom w:val="single" w:color="auto" w:sz="4" w:space="0"/>
-              <w:right w:val="single" w:color="auto" w:sz="4" w:space="0"/>
+              <w:bottom w:val="single" w:sz="4" w:space="0" w:color="auto"/>
+              <w:right w:val="single" w:sz="4" w:space="0" w:color="auto"/>
             </w:tcBorders>
             <w:shd w:val="clear" w:color="auto" w:fill="auto"/>
             <w:vAlign w:val="center"/>
@@ -5107,7 +4485,7 @@
             </w:pPr>
             <w:r>
               <w:rPr>
-                <w:rFonts w:hint="eastAsia" w:ascii="宋体" w:hAnsi="宋体" w:cs="宋体"/>
+                <w:rFonts w:ascii="宋体" w:hAnsi="宋体" w:cs="宋体" w:hint="eastAsia"/>
                 <w:kern w:val="0"/>
                 <w:sz w:val="20"/>
               </w:rPr>
@@ -5118,6 +4496,9 @@
       </w:tr>
       <w:tr>
         <w:tblPrEx>
+          <w:tblW w:w="10774" w:type="dxa"/>
+          <w:tblInd w:w="-1168" w:type="dxa"/>
+          <w:tblLayout w:type="fixed"/>
           <w:tblCellMar>
             <w:top w:w="0" w:type="dxa"/>
             <w:left w:w="108" w:type="dxa"/>
@@ -5126,16 +4507,16 @@
           </w:tblCellMar>
         </w:tblPrEx>
         <w:trPr>
-          <w:trHeight w:val="660" w:hRule="atLeast"/>
+          <w:trHeight w:val="660"/>
         </w:trPr>
         <w:tc>
           <w:tcPr>
             <w:tcW w:w="992" w:type="dxa"/>
             <w:tcBorders>
               <w:top w:val="nil"/>
-              <w:left w:val="single" w:color="auto" w:sz="4" w:space="0"/>
-              <w:bottom w:val="single" w:color="auto" w:sz="4" w:space="0"/>
-              <w:right w:val="single" w:color="auto" w:sz="4" w:space="0"/>
+              <w:left w:val="single" w:sz="4" w:space="0" w:color="auto"/>
+              <w:bottom w:val="single" w:sz="4" w:space="0" w:color="auto"/>
+              <w:right w:val="single" w:sz="4" w:space="0" w:color="auto"/>
             </w:tcBorders>
             <w:shd w:val="clear" w:color="000000" w:fill="FFFFFF"/>
             <w:vAlign w:val="center"/>
@@ -5153,7 +4534,7 @@
             </w:pPr>
             <w:r>
               <w:rPr>
-                <w:rFonts w:hint="eastAsia" w:ascii="宋体" w:hAnsi="宋体" w:cs="宋体"/>
+                <w:rFonts w:ascii="宋体" w:hAnsi="宋体" w:cs="宋体" w:hint="eastAsia"/>
                 <w:kern w:val="0"/>
                 <w:sz w:val="24"/>
                 <w:szCs w:val="24"/>
@@ -5168,8 +4549,8 @@
             <w:tcBorders>
               <w:top w:val="nil"/>
               <w:left w:val="nil"/>
-              <w:bottom w:val="single" w:color="auto" w:sz="4" w:space="0"/>
-              <w:right w:val="single" w:color="auto" w:sz="4" w:space="0"/>
+              <w:bottom w:val="single" w:sz="4" w:space="0" w:color="auto"/>
+              <w:right w:val="single" w:sz="4" w:space="0" w:color="auto"/>
             </w:tcBorders>
             <w:shd w:val="clear" w:color="auto" w:fill="auto"/>
             <w:vAlign w:val="center"/>
@@ -5186,7 +4567,7 @@
             </w:pPr>
             <w:r>
               <w:rPr>
-                <w:rFonts w:hint="eastAsia" w:ascii="宋体" w:hAnsi="宋体" w:cs="宋体"/>
+                <w:rFonts w:ascii="宋体" w:hAnsi="宋体" w:cs="宋体" w:hint="eastAsia"/>
                 <w:kern w:val="0"/>
                 <w:sz w:val="20"/>
               </w:rPr>
@@ -5200,8 +4581,8 @@
             <w:tcBorders>
               <w:top w:val="nil"/>
               <w:left w:val="nil"/>
-              <w:bottom w:val="single" w:color="auto" w:sz="4" w:space="0"/>
-              <w:right w:val="single" w:color="auto" w:sz="4" w:space="0"/>
+              <w:bottom w:val="single" w:sz="4" w:space="0" w:color="auto"/>
+              <w:right w:val="single" w:sz="4" w:space="0" w:color="auto"/>
             </w:tcBorders>
             <w:shd w:val="clear" w:color="auto" w:fill="auto"/>
             <w:vAlign w:val="center"/>
@@ -5211,7 +4592,7 @@
               <w:widowControl/>
               <w:jc w:val="center"/>
               <w:rPr>
-                <w:rFonts w:ascii="微软雅黑" w:hAnsi="微软雅黑" w:eastAsia="微软雅黑" w:cs="宋体"/>
+                <w:rFonts w:ascii="微软雅黑" w:eastAsia="微软雅黑" w:hAnsi="微软雅黑" w:cs="宋体"/>
                 <w:kern w:val="0"/>
                 <w:sz w:val="18"/>
                 <w:szCs w:val="18"/>
@@ -5219,7 +4600,7 @@
             </w:pPr>
             <w:r>
               <w:rPr>
-                <w:rFonts w:hint="eastAsia" w:ascii="宋体" w:hAnsi="宋体"/>
+                <w:rFonts w:ascii="宋体" w:hAnsi="宋体" w:hint="eastAsia"/>
                 <w:sz w:val="24"/>
                 <w:szCs w:val="24"/>
               </w:rPr>
@@ -5227,7 +4608,7 @@
             </w:r>
             <w:r>
               <w:rPr>
-                <w:rFonts w:hint="eastAsia" w:ascii="微软雅黑" w:hAnsi="微软雅黑" w:eastAsia="微软雅黑" w:cs="宋体"/>
+                <w:rFonts w:ascii="微软雅黑" w:eastAsia="微软雅黑" w:hAnsi="微软雅黑" w:cs="宋体" w:hint="eastAsia"/>
                 <w:kern w:val="0"/>
                 <w:sz w:val="18"/>
                 <w:szCs w:val="18"/>
@@ -5242,8 +4623,8 @@
             <w:tcBorders>
               <w:top w:val="nil"/>
               <w:left w:val="nil"/>
-              <w:bottom w:val="single" w:color="auto" w:sz="4" w:space="0"/>
-              <w:right w:val="single" w:color="auto" w:sz="4" w:space="0"/>
+              <w:bottom w:val="single" w:sz="4" w:space="0" w:color="auto"/>
+              <w:right w:val="single" w:sz="4" w:space="0" w:color="auto"/>
             </w:tcBorders>
             <w:shd w:val="clear" w:color="auto" w:fill="auto"/>
             <w:vAlign w:val="center"/>
@@ -5260,7 +4641,7 @@
             </w:pPr>
             <w:r>
               <w:rPr>
-                <w:rFonts w:hint="eastAsia" w:ascii="宋体" w:hAnsi="宋体" w:cs="宋体"/>
+                <w:rFonts w:ascii="宋体" w:hAnsi="宋体" w:cs="宋体" w:hint="eastAsia"/>
                 <w:kern w:val="0"/>
                 <w:sz w:val="20"/>
               </w:rPr>
@@ -5274,8 +4655,8 @@
             <w:tcBorders>
               <w:top w:val="nil"/>
               <w:left w:val="nil"/>
-              <w:bottom w:val="single" w:color="auto" w:sz="4" w:space="0"/>
-              <w:right w:val="single" w:color="auto" w:sz="4" w:space="0"/>
+              <w:bottom w:val="single" w:sz="4" w:space="0" w:color="auto"/>
+              <w:right w:val="single" w:sz="4" w:space="0" w:color="auto"/>
             </w:tcBorders>
             <w:shd w:val="clear" w:color="000000" w:fill="FFFFFF"/>
             <w:vAlign w:val="center"/>
@@ -5292,7 +4673,7 @@
             </w:pPr>
             <w:r>
               <w:rPr>
-                <w:rFonts w:hint="eastAsia" w:ascii="宋体" w:hAnsi="宋体" w:cs="宋体"/>
+                <w:rFonts w:ascii="宋体" w:hAnsi="宋体" w:cs="宋体" w:hint="eastAsia"/>
                 <w:kern w:val="0"/>
                 <w:sz w:val="20"/>
               </w:rPr>
@@ -5306,8 +4687,8 @@
             <w:tcBorders>
               <w:top w:val="nil"/>
               <w:left w:val="nil"/>
-              <w:bottom w:val="single" w:color="auto" w:sz="4" w:space="0"/>
-              <w:right w:val="single" w:color="auto" w:sz="4" w:space="0"/>
+              <w:bottom w:val="single" w:sz="4" w:space="0" w:color="auto"/>
+              <w:right w:val="single" w:sz="4" w:space="0" w:color="auto"/>
             </w:tcBorders>
             <w:shd w:val="clear" w:color="000000" w:fill="FFFFFF"/>
             <w:vAlign w:val="center"/>
@@ -5324,7 +4705,7 @@
             </w:pPr>
             <w:r>
               <w:rPr>
-                <w:rFonts w:hint="eastAsia" w:ascii="宋体" w:hAnsi="宋体" w:cs="宋体"/>
+                <w:rFonts w:ascii="宋体" w:hAnsi="宋体" w:cs="宋体" w:hint="eastAsia"/>
                 <w:kern w:val="0"/>
                 <w:sz w:val="20"/>
               </w:rPr>
@@ -5338,8 +4719,8 @@
             <w:tcBorders>
               <w:top w:val="nil"/>
               <w:left w:val="nil"/>
-              <w:bottom w:val="single" w:color="auto" w:sz="4" w:space="0"/>
-              <w:right w:val="single" w:color="auto" w:sz="4" w:space="0"/>
+              <w:bottom w:val="single" w:sz="4" w:space="0" w:color="auto"/>
+              <w:right w:val="single" w:sz="4" w:space="0" w:color="auto"/>
             </w:tcBorders>
             <w:shd w:val="clear" w:color="000000" w:fill="FFFFFF"/>
             <w:vAlign w:val="center"/>
@@ -5356,7 +4737,7 @@
             </w:pPr>
             <w:r>
               <w:rPr>
-                <w:rFonts w:hint="eastAsia" w:ascii="宋体" w:hAnsi="宋体" w:cs="宋体"/>
+                <w:rFonts w:ascii="宋体" w:hAnsi="宋体" w:cs="宋体" w:hint="eastAsia"/>
                 <w:kern w:val="0"/>
                 <w:sz w:val="20"/>
               </w:rPr>
@@ -5370,8 +4751,8 @@
             <w:tcBorders>
               <w:top w:val="nil"/>
               <w:left w:val="nil"/>
-              <w:bottom w:val="single" w:color="auto" w:sz="4" w:space="0"/>
-              <w:right w:val="single" w:color="auto" w:sz="4" w:space="0"/>
+              <w:bottom w:val="single" w:sz="4" w:space="0" w:color="auto"/>
+              <w:right w:val="single" w:sz="4" w:space="0" w:color="auto"/>
             </w:tcBorders>
             <w:shd w:val="clear" w:color="auto" w:fill="auto"/>
             <w:vAlign w:val="center"/>
@@ -5388,7 +4769,7 @@
             </w:pPr>
             <w:r>
               <w:rPr>
-                <w:rFonts w:hint="eastAsia" w:ascii="宋体" w:hAnsi="宋体" w:cs="宋体"/>
+                <w:rFonts w:ascii="宋体" w:hAnsi="宋体" w:cs="宋体" w:hint="eastAsia"/>
                 <w:kern w:val="0"/>
                 <w:sz w:val="20"/>
               </w:rPr>
@@ -5402,8 +4783,8 @@
             <w:tcBorders>
               <w:top w:val="nil"/>
               <w:left w:val="nil"/>
-              <w:bottom w:val="single" w:color="auto" w:sz="4" w:space="0"/>
-              <w:right w:val="single" w:color="auto" w:sz="4" w:space="0"/>
+              <w:bottom w:val="single" w:sz="4" w:space="0" w:color="auto"/>
+              <w:right w:val="single" w:sz="4" w:space="0" w:color="auto"/>
             </w:tcBorders>
             <w:shd w:val="clear" w:color="auto" w:fill="auto"/>
             <w:vAlign w:val="center"/>
@@ -5420,7 +4801,7 @@
             </w:pPr>
             <w:r>
               <w:rPr>
-                <w:rFonts w:hint="eastAsia" w:ascii="宋体" w:hAnsi="宋体" w:cs="宋体"/>
+                <w:rFonts w:ascii="宋体" w:hAnsi="宋体" w:cs="宋体" w:hint="eastAsia"/>
                 <w:kern w:val="0"/>
                 <w:sz w:val="20"/>
               </w:rPr>
@@ -5432,26 +4813,26 @@
     </w:tbl>
     <w:p>
       <w:pPr>
-        <w:pStyle w:val="2"/>
+        <w:pStyle w:val="Heading1"/>
         <w:numPr>
           <w:ilvl w:val="0"/>
           <w:numId w:val="0"/>
         </w:numPr>
-        <w:ind w:firstLine="413" w:firstLineChars="147"/>
-        <w:rPr>
-          <w:rStyle w:val="16"/>
+        <w:ind w:firstLine="309" w:firstLineChars="147"/>
+        <w:rPr>
+          <w:rStyle w:val="1"/>
           <w:b/>
           <w:bCs w:val="0"/>
           <w:sz w:val="28"/>
           <w:szCs w:val="24"/>
         </w:rPr>
       </w:pPr>
-      <w:bookmarkStart w:id="19" w:name="_Toc494266690"/>
-      <w:bookmarkStart w:id="20" w:name="_Toc493237465"/>
+      <w:bookmarkStart w:id="20" w:name="_Toc494266690"/>
       <w:bookmarkStart w:id="21" w:name="_Toc493236472"/>
+      <w:bookmarkStart w:id="22" w:name="_Toc493237465"/>
       <w:r>
         <w:rPr>
-          <w:rStyle w:val="16"/>
+          <w:rStyle w:val="1"/>
           <w:rFonts w:hint="eastAsia"/>
           <w:b/>
           <w:bCs w:val="0"/>
@@ -5460,14 +4841,14 @@
         </w:rPr>
         <w:t>五、技术达成指标</w:t>
       </w:r>
-      <w:bookmarkEnd w:id="19"/>
       <w:bookmarkEnd w:id="20"/>
       <w:bookmarkEnd w:id="21"/>
+      <w:bookmarkEnd w:id="22"/>
     </w:p>
     <w:p>
       <w:pPr>
         <w:spacing w:line="360" w:lineRule="auto"/>
-        <w:ind w:firstLine="480" w:firstLineChars="200"/>
+        <w:ind w:firstLine="420" w:firstLineChars="200"/>
         <w:rPr>
           <w:rFonts w:ascii="宋体" w:hAnsi="宋体"/>
           <w:sz w:val="24"/>
@@ -5476,7 +4857,7 @@
       </w:pPr>
       <w:r>
         <w:rPr>
-          <w:rFonts w:hint="eastAsia" w:ascii="宋体" w:hAnsi="宋体"/>
+          <w:rFonts w:ascii="宋体" w:hAnsi="宋体" w:hint="eastAsia"/>
           <w:sz w:val="24"/>
           <w:szCs w:val="24"/>
         </w:rPr>
@@ -5484,7 +4865,7 @@
       </w:r>
       <w:r>
         <w:rPr>
-          <w:rFonts w:hint="eastAsia" w:ascii="宋体" w:hAnsi="宋体"/>
+          <w:rFonts w:ascii="宋体" w:hAnsi="宋体" w:hint="eastAsia"/>
           <w:sz w:val="24"/>
           <w:szCs w:val="24"/>
           <w:lang w:val="en-US" w:eastAsia="zh-CN"/>
@@ -5493,7 +4874,7 @@
       </w:r>
       <w:r>
         <w:rPr>
-          <w:rFonts w:hint="eastAsia" w:ascii="宋体" w:hAnsi="宋体"/>
+          <w:rFonts w:ascii="宋体" w:hAnsi="宋体" w:hint="eastAsia"/>
           <w:sz w:val="24"/>
           <w:szCs w:val="24"/>
         </w:rPr>
@@ -5502,7 +4883,7 @@
     </w:p>
     <w:tbl>
       <w:tblPr>
-        <w:tblStyle w:val="12"/>
+        <w:tblStyle w:val="TableNormal"/>
         <w:tblW w:w="11057" w:type="dxa"/>
         <w:tblInd w:w="-1168" w:type="dxa"/>
         <w:tblLayout w:type="fixed"/>
@@ -5526,6 +4907,9 @@
       </w:tblGrid>
       <w:tr>
         <w:tblPrEx>
+          <w:tblW w:w="11057" w:type="dxa"/>
+          <w:tblInd w:w="-1168" w:type="dxa"/>
+          <w:tblLayout w:type="fixed"/>
           <w:tblCellMar>
             <w:top w:w="0" w:type="dxa"/>
             <w:left w:w="108" w:type="dxa"/>
@@ -5534,16 +4918,16 @@
           </w:tblCellMar>
         </w:tblPrEx>
         <w:trPr>
-          <w:trHeight w:val="660" w:hRule="atLeast"/>
+          <w:trHeight w:val="660"/>
         </w:trPr>
         <w:tc>
           <w:tcPr>
             <w:tcW w:w="850" w:type="dxa"/>
             <w:tcBorders>
-              <w:top w:val="single" w:color="auto" w:sz="4" w:space="0"/>
-              <w:left w:val="single" w:color="auto" w:sz="4" w:space="0"/>
-              <w:bottom w:val="single" w:color="auto" w:sz="4" w:space="0"/>
-              <w:right w:val="single" w:color="auto" w:sz="4" w:space="0"/>
+              <w:top w:val="single" w:sz="4" w:space="0" w:color="auto"/>
+              <w:left w:val="single" w:sz="4" w:space="0" w:color="auto"/>
+              <w:bottom w:val="single" w:sz="4" w:space="0" w:color="auto"/>
+              <w:right w:val="single" w:sz="4" w:space="0" w:color="auto"/>
             </w:tcBorders>
             <w:shd w:val="clear" w:color="000000" w:fill="FFFFFF"/>
             <w:vAlign w:val="center"/>
@@ -5553,7 +4937,7 @@
               <w:widowControl/>
               <w:jc w:val="center"/>
               <w:rPr>
-                <w:rFonts w:hint="eastAsia" w:ascii="宋体" w:hAnsi="宋体" w:eastAsia="宋体" w:cs="宋体"/>
+                <w:rFonts w:ascii="宋体" w:eastAsia="宋体" w:hAnsi="宋体" w:cs="宋体" w:hint="eastAsia"/>
                 <w:kern w:val="0"/>
                 <w:sz w:val="24"/>
                 <w:szCs w:val="24"/>
@@ -5562,7 +4946,7 @@
             </w:pPr>
             <w:r>
               <w:rPr>
-                <w:rFonts w:hint="eastAsia" w:ascii="宋体" w:hAnsi="宋体" w:cs="宋体"/>
+                <w:rFonts w:ascii="宋体" w:hAnsi="宋体" w:cs="宋体" w:hint="eastAsia"/>
                 <w:kern w:val="0"/>
                 <w:sz w:val="24"/>
                 <w:szCs w:val="24"/>
@@ -5576,10 +4960,10 @@
           <w:tcPr>
             <w:tcW w:w="1419" w:type="dxa"/>
             <w:tcBorders>
-              <w:top w:val="single" w:color="auto" w:sz="4" w:space="0"/>
-              <w:left w:val="nil"/>
-              <w:bottom w:val="single" w:color="auto" w:sz="4" w:space="0"/>
-              <w:right w:val="single" w:color="auto" w:sz="4" w:space="0"/>
+              <w:top w:val="single" w:sz="4" w:space="0" w:color="auto"/>
+              <w:left w:val="nil"/>
+              <w:bottom w:val="single" w:sz="4" w:space="0" w:color="auto"/>
+              <w:right w:val="single" w:sz="4" w:space="0" w:color="auto"/>
             </w:tcBorders>
             <w:shd w:val="clear" w:color="000000" w:fill="C0C0C0"/>
             <w:vAlign w:val="center"/>
@@ -5599,7 +4983,7 @@
             </w:pPr>
             <w:r>
               <w:rPr>
-                <w:rFonts w:hint="eastAsia" w:ascii="宋体" w:hAnsi="宋体" w:cs="宋体"/>
+                <w:rFonts w:ascii="宋体" w:hAnsi="宋体" w:cs="宋体" w:hint="eastAsia"/>
                 <w:b/>
                 <w:bCs/>
                 <w:kern w:val="0"/>
@@ -5614,10 +4998,10 @@
           <w:tcPr>
             <w:tcW w:w="900" w:type="dxa"/>
             <w:tcBorders>
-              <w:top w:val="single" w:color="auto" w:sz="4" w:space="0"/>
-              <w:left w:val="nil"/>
-              <w:bottom w:val="single" w:color="auto" w:sz="4" w:space="0"/>
-              <w:right w:val="single" w:color="auto" w:sz="4" w:space="0"/>
+              <w:top w:val="single" w:sz="4" w:space="0" w:color="auto"/>
+              <w:left w:val="nil"/>
+              <w:bottom w:val="single" w:sz="4" w:space="0" w:color="auto"/>
+              <w:right w:val="single" w:sz="4" w:space="0" w:color="auto"/>
             </w:tcBorders>
             <w:shd w:val="clear" w:color="000000" w:fill="C0C0C0"/>
             <w:vAlign w:val="center"/>
@@ -5637,7 +5021,7 @@
             </w:pPr>
             <w:r>
               <w:rPr>
-                <w:rFonts w:hint="eastAsia" w:ascii="宋体" w:hAnsi="宋体" w:cs="宋体"/>
+                <w:rFonts w:ascii="宋体" w:hAnsi="宋体" w:cs="宋体" w:hint="eastAsia"/>
                 <w:b/>
                 <w:bCs/>
                 <w:kern w:val="0"/>
@@ -5652,10 +5036,10 @@
           <w:tcPr>
             <w:tcW w:w="2218" w:type="dxa"/>
             <w:tcBorders>
-              <w:top w:val="single" w:color="auto" w:sz="4" w:space="0"/>
-              <w:left w:val="nil"/>
-              <w:bottom w:val="single" w:color="auto" w:sz="4" w:space="0"/>
-              <w:right w:val="single" w:color="auto" w:sz="4" w:space="0"/>
+              <w:top w:val="single" w:sz="4" w:space="0" w:color="auto"/>
+              <w:left w:val="nil"/>
+              <w:bottom w:val="single" w:sz="4" w:space="0" w:color="auto"/>
+              <w:right w:val="single" w:sz="4" w:space="0" w:color="auto"/>
             </w:tcBorders>
             <w:shd w:val="clear" w:color="000000" w:fill="C0C0C0"/>
             <w:vAlign w:val="center"/>
@@ -5675,7 +5059,7 @@
             </w:pPr>
             <w:r>
               <w:rPr>
-                <w:rFonts w:hint="eastAsia" w:ascii="宋体" w:hAnsi="宋体" w:cs="宋体"/>
+                <w:rFonts w:ascii="宋体" w:hAnsi="宋体" w:cs="宋体" w:hint="eastAsia"/>
                 <w:b/>
                 <w:bCs/>
                 <w:kern w:val="0"/>
@@ -5690,9 +5074,9 @@
           <w:tcPr>
             <w:tcW w:w="1276" w:type="dxa"/>
             <w:tcBorders>
-              <w:top w:val="single" w:color="auto" w:sz="4" w:space="0"/>
-              <w:left w:val="nil"/>
-              <w:bottom w:val="single" w:color="auto" w:sz="4" w:space="0"/>
+              <w:top w:val="single" w:sz="4" w:space="0" w:color="auto"/>
+              <w:left w:val="nil"/>
+              <w:bottom w:val="single" w:sz="4" w:space="0" w:color="auto"/>
               <w:right w:val="nil"/>
             </w:tcBorders>
             <w:shd w:val="clear" w:color="000000" w:fill="C0C0C0"/>
@@ -5713,7 +5097,7 @@
             </w:pPr>
             <w:r>
               <w:rPr>
-                <w:rFonts w:hint="eastAsia" w:ascii="宋体" w:hAnsi="宋体" w:cs="宋体"/>
+                <w:rFonts w:ascii="宋体" w:hAnsi="宋体" w:cs="宋体" w:hint="eastAsia"/>
                 <w:b/>
                 <w:bCs/>
                 <w:kern w:val="0"/>
@@ -5728,9 +5112,9 @@
           <w:tcPr>
             <w:tcW w:w="860" w:type="dxa"/>
             <w:tcBorders>
-              <w:top w:val="single" w:color="auto" w:sz="4" w:space="0"/>
-              <w:left w:val="single" w:color="auto" w:sz="4" w:space="0"/>
-              <w:bottom w:val="single" w:color="auto" w:sz="4" w:space="0"/>
+              <w:top w:val="single" w:sz="4" w:space="0" w:color="auto"/>
+              <w:left w:val="single" w:sz="4" w:space="0" w:color="auto"/>
+              <w:bottom w:val="single" w:sz="4" w:space="0" w:color="auto"/>
               <w:right w:val="nil"/>
             </w:tcBorders>
             <w:shd w:val="clear" w:color="000000" w:fill="C0C0C0"/>
@@ -5751,7 +5135,7 @@
             </w:pPr>
             <w:r>
               <w:rPr>
-                <w:rFonts w:hint="eastAsia" w:ascii="宋体" w:hAnsi="宋体" w:cs="宋体"/>
+                <w:rFonts w:ascii="宋体" w:hAnsi="宋体" w:cs="宋体" w:hint="eastAsia"/>
                 <w:b/>
                 <w:bCs/>
                 <w:kern w:val="0"/>
@@ -5766,9 +5150,9 @@
           <w:tcPr>
             <w:tcW w:w="841" w:type="dxa"/>
             <w:tcBorders>
-              <w:top w:val="single" w:color="auto" w:sz="4" w:space="0"/>
-              <w:left w:val="single" w:color="auto" w:sz="4" w:space="0"/>
-              <w:bottom w:val="single" w:color="auto" w:sz="4" w:space="0"/>
+              <w:top w:val="single" w:sz="4" w:space="0" w:color="auto"/>
+              <w:left w:val="single" w:sz="4" w:space="0" w:color="auto"/>
+              <w:bottom w:val="single" w:sz="4" w:space="0" w:color="auto"/>
               <w:right w:val="nil"/>
             </w:tcBorders>
             <w:shd w:val="clear" w:color="000000" w:fill="C0C0C0"/>
@@ -5789,7 +5173,7 @@
             </w:pPr>
             <w:r>
               <w:rPr>
-                <w:rFonts w:hint="eastAsia" w:ascii="宋体" w:hAnsi="宋体" w:cs="宋体"/>
+                <w:rFonts w:ascii="宋体" w:hAnsi="宋体" w:cs="宋体" w:hint="eastAsia"/>
                 <w:b/>
                 <w:bCs/>
                 <w:kern w:val="0"/>
@@ -5804,9 +5188,9 @@
           <w:tcPr>
             <w:tcW w:w="1276" w:type="dxa"/>
             <w:tcBorders>
-              <w:top w:val="single" w:color="auto" w:sz="4" w:space="0"/>
-              <w:left w:val="single" w:color="auto" w:sz="4" w:space="0"/>
-              <w:bottom w:val="single" w:color="auto" w:sz="4" w:space="0"/>
+              <w:top w:val="single" w:sz="4" w:space="0" w:color="auto"/>
+              <w:left w:val="single" w:sz="4" w:space="0" w:color="auto"/>
+              <w:bottom w:val="single" w:sz="4" w:space="0" w:color="auto"/>
               <w:right w:val="nil"/>
             </w:tcBorders>
             <w:shd w:val="clear" w:color="000000" w:fill="C0C0C0"/>
@@ -5827,7 +5211,7 @@
             </w:pPr>
             <w:r>
               <w:rPr>
-                <w:rFonts w:hint="eastAsia" w:ascii="宋体" w:hAnsi="宋体" w:cs="宋体"/>
+                <w:rFonts w:ascii="宋体" w:hAnsi="宋体" w:cs="宋体" w:hint="eastAsia"/>
                 <w:b/>
                 <w:bCs/>
                 <w:kern w:val="0"/>
@@ -5842,10 +5226,10 @@
           <w:tcPr>
             <w:tcW w:w="1417" w:type="dxa"/>
             <w:tcBorders>
-              <w:top w:val="single" w:color="auto" w:sz="4" w:space="0"/>
-              <w:left w:val="single" w:color="auto" w:sz="4" w:space="0"/>
-              <w:bottom w:val="single" w:color="auto" w:sz="4" w:space="0"/>
-              <w:right w:val="single" w:color="auto" w:sz="4" w:space="0"/>
+              <w:top w:val="single" w:sz="4" w:space="0" w:color="auto"/>
+              <w:left w:val="single" w:sz="4" w:space="0" w:color="auto"/>
+              <w:bottom w:val="single" w:sz="4" w:space="0" w:color="auto"/>
+              <w:right w:val="single" w:sz="4" w:space="0" w:color="auto"/>
             </w:tcBorders>
             <w:shd w:val="clear" w:color="000000" w:fill="C0C0C0"/>
             <w:vAlign w:val="center"/>
@@ -5865,7 +5249,7 @@
             </w:pPr>
             <w:r>
               <w:rPr>
-                <w:rFonts w:hint="eastAsia" w:ascii="宋体" w:hAnsi="宋体" w:cs="宋体"/>
+                <w:rFonts w:ascii="宋体" w:hAnsi="宋体" w:cs="宋体" w:hint="eastAsia"/>
                 <w:b/>
                 <w:bCs/>
                 <w:kern w:val="0"/>
@@ -5879,6 +5263,9 @@
       </w:tr>
       <w:tr>
         <w:tblPrEx>
+          <w:tblW w:w="11057" w:type="dxa"/>
+          <w:tblInd w:w="-1168" w:type="dxa"/>
+          <w:tblLayout w:type="fixed"/>
           <w:tblCellMar>
             <w:top w:w="0" w:type="dxa"/>
             <w:left w:w="108" w:type="dxa"/>
@@ -5887,16 +5274,16 @@
           </w:tblCellMar>
         </w:tblPrEx>
         <w:trPr>
-          <w:trHeight w:val="600" w:hRule="atLeast"/>
+          <w:trHeight w:val="600"/>
         </w:trPr>
         <w:tc>
           <w:tcPr>
             <w:tcW w:w="850" w:type="dxa"/>
             <w:tcBorders>
               <w:top w:val="nil"/>
-              <w:left w:val="single" w:color="auto" w:sz="4" w:space="0"/>
-              <w:bottom w:val="single" w:color="auto" w:sz="4" w:space="0"/>
-              <w:right w:val="single" w:color="auto" w:sz="4" w:space="0"/>
+              <w:left w:val="single" w:sz="4" w:space="0" w:color="auto"/>
+              <w:bottom w:val="single" w:sz="4" w:space="0" w:color="auto"/>
+              <w:right w:val="single" w:sz="4" w:space="0" w:color="auto"/>
             </w:tcBorders>
             <w:shd w:val="clear" w:color="000000" w:fill="FFFFFF"/>
             <w:vAlign w:val="center"/>
@@ -5914,7 +5301,7 @@
             </w:pPr>
             <w:r>
               <w:rPr>
-                <w:rFonts w:hint="eastAsia" w:ascii="宋体" w:hAnsi="宋体" w:cs="宋体"/>
+                <w:rFonts w:ascii="宋体" w:hAnsi="宋体" w:cs="宋体" w:hint="eastAsia"/>
                 <w:kern w:val="0"/>
                 <w:sz w:val="24"/>
                 <w:szCs w:val="24"/>
@@ -5929,8 +5316,8 @@
             <w:tcBorders>
               <w:top w:val="nil"/>
               <w:left w:val="nil"/>
-              <w:bottom w:val="single" w:color="auto" w:sz="4" w:space="0"/>
-              <w:right w:val="single" w:color="auto" w:sz="4" w:space="0"/>
+              <w:bottom w:val="single" w:sz="4" w:space="0" w:color="auto"/>
+              <w:right w:val="single" w:sz="4" w:space="0" w:color="auto"/>
             </w:tcBorders>
             <w:shd w:val="clear" w:color="auto" w:fill="auto"/>
             <w:vAlign w:val="center"/>
@@ -5947,7 +5334,7 @@
             </w:pPr>
             <w:r>
               <w:rPr>
-                <w:rFonts w:hint="eastAsia" w:ascii="宋体" w:hAnsi="宋体" w:cs="宋体"/>
+                <w:rFonts w:ascii="宋体" w:hAnsi="宋体" w:cs="宋体" w:hint="eastAsia"/>
                 <w:kern w:val="0"/>
                 <w:sz w:val="20"/>
               </w:rPr>
@@ -5961,8 +5348,8 @@
             <w:tcBorders>
               <w:top w:val="nil"/>
               <w:left w:val="nil"/>
-              <w:bottom w:val="single" w:color="auto" w:sz="4" w:space="0"/>
-              <w:right w:val="single" w:color="auto" w:sz="4" w:space="0"/>
+              <w:bottom w:val="single" w:sz="4" w:space="0" w:color="auto"/>
+              <w:right w:val="single" w:sz="4" w:space="0" w:color="auto"/>
             </w:tcBorders>
             <w:shd w:val="clear" w:color="auto" w:fill="auto"/>
             <w:vAlign w:val="center"/>
@@ -5979,7 +5366,7 @@
             </w:pPr>
             <w:r>
               <w:rPr>
-                <w:rFonts w:hint="eastAsia" w:ascii="宋体" w:hAnsi="宋体"/>
+                <w:rFonts w:ascii="宋体" w:hAnsi="宋体" w:hint="eastAsia"/>
                 <w:sz w:val="24"/>
                 <w:szCs w:val="24"/>
               </w:rPr>
@@ -5987,7 +5374,7 @@
             </w:r>
             <w:r>
               <w:rPr>
-                <w:rFonts w:hint="eastAsia" w:ascii="宋体" w:hAnsi="宋体" w:cs="宋体"/>
+                <w:rFonts w:ascii="宋体" w:hAnsi="宋体" w:cs="宋体" w:hint="eastAsia"/>
                 <w:kern w:val="0"/>
                 <w:sz w:val="20"/>
               </w:rPr>
@@ -6001,8 +5388,8 @@
             <w:tcBorders>
               <w:top w:val="nil"/>
               <w:left w:val="nil"/>
-              <w:bottom w:val="single" w:color="auto" w:sz="4" w:space="0"/>
-              <w:right w:val="single" w:color="auto" w:sz="4" w:space="0"/>
+              <w:bottom w:val="single" w:sz="4" w:space="0" w:color="auto"/>
+              <w:right w:val="single" w:sz="4" w:space="0" w:color="auto"/>
             </w:tcBorders>
             <w:shd w:val="clear" w:color="auto" w:fill="auto"/>
             <w:vAlign w:val="center"/>
@@ -6019,7 +5406,7 @@
             </w:pPr>
             <w:r>
               <w:rPr>
-                <w:rFonts w:hint="eastAsia" w:ascii="宋体" w:hAnsi="宋体" w:cs="宋体"/>
+                <w:rFonts w:ascii="宋体" w:hAnsi="宋体" w:cs="宋体" w:hint="eastAsia"/>
                 <w:kern w:val="0"/>
                 <w:sz w:val="20"/>
               </w:rPr>
@@ -6033,8 +5420,8 @@
             <w:tcBorders>
               <w:top w:val="nil"/>
               <w:left w:val="nil"/>
-              <w:bottom w:val="single" w:color="auto" w:sz="4" w:space="0"/>
-              <w:right w:val="single" w:color="auto" w:sz="4" w:space="0"/>
+              <w:bottom w:val="single" w:sz="4" w:space="0" w:color="auto"/>
+              <w:right w:val="single" w:sz="4" w:space="0" w:color="auto"/>
             </w:tcBorders>
             <w:shd w:val="clear" w:color="auto" w:fill="auto"/>
             <w:vAlign w:val="center"/>
@@ -6051,7 +5438,7 @@
             </w:pPr>
             <w:r>
               <w:rPr>
-                <w:rFonts w:hint="eastAsia" w:ascii="宋体" w:hAnsi="宋体" w:cs="宋体"/>
+                <w:rFonts w:ascii="宋体" w:hAnsi="宋体" w:cs="宋体" w:hint="eastAsia"/>
                 <w:kern w:val="0"/>
                 <w:sz w:val="20"/>
               </w:rPr>
@@ -6065,8 +5452,8 @@
             <w:tcBorders>
               <w:top w:val="nil"/>
               <w:left w:val="nil"/>
-              <w:bottom w:val="single" w:color="auto" w:sz="4" w:space="0"/>
-              <w:right w:val="single" w:color="auto" w:sz="4" w:space="0"/>
+              <w:bottom w:val="single" w:sz="4" w:space="0" w:color="auto"/>
+              <w:right w:val="single" w:sz="4" w:space="0" w:color="auto"/>
             </w:tcBorders>
             <w:shd w:val="clear" w:color="000000" w:fill="FFFFFF"/>
             <w:vAlign w:val="center"/>
@@ -6083,7 +5470,7 @@
             </w:pPr>
             <w:r>
               <w:rPr>
-                <w:rFonts w:hint="eastAsia" w:ascii="宋体" w:hAnsi="宋体" w:cs="宋体"/>
+                <w:rFonts w:ascii="宋体" w:hAnsi="宋体" w:cs="宋体" w:hint="eastAsia"/>
                 <w:kern w:val="0"/>
                 <w:sz w:val="20"/>
               </w:rPr>
@@ -6097,8 +5484,8 @@
             <w:tcBorders>
               <w:top w:val="nil"/>
               <w:left w:val="nil"/>
-              <w:bottom w:val="single" w:color="auto" w:sz="4" w:space="0"/>
-              <w:right w:val="single" w:color="auto" w:sz="4" w:space="0"/>
+              <w:bottom w:val="single" w:sz="4" w:space="0" w:color="auto"/>
+              <w:right w:val="single" w:sz="4" w:space="0" w:color="auto"/>
             </w:tcBorders>
             <w:shd w:val="clear" w:color="000000" w:fill="FFFFFF"/>
             <w:vAlign w:val="center"/>
@@ -6115,7 +5502,7 @@
             </w:pPr>
             <w:r>
               <w:rPr>
-                <w:rFonts w:hint="eastAsia" w:ascii="宋体" w:hAnsi="宋体" w:cs="宋体"/>
+                <w:rFonts w:ascii="宋体" w:hAnsi="宋体" w:cs="宋体" w:hint="eastAsia"/>
                 <w:kern w:val="0"/>
                 <w:sz w:val="20"/>
               </w:rPr>
@@ -6129,8 +5516,8 @@
             <w:tcBorders>
               <w:top w:val="nil"/>
               <w:left w:val="nil"/>
-              <w:bottom w:val="single" w:color="auto" w:sz="4" w:space="0"/>
-              <w:right w:val="single" w:color="auto" w:sz="4" w:space="0"/>
+              <w:bottom w:val="single" w:sz="4" w:space="0" w:color="auto"/>
+              <w:right w:val="single" w:sz="4" w:space="0" w:color="auto"/>
             </w:tcBorders>
             <w:shd w:val="clear" w:color="auto" w:fill="auto"/>
             <w:vAlign w:val="center"/>
@@ -6147,7 +5534,7 @@
             </w:pPr>
             <w:r>
               <w:rPr>
-                <w:rFonts w:hint="eastAsia" w:ascii="宋体" w:hAnsi="宋体" w:cs="宋体"/>
+                <w:rFonts w:ascii="宋体" w:hAnsi="宋体" w:cs="宋体" w:hint="eastAsia"/>
                 <w:kern w:val="0"/>
                 <w:sz w:val="20"/>
               </w:rPr>
@@ -6161,8 +5548,8 @@
             <w:tcBorders>
               <w:top w:val="nil"/>
               <w:left w:val="nil"/>
-              <w:bottom w:val="single" w:color="auto" w:sz="4" w:space="0"/>
-              <w:right w:val="single" w:color="auto" w:sz="4" w:space="0"/>
+              <w:bottom w:val="single" w:sz="4" w:space="0" w:color="auto"/>
+              <w:right w:val="single" w:sz="4" w:space="0" w:color="auto"/>
             </w:tcBorders>
             <w:shd w:val="clear" w:color="auto" w:fill="auto"/>
             <w:vAlign w:val="center"/>
@@ -6179,7 +5566,7 @@
             </w:pPr>
             <w:r>
               <w:rPr>
-                <w:rFonts w:hint="eastAsia" w:ascii="宋体" w:hAnsi="宋体" w:cs="宋体"/>
+                <w:rFonts w:ascii="宋体" w:hAnsi="宋体" w:cs="宋体" w:hint="eastAsia"/>
                 <w:kern w:val="0"/>
                 <w:sz w:val="20"/>
               </w:rPr>
@@ -6194,7 +5581,7 @@
         <w:widowControl/>
         <w:jc w:val="left"/>
         <w:rPr>
-          <w:rStyle w:val="16"/>
+          <w:rStyle w:val="1"/>
           <w:rFonts w:ascii="Times New Roman" w:hAnsi="Times New Roman"/>
           <w:b w:val="0"/>
           <w:bCs w:val="0"/>
@@ -6205,26 +5592,26 @@
     </w:p>
     <w:p>
       <w:pPr>
-        <w:pStyle w:val="2"/>
+        <w:pStyle w:val="Heading1"/>
         <w:numPr>
           <w:ilvl w:val="0"/>
           <w:numId w:val="0"/>
         </w:numPr>
-        <w:ind w:firstLine="413" w:firstLineChars="147"/>
-        <w:rPr>
-          <w:rStyle w:val="16"/>
+        <w:ind w:firstLine="309" w:firstLineChars="147"/>
+        <w:rPr>
+          <w:rStyle w:val="1"/>
           <w:b/>
           <w:bCs/>
           <w:sz w:val="28"/>
           <w:szCs w:val="24"/>
         </w:rPr>
         <w:sectPr>
-          <w:footerReference r:id="rId6" w:type="first"/>
-          <w:footerReference r:id="rId5" w:type="default"/>
+          <w:footerReference w:type="default" r:id="rId8"/>
+          <w:footerReference w:type="first" r:id="rId9"/>
           <w:pgSz w:w="11906" w:h="16838"/>
           <w:pgMar w:top="851" w:right="1800" w:bottom="993" w:left="1800" w:header="851" w:footer="992" w:gutter="0"/>
           <w:pgNumType w:fmt="decimal" w:start="1"/>
-          <w:cols w:space="720" w:num="1"/>
+          <w:cols w:num="1" w:space="720"/>
           <w:titlePg/>
           <w:docGrid w:type="lines" w:linePitch="312" w:charSpace="0"/>
         </w:sectPr>
@@ -6232,26 +5619,26 @@
     </w:p>
     <w:p>
       <w:pPr>
-        <w:pStyle w:val="2"/>
+        <w:pStyle w:val="Heading1"/>
         <w:numPr>
           <w:ilvl w:val="0"/>
           <w:numId w:val="0"/>
         </w:numPr>
-        <w:ind w:firstLine="411" w:firstLineChars="147"/>
-        <w:rPr>
-          <w:rStyle w:val="16"/>
+        <w:ind w:firstLine="309" w:firstLineChars="147"/>
+        <w:rPr>
+          <w:rStyle w:val="1"/>
           <w:b/>
           <w:bCs w:val="0"/>
           <w:sz w:val="28"/>
           <w:szCs w:val="24"/>
         </w:rPr>
       </w:pPr>
-      <w:bookmarkStart w:id="22" w:name="_Toc493236473"/>
-      <w:bookmarkStart w:id="23" w:name="_Toc493237466"/>
-      <w:bookmarkStart w:id="24" w:name="_Toc494266691"/>
+      <w:bookmarkStart w:id="23" w:name="_Toc493236473"/>
+      <w:bookmarkStart w:id="24" w:name="_Toc493237466"/>
+      <w:bookmarkStart w:id="25" w:name="_Toc494266691"/>
       <w:r>
         <w:rPr>
-          <w:rStyle w:val="16"/>
+          <w:rStyle w:val="1"/>
           <w:rFonts w:hint="eastAsia"/>
           <w:b/>
           <w:bCs w:val="0"/>
@@ -6260,14 +5647,14 @@
         </w:rPr>
         <w:t>六、过程达成指标</w:t>
       </w:r>
-      <w:bookmarkEnd w:id="22"/>
       <w:bookmarkEnd w:id="23"/>
       <w:bookmarkEnd w:id="24"/>
+      <w:bookmarkEnd w:id="25"/>
     </w:p>
     <w:p>
       <w:pPr>
         <w:spacing w:line="360" w:lineRule="auto"/>
-        <w:ind w:firstLine="424" w:firstLineChars="177"/>
+        <w:ind w:firstLine="372" w:firstLineChars="177"/>
         <w:rPr>
           <w:sz w:val="24"/>
           <w:szCs w:val="24"/>
@@ -6276,7 +5663,7 @@
     </w:p>
     <w:tbl>
       <w:tblPr>
-        <w:tblStyle w:val="12"/>
+        <w:tblStyle w:val="TableNormal"/>
         <w:tblW w:w="15877" w:type="dxa"/>
         <w:tblInd w:w="-601" w:type="dxa"/>
         <w:tblLayout w:type="fixed"/>
@@ -6300,6 +5687,9 @@
       </w:tblGrid>
       <w:tr>
         <w:tblPrEx>
+          <w:tblW w:w="15877" w:type="dxa"/>
+          <w:tblInd w:w="-601" w:type="dxa"/>
+          <w:tblLayout w:type="fixed"/>
           <w:tblCellMar>
             <w:top w:w="0" w:type="dxa"/>
             <w:left w:w="108" w:type="dxa"/>
@@ -6308,16 +5698,16 @@
           </w:tblCellMar>
         </w:tblPrEx>
         <w:trPr>
-          <w:trHeight w:val="660" w:hRule="atLeast"/>
+          <w:trHeight w:val="660"/>
         </w:trPr>
         <w:tc>
           <w:tcPr>
             <w:tcW w:w="1276" w:type="dxa"/>
             <w:tcBorders>
-              <w:top w:val="single" w:color="auto" w:sz="4" w:space="0"/>
-              <w:left w:val="single" w:color="auto" w:sz="4" w:space="0"/>
-              <w:bottom w:val="single" w:color="auto" w:sz="4" w:space="0"/>
-              <w:right w:val="single" w:color="auto" w:sz="4" w:space="0"/>
+              <w:top w:val="single" w:sz="4" w:space="0" w:color="auto"/>
+              <w:left w:val="single" w:sz="4" w:space="0" w:color="auto"/>
+              <w:bottom w:val="single" w:sz="4" w:space="0" w:color="auto"/>
+              <w:right w:val="single" w:sz="4" w:space="0" w:color="auto"/>
             </w:tcBorders>
             <w:shd w:val="clear" w:color="000000" w:fill="FFFFFF"/>
             <w:vAlign w:val="center"/>
@@ -6335,7 +5725,7 @@
             </w:pPr>
             <w:r>
               <w:rPr>
-                <w:rFonts w:hint="eastAsia" w:ascii="宋体" w:hAnsi="宋体" w:cs="宋体"/>
+                <w:rFonts w:ascii="宋体" w:hAnsi="宋体" w:cs="宋体" w:hint="eastAsia"/>
                 <w:kern w:val="0"/>
                 <w:sz w:val="24"/>
                 <w:szCs w:val="24"/>
@@ -6345,7 +5735,7 @@
             </w:r>
             <w:r>
               <w:rPr>
-                <w:rFonts w:hint="eastAsia" w:ascii="宋体" w:hAnsi="宋体" w:cs="宋体"/>
+                <w:rFonts w:ascii="宋体" w:hAnsi="宋体" w:cs="宋体" w:hint="eastAsia"/>
                 <w:kern w:val="0"/>
                 <w:sz w:val="24"/>
                 <w:szCs w:val="24"/>
@@ -6358,10 +5748,10 @@
           <w:tcPr>
             <w:tcW w:w="1701" w:type="dxa"/>
             <w:tcBorders>
-              <w:top w:val="single" w:color="auto" w:sz="4" w:space="0"/>
-              <w:left w:val="nil"/>
-              <w:bottom w:val="single" w:color="auto" w:sz="4" w:space="0"/>
-              <w:right w:val="single" w:color="auto" w:sz="4" w:space="0"/>
+              <w:top w:val="single" w:sz="4" w:space="0" w:color="auto"/>
+              <w:left w:val="nil"/>
+              <w:bottom w:val="single" w:sz="4" w:space="0" w:color="auto"/>
+              <w:right w:val="single" w:sz="4" w:space="0" w:color="auto"/>
             </w:tcBorders>
             <w:shd w:val="clear" w:color="000000" w:fill="C0C0C0"/>
             <w:vAlign w:val="center"/>
@@ -6381,7 +5771,7 @@
             </w:pPr>
             <w:r>
               <w:rPr>
-                <w:rFonts w:hint="eastAsia" w:ascii="宋体" w:hAnsi="宋体" w:cs="宋体"/>
+                <w:rFonts w:ascii="宋体" w:hAnsi="宋体" w:cs="宋体" w:hint="eastAsia"/>
                 <w:b/>
                 <w:bCs/>
                 <w:kern w:val="0"/>
@@ -6396,10 +5786,10 @@
           <w:tcPr>
             <w:tcW w:w="900" w:type="dxa"/>
             <w:tcBorders>
-              <w:top w:val="single" w:color="auto" w:sz="4" w:space="0"/>
-              <w:left w:val="nil"/>
-              <w:bottom w:val="single" w:color="auto" w:sz="4" w:space="0"/>
-              <w:right w:val="single" w:color="auto" w:sz="4" w:space="0"/>
+              <w:top w:val="single" w:sz="4" w:space="0" w:color="auto"/>
+              <w:left w:val="nil"/>
+              <w:bottom w:val="single" w:sz="4" w:space="0" w:color="auto"/>
+              <w:right w:val="single" w:sz="4" w:space="0" w:color="auto"/>
             </w:tcBorders>
             <w:shd w:val="clear" w:color="000000" w:fill="C0C0C0"/>
             <w:vAlign w:val="center"/>
@@ -6419,7 +5809,7 @@
             </w:pPr>
             <w:r>
               <w:rPr>
-                <w:rFonts w:hint="eastAsia" w:ascii="宋体" w:hAnsi="宋体" w:cs="宋体"/>
+                <w:rFonts w:ascii="宋体" w:hAnsi="宋体" w:cs="宋体" w:hint="eastAsia"/>
                 <w:b/>
                 <w:bCs/>
                 <w:kern w:val="0"/>
@@ -6434,10 +5824,10 @@
           <w:tcPr>
             <w:tcW w:w="2219" w:type="dxa"/>
             <w:tcBorders>
-              <w:top w:val="single" w:color="auto" w:sz="4" w:space="0"/>
-              <w:left w:val="nil"/>
-              <w:bottom w:val="single" w:color="auto" w:sz="4" w:space="0"/>
-              <w:right w:val="single" w:color="auto" w:sz="4" w:space="0"/>
+              <w:top w:val="single" w:sz="4" w:space="0" w:color="auto"/>
+              <w:left w:val="nil"/>
+              <w:bottom w:val="single" w:sz="4" w:space="0" w:color="auto"/>
+              <w:right w:val="single" w:sz="4" w:space="0" w:color="auto"/>
             </w:tcBorders>
             <w:shd w:val="clear" w:color="000000" w:fill="C0C0C0"/>
             <w:vAlign w:val="center"/>
@@ -6457,7 +5847,7 @@
             </w:pPr>
             <w:r>
               <w:rPr>
-                <w:rFonts w:hint="eastAsia" w:ascii="宋体" w:hAnsi="宋体" w:cs="宋体"/>
+                <w:rFonts w:ascii="宋体" w:hAnsi="宋体" w:cs="宋体" w:hint="eastAsia"/>
                 <w:b/>
                 <w:bCs/>
                 <w:kern w:val="0"/>
@@ -6472,9 +5862,9 @@
           <w:tcPr>
             <w:tcW w:w="1134" w:type="dxa"/>
             <w:tcBorders>
-              <w:top w:val="single" w:color="auto" w:sz="4" w:space="0"/>
-              <w:left w:val="nil"/>
-              <w:bottom w:val="single" w:color="auto" w:sz="4" w:space="0"/>
+              <w:top w:val="single" w:sz="4" w:space="0" w:color="auto"/>
+              <w:left w:val="nil"/>
+              <w:bottom w:val="single" w:sz="4" w:space="0" w:color="auto"/>
               <w:right w:val="nil"/>
             </w:tcBorders>
             <w:shd w:val="clear" w:color="000000" w:fill="C0C0C0"/>
@@ -6495,7 +5885,7 @@
             </w:pPr>
             <w:r>
               <w:rPr>
-                <w:rFonts w:hint="eastAsia" w:ascii="宋体" w:hAnsi="宋体" w:cs="宋体"/>
+                <w:rFonts w:ascii="宋体" w:hAnsi="宋体" w:cs="宋体" w:hint="eastAsia"/>
                 <w:b/>
                 <w:bCs/>
                 <w:kern w:val="0"/>
@@ -6510,9 +5900,9 @@
           <w:tcPr>
             <w:tcW w:w="860" w:type="dxa"/>
             <w:tcBorders>
-              <w:top w:val="single" w:color="auto" w:sz="4" w:space="0"/>
-              <w:left w:val="single" w:color="auto" w:sz="4" w:space="0"/>
-              <w:bottom w:val="single" w:color="auto" w:sz="4" w:space="0"/>
+              <w:top w:val="single" w:sz="4" w:space="0" w:color="auto"/>
+              <w:left w:val="single" w:sz="4" w:space="0" w:color="auto"/>
+              <w:bottom w:val="single" w:sz="4" w:space="0" w:color="auto"/>
               <w:right w:val="nil"/>
             </w:tcBorders>
             <w:shd w:val="clear" w:color="000000" w:fill="C0C0C0"/>
@@ -6533,7 +5923,7 @@
             </w:pPr>
             <w:r>
               <w:rPr>
-                <w:rFonts w:hint="eastAsia" w:ascii="宋体" w:hAnsi="宋体" w:cs="宋体"/>
+                <w:rFonts w:ascii="宋体" w:hAnsi="宋体" w:cs="宋体" w:hint="eastAsia"/>
                 <w:b/>
                 <w:bCs/>
                 <w:kern w:val="0"/>
@@ -6548,9 +5938,9 @@
           <w:tcPr>
             <w:tcW w:w="1580" w:type="dxa"/>
             <w:tcBorders>
-              <w:top w:val="single" w:color="auto" w:sz="4" w:space="0"/>
-              <w:left w:val="single" w:color="auto" w:sz="4" w:space="0"/>
-              <w:bottom w:val="single" w:color="auto" w:sz="4" w:space="0"/>
+              <w:top w:val="single" w:sz="4" w:space="0" w:color="auto"/>
+              <w:left w:val="single" w:sz="4" w:space="0" w:color="auto"/>
+              <w:bottom w:val="single" w:sz="4" w:space="0" w:color="auto"/>
               <w:right w:val="nil"/>
             </w:tcBorders>
             <w:shd w:val="clear" w:color="000000" w:fill="C0C0C0"/>
@@ -6571,7 +5961,7 @@
             </w:pPr>
             <w:r>
               <w:rPr>
-                <w:rFonts w:hint="eastAsia" w:ascii="宋体" w:hAnsi="宋体" w:cs="宋体"/>
+                <w:rFonts w:ascii="宋体" w:hAnsi="宋体" w:cs="宋体" w:hint="eastAsia"/>
                 <w:b/>
                 <w:bCs/>
                 <w:kern w:val="0"/>
@@ -6586,9 +5976,9 @@
           <w:tcPr>
             <w:tcW w:w="2300" w:type="dxa"/>
             <w:tcBorders>
-              <w:top w:val="single" w:color="auto" w:sz="4" w:space="0"/>
-              <w:left w:val="single" w:color="auto" w:sz="4" w:space="0"/>
-              <w:bottom w:val="single" w:color="auto" w:sz="4" w:space="0"/>
+              <w:top w:val="single" w:sz="4" w:space="0" w:color="auto"/>
+              <w:left w:val="single" w:sz="4" w:space="0" w:color="auto"/>
+              <w:bottom w:val="single" w:sz="4" w:space="0" w:color="auto"/>
               <w:right w:val="nil"/>
             </w:tcBorders>
             <w:shd w:val="clear" w:color="000000" w:fill="C0C0C0"/>
@@ -6609,7 +5999,7 @@
             </w:pPr>
             <w:r>
               <w:rPr>
-                <w:rFonts w:hint="eastAsia" w:ascii="宋体" w:hAnsi="宋体" w:cs="宋体"/>
+                <w:rFonts w:ascii="宋体" w:hAnsi="宋体" w:cs="宋体" w:hint="eastAsia"/>
                 <w:b/>
                 <w:bCs/>
                 <w:kern w:val="0"/>
@@ -6624,10 +6014,10 @@
           <w:tcPr>
             <w:tcW w:w="3907" w:type="dxa"/>
             <w:tcBorders>
-              <w:top w:val="single" w:color="auto" w:sz="4" w:space="0"/>
-              <w:left w:val="single" w:color="auto" w:sz="4" w:space="0"/>
-              <w:bottom w:val="single" w:color="auto" w:sz="4" w:space="0"/>
-              <w:right w:val="single" w:color="auto" w:sz="4" w:space="0"/>
+              <w:top w:val="single" w:sz="4" w:space="0" w:color="auto"/>
+              <w:left w:val="single" w:sz="4" w:space="0" w:color="auto"/>
+              <w:bottom w:val="single" w:sz="4" w:space="0" w:color="auto"/>
+              <w:right w:val="single" w:sz="4" w:space="0" w:color="auto"/>
             </w:tcBorders>
             <w:shd w:val="clear" w:color="000000" w:fill="C0C0C0"/>
             <w:vAlign w:val="center"/>
@@ -6647,7 +6037,7 @@
             </w:pPr>
             <w:r>
               <w:rPr>
-                <w:rFonts w:hint="eastAsia" w:ascii="宋体" w:hAnsi="宋体" w:cs="宋体"/>
+                <w:rFonts w:ascii="宋体" w:hAnsi="宋体" w:cs="宋体" w:hint="eastAsia"/>
                 <w:b/>
                 <w:bCs/>
                 <w:kern w:val="0"/>
@@ -6661,6 +6051,9 @@
       </w:tr>
       <w:tr>
         <w:tblPrEx>
+          <w:tblW w:w="15877" w:type="dxa"/>
+          <w:tblInd w:w="-601" w:type="dxa"/>
+          <w:tblLayout w:type="fixed"/>
           <w:tblCellMar>
             <w:top w:w="0" w:type="dxa"/>
             <w:left w:w="108" w:type="dxa"/>
@@ -6669,16 +6062,16 @@
           </w:tblCellMar>
         </w:tblPrEx>
         <w:trPr>
-          <w:trHeight w:val="675" w:hRule="atLeast"/>
+          <w:trHeight w:val="675"/>
         </w:trPr>
         <w:tc>
           <w:tcPr>
             <w:tcW w:w="1276" w:type="dxa"/>
             <w:tcBorders>
               <w:top w:val="nil"/>
-              <w:left w:val="single" w:color="auto" w:sz="4" w:space="0"/>
-              <w:bottom w:val="single" w:color="auto" w:sz="4" w:space="0"/>
-              <w:right w:val="single" w:color="auto" w:sz="4" w:space="0"/>
+              <w:left w:val="single" w:sz="4" w:space="0" w:color="auto"/>
+              <w:bottom w:val="single" w:sz="4" w:space="0" w:color="auto"/>
+              <w:right w:val="single" w:sz="4" w:space="0" w:color="auto"/>
             </w:tcBorders>
             <w:shd w:val="clear" w:color="000000" w:fill="FFFFFF"/>
             <w:vAlign w:val="center"/>
@@ -6696,7 +6089,7 @@
             </w:pPr>
             <w:r>
               <w:rPr>
-                <w:rFonts w:hint="eastAsia" w:ascii="宋体" w:hAnsi="宋体" w:cs="宋体"/>
+                <w:rFonts w:ascii="宋体" w:hAnsi="宋体" w:cs="宋体" w:hint="eastAsia"/>
                 <w:kern w:val="0"/>
                 <w:sz w:val="24"/>
                 <w:szCs w:val="24"/>
@@ -6711,8 +6104,8 @@
             <w:tcBorders>
               <w:top w:val="nil"/>
               <w:left w:val="nil"/>
-              <w:bottom w:val="single" w:color="auto" w:sz="4" w:space="0"/>
-              <w:right w:val="single" w:color="auto" w:sz="4" w:space="0"/>
+              <w:bottom w:val="single" w:sz="4" w:space="0" w:color="auto"/>
+              <w:right w:val="single" w:sz="4" w:space="0" w:color="auto"/>
             </w:tcBorders>
             <w:shd w:val="clear" w:color="auto" w:fill="auto"/>
             <w:vAlign w:val="center"/>
@@ -6729,7 +6122,7 @@
             </w:pPr>
             <w:r>
               <w:rPr>
-                <w:rFonts w:hint="eastAsia" w:ascii="宋体" w:hAnsi="宋体" w:cs="宋体"/>
+                <w:rFonts w:ascii="宋体" w:hAnsi="宋体" w:cs="宋体" w:hint="eastAsia"/>
                 <w:kern w:val="0"/>
                 <w:sz w:val="20"/>
               </w:rPr>
@@ -6743,8 +6136,8 @@
             <w:tcBorders>
               <w:top w:val="nil"/>
               <w:left w:val="nil"/>
-              <w:bottom w:val="single" w:color="auto" w:sz="4" w:space="0"/>
-              <w:right w:val="single" w:color="auto" w:sz="4" w:space="0"/>
+              <w:bottom w:val="single" w:sz="4" w:space="0" w:color="auto"/>
+              <w:right w:val="single" w:sz="4" w:space="0" w:color="auto"/>
             </w:tcBorders>
             <w:shd w:val="clear" w:color="auto" w:fill="auto"/>
             <w:vAlign w:val="center"/>
@@ -6761,7 +6154,7 @@
             </w:pPr>
             <w:r>
               <w:rPr>
-                <w:rFonts w:hint="eastAsia" w:ascii="宋体" w:hAnsi="宋体"/>
+                <w:rFonts w:ascii="宋体" w:hAnsi="宋体" w:hint="eastAsia"/>
                 <w:sz w:val="24"/>
                 <w:szCs w:val="24"/>
               </w:rPr>
@@ -6777,7 +6170,7 @@
             </w:r>
             <w:r>
               <w:rPr>
-                <w:rFonts w:hint="eastAsia" w:ascii="宋体" w:hAnsi="宋体" w:cs="宋体"/>
+                <w:rFonts w:ascii="宋体" w:hAnsi="宋体" w:cs="宋体" w:hint="eastAsia"/>
                 <w:kern w:val="0"/>
                 <w:sz w:val="20"/>
               </w:rPr>
@@ -6791,8 +6184,8 @@
             <w:tcBorders>
               <w:top w:val="nil"/>
               <w:left w:val="nil"/>
-              <w:bottom w:val="single" w:color="auto" w:sz="4" w:space="0"/>
-              <w:right w:val="single" w:color="auto" w:sz="4" w:space="0"/>
+              <w:bottom w:val="single" w:sz="4" w:space="0" w:color="auto"/>
+              <w:right w:val="single" w:sz="4" w:space="0" w:color="auto"/>
             </w:tcBorders>
             <w:shd w:val="clear" w:color="auto" w:fill="auto"/>
             <w:vAlign w:val="center"/>
@@ -6809,7 +6202,7 @@
             </w:pPr>
             <w:r>
               <w:rPr>
-                <w:rFonts w:hint="eastAsia" w:ascii="宋体" w:hAnsi="宋体" w:cs="宋体"/>
+                <w:rFonts w:ascii="宋体" w:hAnsi="宋体" w:cs="宋体" w:hint="eastAsia"/>
                 <w:kern w:val="0"/>
                 <w:sz w:val="20"/>
               </w:rPr>
@@ -6823,8 +6216,8 @@
             <w:tcBorders>
               <w:top w:val="nil"/>
               <w:left w:val="nil"/>
-              <w:bottom w:val="single" w:color="auto" w:sz="4" w:space="0"/>
-              <w:right w:val="single" w:color="auto" w:sz="4" w:space="0"/>
+              <w:bottom w:val="single" w:sz="4" w:space="0" w:color="auto"/>
+              <w:right w:val="single" w:sz="4" w:space="0" w:color="auto"/>
             </w:tcBorders>
             <w:shd w:val="clear" w:color="000000" w:fill="FFFFFF"/>
             <w:vAlign w:val="center"/>
@@ -6841,7 +6234,7 @@
             </w:pPr>
             <w:r>
               <w:rPr>
-                <w:rFonts w:hint="eastAsia" w:ascii="宋体" w:hAnsi="宋体" w:cs="宋体"/>
+                <w:rFonts w:ascii="宋体" w:hAnsi="宋体" w:cs="宋体" w:hint="eastAsia"/>
                 <w:kern w:val="0"/>
                 <w:sz w:val="20"/>
               </w:rPr>
@@ -6855,8 +6248,8 @@
             <w:tcBorders>
               <w:top w:val="nil"/>
               <w:left w:val="nil"/>
-              <w:bottom w:val="single" w:color="auto" w:sz="4" w:space="0"/>
-              <w:right w:val="single" w:color="auto" w:sz="4" w:space="0"/>
+              <w:bottom w:val="single" w:sz="4" w:space="0" w:color="auto"/>
+              <w:right w:val="single" w:sz="4" w:space="0" w:color="auto"/>
             </w:tcBorders>
             <w:shd w:val="clear" w:color="000000" w:fill="FFFFFF"/>
             <w:vAlign w:val="center"/>
@@ -6873,7 +6266,7 @@
             </w:pPr>
             <w:r>
               <w:rPr>
-                <w:rFonts w:hint="eastAsia" w:ascii="宋体" w:hAnsi="宋体" w:eastAsia="宋体" w:cs="宋体"/>
+                <w:rFonts w:ascii="宋体" w:eastAsia="宋体" w:hAnsi="宋体" w:cs="宋体" w:hint="eastAsia"/>
                 <w:color w:val="000000"/>
                 <w:kern w:val="0"/>
                 <w:sz w:val="20"/>
@@ -6889,8 +6282,8 @@
             <w:tcBorders>
               <w:top w:val="nil"/>
               <w:left w:val="nil"/>
-              <w:bottom w:val="single" w:color="auto" w:sz="4" w:space="0"/>
-              <w:right w:val="single" w:color="auto" w:sz="4" w:space="0"/>
+              <w:bottom w:val="single" w:sz="4" w:space="0" w:color="auto"/>
+              <w:right w:val="single" w:sz="4" w:space="0" w:color="auto"/>
             </w:tcBorders>
             <w:shd w:val="clear" w:color="000000" w:fill="FFFFFF"/>
             <w:vAlign w:val="center"/>
@@ -6907,7 +6300,7 @@
             </w:pPr>
             <w:r>
               <w:rPr>
-                <w:rFonts w:hint="eastAsia" w:ascii="宋体" w:hAnsi="宋体" w:cs="宋体"/>
+                <w:rFonts w:ascii="宋体" w:hAnsi="宋体" w:cs="宋体" w:hint="eastAsia"/>
                 <w:kern w:val="0"/>
                 <w:sz w:val="20"/>
               </w:rPr>
@@ -6921,8 +6314,8 @@
             <w:tcBorders>
               <w:top w:val="nil"/>
               <w:left w:val="nil"/>
-              <w:bottom w:val="single" w:color="auto" w:sz="4" w:space="0"/>
-              <w:right w:val="single" w:color="auto" w:sz="4" w:space="0"/>
+              <w:bottom w:val="single" w:sz="4" w:space="0" w:color="auto"/>
+              <w:right w:val="single" w:sz="4" w:space="0" w:color="auto"/>
             </w:tcBorders>
             <w:shd w:val="clear" w:color="auto" w:fill="auto"/>
             <w:vAlign w:val="center"/>
@@ -6939,7 +6332,7 @@
             </w:pPr>
             <w:r>
               <w:rPr>
-                <w:rFonts w:hint="eastAsia" w:ascii="宋体" w:hAnsi="宋体" w:cs="宋体"/>
+                <w:rFonts w:ascii="宋体" w:hAnsi="宋体" w:cs="宋体" w:hint="eastAsia"/>
                 <w:kern w:val="0"/>
                 <w:sz w:val="20"/>
               </w:rPr>
@@ -6953,8 +6346,8 @@
             <w:tcBorders>
               <w:top w:val="nil"/>
               <w:left w:val="nil"/>
-              <w:bottom w:val="single" w:color="auto" w:sz="4" w:space="0"/>
-              <w:right w:val="single" w:color="auto" w:sz="4" w:space="0"/>
+              <w:bottom w:val="single" w:sz="4" w:space="0" w:color="auto"/>
+              <w:right w:val="single" w:sz="4" w:space="0" w:color="auto"/>
             </w:tcBorders>
             <w:shd w:val="clear" w:color="auto" w:fill="auto"/>
             <w:vAlign w:val="center"/>
@@ -6971,7 +6364,7 @@
             </w:pPr>
             <w:r>
               <w:rPr>
-                <w:rFonts w:hint="eastAsia" w:ascii="宋体" w:hAnsi="宋体" w:cs="宋体"/>
+                <w:rFonts w:ascii="宋体" w:hAnsi="宋体" w:cs="宋体" w:hint="eastAsia"/>
                 <w:kern w:val="0"/>
                 <w:sz w:val="20"/>
               </w:rPr>
@@ -6982,6 +6375,9 @@
       </w:tr>
       <w:tr>
         <w:tblPrEx>
+          <w:tblW w:w="15877" w:type="dxa"/>
+          <w:tblInd w:w="-601" w:type="dxa"/>
+          <w:tblLayout w:type="fixed"/>
           <w:tblCellMar>
             <w:top w:w="0" w:type="dxa"/>
             <w:left w:w="108" w:type="dxa"/>
@@ -6990,16 +6386,16 @@
           </w:tblCellMar>
         </w:tblPrEx>
         <w:trPr>
-          <w:trHeight w:val="615" w:hRule="atLeast"/>
+          <w:trHeight w:val="615"/>
         </w:trPr>
         <w:tc>
           <w:tcPr>
             <w:tcW w:w="1276" w:type="dxa"/>
             <w:tcBorders>
               <w:top w:val="nil"/>
-              <w:left w:val="single" w:color="auto" w:sz="4" w:space="0"/>
-              <w:bottom w:val="single" w:color="auto" w:sz="4" w:space="0"/>
-              <w:right w:val="single" w:color="auto" w:sz="4" w:space="0"/>
+              <w:left w:val="single" w:sz="4" w:space="0" w:color="auto"/>
+              <w:bottom w:val="single" w:sz="4" w:space="0" w:color="auto"/>
+              <w:right w:val="single" w:sz="4" w:space="0" w:color="auto"/>
             </w:tcBorders>
             <w:shd w:val="clear" w:color="000000" w:fill="FFFFFF"/>
             <w:vAlign w:val="center"/>
@@ -7017,7 +6413,7 @@
             </w:pPr>
             <w:r>
               <w:rPr>
-                <w:rFonts w:hint="eastAsia" w:ascii="宋体" w:hAnsi="宋体" w:cs="宋体"/>
+                <w:rFonts w:ascii="宋体" w:hAnsi="宋体" w:cs="宋体" w:hint="eastAsia"/>
                 <w:kern w:val="0"/>
                 <w:sz w:val="24"/>
                 <w:szCs w:val="24"/>
@@ -7032,8 +6428,8 @@
             <w:tcBorders>
               <w:top w:val="nil"/>
               <w:left w:val="nil"/>
-              <w:bottom w:val="single" w:color="auto" w:sz="4" w:space="0"/>
-              <w:right w:val="single" w:color="auto" w:sz="4" w:space="0"/>
+              <w:bottom w:val="single" w:sz="4" w:space="0" w:color="auto"/>
+              <w:right w:val="single" w:sz="4" w:space="0" w:color="auto"/>
             </w:tcBorders>
             <w:shd w:val="clear" w:color="auto" w:fill="auto"/>
             <w:vAlign w:val="center"/>
@@ -7050,7 +6446,7 @@
             </w:pPr>
             <w:r>
               <w:rPr>
-                <w:rFonts w:hint="eastAsia" w:ascii="宋体" w:hAnsi="宋体" w:cs="宋体"/>
+                <w:rFonts w:ascii="宋体" w:hAnsi="宋体" w:cs="宋体" w:hint="eastAsia"/>
                 <w:kern w:val="0"/>
                 <w:sz w:val="20"/>
               </w:rPr>
@@ -7064,8 +6460,8 @@
             <w:tcBorders>
               <w:top w:val="nil"/>
               <w:left w:val="nil"/>
-              <w:bottom w:val="single" w:color="auto" w:sz="4" w:space="0"/>
-              <w:right w:val="single" w:color="auto" w:sz="4" w:space="0"/>
+              <w:bottom w:val="single" w:sz="4" w:space="0" w:color="auto"/>
+              <w:right w:val="single" w:sz="4" w:space="0" w:color="auto"/>
             </w:tcBorders>
             <w:shd w:val="clear" w:color="auto" w:fill="auto"/>
             <w:vAlign w:val="center"/>
@@ -7082,7 +6478,7 @@
             </w:pPr>
             <w:r>
               <w:rPr>
-                <w:rFonts w:hint="eastAsia" w:ascii="宋体" w:hAnsi="宋体"/>
+                <w:rFonts w:ascii="宋体" w:hAnsi="宋体" w:hint="eastAsia"/>
                 <w:sz w:val="24"/>
                 <w:szCs w:val="24"/>
               </w:rPr>
@@ -7090,7 +6486,7 @@
             </w:r>
             <w:r>
               <w:rPr>
-                <w:rFonts w:hint="eastAsia" w:ascii="宋体" w:hAnsi="宋体" w:cs="宋体"/>
+                <w:rFonts w:ascii="宋体" w:hAnsi="宋体" w:cs="宋体" w:hint="eastAsia"/>
                 <w:kern w:val="0"/>
                 <w:sz w:val="20"/>
               </w:rPr>
@@ -7104,8 +6500,8 @@
             <w:tcBorders>
               <w:top w:val="nil"/>
               <w:left w:val="nil"/>
-              <w:bottom w:val="single" w:color="auto" w:sz="4" w:space="0"/>
-              <w:right w:val="single" w:color="auto" w:sz="4" w:space="0"/>
+              <w:bottom w:val="single" w:sz="4" w:space="0" w:color="auto"/>
+              <w:right w:val="single" w:sz="4" w:space="0" w:color="auto"/>
             </w:tcBorders>
             <w:shd w:val="clear" w:color="auto" w:fill="auto"/>
             <w:vAlign w:val="center"/>
@@ -7122,7 +6518,7 @@
             </w:pPr>
             <w:r>
               <w:rPr>
-                <w:rFonts w:hint="eastAsia" w:ascii="宋体" w:hAnsi="宋体" w:cs="宋体"/>
+                <w:rFonts w:ascii="宋体" w:hAnsi="宋体" w:cs="宋体" w:hint="eastAsia"/>
                 <w:kern w:val="0"/>
                 <w:sz w:val="20"/>
               </w:rPr>
@@ -7136,8 +6532,8 @@
             <w:tcBorders>
               <w:top w:val="nil"/>
               <w:left w:val="nil"/>
-              <w:bottom w:val="single" w:color="auto" w:sz="4" w:space="0"/>
-              <w:right w:val="single" w:color="auto" w:sz="4" w:space="0"/>
+              <w:bottom w:val="single" w:sz="4" w:space="0" w:color="auto"/>
+              <w:right w:val="single" w:sz="4" w:space="0" w:color="auto"/>
             </w:tcBorders>
             <w:shd w:val="clear" w:color="000000" w:fill="FFFFFF"/>
             <w:vAlign w:val="center"/>
@@ -7154,7 +6550,7 @@
             </w:pPr>
             <w:r>
               <w:rPr>
-                <w:rFonts w:hint="eastAsia" w:ascii="宋体" w:hAnsi="宋体" w:cs="宋体"/>
+                <w:rFonts w:ascii="宋体" w:hAnsi="宋体" w:cs="宋体" w:hint="eastAsia"/>
                 <w:kern w:val="0"/>
                 <w:sz w:val="20"/>
               </w:rPr>
@@ -7168,8 +6564,8 @@
             <w:tcBorders>
               <w:top w:val="nil"/>
               <w:left w:val="nil"/>
-              <w:bottom w:val="single" w:color="auto" w:sz="4" w:space="0"/>
-              <w:right w:val="single" w:color="auto" w:sz="4" w:space="0"/>
+              <w:bottom w:val="single" w:sz="4" w:space="0" w:color="auto"/>
+              <w:right w:val="single" w:sz="4" w:space="0" w:color="auto"/>
             </w:tcBorders>
             <w:shd w:val="clear" w:color="000000" w:fill="FFFFFF"/>
             <w:vAlign w:val="center"/>
@@ -7186,7 +6582,7 @@
             </w:pPr>
             <w:r>
               <w:rPr>
-                <w:rFonts w:hint="eastAsia" w:ascii="宋体" w:hAnsi="宋体" w:eastAsia="宋体" w:cs="宋体"/>
+                <w:rFonts w:ascii="宋体" w:eastAsia="宋体" w:hAnsi="宋体" w:cs="宋体" w:hint="eastAsia"/>
                 <w:color w:val="000000"/>
                 <w:kern w:val="0"/>
                 <w:sz w:val="20"/>
@@ -7202,8 +6598,8 @@
             <w:tcBorders>
               <w:top w:val="nil"/>
               <w:left w:val="nil"/>
-              <w:bottom w:val="single" w:color="auto" w:sz="4" w:space="0"/>
-              <w:right w:val="single" w:color="auto" w:sz="4" w:space="0"/>
+              <w:bottom w:val="single" w:sz="4" w:space="0" w:color="auto"/>
+              <w:right w:val="single" w:sz="4" w:space="0" w:color="auto"/>
             </w:tcBorders>
             <w:shd w:val="clear" w:color="000000" w:fill="FFFFFF"/>
             <w:vAlign w:val="center"/>
@@ -7220,7 +6616,7 @@
             </w:pPr>
             <w:r>
               <w:rPr>
-                <w:rFonts w:hint="eastAsia" w:ascii="宋体" w:hAnsi="宋体" w:cs="宋体"/>
+                <w:rFonts w:ascii="宋体" w:hAnsi="宋体" w:cs="宋体" w:hint="eastAsia"/>
                 <w:kern w:val="0"/>
                 <w:sz w:val="20"/>
               </w:rPr>
@@ -7234,8 +6630,8 @@
             <w:tcBorders>
               <w:top w:val="nil"/>
               <w:left w:val="nil"/>
-              <w:bottom w:val="single" w:color="auto" w:sz="4" w:space="0"/>
-              <w:right w:val="single" w:color="auto" w:sz="4" w:space="0"/>
+              <w:bottom w:val="single" w:sz="4" w:space="0" w:color="auto"/>
+              <w:right w:val="single" w:sz="4" w:space="0" w:color="auto"/>
             </w:tcBorders>
             <w:shd w:val="clear" w:color="auto" w:fill="auto"/>
             <w:vAlign w:val="center"/>
@@ -7252,7 +6648,7 @@
             </w:pPr>
             <w:r>
               <w:rPr>
-                <w:rFonts w:hint="eastAsia" w:ascii="宋体" w:hAnsi="宋体" w:cs="宋体"/>
+                <w:rFonts w:ascii="宋体" w:hAnsi="宋体" w:cs="宋体" w:hint="eastAsia"/>
                 <w:kern w:val="0"/>
                 <w:sz w:val="20"/>
               </w:rPr>
@@ -7266,8 +6662,8 @@
             <w:tcBorders>
               <w:top w:val="nil"/>
               <w:left w:val="nil"/>
-              <w:bottom w:val="single" w:color="auto" w:sz="4" w:space="0"/>
-              <w:right w:val="single" w:color="auto" w:sz="4" w:space="0"/>
+              <w:bottom w:val="single" w:sz="4" w:space="0" w:color="auto"/>
+              <w:right w:val="single" w:sz="4" w:space="0" w:color="auto"/>
             </w:tcBorders>
             <w:shd w:val="clear" w:color="auto" w:fill="auto"/>
             <w:vAlign w:val="center"/>
@@ -7284,7 +6680,7 @@
             </w:pPr>
             <w:r>
               <w:rPr>
-                <w:rFonts w:hint="eastAsia" w:ascii="宋体" w:hAnsi="宋体" w:cs="宋体"/>
+                <w:rFonts w:ascii="宋体" w:hAnsi="宋体" w:cs="宋体" w:hint="eastAsia"/>
                 <w:kern w:val="0"/>
                 <w:sz w:val="20"/>
               </w:rPr>
@@ -7295,6 +6691,9 @@
       </w:tr>
       <w:tr>
         <w:tblPrEx>
+          <w:tblW w:w="15877" w:type="dxa"/>
+          <w:tblInd w:w="-601" w:type="dxa"/>
+          <w:tblLayout w:type="fixed"/>
           <w:tblCellMar>
             <w:top w:w="0" w:type="dxa"/>
             <w:left w:w="108" w:type="dxa"/>
@@ -7303,16 +6702,16 @@
           </w:tblCellMar>
         </w:tblPrEx>
         <w:trPr>
-          <w:trHeight w:val="555" w:hRule="atLeast"/>
+          <w:trHeight w:val="555"/>
         </w:trPr>
         <w:tc>
           <w:tcPr>
             <w:tcW w:w="1276" w:type="dxa"/>
             <w:tcBorders>
               <w:top w:val="nil"/>
-              <w:left w:val="single" w:color="auto" w:sz="4" w:space="0"/>
-              <w:bottom w:val="single" w:color="auto" w:sz="4" w:space="0"/>
-              <w:right w:val="single" w:color="auto" w:sz="4" w:space="0"/>
+              <w:left w:val="single" w:sz="4" w:space="0" w:color="auto"/>
+              <w:bottom w:val="single" w:sz="4" w:space="0" w:color="auto"/>
+              <w:right w:val="single" w:sz="4" w:space="0" w:color="auto"/>
             </w:tcBorders>
             <w:shd w:val="clear" w:color="000000" w:fill="FFFFFF"/>
             <w:vAlign w:val="center"/>
@@ -7330,7 +6729,7 @@
             </w:pPr>
             <w:r>
               <w:rPr>
-                <w:rFonts w:hint="eastAsia" w:ascii="宋体" w:hAnsi="宋体" w:cs="宋体"/>
+                <w:rFonts w:ascii="宋体" w:hAnsi="宋体" w:cs="宋体" w:hint="eastAsia"/>
                 <w:kern w:val="0"/>
                 <w:sz w:val="24"/>
                 <w:szCs w:val="24"/>
@@ -7345,8 +6744,8 @@
             <w:tcBorders>
               <w:top w:val="nil"/>
               <w:left w:val="nil"/>
-              <w:bottom w:val="single" w:color="auto" w:sz="4" w:space="0"/>
-              <w:right w:val="single" w:color="auto" w:sz="4" w:space="0"/>
+              <w:bottom w:val="single" w:sz="4" w:space="0" w:color="auto"/>
+              <w:right w:val="single" w:sz="4" w:space="0" w:color="auto"/>
             </w:tcBorders>
             <w:shd w:val="clear" w:color="auto" w:fill="auto"/>
             <w:vAlign w:val="center"/>
@@ -7363,7 +6762,7 @@
             </w:pPr>
             <w:r>
               <w:rPr>
-                <w:rFonts w:hint="eastAsia" w:ascii="宋体" w:hAnsi="宋体" w:cs="宋体"/>
+                <w:rFonts w:ascii="宋体" w:hAnsi="宋体" w:cs="宋体" w:hint="eastAsia"/>
                 <w:kern w:val="0"/>
                 <w:sz w:val="20"/>
               </w:rPr>
@@ -7377,8 +6776,8 @@
             <w:tcBorders>
               <w:top w:val="nil"/>
               <w:left w:val="nil"/>
-              <w:bottom w:val="single" w:color="auto" w:sz="4" w:space="0"/>
-              <w:right w:val="single" w:color="auto" w:sz="4" w:space="0"/>
+              <w:bottom w:val="single" w:sz="4" w:space="0" w:color="auto"/>
+              <w:right w:val="single" w:sz="4" w:space="0" w:color="auto"/>
             </w:tcBorders>
             <w:shd w:val="clear" w:color="auto" w:fill="auto"/>
             <w:vAlign w:val="center"/>
@@ -7395,7 +6794,7 @@
             </w:pPr>
             <w:r>
               <w:rPr>
-                <w:rFonts w:hint="eastAsia" w:ascii="宋体" w:hAnsi="宋体"/>
+                <w:rFonts w:ascii="宋体" w:hAnsi="宋体" w:hint="eastAsia"/>
                 <w:sz w:val="24"/>
                 <w:szCs w:val="24"/>
               </w:rPr>
@@ -7403,7 +6802,7 @@
             </w:r>
             <w:r>
               <w:rPr>
-                <w:rFonts w:hint="eastAsia" w:ascii="宋体" w:hAnsi="宋体" w:cs="宋体"/>
+                <w:rFonts w:ascii="宋体" w:hAnsi="宋体" w:cs="宋体" w:hint="eastAsia"/>
                 <w:kern w:val="0"/>
                 <w:sz w:val="20"/>
               </w:rPr>
@@ -7417,8 +6816,8 @@
             <w:tcBorders>
               <w:top w:val="nil"/>
               <w:left w:val="nil"/>
-              <w:bottom w:val="single" w:color="auto" w:sz="4" w:space="0"/>
-              <w:right w:val="single" w:color="auto" w:sz="4" w:space="0"/>
+              <w:bottom w:val="single" w:sz="4" w:space="0" w:color="auto"/>
+              <w:right w:val="single" w:sz="4" w:space="0" w:color="auto"/>
             </w:tcBorders>
             <w:shd w:val="clear" w:color="auto" w:fill="auto"/>
             <w:vAlign w:val="center"/>
@@ -7435,7 +6834,7 @@
             </w:pPr>
             <w:r>
               <w:rPr>
-                <w:rFonts w:hint="eastAsia" w:ascii="宋体" w:hAnsi="宋体" w:cs="宋体"/>
+                <w:rFonts w:ascii="宋体" w:hAnsi="宋体" w:cs="宋体" w:hint="eastAsia"/>
                 <w:kern w:val="0"/>
                 <w:sz w:val="20"/>
               </w:rPr>
@@ -7449,8 +6848,8 @@
             <w:tcBorders>
               <w:top w:val="nil"/>
               <w:left w:val="nil"/>
-              <w:bottom w:val="single" w:color="auto" w:sz="4" w:space="0"/>
-              <w:right w:val="single" w:color="auto" w:sz="4" w:space="0"/>
+              <w:bottom w:val="single" w:sz="4" w:space="0" w:color="auto"/>
+              <w:right w:val="single" w:sz="4" w:space="0" w:color="auto"/>
             </w:tcBorders>
             <w:shd w:val="clear" w:color="000000" w:fill="FFFFFF"/>
             <w:vAlign w:val="center"/>
@@ -7467,7 +6866,7 @@
             </w:pPr>
             <w:r>
               <w:rPr>
-                <w:rFonts w:hint="eastAsia" w:ascii="宋体" w:hAnsi="宋体" w:cs="宋体"/>
+                <w:rFonts w:ascii="宋体" w:hAnsi="宋体" w:cs="宋体" w:hint="eastAsia"/>
                 <w:kern w:val="0"/>
                 <w:sz w:val="20"/>
               </w:rPr>
@@ -7481,8 +6880,8 @@
             <w:tcBorders>
               <w:top w:val="nil"/>
               <w:left w:val="nil"/>
-              <w:bottom w:val="single" w:color="auto" w:sz="4" w:space="0"/>
-              <w:right w:val="single" w:color="auto" w:sz="4" w:space="0"/>
+              <w:bottom w:val="single" w:sz="4" w:space="0" w:color="auto"/>
+              <w:right w:val="single" w:sz="4" w:space="0" w:color="auto"/>
             </w:tcBorders>
             <w:shd w:val="clear" w:color="000000" w:fill="FFFFFF"/>
             <w:vAlign w:val="center"/>
@@ -7499,7 +6898,7 @@
             </w:pPr>
             <w:r>
               <w:rPr>
-                <w:rFonts w:hint="eastAsia" w:ascii="宋体" w:hAnsi="宋体" w:eastAsia="宋体" w:cs="宋体"/>
+                <w:rFonts w:ascii="宋体" w:eastAsia="宋体" w:hAnsi="宋体" w:cs="宋体" w:hint="eastAsia"/>
                 <w:color w:val="000000"/>
                 <w:kern w:val="0"/>
                 <w:sz w:val="20"/>
@@ -7515,8 +6914,8 @@
             <w:tcBorders>
               <w:top w:val="nil"/>
               <w:left w:val="nil"/>
-              <w:bottom w:val="single" w:color="auto" w:sz="4" w:space="0"/>
-              <w:right w:val="single" w:color="auto" w:sz="4" w:space="0"/>
+              <w:bottom w:val="single" w:sz="4" w:space="0" w:color="auto"/>
+              <w:right w:val="single" w:sz="4" w:space="0" w:color="auto"/>
             </w:tcBorders>
             <w:shd w:val="clear" w:color="000000" w:fill="FFFFFF"/>
             <w:vAlign w:val="center"/>
@@ -7533,7 +6932,7 @@
             </w:pPr>
             <w:r>
               <w:rPr>
-                <w:rFonts w:hint="eastAsia" w:ascii="宋体" w:hAnsi="宋体" w:cs="宋体"/>
+                <w:rFonts w:ascii="宋体" w:hAnsi="宋体" w:cs="宋体" w:hint="eastAsia"/>
                 <w:kern w:val="0"/>
                 <w:sz w:val="20"/>
               </w:rPr>
@@ -7547,8 +6946,8 @@
             <w:tcBorders>
               <w:top w:val="nil"/>
               <w:left w:val="nil"/>
-              <w:bottom w:val="single" w:color="auto" w:sz="4" w:space="0"/>
-              <w:right w:val="single" w:color="auto" w:sz="4" w:space="0"/>
+              <w:bottom w:val="single" w:sz="4" w:space="0" w:color="auto"/>
+              <w:right w:val="single" w:sz="4" w:space="0" w:color="auto"/>
             </w:tcBorders>
             <w:shd w:val="clear" w:color="auto" w:fill="auto"/>
             <w:vAlign w:val="center"/>
@@ -7565,7 +6964,7 @@
             </w:pPr>
             <w:r>
               <w:rPr>
-                <w:rFonts w:hint="eastAsia" w:ascii="宋体" w:hAnsi="宋体" w:cs="宋体"/>
+                <w:rFonts w:ascii="宋体" w:hAnsi="宋体" w:cs="宋体" w:hint="eastAsia"/>
                 <w:kern w:val="0"/>
                 <w:sz w:val="20"/>
               </w:rPr>
@@ -7579,8 +6978,8 @@
             <w:tcBorders>
               <w:top w:val="nil"/>
               <w:left w:val="nil"/>
-              <w:bottom w:val="single" w:color="auto" w:sz="4" w:space="0"/>
-              <w:right w:val="single" w:color="auto" w:sz="4" w:space="0"/>
+              <w:bottom w:val="single" w:sz="4" w:space="0" w:color="auto"/>
+              <w:right w:val="single" w:sz="4" w:space="0" w:color="auto"/>
             </w:tcBorders>
             <w:shd w:val="clear" w:color="auto" w:fill="auto"/>
             <w:vAlign w:val="center"/>
@@ -7597,7 +6996,7 @@
             </w:pPr>
             <w:r>
               <w:rPr>
-                <w:rFonts w:hint="eastAsia" w:ascii="宋体" w:hAnsi="宋体" w:cs="宋体"/>
+                <w:rFonts w:ascii="宋体" w:hAnsi="宋体" w:cs="宋体" w:hint="eastAsia"/>
                 <w:kern w:val="0"/>
                 <w:sz w:val="20"/>
               </w:rPr>
@@ -7608,6 +7007,9 @@
       </w:tr>
       <w:tr>
         <w:tblPrEx>
+          <w:tblW w:w="15877" w:type="dxa"/>
+          <w:tblInd w:w="-601" w:type="dxa"/>
+          <w:tblLayout w:type="fixed"/>
           <w:tblCellMar>
             <w:top w:w="0" w:type="dxa"/>
             <w:left w:w="108" w:type="dxa"/>
@@ -7616,16 +7018,16 @@
           </w:tblCellMar>
         </w:tblPrEx>
         <w:trPr>
-          <w:trHeight w:val="645" w:hRule="atLeast"/>
+          <w:trHeight w:val="645"/>
         </w:trPr>
         <w:tc>
           <w:tcPr>
             <w:tcW w:w="1276" w:type="dxa"/>
             <w:tcBorders>
               <w:top w:val="nil"/>
-              <w:left w:val="single" w:color="auto" w:sz="4" w:space="0"/>
-              <w:bottom w:val="single" w:color="auto" w:sz="4" w:space="0"/>
-              <w:right w:val="single" w:color="auto" w:sz="4" w:space="0"/>
+              <w:left w:val="single" w:sz="4" w:space="0" w:color="auto"/>
+              <w:bottom w:val="single" w:sz="4" w:space="0" w:color="auto"/>
+              <w:right w:val="single" w:sz="4" w:space="0" w:color="auto"/>
             </w:tcBorders>
             <w:shd w:val="clear" w:color="000000" w:fill="FFFFFF"/>
             <w:vAlign w:val="center"/>
@@ -7643,7 +7045,7 @@
             </w:pPr>
             <w:r>
               <w:rPr>
-                <w:rFonts w:hint="eastAsia" w:ascii="宋体" w:hAnsi="宋体" w:cs="宋体"/>
+                <w:rFonts w:ascii="宋体" w:hAnsi="宋体" w:cs="宋体" w:hint="eastAsia"/>
                 <w:kern w:val="0"/>
                 <w:sz w:val="24"/>
                 <w:szCs w:val="24"/>
@@ -7658,8 +7060,8 @@
             <w:tcBorders>
               <w:top w:val="nil"/>
               <w:left w:val="nil"/>
-              <w:bottom w:val="single" w:color="auto" w:sz="4" w:space="0"/>
-              <w:right w:val="single" w:color="auto" w:sz="4" w:space="0"/>
+              <w:bottom w:val="single" w:sz="4" w:space="0" w:color="auto"/>
+              <w:right w:val="single" w:sz="4" w:space="0" w:color="auto"/>
             </w:tcBorders>
             <w:shd w:val="clear" w:color="auto" w:fill="auto"/>
             <w:vAlign w:val="center"/>
@@ -7676,7 +7078,7 @@
             </w:pPr>
             <w:r>
               <w:rPr>
-                <w:rFonts w:hint="eastAsia" w:ascii="宋体" w:hAnsi="宋体" w:cs="宋体"/>
+                <w:rFonts w:ascii="宋体" w:hAnsi="宋体" w:cs="宋体" w:hint="eastAsia"/>
                 <w:kern w:val="0"/>
                 <w:sz w:val="20"/>
               </w:rPr>
@@ -7690,8 +7092,8 @@
             <w:tcBorders>
               <w:top w:val="nil"/>
               <w:left w:val="nil"/>
-              <w:bottom w:val="single" w:color="auto" w:sz="4" w:space="0"/>
-              <w:right w:val="single" w:color="auto" w:sz="4" w:space="0"/>
+              <w:bottom w:val="single" w:sz="4" w:space="0" w:color="auto"/>
+              <w:right w:val="single" w:sz="4" w:space="0" w:color="auto"/>
             </w:tcBorders>
             <w:shd w:val="clear" w:color="auto" w:fill="auto"/>
             <w:vAlign w:val="center"/>
@@ -7708,7 +7110,7 @@
             </w:pPr>
             <w:r>
               <w:rPr>
-                <w:rFonts w:hint="eastAsia" w:ascii="宋体" w:hAnsi="宋体"/>
+                <w:rFonts w:ascii="宋体" w:hAnsi="宋体" w:hint="eastAsia"/>
                 <w:sz w:val="24"/>
                 <w:szCs w:val="24"/>
               </w:rPr>
@@ -7716,7 +7118,7 @@
             </w:r>
             <w:r>
               <w:rPr>
-                <w:rFonts w:hint="eastAsia" w:ascii="宋体" w:hAnsi="宋体" w:cs="宋体"/>
+                <w:rFonts w:ascii="宋体" w:hAnsi="宋体" w:cs="宋体" w:hint="eastAsia"/>
                 <w:kern w:val="0"/>
                 <w:sz w:val="20"/>
               </w:rPr>
@@ -7730,8 +7132,8 @@
             <w:tcBorders>
               <w:top w:val="nil"/>
               <w:left w:val="nil"/>
-              <w:bottom w:val="single" w:color="auto" w:sz="4" w:space="0"/>
-              <w:right w:val="single" w:color="auto" w:sz="4" w:space="0"/>
+              <w:bottom w:val="single" w:sz="4" w:space="0" w:color="auto"/>
+              <w:right w:val="single" w:sz="4" w:space="0" w:color="auto"/>
             </w:tcBorders>
             <w:shd w:val="clear" w:color="auto" w:fill="auto"/>
             <w:vAlign w:val="center"/>
@@ -7748,7 +7150,7 @@
             </w:pPr>
             <w:r>
               <w:rPr>
-                <w:rFonts w:hint="eastAsia" w:ascii="宋体" w:hAnsi="宋体" w:cs="宋体"/>
+                <w:rFonts w:ascii="宋体" w:hAnsi="宋体" w:cs="宋体" w:hint="eastAsia"/>
                 <w:kern w:val="0"/>
                 <w:sz w:val="20"/>
               </w:rPr>
@@ -7762,8 +7164,8 @@
             <w:tcBorders>
               <w:top w:val="nil"/>
               <w:left w:val="nil"/>
-              <w:bottom w:val="single" w:color="auto" w:sz="4" w:space="0"/>
-              <w:right w:val="single" w:color="auto" w:sz="4" w:space="0"/>
+              <w:bottom w:val="single" w:sz="4" w:space="0" w:color="auto"/>
+              <w:right w:val="single" w:sz="4" w:space="0" w:color="auto"/>
             </w:tcBorders>
             <w:shd w:val="clear" w:color="000000" w:fill="FFFFFF"/>
             <w:vAlign w:val="center"/>
@@ -7780,7 +7182,7 @@
             </w:pPr>
             <w:r>
               <w:rPr>
-                <w:rFonts w:hint="eastAsia" w:ascii="宋体" w:hAnsi="宋体" w:cs="宋体"/>
+                <w:rFonts w:ascii="宋体" w:hAnsi="宋体" w:cs="宋体" w:hint="eastAsia"/>
                 <w:kern w:val="0"/>
                 <w:sz w:val="20"/>
               </w:rPr>
@@ -7794,8 +7196,8 @@
             <w:tcBorders>
               <w:top w:val="nil"/>
               <w:left w:val="nil"/>
-              <w:bottom w:val="single" w:color="auto" w:sz="4" w:space="0"/>
-              <w:right w:val="single" w:color="auto" w:sz="4" w:space="0"/>
+              <w:bottom w:val="single" w:sz="4" w:space="0" w:color="auto"/>
+              <w:right w:val="single" w:sz="4" w:space="0" w:color="auto"/>
             </w:tcBorders>
             <w:shd w:val="clear" w:color="000000" w:fill="FFFFFF"/>
             <w:vAlign w:val="center"/>
@@ -7812,7 +7214,7 @@
             </w:pPr>
             <w:r>
               <w:rPr>
-                <w:rFonts w:hint="eastAsia" w:ascii="宋体" w:hAnsi="宋体" w:eastAsia="宋体" w:cs="宋体"/>
+                <w:rFonts w:ascii="宋体" w:eastAsia="宋体" w:hAnsi="宋体" w:cs="宋体" w:hint="eastAsia"/>
                 <w:color w:val="000000"/>
                 <w:kern w:val="0"/>
                 <w:sz w:val="20"/>
@@ -7828,8 +7230,8 @@
             <w:tcBorders>
               <w:top w:val="nil"/>
               <w:left w:val="nil"/>
-              <w:bottom w:val="single" w:color="auto" w:sz="4" w:space="0"/>
-              <w:right w:val="single" w:color="auto" w:sz="4" w:space="0"/>
+              <w:bottom w:val="single" w:sz="4" w:space="0" w:color="auto"/>
+              <w:right w:val="single" w:sz="4" w:space="0" w:color="auto"/>
             </w:tcBorders>
             <w:shd w:val="clear" w:color="000000" w:fill="FFFFFF"/>
             <w:vAlign w:val="center"/>
@@ -7846,7 +7248,7 @@
             </w:pPr>
             <w:r>
               <w:rPr>
-                <w:rFonts w:hint="eastAsia" w:ascii="宋体" w:hAnsi="宋体" w:cs="宋体"/>
+                <w:rFonts w:ascii="宋体" w:hAnsi="宋体" w:cs="宋体" w:hint="eastAsia"/>
                 <w:kern w:val="0"/>
                 <w:sz w:val="20"/>
               </w:rPr>
@@ -7860,8 +7262,8 @@
             <w:tcBorders>
               <w:top w:val="nil"/>
               <w:left w:val="nil"/>
-              <w:bottom w:val="single" w:color="auto" w:sz="4" w:space="0"/>
-              <w:right w:val="single" w:color="auto" w:sz="4" w:space="0"/>
+              <w:bottom w:val="single" w:sz="4" w:space="0" w:color="auto"/>
+              <w:right w:val="single" w:sz="4" w:space="0" w:color="auto"/>
             </w:tcBorders>
             <w:shd w:val="clear" w:color="auto" w:fill="auto"/>
             <w:vAlign w:val="center"/>
@@ -7878,7 +7280,7 @@
             </w:pPr>
             <w:r>
               <w:rPr>
-                <w:rFonts w:hint="eastAsia" w:ascii="宋体" w:hAnsi="宋体" w:cs="宋体"/>
+                <w:rFonts w:ascii="宋体" w:hAnsi="宋体" w:cs="宋体" w:hint="eastAsia"/>
                 <w:kern w:val="0"/>
                 <w:sz w:val="20"/>
               </w:rPr>
@@ -7892,8 +7294,8 @@
             <w:tcBorders>
               <w:top w:val="nil"/>
               <w:left w:val="nil"/>
-              <w:bottom w:val="single" w:color="auto" w:sz="4" w:space="0"/>
-              <w:right w:val="single" w:color="auto" w:sz="4" w:space="0"/>
+              <w:bottom w:val="single" w:sz="4" w:space="0" w:color="auto"/>
+              <w:right w:val="single" w:sz="4" w:space="0" w:color="auto"/>
             </w:tcBorders>
             <w:shd w:val="clear" w:color="auto" w:fill="auto"/>
             <w:vAlign w:val="center"/>
@@ -7910,7 +7312,7 @@
             </w:pPr>
             <w:r>
               <w:rPr>
-                <w:rFonts w:hint="eastAsia" w:ascii="宋体" w:hAnsi="宋体" w:cs="宋体"/>
+                <w:rFonts w:ascii="宋体" w:hAnsi="宋体" w:cs="宋体" w:hint="eastAsia"/>
                 <w:kern w:val="0"/>
                 <w:sz w:val="20"/>
               </w:rPr>
@@ -7921,6 +7323,9 @@
       </w:tr>
       <w:tr>
         <w:tblPrEx>
+          <w:tblW w:w="15877" w:type="dxa"/>
+          <w:tblInd w:w="-601" w:type="dxa"/>
+          <w:tblLayout w:type="fixed"/>
           <w:tblCellMar>
             <w:top w:w="0" w:type="dxa"/>
             <w:left w:w="108" w:type="dxa"/>
@@ -7929,16 +7334,16 @@
           </w:tblCellMar>
         </w:tblPrEx>
         <w:trPr>
-          <w:trHeight w:val="615" w:hRule="atLeast"/>
+          <w:trHeight w:val="615"/>
         </w:trPr>
         <w:tc>
           <w:tcPr>
             <w:tcW w:w="1276" w:type="dxa"/>
             <w:tcBorders>
               <w:top w:val="nil"/>
-              <w:left w:val="single" w:color="auto" w:sz="4" w:space="0"/>
-              <w:bottom w:val="single" w:color="auto" w:sz="4" w:space="0"/>
-              <w:right w:val="single" w:color="auto" w:sz="4" w:space="0"/>
+              <w:left w:val="single" w:sz="4" w:space="0" w:color="auto"/>
+              <w:bottom w:val="single" w:sz="4" w:space="0" w:color="auto"/>
+              <w:right w:val="single" w:sz="4" w:space="0" w:color="auto"/>
             </w:tcBorders>
             <w:shd w:val="clear" w:color="000000" w:fill="FFFFFF"/>
             <w:vAlign w:val="center"/>
@@ -7956,7 +7361,7 @@
             </w:pPr>
             <w:r>
               <w:rPr>
-                <w:rFonts w:hint="eastAsia" w:ascii="宋体" w:hAnsi="宋体" w:cs="宋体"/>
+                <w:rFonts w:ascii="宋体" w:hAnsi="宋体" w:cs="宋体" w:hint="eastAsia"/>
                 <w:kern w:val="0"/>
                 <w:sz w:val="24"/>
                 <w:szCs w:val="24"/>
@@ -7971,8 +7376,8 @@
             <w:tcBorders>
               <w:top w:val="nil"/>
               <w:left w:val="nil"/>
-              <w:bottom w:val="single" w:color="auto" w:sz="4" w:space="0"/>
-              <w:right w:val="single" w:color="auto" w:sz="4" w:space="0"/>
+              <w:bottom w:val="single" w:sz="4" w:space="0" w:color="auto"/>
+              <w:right w:val="single" w:sz="4" w:space="0" w:color="auto"/>
             </w:tcBorders>
             <w:shd w:val="clear" w:color="auto" w:fill="auto"/>
             <w:vAlign w:val="center"/>
@@ -7989,7 +7394,7 @@
             </w:pPr>
             <w:r>
               <w:rPr>
-                <w:rFonts w:hint="eastAsia" w:ascii="宋体" w:hAnsi="宋体" w:cs="宋体"/>
+                <w:rFonts w:ascii="宋体" w:hAnsi="宋体" w:cs="宋体" w:hint="eastAsia"/>
                 <w:kern w:val="0"/>
                 <w:sz w:val="20"/>
               </w:rPr>
@@ -8003,8 +7408,8 @@
             <w:tcBorders>
               <w:top w:val="nil"/>
               <w:left w:val="nil"/>
-              <w:bottom w:val="single" w:color="auto" w:sz="4" w:space="0"/>
-              <w:right w:val="single" w:color="auto" w:sz="4" w:space="0"/>
+              <w:bottom w:val="single" w:sz="4" w:space="0" w:color="auto"/>
+              <w:right w:val="single" w:sz="4" w:space="0" w:color="auto"/>
             </w:tcBorders>
             <w:shd w:val="clear" w:color="auto" w:fill="auto"/>
             <w:vAlign w:val="center"/>
@@ -8021,7 +7426,7 @@
             </w:pPr>
             <w:r>
               <w:rPr>
-                <w:rFonts w:hint="eastAsia" w:ascii="宋体" w:hAnsi="宋体"/>
+                <w:rFonts w:ascii="宋体" w:hAnsi="宋体" w:hint="eastAsia"/>
                 <w:sz w:val="24"/>
                 <w:szCs w:val="24"/>
               </w:rPr>
@@ -8029,7 +7434,7 @@
             </w:r>
             <w:r>
               <w:rPr>
-                <w:rFonts w:hint="eastAsia" w:ascii="宋体" w:hAnsi="宋体" w:cs="宋体"/>
+                <w:rFonts w:ascii="宋体" w:hAnsi="宋体" w:cs="宋体" w:hint="eastAsia"/>
                 <w:kern w:val="0"/>
                 <w:sz w:val="20"/>
               </w:rPr>
@@ -8043,8 +7448,8 @@
             <w:tcBorders>
               <w:top w:val="nil"/>
               <w:left w:val="nil"/>
-              <w:bottom w:val="single" w:color="auto" w:sz="4" w:space="0"/>
-              <w:right w:val="single" w:color="auto" w:sz="4" w:space="0"/>
+              <w:bottom w:val="single" w:sz="4" w:space="0" w:color="auto"/>
+              <w:right w:val="single" w:sz="4" w:space="0" w:color="auto"/>
             </w:tcBorders>
             <w:shd w:val="clear" w:color="auto" w:fill="auto"/>
             <w:vAlign w:val="center"/>
@@ -8061,7 +7466,7 @@
             </w:pPr>
             <w:r>
               <w:rPr>
-                <w:rFonts w:hint="eastAsia" w:ascii="宋体" w:hAnsi="宋体" w:cs="宋体"/>
+                <w:rFonts w:ascii="宋体" w:hAnsi="宋体" w:cs="宋体" w:hint="eastAsia"/>
                 <w:kern w:val="0"/>
                 <w:sz w:val="20"/>
               </w:rPr>
@@ -8075,8 +7480,8 @@
             <w:tcBorders>
               <w:top w:val="nil"/>
               <w:left w:val="nil"/>
-              <w:bottom w:val="single" w:color="auto" w:sz="4" w:space="0"/>
-              <w:right w:val="single" w:color="auto" w:sz="4" w:space="0"/>
+              <w:bottom w:val="single" w:sz="4" w:space="0" w:color="auto"/>
+              <w:right w:val="single" w:sz="4" w:space="0" w:color="auto"/>
             </w:tcBorders>
             <w:shd w:val="clear" w:color="000000" w:fill="FFFFFF"/>
             <w:vAlign w:val="center"/>
@@ -8093,7 +7498,7 @@
             </w:pPr>
             <w:r>
               <w:rPr>
-                <w:rFonts w:hint="eastAsia" w:ascii="宋体" w:hAnsi="宋体" w:cs="宋体"/>
+                <w:rFonts w:ascii="宋体" w:hAnsi="宋体" w:cs="宋体" w:hint="eastAsia"/>
                 <w:kern w:val="0"/>
                 <w:sz w:val="20"/>
               </w:rPr>
@@ -8107,8 +7512,8 @@
             <w:tcBorders>
               <w:top w:val="nil"/>
               <w:left w:val="nil"/>
-              <w:bottom w:val="single" w:color="auto" w:sz="4" w:space="0"/>
-              <w:right w:val="single" w:color="auto" w:sz="4" w:space="0"/>
+              <w:bottom w:val="single" w:sz="4" w:space="0" w:color="auto"/>
+              <w:right w:val="single" w:sz="4" w:space="0" w:color="auto"/>
             </w:tcBorders>
             <w:shd w:val="clear" w:color="000000" w:fill="FFFFFF"/>
             <w:vAlign w:val="center"/>
@@ -8125,7 +7530,7 @@
             </w:pPr>
             <w:r>
               <w:rPr>
-                <w:rFonts w:hint="eastAsia" w:ascii="宋体" w:hAnsi="宋体" w:eastAsia="宋体" w:cs="宋体"/>
+                <w:rFonts w:ascii="宋体" w:eastAsia="宋体" w:hAnsi="宋体" w:cs="宋体" w:hint="eastAsia"/>
                 <w:color w:val="000000"/>
                 <w:kern w:val="0"/>
                 <w:sz w:val="20"/>
@@ -8141,8 +7546,8 @@
             <w:tcBorders>
               <w:top w:val="nil"/>
               <w:left w:val="nil"/>
-              <w:bottom w:val="single" w:color="auto" w:sz="4" w:space="0"/>
-              <w:right w:val="single" w:color="auto" w:sz="4" w:space="0"/>
+              <w:bottom w:val="single" w:sz="4" w:space="0" w:color="auto"/>
+              <w:right w:val="single" w:sz="4" w:space="0" w:color="auto"/>
             </w:tcBorders>
             <w:shd w:val="clear" w:color="000000" w:fill="FFFFFF"/>
             <w:vAlign w:val="center"/>
@@ -8159,7 +7564,7 @@
             </w:pPr>
             <w:r>
               <w:rPr>
-                <w:rFonts w:hint="eastAsia" w:ascii="宋体" w:hAnsi="宋体" w:cs="宋体"/>
+                <w:rFonts w:ascii="宋体" w:hAnsi="宋体" w:cs="宋体" w:hint="eastAsia"/>
                 <w:kern w:val="0"/>
                 <w:sz w:val="20"/>
               </w:rPr>
@@ -8173,8 +7578,8 @@
             <w:tcBorders>
               <w:top w:val="nil"/>
               <w:left w:val="nil"/>
-              <w:bottom w:val="single" w:color="auto" w:sz="4" w:space="0"/>
-              <w:right w:val="single" w:color="auto" w:sz="4" w:space="0"/>
+              <w:bottom w:val="single" w:sz="4" w:space="0" w:color="auto"/>
+              <w:right w:val="single" w:sz="4" w:space="0" w:color="auto"/>
             </w:tcBorders>
             <w:shd w:val="clear" w:color="auto" w:fill="auto"/>
             <w:vAlign w:val="center"/>
@@ -8191,7 +7596,7 @@
             </w:pPr>
             <w:r>
               <w:rPr>
-                <w:rFonts w:hint="eastAsia" w:ascii="宋体" w:hAnsi="宋体" w:cs="宋体"/>
+                <w:rFonts w:ascii="宋体" w:hAnsi="宋体" w:cs="宋体" w:hint="eastAsia"/>
                 <w:kern w:val="0"/>
                 <w:sz w:val="20"/>
               </w:rPr>
@@ -8205,8 +7610,8 @@
             <w:tcBorders>
               <w:top w:val="nil"/>
               <w:left w:val="nil"/>
-              <w:bottom w:val="single" w:color="auto" w:sz="4" w:space="0"/>
-              <w:right w:val="single" w:color="auto" w:sz="4" w:space="0"/>
+              <w:bottom w:val="single" w:sz="4" w:space="0" w:color="auto"/>
+              <w:right w:val="single" w:sz="4" w:space="0" w:color="auto"/>
             </w:tcBorders>
             <w:shd w:val="clear" w:color="auto" w:fill="auto"/>
             <w:vAlign w:val="center"/>
@@ -8223,7 +7628,7 @@
             </w:pPr>
             <w:r>
               <w:rPr>
-                <w:rFonts w:hint="eastAsia" w:ascii="宋体" w:hAnsi="宋体" w:cs="宋体"/>
+                <w:rFonts w:ascii="宋体" w:hAnsi="宋体" w:cs="宋体" w:hint="eastAsia"/>
                 <w:kern w:val="0"/>
                 <w:sz w:val="20"/>
               </w:rPr>
@@ -8234,6 +7639,9 @@
       </w:tr>
       <w:tr>
         <w:tblPrEx>
+          <w:tblW w:w="15877" w:type="dxa"/>
+          <w:tblInd w:w="-601" w:type="dxa"/>
+          <w:tblLayout w:type="fixed"/>
           <w:tblCellMar>
             <w:top w:w="0" w:type="dxa"/>
             <w:left w:w="108" w:type="dxa"/>
@@ -8242,16 +7650,16 @@
           </w:tblCellMar>
         </w:tblPrEx>
         <w:trPr>
-          <w:trHeight w:val="510" w:hRule="atLeast"/>
+          <w:trHeight w:val="510"/>
         </w:trPr>
         <w:tc>
           <w:tcPr>
             <w:tcW w:w="1276" w:type="dxa"/>
             <w:tcBorders>
               <w:top w:val="nil"/>
-              <w:left w:val="single" w:color="auto" w:sz="4" w:space="0"/>
-              <w:bottom w:val="single" w:color="000000" w:sz="4" w:space="0"/>
-              <w:right w:val="single" w:color="auto" w:sz="4" w:space="0"/>
+              <w:left w:val="single" w:sz="4" w:space="0" w:color="auto"/>
+              <w:bottom w:val="single" w:sz="4" w:space="0" w:color="000000"/>
+              <w:right w:val="single" w:sz="4" w:space="0" w:color="auto"/>
             </w:tcBorders>
             <w:shd w:val="clear" w:color="000000" w:fill="FFFFFF"/>
             <w:vAlign w:val="center"/>
@@ -8269,7 +7677,7 @@
             </w:pPr>
             <w:r>
               <w:rPr>
-                <w:rFonts w:hint="eastAsia" w:ascii="宋体" w:hAnsi="宋体" w:cs="宋体"/>
+                <w:rFonts w:ascii="宋体" w:hAnsi="宋体" w:cs="宋体" w:hint="eastAsia"/>
                 <w:kern w:val="0"/>
                 <w:sz w:val="24"/>
                 <w:szCs w:val="24"/>
@@ -8284,8 +7692,8 @@
             <w:tcBorders>
               <w:top w:val="nil"/>
               <w:left w:val="nil"/>
-              <w:bottom w:val="single" w:color="auto" w:sz="4" w:space="0"/>
-              <w:right w:val="single" w:color="auto" w:sz="4" w:space="0"/>
+              <w:bottom w:val="single" w:sz="4" w:space="0" w:color="auto"/>
+              <w:right w:val="single" w:sz="4" w:space="0" w:color="auto"/>
             </w:tcBorders>
             <w:shd w:val="clear" w:color="auto" w:fill="auto"/>
             <w:vAlign w:val="center"/>
@@ -8302,7 +7710,7 @@
             </w:pPr>
             <w:r>
               <w:rPr>
-                <w:rFonts w:hint="eastAsia" w:ascii="宋体" w:hAnsi="宋体" w:cs="宋体"/>
+                <w:rFonts w:ascii="宋体" w:hAnsi="宋体" w:cs="宋体" w:hint="eastAsia"/>
                 <w:kern w:val="0"/>
                 <w:sz w:val="20"/>
               </w:rPr>
@@ -8316,8 +7724,8 @@
             <w:tcBorders>
               <w:top w:val="nil"/>
               <w:left w:val="nil"/>
-              <w:bottom w:val="single" w:color="auto" w:sz="4" w:space="0"/>
-              <w:right w:val="single" w:color="auto" w:sz="4" w:space="0"/>
+              <w:bottom w:val="single" w:sz="4" w:space="0" w:color="auto"/>
+              <w:right w:val="single" w:sz="4" w:space="0" w:color="auto"/>
             </w:tcBorders>
             <w:shd w:val="clear" w:color="auto" w:fill="auto"/>
             <w:vAlign w:val="center"/>
@@ -8334,7 +7742,7 @@
             </w:pPr>
             <w:r>
               <w:rPr>
-                <w:rFonts w:hint="eastAsia" w:ascii="宋体" w:hAnsi="宋体"/>
+                <w:rFonts w:ascii="宋体" w:hAnsi="宋体" w:hint="eastAsia"/>
                 <w:sz w:val="24"/>
                 <w:szCs w:val="24"/>
               </w:rPr>
@@ -8342,7 +7750,7 @@
             </w:r>
             <w:r>
               <w:rPr>
-                <w:rFonts w:hint="eastAsia" w:ascii="宋体" w:hAnsi="宋体" w:cs="宋体"/>
+                <w:rFonts w:ascii="宋体" w:hAnsi="宋体" w:cs="宋体" w:hint="eastAsia"/>
                 <w:kern w:val="0"/>
                 <w:sz w:val="20"/>
               </w:rPr>
@@ -8356,8 +7764,8 @@
             <w:tcBorders>
               <w:top w:val="nil"/>
               <w:left w:val="nil"/>
-              <w:bottom w:val="single" w:color="auto" w:sz="4" w:space="0"/>
-              <w:right w:val="single" w:color="auto" w:sz="4" w:space="0"/>
+              <w:bottom w:val="single" w:sz="4" w:space="0" w:color="auto"/>
+              <w:right w:val="single" w:sz="4" w:space="0" w:color="auto"/>
             </w:tcBorders>
             <w:shd w:val="clear" w:color="auto" w:fill="auto"/>
             <w:vAlign w:val="center"/>
@@ -8374,7 +7782,7 @@
             </w:pPr>
             <w:r>
               <w:rPr>
-                <w:rFonts w:hint="eastAsia" w:ascii="宋体" w:hAnsi="宋体" w:cs="宋体"/>
+                <w:rFonts w:ascii="宋体" w:hAnsi="宋体" w:cs="宋体" w:hint="eastAsia"/>
                 <w:kern w:val="0"/>
                 <w:sz w:val="20"/>
               </w:rPr>
@@ -8388,8 +7796,8 @@
             <w:tcBorders>
               <w:top w:val="nil"/>
               <w:left w:val="nil"/>
-              <w:bottom w:val="single" w:color="auto" w:sz="4" w:space="0"/>
-              <w:right w:val="single" w:color="auto" w:sz="4" w:space="0"/>
+              <w:bottom w:val="single" w:sz="4" w:space="0" w:color="auto"/>
+              <w:right w:val="single" w:sz="4" w:space="0" w:color="auto"/>
             </w:tcBorders>
             <w:shd w:val="clear" w:color="000000" w:fill="FFFFFF"/>
             <w:vAlign w:val="center"/>
@@ -8406,7 +7814,7 @@
             </w:pPr>
             <w:r>
               <w:rPr>
-                <w:rFonts w:hint="eastAsia" w:ascii="宋体" w:hAnsi="宋体" w:cs="宋体"/>
+                <w:rFonts w:ascii="宋体" w:hAnsi="宋体" w:cs="宋体" w:hint="eastAsia"/>
                 <w:kern w:val="0"/>
                 <w:sz w:val="20"/>
               </w:rPr>
@@ -8420,8 +7828,8 @@
             <w:tcBorders>
               <w:top w:val="nil"/>
               <w:left w:val="nil"/>
-              <w:bottom w:val="single" w:color="auto" w:sz="4" w:space="0"/>
-              <w:right w:val="single" w:color="auto" w:sz="4" w:space="0"/>
+              <w:bottom w:val="single" w:sz="4" w:space="0" w:color="auto"/>
+              <w:right w:val="single" w:sz="4" w:space="0" w:color="auto"/>
             </w:tcBorders>
             <w:shd w:val="clear" w:color="000000" w:fill="FFFFFF"/>
             <w:vAlign w:val="center"/>
@@ -8438,7 +7846,7 @@
             </w:pPr>
             <w:r>
               <w:rPr>
-                <w:rFonts w:hint="eastAsia" w:ascii="宋体" w:hAnsi="宋体" w:eastAsia="宋体" w:cs="宋体"/>
+                <w:rFonts w:ascii="宋体" w:eastAsia="宋体" w:hAnsi="宋体" w:cs="宋体" w:hint="eastAsia"/>
                 <w:color w:val="000000"/>
                 <w:kern w:val="0"/>
                 <w:sz w:val="20"/>
@@ -8454,8 +7862,8 @@
             <w:tcBorders>
               <w:top w:val="nil"/>
               <w:left w:val="nil"/>
-              <w:bottom w:val="single" w:color="auto" w:sz="4" w:space="0"/>
-              <w:right w:val="single" w:color="auto" w:sz="4" w:space="0"/>
+              <w:bottom w:val="single" w:sz="4" w:space="0" w:color="auto"/>
+              <w:right w:val="single" w:sz="4" w:space="0" w:color="auto"/>
             </w:tcBorders>
             <w:shd w:val="clear" w:color="000000" w:fill="FFFFFF"/>
             <w:vAlign w:val="center"/>
@@ -8472,7 +7880,7 @@
             </w:pPr>
             <w:r>
               <w:rPr>
-                <w:rFonts w:hint="eastAsia" w:ascii="宋体" w:hAnsi="宋体" w:cs="宋体"/>
+                <w:rFonts w:ascii="宋体" w:hAnsi="宋体" w:cs="宋体" w:hint="eastAsia"/>
                 <w:kern w:val="0"/>
                 <w:sz w:val="20"/>
               </w:rPr>
@@ -8486,8 +7894,8 @@
             <w:tcBorders>
               <w:top w:val="nil"/>
               <w:left w:val="nil"/>
-              <w:bottom w:val="single" w:color="auto" w:sz="4" w:space="0"/>
-              <w:right w:val="single" w:color="auto" w:sz="4" w:space="0"/>
+              <w:bottom w:val="single" w:sz="4" w:space="0" w:color="auto"/>
+              <w:right w:val="single" w:sz="4" w:space="0" w:color="auto"/>
             </w:tcBorders>
             <w:shd w:val="clear" w:color="auto" w:fill="auto"/>
             <w:vAlign w:val="center"/>
@@ -8504,7 +7912,7 @@
             </w:pPr>
             <w:r>
               <w:rPr>
-                <w:rFonts w:hint="eastAsia" w:ascii="宋体" w:hAnsi="宋体" w:cs="宋体"/>
+                <w:rFonts w:ascii="宋体" w:hAnsi="宋体" w:cs="宋体" w:hint="eastAsia"/>
                 <w:kern w:val="0"/>
                 <w:sz w:val="20"/>
               </w:rPr>
@@ -8518,8 +7926,8 @@
             <w:tcBorders>
               <w:top w:val="nil"/>
               <w:left w:val="nil"/>
-              <w:bottom w:val="single" w:color="auto" w:sz="4" w:space="0"/>
-              <w:right w:val="single" w:color="auto" w:sz="4" w:space="0"/>
+              <w:bottom w:val="single" w:sz="4" w:space="0" w:color="auto"/>
+              <w:right w:val="single" w:sz="4" w:space="0" w:color="auto"/>
             </w:tcBorders>
             <w:shd w:val="clear" w:color="auto" w:fill="auto"/>
             <w:vAlign w:val="center"/>
@@ -8536,7 +7944,7 @@
             </w:pPr>
             <w:r>
               <w:rPr>
-                <w:rFonts w:hint="eastAsia" w:ascii="宋体" w:hAnsi="宋体" w:cs="宋体"/>
+                <w:rFonts w:ascii="宋体" w:hAnsi="宋体" w:cs="宋体" w:hint="eastAsia"/>
                 <w:kern w:val="0"/>
                 <w:sz w:val="20"/>
               </w:rPr>
@@ -8547,6 +7955,9 @@
       </w:tr>
       <w:tr>
         <w:tblPrEx>
+          <w:tblW w:w="15877" w:type="dxa"/>
+          <w:tblInd w:w="-601" w:type="dxa"/>
+          <w:tblLayout w:type="fixed"/>
           <w:tblCellMar>
             <w:top w:w="0" w:type="dxa"/>
             <w:left w:w="108" w:type="dxa"/>
@@ -8555,16 +7966,16 @@
           </w:tblCellMar>
         </w:tblPrEx>
         <w:trPr>
-          <w:trHeight w:val="540" w:hRule="atLeast"/>
+          <w:trHeight w:val="540"/>
         </w:trPr>
         <w:tc>
           <w:tcPr>
             <w:tcW w:w="1276" w:type="dxa"/>
             <w:tcBorders>
               <w:top w:val="nil"/>
-              <w:left w:val="single" w:color="auto" w:sz="4" w:space="0"/>
-              <w:bottom w:val="single" w:color="000000" w:sz="4" w:space="0"/>
-              <w:right w:val="single" w:color="auto" w:sz="4" w:space="0"/>
+              <w:left w:val="single" w:sz="4" w:space="0" w:color="auto"/>
+              <w:bottom w:val="single" w:sz="4" w:space="0" w:color="000000"/>
+              <w:right w:val="single" w:sz="4" w:space="0" w:color="auto"/>
             </w:tcBorders>
             <w:shd w:val="clear" w:color="000000" w:fill="FFFFFF"/>
             <w:vAlign w:val="center"/>
@@ -8582,7 +7993,7 @@
             </w:pPr>
             <w:r>
               <w:rPr>
-                <w:rFonts w:hint="eastAsia" w:ascii="宋体" w:hAnsi="宋体" w:cs="宋体"/>
+                <w:rFonts w:ascii="宋体" w:hAnsi="宋体" w:cs="宋体" w:hint="eastAsia"/>
                 <w:kern w:val="0"/>
                 <w:sz w:val="24"/>
                 <w:szCs w:val="24"/>
@@ -8597,8 +8008,8 @@
             <w:tcBorders>
               <w:top w:val="nil"/>
               <w:left w:val="nil"/>
-              <w:bottom w:val="single" w:color="auto" w:sz="4" w:space="0"/>
-              <w:right w:val="single" w:color="auto" w:sz="4" w:space="0"/>
+              <w:bottom w:val="single" w:sz="4" w:space="0" w:color="auto"/>
+              <w:right w:val="single" w:sz="4" w:space="0" w:color="auto"/>
             </w:tcBorders>
             <w:shd w:val="clear" w:color="auto" w:fill="auto"/>
             <w:vAlign w:val="center"/>
@@ -8615,7 +8026,7 @@
             </w:pPr>
             <w:r>
               <w:rPr>
-                <w:rFonts w:hint="eastAsia" w:ascii="宋体" w:hAnsi="宋体" w:cs="宋体"/>
+                <w:rFonts w:ascii="宋体" w:hAnsi="宋体" w:cs="宋体" w:hint="eastAsia"/>
                 <w:kern w:val="0"/>
                 <w:sz w:val="20"/>
               </w:rPr>
@@ -8629,8 +8040,8 @@
             <w:tcBorders>
               <w:top w:val="nil"/>
               <w:left w:val="nil"/>
-              <w:bottom w:val="single" w:color="auto" w:sz="4" w:space="0"/>
-              <w:right w:val="single" w:color="auto" w:sz="4" w:space="0"/>
+              <w:bottom w:val="single" w:sz="4" w:space="0" w:color="auto"/>
+              <w:right w:val="single" w:sz="4" w:space="0" w:color="auto"/>
             </w:tcBorders>
             <w:shd w:val="clear" w:color="auto" w:fill="auto"/>
             <w:vAlign w:val="center"/>
@@ -8647,7 +8058,7 @@
             </w:pPr>
             <w:r>
               <w:rPr>
-                <w:rFonts w:hint="eastAsia" w:ascii="宋体" w:hAnsi="宋体"/>
+                <w:rFonts w:ascii="宋体" w:hAnsi="宋体" w:hint="eastAsia"/>
                 <w:sz w:val="24"/>
                 <w:szCs w:val="24"/>
               </w:rPr>
@@ -8655,7 +8066,7 @@
             </w:r>
             <w:r>
               <w:rPr>
-                <w:rFonts w:hint="eastAsia" w:ascii="宋体" w:hAnsi="宋体" w:cs="宋体"/>
+                <w:rFonts w:ascii="宋体" w:hAnsi="宋体" w:cs="宋体" w:hint="eastAsia"/>
                 <w:kern w:val="0"/>
                 <w:sz w:val="20"/>
               </w:rPr>
@@ -8669,8 +8080,8 @@
             <w:tcBorders>
               <w:top w:val="nil"/>
               <w:left w:val="nil"/>
-              <w:bottom w:val="single" w:color="auto" w:sz="4" w:space="0"/>
-              <w:right w:val="single" w:color="auto" w:sz="4" w:space="0"/>
+              <w:bottom w:val="single" w:sz="4" w:space="0" w:color="auto"/>
+              <w:right w:val="single" w:sz="4" w:space="0" w:color="auto"/>
             </w:tcBorders>
             <w:shd w:val="clear" w:color="auto" w:fill="auto"/>
             <w:vAlign w:val="center"/>
@@ -8687,7 +8098,7 @@
             </w:pPr>
             <w:r>
               <w:rPr>
-                <w:rFonts w:hint="eastAsia" w:ascii="宋体" w:hAnsi="宋体" w:cs="宋体"/>
+                <w:rFonts w:ascii="宋体" w:hAnsi="宋体" w:cs="宋体" w:hint="eastAsia"/>
                 <w:kern w:val="0"/>
                 <w:sz w:val="20"/>
               </w:rPr>
@@ -8701,8 +8112,8 @@
             <w:tcBorders>
               <w:top w:val="nil"/>
               <w:left w:val="nil"/>
-              <w:bottom w:val="single" w:color="auto" w:sz="4" w:space="0"/>
-              <w:right w:val="single" w:color="auto" w:sz="4" w:space="0"/>
+              <w:bottom w:val="single" w:sz="4" w:space="0" w:color="auto"/>
+              <w:right w:val="single" w:sz="4" w:space="0" w:color="auto"/>
             </w:tcBorders>
             <w:shd w:val="clear" w:color="000000" w:fill="FFFFFF"/>
             <w:vAlign w:val="center"/>
@@ -8719,7 +8130,7 @@
             </w:pPr>
             <w:r>
               <w:rPr>
-                <w:rFonts w:hint="eastAsia" w:ascii="宋体" w:hAnsi="宋体" w:cs="宋体"/>
+                <w:rFonts w:ascii="宋体" w:hAnsi="宋体" w:cs="宋体" w:hint="eastAsia"/>
                 <w:kern w:val="0"/>
                 <w:sz w:val="20"/>
               </w:rPr>
@@ -8733,8 +8144,8 @@
             <w:tcBorders>
               <w:top w:val="nil"/>
               <w:left w:val="nil"/>
-              <w:bottom w:val="single" w:color="auto" w:sz="4" w:space="0"/>
-              <w:right w:val="single" w:color="auto" w:sz="4" w:space="0"/>
+              <w:bottom w:val="single" w:sz="4" w:space="0" w:color="auto"/>
+              <w:right w:val="single" w:sz="4" w:space="0" w:color="auto"/>
             </w:tcBorders>
             <w:shd w:val="clear" w:color="000000" w:fill="FFFFFF"/>
             <w:vAlign w:val="center"/>
@@ -8751,7 +8162,7 @@
             </w:pPr>
             <w:r>
               <w:rPr>
-                <w:rFonts w:hint="eastAsia" w:ascii="宋体" w:hAnsi="宋体" w:eastAsia="宋体" w:cs="宋体"/>
+                <w:rFonts w:ascii="宋体" w:eastAsia="宋体" w:hAnsi="宋体" w:cs="宋体" w:hint="eastAsia"/>
                 <w:color w:val="000000"/>
                 <w:kern w:val="0"/>
                 <w:sz w:val="20"/>
@@ -8767,8 +8178,8 @@
             <w:tcBorders>
               <w:top w:val="nil"/>
               <w:left w:val="nil"/>
-              <w:bottom w:val="single" w:color="auto" w:sz="4" w:space="0"/>
-              <w:right w:val="single" w:color="auto" w:sz="4" w:space="0"/>
+              <w:bottom w:val="single" w:sz="4" w:space="0" w:color="auto"/>
+              <w:right w:val="single" w:sz="4" w:space="0" w:color="auto"/>
             </w:tcBorders>
             <w:shd w:val="clear" w:color="000000" w:fill="FFFFFF"/>
             <w:vAlign w:val="center"/>
@@ -8785,7 +8196,7 @@
             </w:pPr>
             <w:r>
               <w:rPr>
-                <w:rFonts w:hint="eastAsia" w:ascii="宋体" w:hAnsi="宋体" w:cs="宋体"/>
+                <w:rFonts w:ascii="宋体" w:hAnsi="宋体" w:cs="宋体" w:hint="eastAsia"/>
                 <w:kern w:val="0"/>
                 <w:sz w:val="20"/>
               </w:rPr>
@@ -8799,8 +8210,8 @@
             <w:tcBorders>
               <w:top w:val="nil"/>
               <w:left w:val="nil"/>
-              <w:bottom w:val="single" w:color="auto" w:sz="4" w:space="0"/>
-              <w:right w:val="single" w:color="auto" w:sz="4" w:space="0"/>
+              <w:bottom w:val="single" w:sz="4" w:space="0" w:color="auto"/>
+              <w:right w:val="single" w:sz="4" w:space="0" w:color="auto"/>
             </w:tcBorders>
             <w:shd w:val="clear" w:color="auto" w:fill="auto"/>
             <w:vAlign w:val="center"/>
@@ -8817,7 +8228,7 @@
             </w:pPr>
             <w:r>
               <w:rPr>
-                <w:rFonts w:hint="eastAsia" w:ascii="宋体" w:hAnsi="宋体" w:cs="宋体"/>
+                <w:rFonts w:ascii="宋体" w:hAnsi="宋体" w:cs="宋体" w:hint="eastAsia"/>
                 <w:kern w:val="0"/>
                 <w:sz w:val="20"/>
               </w:rPr>
@@ -8831,8 +8242,8 @@
             <w:tcBorders>
               <w:top w:val="nil"/>
               <w:left w:val="nil"/>
-              <w:bottom w:val="single" w:color="auto" w:sz="4" w:space="0"/>
-              <w:right w:val="single" w:color="auto" w:sz="4" w:space="0"/>
+              <w:bottom w:val="single" w:sz="4" w:space="0" w:color="auto"/>
+              <w:right w:val="single" w:sz="4" w:space="0" w:color="auto"/>
             </w:tcBorders>
             <w:shd w:val="clear" w:color="auto" w:fill="auto"/>
             <w:vAlign w:val="center"/>
@@ -8849,7 +8260,7 @@
             </w:pPr>
             <w:r>
               <w:rPr>
-                <w:rFonts w:hint="eastAsia" w:ascii="宋体" w:hAnsi="宋体" w:cs="宋体"/>
+                <w:rFonts w:ascii="宋体" w:hAnsi="宋体" w:cs="宋体" w:hint="eastAsia"/>
                 <w:kern w:val="0"/>
                 <w:sz w:val="20"/>
               </w:rPr>
@@ -8860,6 +8271,9 @@
       </w:tr>
       <w:tr>
         <w:tblPrEx>
+          <w:tblW w:w="15877" w:type="dxa"/>
+          <w:tblInd w:w="-601" w:type="dxa"/>
+          <w:tblLayout w:type="fixed"/>
           <w:tblCellMar>
             <w:top w:w="0" w:type="dxa"/>
             <w:left w:w="108" w:type="dxa"/>
@@ -8868,16 +8282,16 @@
           </w:tblCellMar>
         </w:tblPrEx>
         <w:trPr>
-          <w:trHeight w:val="585" w:hRule="atLeast"/>
+          <w:trHeight w:val="585"/>
         </w:trPr>
         <w:tc>
           <w:tcPr>
             <w:tcW w:w="1276" w:type="dxa"/>
             <w:tcBorders>
               <w:top w:val="nil"/>
-              <w:left w:val="single" w:color="auto" w:sz="4" w:space="0"/>
-              <w:bottom w:val="single" w:color="auto" w:sz="4" w:space="0"/>
-              <w:right w:val="single" w:color="auto" w:sz="4" w:space="0"/>
+              <w:left w:val="single" w:sz="4" w:space="0" w:color="auto"/>
+              <w:bottom w:val="single" w:sz="4" w:space="0" w:color="auto"/>
+              <w:right w:val="single" w:sz="4" w:space="0" w:color="auto"/>
             </w:tcBorders>
             <w:shd w:val="clear" w:color="000000" w:fill="FFFFFF"/>
             <w:vAlign w:val="center"/>
@@ -8895,7 +8309,7 @@
             </w:pPr>
             <w:r>
               <w:rPr>
-                <w:rFonts w:hint="eastAsia" w:ascii="宋体" w:hAnsi="宋体" w:cs="宋体"/>
+                <w:rFonts w:ascii="宋体" w:hAnsi="宋体" w:cs="宋体" w:hint="eastAsia"/>
                 <w:kern w:val="0"/>
                 <w:sz w:val="24"/>
                 <w:szCs w:val="24"/>
@@ -8910,8 +8324,8 @@
             <w:tcBorders>
               <w:top w:val="nil"/>
               <w:left w:val="nil"/>
-              <w:bottom w:val="single" w:color="auto" w:sz="4" w:space="0"/>
-              <w:right w:val="single" w:color="auto" w:sz="4" w:space="0"/>
+              <w:bottom w:val="single" w:sz="4" w:space="0" w:color="auto"/>
+              <w:right w:val="single" w:sz="4" w:space="0" w:color="auto"/>
             </w:tcBorders>
             <w:shd w:val="clear" w:color="auto" w:fill="auto"/>
             <w:vAlign w:val="center"/>
@@ -8928,7 +8342,7 @@
             </w:pPr>
             <w:r>
               <w:rPr>
-                <w:rFonts w:hint="eastAsia" w:ascii="宋体" w:hAnsi="宋体" w:cs="宋体"/>
+                <w:rFonts w:ascii="宋体" w:hAnsi="宋体" w:cs="宋体" w:hint="eastAsia"/>
                 <w:kern w:val="0"/>
                 <w:sz w:val="20"/>
               </w:rPr>
@@ -8942,8 +8356,8 @@
             <w:tcBorders>
               <w:top w:val="nil"/>
               <w:left w:val="nil"/>
-              <w:bottom w:val="single" w:color="auto" w:sz="4" w:space="0"/>
-              <w:right w:val="single" w:color="auto" w:sz="4" w:space="0"/>
+              <w:bottom w:val="single" w:sz="4" w:space="0" w:color="auto"/>
+              <w:right w:val="single" w:sz="4" w:space="0" w:color="auto"/>
             </w:tcBorders>
             <w:shd w:val="clear" w:color="auto" w:fill="auto"/>
             <w:vAlign w:val="center"/>
@@ -8960,7 +8374,7 @@
             </w:pPr>
             <w:r>
               <w:rPr>
-                <w:rFonts w:hint="eastAsia" w:ascii="宋体" w:hAnsi="宋体" w:cs="宋体"/>
+                <w:rFonts w:ascii="宋体" w:hAnsi="宋体" w:cs="宋体" w:hint="eastAsia"/>
                 <w:kern w:val="0"/>
                 <w:sz w:val="20"/>
               </w:rPr>
@@ -8974,8 +8388,8 @@
             <w:tcBorders>
               <w:top w:val="nil"/>
               <w:left w:val="nil"/>
-              <w:bottom w:val="single" w:color="auto" w:sz="4" w:space="0"/>
-              <w:right w:val="single" w:color="auto" w:sz="4" w:space="0"/>
+              <w:bottom w:val="single" w:sz="4" w:space="0" w:color="auto"/>
+              <w:right w:val="single" w:sz="4" w:space="0" w:color="auto"/>
             </w:tcBorders>
             <w:shd w:val="clear" w:color="auto" w:fill="auto"/>
             <w:vAlign w:val="center"/>
@@ -8992,7 +8406,7 @@
             </w:pPr>
             <w:r>
               <w:rPr>
-                <w:rFonts w:hint="eastAsia" w:ascii="宋体" w:hAnsi="宋体" w:cs="宋体"/>
+                <w:rFonts w:ascii="宋体" w:hAnsi="宋体" w:cs="宋体" w:hint="eastAsia"/>
                 <w:kern w:val="0"/>
                 <w:sz w:val="20"/>
               </w:rPr>
@@ -9006,8 +8420,8 @@
             <w:tcBorders>
               <w:top w:val="nil"/>
               <w:left w:val="nil"/>
-              <w:bottom w:val="single" w:color="auto" w:sz="4" w:space="0"/>
-              <w:right w:val="single" w:color="auto" w:sz="4" w:space="0"/>
+              <w:bottom w:val="single" w:sz="4" w:space="0" w:color="auto"/>
+              <w:right w:val="single" w:sz="4" w:space="0" w:color="auto"/>
             </w:tcBorders>
             <w:shd w:val="clear" w:color="000000" w:fill="FFFFFF"/>
             <w:vAlign w:val="center"/>
@@ -9024,7 +8438,7 @@
             </w:pPr>
             <w:r>
               <w:rPr>
-                <w:rFonts w:hint="eastAsia" w:ascii="宋体" w:hAnsi="宋体" w:cs="宋体"/>
+                <w:rFonts w:ascii="宋体" w:hAnsi="宋体" w:cs="宋体" w:hint="eastAsia"/>
                 <w:kern w:val="0"/>
                 <w:sz w:val="20"/>
               </w:rPr>
@@ -9038,8 +8452,8 @@
             <w:tcBorders>
               <w:top w:val="nil"/>
               <w:left w:val="nil"/>
-              <w:bottom w:val="single" w:color="auto" w:sz="4" w:space="0"/>
-              <w:right w:val="single" w:color="auto" w:sz="4" w:space="0"/>
+              <w:bottom w:val="single" w:sz="4" w:space="0" w:color="auto"/>
+              <w:right w:val="single" w:sz="4" w:space="0" w:color="auto"/>
             </w:tcBorders>
             <w:shd w:val="clear" w:color="000000" w:fill="FFFFFF"/>
             <w:vAlign w:val="center"/>
@@ -9049,7 +8463,7 @@
               <w:widowControl/>
               <w:jc w:val="center"/>
               <w:rPr>
-                <w:rFonts w:hint="eastAsia" w:ascii="宋体" w:hAnsi="宋体" w:eastAsia="宋体" w:cs="宋体"/>
+                <w:rFonts w:ascii="宋体" w:eastAsia="宋体" w:hAnsi="宋体" w:cs="宋体" w:hint="eastAsia"/>
                 <w:kern w:val="0"/>
                 <w:sz w:val="20"/>
                 <w:lang w:eastAsia="zh-CN"/>
@@ -9057,7 +8471,7 @@
             </w:pPr>
             <w:r>
               <w:rPr>
-                <w:rFonts w:hint="eastAsia" w:ascii="宋体" w:hAnsi="宋体" w:cs="宋体"/>
+                <w:rFonts w:ascii="宋体" w:hAnsi="宋体" w:cs="宋体" w:hint="eastAsia"/>
                 <w:kern w:val="0"/>
                 <w:sz w:val="20"/>
                 <w:lang w:eastAsia="zh-CN"/>
@@ -9072,8 +8486,8 @@
             <w:tcBorders>
               <w:top w:val="nil"/>
               <w:left w:val="nil"/>
-              <w:bottom w:val="single" w:color="auto" w:sz="4" w:space="0"/>
-              <w:right w:val="single" w:color="auto" w:sz="4" w:space="0"/>
+              <w:bottom w:val="single" w:sz="4" w:space="0" w:color="auto"/>
+              <w:right w:val="single" w:sz="4" w:space="0" w:color="auto"/>
             </w:tcBorders>
             <w:shd w:val="clear" w:color="000000" w:fill="FFFFFF"/>
             <w:vAlign w:val="center"/>
@@ -9090,7 +8504,7 @@
             </w:pPr>
             <w:r>
               <w:rPr>
-                <w:rFonts w:hint="eastAsia" w:ascii="宋体" w:hAnsi="宋体" w:cs="宋体"/>
+                <w:rFonts w:ascii="宋体" w:hAnsi="宋体" w:cs="宋体" w:hint="eastAsia"/>
                 <w:kern w:val="0"/>
                 <w:sz w:val="20"/>
               </w:rPr>
@@ -9104,8 +8518,8 @@
             <w:tcBorders>
               <w:top w:val="nil"/>
               <w:left w:val="nil"/>
-              <w:bottom w:val="single" w:color="auto" w:sz="4" w:space="0"/>
-              <w:right w:val="single" w:color="auto" w:sz="4" w:space="0"/>
+              <w:bottom w:val="single" w:sz="4" w:space="0" w:color="auto"/>
+              <w:right w:val="single" w:sz="4" w:space="0" w:color="auto"/>
             </w:tcBorders>
             <w:shd w:val="clear" w:color="auto" w:fill="auto"/>
             <w:vAlign w:val="center"/>
@@ -9122,7 +8536,7 @@
             </w:pPr>
             <w:r>
               <w:rPr>
-                <w:rFonts w:hint="eastAsia" w:ascii="宋体" w:hAnsi="宋体" w:cs="宋体"/>
+                <w:rFonts w:ascii="宋体" w:hAnsi="宋体" w:cs="宋体" w:hint="eastAsia"/>
                 <w:kern w:val="0"/>
                 <w:sz w:val="20"/>
               </w:rPr>
@@ -9136,8 +8550,8 @@
             <w:tcBorders>
               <w:top w:val="nil"/>
               <w:left w:val="nil"/>
-              <w:bottom w:val="single" w:color="auto" w:sz="4" w:space="0"/>
-              <w:right w:val="single" w:color="auto" w:sz="4" w:space="0"/>
+              <w:bottom w:val="single" w:sz="4" w:space="0" w:color="auto"/>
+              <w:right w:val="single" w:sz="4" w:space="0" w:color="auto"/>
             </w:tcBorders>
             <w:shd w:val="clear" w:color="auto" w:fill="auto"/>
             <w:vAlign w:val="center"/>
@@ -9154,7 +8568,7 @@
             </w:pPr>
             <w:r>
               <w:rPr>
-                <w:rFonts w:hint="eastAsia" w:ascii="宋体" w:hAnsi="宋体" w:cs="宋体"/>
+                <w:rFonts w:ascii="宋体" w:hAnsi="宋体" w:cs="宋体" w:hint="eastAsia"/>
                 <w:kern w:val="0"/>
                 <w:sz w:val="20"/>
               </w:rPr>
@@ -9167,7 +8581,7 @@
     <w:p>
       <w:pPr>
         <w:spacing w:line="360" w:lineRule="auto"/>
-        <w:ind w:firstLine="424" w:firstLineChars="177"/>
+        <w:ind w:firstLine="372" w:firstLineChars="177"/>
         <w:rPr>
           <w:sz w:val="24"/>
           <w:szCs w:val="24"/>
@@ -9177,7 +8591,7 @@
     <w:p>
       <w:pPr>
         <w:spacing w:line="360" w:lineRule="auto"/>
-        <w:ind w:firstLine="424" w:firstLineChars="177"/>
+        <w:ind w:firstLine="372" w:firstLineChars="177"/>
         <w:rPr>
           <w:rFonts w:ascii="宋体" w:hAnsi="宋体"/>
           <w:sz w:val="24"/>
@@ -9188,7 +8602,7 @@
     <w:p>
       <w:pPr>
         <w:spacing w:line="360" w:lineRule="auto"/>
-        <w:ind w:firstLine="424" w:firstLineChars="177"/>
+        <w:ind w:firstLine="372" w:firstLineChars="177"/>
         <w:rPr>
           <w:rFonts w:ascii="宋体" w:hAnsi="宋体"/>
           <w:sz w:val="24"/>
@@ -9198,14 +8612,14 @@
     </w:p>
     <w:p>
       <w:pPr>
-        <w:pStyle w:val="2"/>
+        <w:pStyle w:val="Heading1"/>
         <w:numPr>
           <w:ilvl w:val="0"/>
           <w:numId w:val="0"/>
         </w:numPr>
-        <w:ind w:firstLine="411" w:firstLineChars="147"/>
-        <w:rPr>
-          <w:rStyle w:val="16"/>
+        <w:ind w:firstLine="309" w:firstLineChars="147"/>
+        <w:rPr>
+          <w:rStyle w:val="1"/>
           <w:b/>
           <w:bCs/>
           <w:sz w:val="28"/>
@@ -9215,7 +8629,7 @@
           <w:pgSz w:w="16838" w:h="11906" w:orient="landscape"/>
           <w:pgMar w:top="1797" w:right="851" w:bottom="1797" w:left="992" w:header="851" w:footer="992" w:gutter="0"/>
           <w:pgNumType w:fmt="decimal"/>
-          <w:cols w:space="720" w:num="1"/>
+          <w:cols w:num="1" w:space="720"/>
           <w:titlePg/>
           <w:docGrid w:type="linesAndChars" w:linePitch="312" w:charSpace="0"/>
         </w:sectPr>
@@ -9223,26 +8637,26 @@
     </w:p>
     <w:p>
       <w:pPr>
-        <w:pStyle w:val="2"/>
+        <w:pStyle w:val="Heading1"/>
         <w:numPr>
           <w:ilvl w:val="0"/>
           <w:numId w:val="0"/>
         </w:numPr>
-        <w:ind w:firstLine="413" w:firstLineChars="147"/>
-        <w:rPr>
-          <w:rStyle w:val="16"/>
+        <w:ind w:firstLine="309" w:firstLineChars="147"/>
+        <w:rPr>
+          <w:rStyle w:val="1"/>
           <w:b/>
           <w:bCs w:val="0"/>
           <w:sz w:val="28"/>
           <w:szCs w:val="24"/>
         </w:rPr>
       </w:pPr>
-      <w:bookmarkStart w:id="25" w:name="_Toc493236474"/>
-      <w:bookmarkStart w:id="26" w:name="_Toc494266692"/>
-      <w:bookmarkStart w:id="27" w:name="_Toc493237467"/>
+      <w:bookmarkStart w:id="26" w:name="_Toc493236474"/>
+      <w:bookmarkStart w:id="27" w:name="_Toc494266692"/>
+      <w:bookmarkStart w:id="28" w:name="_Toc493237467"/>
       <w:r>
         <w:rPr>
-          <w:rStyle w:val="16"/>
+          <w:rStyle w:val="1"/>
           <w:b/>
           <w:bCs w:val="0"/>
           <w:sz w:val="28"/>
@@ -9250,13 +8664,13 @@
         </w:rPr>
         <w:t>七、质量达成指标</w:t>
       </w:r>
-      <w:bookmarkEnd w:id="25"/>
       <w:bookmarkEnd w:id="26"/>
       <w:bookmarkEnd w:id="27"/>
+      <w:bookmarkEnd w:id="28"/>
     </w:p>
     <w:tbl>
       <w:tblPr>
-        <w:tblStyle w:val="12"/>
+        <w:tblStyle w:val="TableNormal"/>
         <w:tblW w:w="11057" w:type="dxa"/>
         <w:tblInd w:w="-1310" w:type="dxa"/>
         <w:tblLayout w:type="fixed"/>
@@ -9280,6 +8694,9 @@
       </w:tblGrid>
       <w:tr>
         <w:tblPrEx>
+          <w:tblW w:w="11057" w:type="dxa"/>
+          <w:tblInd w:w="-1310" w:type="dxa"/>
+          <w:tblLayout w:type="fixed"/>
           <w:tblCellMar>
             <w:top w:w="0" w:type="dxa"/>
             <w:left w:w="108" w:type="dxa"/>
@@ -9288,16 +8705,16 @@
           </w:tblCellMar>
         </w:tblPrEx>
         <w:trPr>
-          <w:trHeight w:val="660" w:hRule="atLeast"/>
+          <w:trHeight w:val="660"/>
         </w:trPr>
         <w:tc>
           <w:tcPr>
             <w:tcW w:w="851" w:type="dxa"/>
             <w:tcBorders>
-              <w:top w:val="single" w:color="auto" w:sz="4" w:space="0"/>
-              <w:left w:val="single" w:color="auto" w:sz="4" w:space="0"/>
-              <w:bottom w:val="single" w:color="auto" w:sz="4" w:space="0"/>
-              <w:right w:val="single" w:color="auto" w:sz="4" w:space="0"/>
+              <w:top w:val="single" w:sz="4" w:space="0" w:color="auto"/>
+              <w:left w:val="single" w:sz="4" w:space="0" w:color="auto"/>
+              <w:bottom w:val="single" w:sz="4" w:space="0" w:color="auto"/>
+              <w:right w:val="single" w:sz="4" w:space="0" w:color="auto"/>
             </w:tcBorders>
             <w:shd w:val="clear" w:color="000000" w:fill="FFFFFF"/>
             <w:vAlign w:val="center"/>
@@ -9315,7 +8732,7 @@
             </w:pPr>
             <w:r>
               <w:rPr>
-                <w:rFonts w:hint="eastAsia" w:ascii="宋体" w:hAnsi="宋体" w:cs="宋体"/>
+                <w:rFonts w:ascii="宋体" w:hAnsi="宋体" w:cs="宋体" w:hint="eastAsia"/>
                 <w:kern w:val="0"/>
                 <w:sz w:val="24"/>
                 <w:szCs w:val="24"/>
@@ -9328,10 +8745,10 @@
           <w:tcPr>
             <w:tcW w:w="1276" w:type="dxa"/>
             <w:tcBorders>
-              <w:top w:val="single" w:color="auto" w:sz="4" w:space="0"/>
-              <w:left w:val="nil"/>
-              <w:bottom w:val="single" w:color="auto" w:sz="4" w:space="0"/>
-              <w:right w:val="single" w:color="auto" w:sz="4" w:space="0"/>
+              <w:top w:val="single" w:sz="4" w:space="0" w:color="auto"/>
+              <w:left w:val="nil"/>
+              <w:bottom w:val="single" w:sz="4" w:space="0" w:color="auto"/>
+              <w:right w:val="single" w:sz="4" w:space="0" w:color="auto"/>
             </w:tcBorders>
             <w:shd w:val="clear" w:color="000000" w:fill="C0C0C0"/>
             <w:vAlign w:val="center"/>
@@ -9351,7 +8768,7 @@
             </w:pPr>
             <w:r>
               <w:rPr>
-                <w:rFonts w:hint="eastAsia" w:ascii="宋体" w:hAnsi="宋体" w:cs="宋体"/>
+                <w:rFonts w:ascii="宋体" w:hAnsi="宋体" w:cs="宋体" w:hint="eastAsia"/>
                 <w:b/>
                 <w:bCs/>
                 <w:kern w:val="0"/>
@@ -9366,10 +8783,10 @@
           <w:tcPr>
             <w:tcW w:w="900" w:type="dxa"/>
             <w:tcBorders>
-              <w:top w:val="single" w:color="auto" w:sz="4" w:space="0"/>
-              <w:left w:val="nil"/>
-              <w:bottom w:val="single" w:color="auto" w:sz="4" w:space="0"/>
-              <w:right w:val="single" w:color="auto" w:sz="4" w:space="0"/>
+              <w:top w:val="single" w:sz="4" w:space="0" w:color="auto"/>
+              <w:left w:val="nil"/>
+              <w:bottom w:val="single" w:sz="4" w:space="0" w:color="auto"/>
+              <w:right w:val="single" w:sz="4" w:space="0" w:color="auto"/>
             </w:tcBorders>
             <w:shd w:val="clear" w:color="000000" w:fill="C0C0C0"/>
             <w:vAlign w:val="center"/>
@@ -9389,7 +8806,7 @@
             </w:pPr>
             <w:r>
               <w:rPr>
-                <w:rFonts w:hint="eastAsia" w:ascii="宋体" w:hAnsi="宋体" w:cs="宋体"/>
+                <w:rFonts w:ascii="宋体" w:hAnsi="宋体" w:cs="宋体" w:hint="eastAsia"/>
                 <w:b/>
                 <w:bCs/>
                 <w:kern w:val="0"/>
@@ -9404,10 +8821,10 @@
           <w:tcPr>
             <w:tcW w:w="1793" w:type="dxa"/>
             <w:tcBorders>
-              <w:top w:val="single" w:color="auto" w:sz="4" w:space="0"/>
-              <w:left w:val="nil"/>
-              <w:bottom w:val="single" w:color="auto" w:sz="4" w:space="0"/>
-              <w:right w:val="single" w:color="auto" w:sz="4" w:space="0"/>
+              <w:top w:val="single" w:sz="4" w:space="0" w:color="auto"/>
+              <w:left w:val="nil"/>
+              <w:bottom w:val="single" w:sz="4" w:space="0" w:color="auto"/>
+              <w:right w:val="single" w:sz="4" w:space="0" w:color="auto"/>
             </w:tcBorders>
             <w:shd w:val="clear" w:color="000000" w:fill="C0C0C0"/>
             <w:vAlign w:val="center"/>
@@ -9427,7 +8844,7 @@
             </w:pPr>
             <w:r>
               <w:rPr>
-                <w:rFonts w:hint="eastAsia" w:ascii="宋体" w:hAnsi="宋体" w:cs="宋体"/>
+                <w:rFonts w:ascii="宋体" w:hAnsi="宋体" w:cs="宋体" w:hint="eastAsia"/>
                 <w:b/>
                 <w:bCs/>
                 <w:kern w:val="0"/>
@@ -9442,9 +8859,9 @@
           <w:tcPr>
             <w:tcW w:w="993" w:type="dxa"/>
             <w:tcBorders>
-              <w:top w:val="single" w:color="auto" w:sz="4" w:space="0"/>
-              <w:left w:val="nil"/>
-              <w:bottom w:val="single" w:color="auto" w:sz="4" w:space="0"/>
+              <w:top w:val="single" w:sz="4" w:space="0" w:color="auto"/>
+              <w:left w:val="nil"/>
+              <w:bottom w:val="single" w:sz="4" w:space="0" w:color="auto"/>
               <w:right w:val="nil"/>
             </w:tcBorders>
             <w:shd w:val="clear" w:color="000000" w:fill="C0C0C0"/>
@@ -9465,7 +8882,7 @@
             </w:pPr>
             <w:r>
               <w:rPr>
-                <w:rFonts w:hint="eastAsia" w:ascii="宋体" w:hAnsi="宋体" w:cs="宋体"/>
+                <w:rFonts w:ascii="宋体" w:hAnsi="宋体" w:cs="宋体" w:hint="eastAsia"/>
                 <w:b/>
                 <w:bCs/>
                 <w:kern w:val="0"/>
@@ -9480,9 +8897,9 @@
           <w:tcPr>
             <w:tcW w:w="860" w:type="dxa"/>
             <w:tcBorders>
-              <w:top w:val="single" w:color="auto" w:sz="4" w:space="0"/>
-              <w:left w:val="single" w:color="auto" w:sz="4" w:space="0"/>
-              <w:bottom w:val="single" w:color="auto" w:sz="4" w:space="0"/>
+              <w:top w:val="single" w:sz="4" w:space="0" w:color="auto"/>
+              <w:left w:val="single" w:sz="4" w:space="0" w:color="auto"/>
+              <w:bottom w:val="single" w:sz="4" w:space="0" w:color="auto"/>
               <w:right w:val="nil"/>
             </w:tcBorders>
             <w:shd w:val="clear" w:color="000000" w:fill="C0C0C0"/>
@@ -9503,7 +8920,7 @@
             </w:pPr>
             <w:r>
               <w:rPr>
-                <w:rFonts w:hint="eastAsia" w:ascii="宋体" w:hAnsi="宋体" w:cs="宋体"/>
+                <w:rFonts w:ascii="宋体" w:hAnsi="宋体" w:cs="宋体" w:hint="eastAsia"/>
                 <w:b/>
                 <w:bCs/>
                 <w:kern w:val="0"/>
@@ -9518,9 +8935,9 @@
           <w:tcPr>
             <w:tcW w:w="1024" w:type="dxa"/>
             <w:tcBorders>
-              <w:top w:val="single" w:color="auto" w:sz="4" w:space="0"/>
-              <w:left w:val="single" w:color="auto" w:sz="4" w:space="0"/>
-              <w:bottom w:val="single" w:color="auto" w:sz="4" w:space="0"/>
+              <w:top w:val="single" w:sz="4" w:space="0" w:color="auto"/>
+              <w:left w:val="single" w:sz="4" w:space="0" w:color="auto"/>
+              <w:bottom w:val="single" w:sz="4" w:space="0" w:color="auto"/>
               <w:right w:val="nil"/>
             </w:tcBorders>
             <w:shd w:val="clear" w:color="000000" w:fill="C0C0C0"/>
@@ -9541,7 +8958,7 @@
             </w:pPr>
             <w:r>
               <w:rPr>
-                <w:rFonts w:hint="eastAsia" w:ascii="宋体" w:hAnsi="宋体" w:cs="宋体"/>
+                <w:rFonts w:ascii="宋体" w:hAnsi="宋体" w:cs="宋体" w:hint="eastAsia"/>
                 <w:b/>
                 <w:bCs/>
                 <w:kern w:val="0"/>
@@ -9556,9 +8973,9 @@
           <w:tcPr>
             <w:tcW w:w="1287" w:type="dxa"/>
             <w:tcBorders>
-              <w:top w:val="single" w:color="auto" w:sz="4" w:space="0"/>
-              <w:left w:val="single" w:color="auto" w:sz="4" w:space="0"/>
-              <w:bottom w:val="single" w:color="auto" w:sz="4" w:space="0"/>
+              <w:top w:val="single" w:sz="4" w:space="0" w:color="auto"/>
+              <w:left w:val="single" w:sz="4" w:space="0" w:color="auto"/>
+              <w:bottom w:val="single" w:sz="4" w:space="0" w:color="auto"/>
               <w:right w:val="nil"/>
             </w:tcBorders>
             <w:shd w:val="clear" w:color="000000" w:fill="C0C0C0"/>
@@ -9579,7 +8996,7 @@
             </w:pPr>
             <w:r>
               <w:rPr>
-                <w:rFonts w:hint="eastAsia" w:ascii="宋体" w:hAnsi="宋体" w:cs="宋体"/>
+                <w:rFonts w:ascii="宋体" w:hAnsi="宋体" w:cs="宋体" w:hint="eastAsia"/>
                 <w:b/>
                 <w:bCs/>
                 <w:kern w:val="0"/>
@@ -9594,10 +9011,10 @@
           <w:tcPr>
             <w:tcW w:w="2073" w:type="dxa"/>
             <w:tcBorders>
-              <w:top w:val="single" w:color="auto" w:sz="4" w:space="0"/>
-              <w:left w:val="single" w:color="auto" w:sz="4" w:space="0"/>
-              <w:bottom w:val="single" w:color="auto" w:sz="4" w:space="0"/>
-              <w:right w:val="single" w:color="auto" w:sz="4" w:space="0"/>
+              <w:top w:val="single" w:sz="4" w:space="0" w:color="auto"/>
+              <w:left w:val="single" w:sz="4" w:space="0" w:color="auto"/>
+              <w:bottom w:val="single" w:sz="4" w:space="0" w:color="auto"/>
+              <w:right w:val="single" w:sz="4" w:space="0" w:color="auto"/>
             </w:tcBorders>
             <w:shd w:val="clear" w:color="000000" w:fill="C0C0C0"/>
             <w:vAlign w:val="center"/>
@@ -9617,7 +9034,7 @@
             </w:pPr>
             <w:r>
               <w:rPr>
-                <w:rFonts w:hint="eastAsia" w:ascii="宋体" w:hAnsi="宋体" w:cs="宋体"/>
+                <w:rFonts w:ascii="宋体" w:hAnsi="宋体" w:cs="宋体" w:hint="eastAsia"/>
                 <w:b/>
                 <w:bCs/>
                 <w:kern w:val="0"/>
@@ -9631,6 +9048,9 @@
       </w:tr>
       <w:tr>
         <w:tblPrEx>
+          <w:tblW w:w="11057" w:type="dxa"/>
+          <w:tblInd w:w="-1310" w:type="dxa"/>
+          <w:tblLayout w:type="fixed"/>
           <w:tblCellMar>
             <w:top w:w="0" w:type="dxa"/>
             <w:left w:w="108" w:type="dxa"/>
@@ -9639,16 +9059,16 @@
           </w:tblCellMar>
         </w:tblPrEx>
         <w:trPr>
-          <w:trHeight w:val="795" w:hRule="atLeast"/>
+          <w:trHeight w:val="795"/>
         </w:trPr>
         <w:tc>
           <w:tcPr>
             <w:tcW w:w="851" w:type="dxa"/>
             <w:tcBorders>
               <w:top w:val="nil"/>
-              <w:left w:val="single" w:color="auto" w:sz="4" w:space="0"/>
-              <w:bottom w:val="single" w:color="auto" w:sz="4" w:space="0"/>
-              <w:right w:val="single" w:color="auto" w:sz="4" w:space="0"/>
+              <w:left w:val="single" w:sz="4" w:space="0" w:color="auto"/>
+              <w:bottom w:val="single" w:sz="4" w:space="0" w:color="auto"/>
+              <w:right w:val="single" w:sz="4" w:space="0" w:color="auto"/>
             </w:tcBorders>
             <w:shd w:val="clear" w:color="000000" w:fill="FFFFFF"/>
             <w:vAlign w:val="center"/>
@@ -9666,7 +9086,7 @@
             </w:pPr>
             <w:r>
               <w:rPr>
-                <w:rFonts w:hint="eastAsia" w:ascii="宋体" w:hAnsi="宋体" w:cs="宋体"/>
+                <w:rFonts w:ascii="宋体" w:hAnsi="宋体" w:cs="宋体" w:hint="eastAsia"/>
                 <w:kern w:val="0"/>
                 <w:sz w:val="24"/>
                 <w:szCs w:val="24"/>
@@ -9681,8 +9101,8 @@
             <w:tcBorders>
               <w:top w:val="nil"/>
               <w:left w:val="nil"/>
-              <w:bottom w:val="single" w:color="auto" w:sz="4" w:space="0"/>
-              <w:right w:val="single" w:color="auto" w:sz="4" w:space="0"/>
+              <w:bottom w:val="single" w:sz="4" w:space="0" w:color="auto"/>
+              <w:right w:val="single" w:sz="4" w:space="0" w:color="auto"/>
             </w:tcBorders>
             <w:shd w:val="clear" w:color="auto" w:fill="auto"/>
             <w:vAlign w:val="center"/>
@@ -9699,7 +9119,7 @@
             </w:pPr>
             <w:r>
               <w:rPr>
-                <w:rFonts w:hint="eastAsia" w:ascii="宋体" w:hAnsi="宋体" w:cs="宋体"/>
+                <w:rFonts w:ascii="宋体" w:hAnsi="宋体" w:cs="宋体" w:hint="eastAsia"/>
                 <w:kern w:val="0"/>
                 <w:sz w:val="20"/>
               </w:rPr>
@@ -9713,8 +9133,8 @@
             <w:tcBorders>
               <w:top w:val="nil"/>
               <w:left w:val="nil"/>
-              <w:bottom w:val="single" w:color="auto" w:sz="4" w:space="0"/>
-              <w:right w:val="single" w:color="auto" w:sz="4" w:space="0"/>
+              <w:bottom w:val="single" w:sz="4" w:space="0" w:color="auto"/>
+              <w:right w:val="single" w:sz="4" w:space="0" w:color="auto"/>
             </w:tcBorders>
             <w:shd w:val="clear" w:color="auto" w:fill="auto"/>
             <w:vAlign w:val="center"/>
@@ -9731,7 +9151,7 @@
             </w:pPr>
             <w:r>
               <w:rPr>
-                <w:rFonts w:hint="eastAsia" w:ascii="宋体" w:hAnsi="宋体" w:cs="宋体"/>
+                <w:rFonts w:ascii="宋体" w:hAnsi="宋体" w:cs="宋体" w:hint="eastAsia"/>
                 <w:kern w:val="0"/>
                 <w:sz w:val="20"/>
               </w:rPr>
@@ -9745,8 +9165,8 @@
             <w:tcBorders>
               <w:top w:val="nil"/>
               <w:left w:val="nil"/>
-              <w:bottom w:val="single" w:color="auto" w:sz="4" w:space="0"/>
-              <w:right w:val="single" w:color="auto" w:sz="4" w:space="0"/>
+              <w:bottom w:val="single" w:sz="4" w:space="0" w:color="auto"/>
+              <w:right w:val="single" w:sz="4" w:space="0" w:color="auto"/>
             </w:tcBorders>
             <w:shd w:val="clear" w:color="auto" w:fill="auto"/>
             <w:vAlign w:val="center"/>
@@ -9763,7 +9183,7 @@
             </w:pPr>
             <w:r>
               <w:rPr>
-                <w:rFonts w:hint="eastAsia" w:ascii="宋体" w:hAnsi="宋体" w:cs="宋体"/>
+                <w:rFonts w:ascii="宋体" w:hAnsi="宋体" w:cs="宋体" w:hint="eastAsia"/>
                 <w:kern w:val="0"/>
                 <w:sz w:val="20"/>
               </w:rPr>
@@ -9777,8 +9197,8 @@
             <w:tcBorders>
               <w:top w:val="nil"/>
               <w:left w:val="nil"/>
-              <w:bottom w:val="single" w:color="auto" w:sz="4" w:space="0"/>
-              <w:right w:val="single" w:color="auto" w:sz="4" w:space="0"/>
+              <w:bottom w:val="single" w:sz="4" w:space="0" w:color="auto"/>
+              <w:right w:val="single" w:sz="4" w:space="0" w:color="auto"/>
             </w:tcBorders>
             <w:shd w:val="clear" w:color="000000" w:fill="FFFFFF"/>
             <w:vAlign w:val="center"/>
@@ -9795,7 +9215,7 @@
             </w:pPr>
             <w:r>
               <w:rPr>
-                <w:rFonts w:hint="eastAsia" w:ascii="宋体" w:hAnsi="宋体" w:cs="宋体"/>
+                <w:rFonts w:ascii="宋体" w:hAnsi="宋体" w:cs="宋体" w:hint="eastAsia"/>
                 <w:kern w:val="0"/>
                 <w:sz w:val="20"/>
               </w:rPr>
@@ -9809,8 +9229,8 @@
             <w:tcBorders>
               <w:top w:val="nil"/>
               <w:left w:val="nil"/>
-              <w:bottom w:val="single" w:color="auto" w:sz="4" w:space="0"/>
-              <w:right w:val="single" w:color="auto" w:sz="4" w:space="0"/>
+              <w:bottom w:val="single" w:sz="4" w:space="0" w:color="auto"/>
+              <w:right w:val="single" w:sz="4" w:space="0" w:color="auto"/>
             </w:tcBorders>
             <w:shd w:val="clear" w:color="000000" w:fill="FFFFFF"/>
             <w:vAlign w:val="center"/>
@@ -9827,7 +9247,7 @@
             </w:pPr>
             <w:r>
               <w:rPr>
-                <w:rFonts w:hint="eastAsia" w:ascii="宋体" w:hAnsi="宋体" w:cs="宋体"/>
+                <w:rFonts w:ascii="宋体" w:hAnsi="宋体" w:cs="宋体" w:hint="eastAsia"/>
                 <w:kern w:val="0"/>
                 <w:sz w:val="20"/>
               </w:rPr>
@@ -9841,8 +9261,8 @@
             <w:tcBorders>
               <w:top w:val="nil"/>
               <w:left w:val="nil"/>
-              <w:bottom w:val="single" w:color="auto" w:sz="4" w:space="0"/>
-              <w:right w:val="single" w:color="auto" w:sz="4" w:space="0"/>
+              <w:bottom w:val="single" w:sz="4" w:space="0" w:color="auto"/>
+              <w:right w:val="single" w:sz="4" w:space="0" w:color="auto"/>
             </w:tcBorders>
             <w:shd w:val="clear" w:color="000000" w:fill="FFFFFF"/>
             <w:vAlign w:val="center"/>
@@ -9859,7 +9279,7 @@
             </w:pPr>
             <w:r>
               <w:rPr>
-                <w:rFonts w:hint="eastAsia" w:ascii="宋体" w:hAnsi="宋体" w:cs="宋体"/>
+                <w:rFonts w:ascii="宋体" w:hAnsi="宋体" w:cs="宋体" w:hint="eastAsia"/>
                 <w:kern w:val="0"/>
                 <w:sz w:val="20"/>
               </w:rPr>
@@ -9873,8 +9293,8 @@
             <w:tcBorders>
               <w:top w:val="nil"/>
               <w:left w:val="nil"/>
-              <w:bottom w:val="single" w:color="auto" w:sz="4" w:space="0"/>
-              <w:right w:val="single" w:color="auto" w:sz="4" w:space="0"/>
+              <w:bottom w:val="single" w:sz="4" w:space="0" w:color="auto"/>
+              <w:right w:val="single" w:sz="4" w:space="0" w:color="auto"/>
             </w:tcBorders>
             <w:shd w:val="clear" w:color="auto" w:fill="auto"/>
             <w:vAlign w:val="center"/>
@@ -9891,7 +9311,7 @@
             </w:pPr>
             <w:r>
               <w:rPr>
-                <w:rFonts w:hint="eastAsia" w:ascii="宋体" w:hAnsi="宋体" w:cs="宋体"/>
+                <w:rFonts w:ascii="宋体" w:hAnsi="宋体" w:cs="宋体" w:hint="eastAsia"/>
                 <w:kern w:val="0"/>
                 <w:sz w:val="20"/>
               </w:rPr>
@@ -9905,8 +9325,8 @@
             <w:tcBorders>
               <w:top w:val="nil"/>
               <w:left w:val="nil"/>
-              <w:bottom w:val="single" w:color="auto" w:sz="4" w:space="0"/>
-              <w:right w:val="single" w:color="auto" w:sz="4" w:space="0"/>
+              <w:bottom w:val="single" w:sz="4" w:space="0" w:color="auto"/>
+              <w:right w:val="single" w:sz="4" w:space="0" w:color="auto"/>
             </w:tcBorders>
             <w:shd w:val="clear" w:color="auto" w:fill="auto"/>
             <w:vAlign w:val="center"/>
@@ -9923,7 +9343,7 @@
             </w:pPr>
             <w:r>
               <w:rPr>
-                <w:rFonts w:hint="eastAsia" w:ascii="宋体" w:hAnsi="宋体" w:cs="宋体"/>
+                <w:rFonts w:ascii="宋体" w:hAnsi="宋体" w:cs="宋体" w:hint="eastAsia"/>
                 <w:kern w:val="0"/>
                 <w:sz w:val="20"/>
               </w:rPr>
@@ -9936,7 +9356,7 @@
     <w:p>
       <w:pPr>
         <w:spacing w:line="360" w:lineRule="auto"/>
-        <w:ind w:firstLine="424" w:firstLineChars="177"/>
+        <w:ind w:firstLine="372" w:firstLineChars="177"/>
         <w:rPr>
           <w:rFonts w:ascii="宋体" w:hAnsi="宋体"/>
           <w:sz w:val="24"/>
@@ -9948,7 +9368,7 @@
       <w:pgSz w:w="11906" w:h="16838"/>
       <w:pgMar w:top="851" w:right="1797" w:bottom="992" w:left="1797" w:header="851" w:footer="992" w:gutter="0"/>
       <w:pgNumType w:fmt="decimal"/>
-      <w:cols w:space="720" w:num="1"/>
+      <w:cols w:num="1" w:space="720"/>
       <w:titlePg/>
       <w:docGrid w:type="lines" w:linePitch="312" w:charSpace="0"/>
     </w:sectPr>
@@ -9957,404 +9377,162 @@
 </file>
 
 <file path=word/footer1.xml><?xml version="1.0" encoding="utf-8"?>
-<w:ftr xmlns:wpc="http://schemas.microsoft.com/office/word/2010/wordprocessingCanvas" xmlns:mc="http://schemas.openxmlformats.org/markup-compatibility/2006" xmlns:o="urn:schemas-microsoft-com:office:office" xmlns:r="http://schemas.openxmlformats.org/officeDocument/2006/relationships" xmlns:m="http://schemas.openxmlformats.org/officeDocument/2006/math" xmlns:v="urn:schemas-microsoft-com:vml" xmlns:wp14="http://schemas.microsoft.com/office/word/2010/wordprocessingDrawing" xmlns:wp="http://schemas.openxmlformats.org/drawingml/2006/wordprocessingDrawing" xmlns:w10="urn:schemas-microsoft-com:office:word" xmlns:w="http://schemas.openxmlformats.org/wordprocessingml/2006/main" xmlns:w14="http://schemas.microsoft.com/office/word/2010/wordml" xmlns:w15="http://schemas.microsoft.com/office/word/2012/wordml" xmlns:wpg="http://schemas.microsoft.com/office/word/2010/wordprocessingGroup" xmlns:wpi="http://schemas.microsoft.com/office/word/2010/wordprocessingInk" xmlns:wne="http://schemas.microsoft.com/office/word/2006/wordml" xmlns:wps="http://schemas.microsoft.com/office/word/2010/wordprocessingShape" xmlns:wpsCustomData="http://www.wps.cn/officeDocument/2013/wpsCustomData" mc:Ignorable="w14 w15 wp14">
+<w:ftr xmlns:wpc="http://schemas.microsoft.com/office/word/2010/wordprocessingCanvas" xmlns:mc="http://schemas.openxmlformats.org/markup-compatibility/2006" xmlns:o="urn:schemas-microsoft-com:office:office" xmlns:r="http://schemas.openxmlformats.org/officeDocument/2006/relationships" xmlns:m="http://schemas.openxmlformats.org/officeDocument/2006/math" xmlns:v="urn:schemas-microsoft-com:vml" xmlns:wp14="http://schemas.microsoft.com/office/word/2010/wordprocessingDrawing" xmlns:wp="http://schemas.openxmlformats.org/drawingml/2006/wordprocessingDrawing" xmlns:w10="urn:schemas-microsoft-com:office:word" xmlns:w="http://schemas.openxmlformats.org/wordprocessingml/2006/main" xmlns:w14="http://schemas.microsoft.com/office/word/2010/wordml" xmlns:w15="http://schemas.microsoft.com/office/word/2012/wordml" xmlns:wne="http://schemas.microsoft.com/office/word/2006/wordml" xmlns:wpg="http://schemas.microsoft.com/office/word/2010/wordprocessingGroup" xmlns:wpi="http://schemas.microsoft.com/office/word/2010/wordprocessingInk" xmlns:wps="http://schemas.microsoft.com/office/word/2010/wordprocessingShape" mc:Ignorable="w14 w15 wp14">
   <w:p>
     <w:pPr>
-      <w:pStyle w:val="7"/>
+      <w:pStyle w:val="Footer"/>
     </w:pPr>
     <w:r>
       <w:rPr>
         <w:sz w:val="18"/>
       </w:rPr>
-      <mc:AlternateContent>
-        <mc:Choice Requires="wps">
-          <w:drawing>
-            <wp:anchor distT="0" distB="0" distL="114300" distR="114300" simplePos="0" relativeHeight="251658240" behindDoc="0" locked="0" layoutInCell="1" allowOverlap="1">
-              <wp:simplePos x="0" y="0"/>
-              <wp:positionH relativeFrom="margin">
-                <wp:align>center</wp:align>
-              </wp:positionH>
-              <wp:positionV relativeFrom="paragraph">
-                <wp:posOffset>0</wp:posOffset>
-              </wp:positionV>
-              <wp:extent cx="1828800" cy="1828800"/>
-              <wp:effectExtent l="0" t="0" r="0" b="0"/>
-              <wp:wrapNone/>
-              <wp:docPr id="1" name="文本框 1"/>
-              <wp:cNvGraphicFramePr/>
-              <a:graphic xmlns:a="http://schemas.openxmlformats.org/drawingml/2006/main">
-                <a:graphicData uri="http://schemas.microsoft.com/office/word/2010/wordprocessingShape">
-                  <wps:wsp>
-                    <wps:cNvSpPr txBox="1"/>
-                    <wps:spPr>
-                      <a:xfrm>
-                        <a:off x="0" y="0"/>
-                        <a:ext cx="1828800" cy="1828800"/>
-                      </a:xfrm>
-                      <a:prstGeom prst="rect">
-                        <a:avLst/>
-                      </a:prstGeom>
-                      <a:noFill/>
-                      <a:ln w="6350">
-                        <a:noFill/>
-                      </a:ln>
-                      <a:extLst>
-                        <a:ext uri="{909E8E84-426E-40DD-AFC4-6F175D3DCCD1}">
-                          <a14:hiddenFill xmlns:a14="http://schemas.microsoft.com/office/drawing/2010/main">
-                            <a:solidFill>
-                              <a:schemeClr val="lt1"/>
-                            </a:solidFill>
-                          </a14:hiddenFill>
-                        </a:ext>
-                        <a:ext uri="{91240B29-F687-4F45-9708-019B960494DF}">
-                          <a14:hiddenLine xmlns:a14="http://schemas.microsoft.com/office/drawing/2010/main" w="6350">
-                            <a:solidFill>
-                              <a:prstClr val="black"/>
-                            </a:solidFill>
-                          </a14:hiddenLine>
-                        </a:ext>
-                      </a:extLst>
-                    </wps:spPr>
-                    <wps:style>
-                      <a:lnRef idx="0">
-                        <a:schemeClr val="accent1"/>
-                      </a:lnRef>
-                      <a:fillRef idx="0">
-                        <a:schemeClr val="accent1"/>
-                      </a:fillRef>
-                      <a:effectRef idx="0">
-                        <a:schemeClr val="accent1"/>
-                      </a:effectRef>
-                      <a:fontRef idx="minor">
-                        <a:schemeClr val="dk1"/>
-                      </a:fontRef>
-                    </wps:style>
-                    <wps:txbx>
-                      <w:txbxContent>
-                        <w:p>
-                          <w:pPr>
-                            <w:pStyle w:val="7"/>
-                            <w:rPr>
-                              <w:rFonts w:hint="eastAsia" w:eastAsia="宋体"/>
-                              <w:lang w:eastAsia="zh-CN"/>
-                            </w:rPr>
-                          </w:pPr>
-                          <w:r>
-                            <w:rPr>
-                              <w:rFonts w:hint="eastAsia"/>
-                              <w:lang w:eastAsia="zh-CN"/>
-                            </w:rPr>
-                            <w:fldChar w:fldCharType="begin"/>
-                          </w:r>
-                          <w:r>
-                            <w:rPr>
-                              <w:rFonts w:hint="eastAsia"/>
-                              <w:lang w:eastAsia="zh-CN"/>
-                            </w:rPr>
-                            <w:instrText xml:space="preserve"> PAGE  \* MERGEFORMAT </w:instrText>
-                          </w:r>
-                          <w:r>
-                            <w:rPr>
-                              <w:rFonts w:hint="eastAsia"/>
-                              <w:lang w:eastAsia="zh-CN"/>
-                            </w:rPr>
-                            <w:fldChar w:fldCharType="separate"/>
-                          </w:r>
-                          <w:r>
-                            <w:rPr>
-                              <w:rFonts w:hint="eastAsia"/>
-                              <w:lang w:eastAsia="zh-CN"/>
-                            </w:rPr>
-                            <w:t>1</w:t>
-                          </w:r>
-                          <w:r>
-                            <w:rPr>
-                              <w:rFonts w:hint="eastAsia"/>
-                              <w:lang w:eastAsia="zh-CN"/>
-                            </w:rPr>
-                            <w:fldChar w:fldCharType="end"/>
-                          </w:r>
-                        </w:p>
-                      </w:txbxContent>
-                    </wps:txbx>
-                    <wps:bodyPr rot="0" spcFirstLastPara="0" vertOverflow="overflow" horzOverflow="overflow" vert="horz" wrap="none" lIns="0" tIns="0" rIns="0" bIns="0" numCol="1" spcCol="0" rtlCol="0" fromWordArt="0" anchor="t" anchorCtr="0" forceAA="0" upright="0" compatLnSpc="1">
-                      <a:spAutoFit/>
-                    </wps:bodyPr>
-                  </wps:wsp>
-                </a:graphicData>
-              </a:graphic>
-            </wp:anchor>
-          </w:drawing>
-        </mc:Choice>
-        <mc:Fallback>
-          <w:pict>
-            <v:shape id="_x0000_s1026" o:spid="_x0000_s1026" o:spt="202" type="#_x0000_t202" style="position:absolute;left:0pt;margin-top:0pt;height:144pt;width:144pt;mso-position-horizontal:center;mso-position-horizontal-relative:margin;mso-wrap-style:none;z-index:251658240;mso-width-relative:page;mso-height-relative:page;" filled="f" stroked="f" coordsize="21600,21600" o:gfxdata="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">
-              <v:fill on="f" focussize="0,0"/>
-              <v:stroke on="f" weight="0.5pt"/>
-              <v:imagedata o:title=""/>
-              <o:lock v:ext="edit" aspectratio="f"/>
-              <v:textbox inset="0mm,0mm,0mm,0mm" style="mso-fit-shape-to-text:t;">
-                <w:txbxContent>
-                  <w:p>
-                    <w:pPr>
-                      <w:pStyle w:val="7"/>
-                      <w:rPr>
-                        <w:rFonts w:hint="eastAsia" w:eastAsia="宋体"/>
-                        <w:lang w:eastAsia="zh-CN"/>
-                      </w:rPr>
-                    </w:pPr>
-                    <w:r>
-                      <w:rPr>
-                        <w:rFonts w:hint="eastAsia"/>
-                        <w:lang w:eastAsia="zh-CN"/>
-                      </w:rPr>
-                      <w:fldChar w:fldCharType="begin"/>
-                    </w:r>
-                    <w:r>
-                      <w:rPr>
-                        <w:rFonts w:hint="eastAsia"/>
-                        <w:lang w:eastAsia="zh-CN"/>
-                      </w:rPr>
-                      <w:instrText xml:space="preserve"> PAGE  \* MERGEFORMAT </w:instrText>
-                    </w:r>
-                    <w:r>
-                      <w:rPr>
-                        <w:rFonts w:hint="eastAsia"/>
-                        <w:lang w:eastAsia="zh-CN"/>
-                      </w:rPr>
-                      <w:fldChar w:fldCharType="separate"/>
-                    </w:r>
-                    <w:r>
-                      <w:rPr>
-                        <w:rFonts w:hint="eastAsia"/>
-                        <w:lang w:eastAsia="zh-CN"/>
-                      </w:rPr>
-                      <w:t>1</w:t>
-                    </w:r>
-                    <w:r>
-                      <w:rPr>
-                        <w:rFonts w:hint="eastAsia"/>
-                        <w:lang w:eastAsia="zh-CN"/>
-                      </w:rPr>
-                      <w:fldChar w:fldCharType="end"/>
-                    </w:r>
-                  </w:p>
-                </w:txbxContent>
-              </v:textbox>
-            </v:shape>
-          </w:pict>
-        </mc:Fallback>
-      </mc:AlternateContent>
+      <w:pict>
+        <v:shapetype id="_x0000_t202" coordsize="21600,21600" o:spt="202" path="m,l,21600r21600,l21600,xe">
+          <v:stroke joinstyle="miter"/>
+          <v:path gradientshapeok="t" o:connecttype="rect"/>
+        </v:shapetype>
+        <v:shape id="_x0000_s2049" o:spid="_x0000_s2050" type="#_x0000_t202" style="height:2in;margin-left:0;margin-top:0;mso-height-relative:page;mso-position-horizontal:center;mso-position-horizontal-relative:margin;mso-width-relative:page;mso-wrap-style:none;position:absolute;width:2in;z-index:251658240" coordsize="21600,21600" filled="f" stroked="f">
+          <v:stroke joinstyle="miter"/>
+          <o:lock v:ext="edit" aspectratio="f"/>
+          <v:textbox style="mso-fit-shape-to-text:t" inset="0,0,0,0">
+            <w:txbxContent>
+              <w:p>
+                <w:pPr>
+                  <w:pStyle w:val="Footer"/>
+                  <w:rPr>
+                    <w:rFonts w:eastAsia="宋体" w:hint="eastAsia"/>
+                    <w:lang w:eastAsia="zh-CN"/>
+                  </w:rPr>
+                </w:pPr>
+                <w:r>
+                  <w:rPr>
+                    <w:rFonts w:hint="eastAsia"/>
+                    <w:lang w:eastAsia="zh-CN"/>
+                  </w:rPr>
+                  <w:fldChar w:fldCharType="begin"/>
+                </w:r>
+                <w:r>
+                  <w:rPr>
+                    <w:rFonts w:hint="eastAsia"/>
+                    <w:lang w:eastAsia="zh-CN"/>
+                  </w:rPr>
+                  <w:instrText xml:space="preserve"> PAGE  \* MERGEFORMAT </w:instrText>
+                </w:r>
+                <w:r>
+                  <w:rPr>
+                    <w:rFonts w:hint="eastAsia"/>
+                    <w:lang w:eastAsia="zh-CN"/>
+                  </w:rPr>
+                  <w:fldChar w:fldCharType="separate"/>
+                </w:r>
+                <w:r>
+                  <w:rPr>
+                    <w:rFonts w:hint="eastAsia"/>
+                    <w:lang w:eastAsia="zh-CN"/>
+                  </w:rPr>
+                  <w:t>1</w:t>
+                </w:r>
+                <w:r>
+                  <w:rPr>
+                    <w:rFonts w:hint="eastAsia"/>
+                    <w:lang w:eastAsia="zh-CN"/>
+                  </w:rPr>
+                  <w:fldChar w:fldCharType="end"/>
+                </w:r>
+              </w:p>
+            </w:txbxContent>
+          </v:textbox>
+        </v:shape>
+      </w:pict>
     </w:r>
   </w:p>
 </w:ftr>
 </file>
 
 <file path=word/footer2.xml><?xml version="1.0" encoding="utf-8"?>
-<w:ftr xmlns:wpc="http://schemas.microsoft.com/office/word/2010/wordprocessingCanvas" xmlns:mc="http://schemas.openxmlformats.org/markup-compatibility/2006" xmlns:o="urn:schemas-microsoft-com:office:office" xmlns:r="http://schemas.openxmlformats.org/officeDocument/2006/relationships" xmlns:m="http://schemas.openxmlformats.org/officeDocument/2006/math" xmlns:v="urn:schemas-microsoft-com:vml" xmlns:wp14="http://schemas.microsoft.com/office/word/2010/wordprocessingDrawing" xmlns:wp="http://schemas.openxmlformats.org/drawingml/2006/wordprocessingDrawing" xmlns:w10="urn:schemas-microsoft-com:office:word" xmlns:w="http://schemas.openxmlformats.org/wordprocessingml/2006/main" xmlns:w14="http://schemas.microsoft.com/office/word/2010/wordml" xmlns:w15="http://schemas.microsoft.com/office/word/2012/wordml" xmlns:wpg="http://schemas.microsoft.com/office/word/2010/wordprocessingGroup" xmlns:wpi="http://schemas.microsoft.com/office/word/2010/wordprocessingInk" xmlns:wne="http://schemas.microsoft.com/office/word/2006/wordml" xmlns:wps="http://schemas.microsoft.com/office/word/2010/wordprocessingShape" xmlns:wpsCustomData="http://www.wps.cn/officeDocument/2013/wpsCustomData" mc:Ignorable="w14 w15 wp14">
+<w:ftr xmlns:wpc="http://schemas.microsoft.com/office/word/2010/wordprocessingCanvas" xmlns:mc="http://schemas.openxmlformats.org/markup-compatibility/2006" xmlns:o="urn:schemas-microsoft-com:office:office" xmlns:r="http://schemas.openxmlformats.org/officeDocument/2006/relationships" xmlns:m="http://schemas.openxmlformats.org/officeDocument/2006/math" xmlns:v="urn:schemas-microsoft-com:vml" xmlns:wp14="http://schemas.microsoft.com/office/word/2010/wordprocessingDrawing" xmlns:wp="http://schemas.openxmlformats.org/drawingml/2006/wordprocessingDrawing" xmlns:w10="urn:schemas-microsoft-com:office:word" xmlns:w="http://schemas.openxmlformats.org/wordprocessingml/2006/main" xmlns:w14="http://schemas.microsoft.com/office/word/2010/wordml" xmlns:w15="http://schemas.microsoft.com/office/word/2012/wordml" xmlns:wne="http://schemas.microsoft.com/office/word/2006/wordml" xmlns:wpg="http://schemas.microsoft.com/office/word/2010/wordprocessingGroup" xmlns:wpi="http://schemas.microsoft.com/office/word/2010/wordprocessingInk" xmlns:wps="http://schemas.microsoft.com/office/word/2010/wordprocessingShape" mc:Ignorable="w14 w15 wp14">
   <w:p>
     <w:pPr>
-      <w:pStyle w:val="7"/>
+      <w:pStyle w:val="Footer"/>
     </w:pPr>
     <w:r>
       <w:rPr>
         <w:sz w:val="18"/>
       </w:rPr>
-      <mc:AlternateContent>
-        <mc:Choice Requires="wps">
-          <w:drawing>
-            <wp:anchor distT="0" distB="0" distL="114300" distR="114300" simplePos="0" relativeHeight="251659264" behindDoc="0" locked="0" layoutInCell="1" allowOverlap="1">
-              <wp:simplePos x="0" y="0"/>
-              <wp:positionH relativeFrom="margin">
-                <wp:align>center</wp:align>
-              </wp:positionH>
-              <wp:positionV relativeFrom="paragraph">
-                <wp:posOffset>0</wp:posOffset>
-              </wp:positionV>
-              <wp:extent cx="1828800" cy="1828800"/>
-              <wp:effectExtent l="0" t="0" r="0" b="0"/>
-              <wp:wrapNone/>
-              <wp:docPr id="2" name="文本框 2"/>
-              <wp:cNvGraphicFramePr/>
-              <a:graphic xmlns:a="http://schemas.openxmlformats.org/drawingml/2006/main">
-                <a:graphicData uri="http://schemas.microsoft.com/office/word/2010/wordprocessingShape">
-                  <wps:wsp>
-                    <wps:cNvSpPr txBox="1"/>
-                    <wps:spPr>
-                      <a:xfrm>
-                        <a:off x="0" y="0"/>
-                        <a:ext cx="1828800" cy="1828800"/>
-                      </a:xfrm>
-                      <a:prstGeom prst="rect">
-                        <a:avLst/>
-                      </a:prstGeom>
-                      <a:noFill/>
-                      <a:ln w="6350">
-                        <a:noFill/>
-                      </a:ln>
-                      <a:extLst>
-                        <a:ext uri="{909E8E84-426E-40DD-AFC4-6F175D3DCCD1}">
-                          <a14:hiddenFill xmlns:a14="http://schemas.microsoft.com/office/drawing/2010/main">
-                            <a:solidFill>
-                              <a:schemeClr val="lt1"/>
-                            </a:solidFill>
-                          </a14:hiddenFill>
-                        </a:ext>
-                        <a:ext uri="{91240B29-F687-4F45-9708-019B960494DF}">
-                          <a14:hiddenLine xmlns:a14="http://schemas.microsoft.com/office/drawing/2010/main" w="6350">
-                            <a:solidFill>
-                              <a:prstClr val="black"/>
-                            </a:solidFill>
-                          </a14:hiddenLine>
-                        </a:ext>
-                      </a:extLst>
-                    </wps:spPr>
-                    <wps:style>
-                      <a:lnRef idx="0">
-                        <a:schemeClr val="accent1"/>
-                      </a:lnRef>
-                      <a:fillRef idx="0">
-                        <a:schemeClr val="accent1"/>
-                      </a:fillRef>
-                      <a:effectRef idx="0">
-                        <a:schemeClr val="accent1"/>
-                      </a:effectRef>
-                      <a:fontRef idx="minor">
-                        <a:schemeClr val="dk1"/>
-                      </a:fontRef>
-                    </wps:style>
-                    <wps:txbx>
-                      <w:txbxContent>
-                        <w:p>
-                          <w:pPr>
-                            <w:pStyle w:val="7"/>
-                            <w:rPr>
-                              <w:rFonts w:hint="eastAsia" w:eastAsia="宋体"/>
-                              <w:lang w:eastAsia="zh-CN"/>
-                            </w:rPr>
-                          </w:pPr>
-                          <w:r>
-                            <w:rPr>
-                              <w:rFonts w:hint="eastAsia"/>
-                              <w:lang w:eastAsia="zh-CN"/>
-                            </w:rPr>
-                            <w:fldChar w:fldCharType="begin"/>
-                          </w:r>
-                          <w:r>
-                            <w:rPr>
-                              <w:rFonts w:hint="eastAsia"/>
-                              <w:lang w:eastAsia="zh-CN"/>
-                            </w:rPr>
-                            <w:instrText xml:space="preserve"> PAGE  \* MERGEFORMAT </w:instrText>
-                          </w:r>
-                          <w:r>
-                            <w:rPr>
-                              <w:rFonts w:hint="eastAsia"/>
-                              <w:lang w:eastAsia="zh-CN"/>
-                            </w:rPr>
-                            <w:fldChar w:fldCharType="separate"/>
-                          </w:r>
-                          <w:r>
-                            <w:rPr>
-                              <w:rFonts w:hint="eastAsia"/>
-                              <w:lang w:eastAsia="zh-CN"/>
-                            </w:rPr>
-                            <w:t>1</w:t>
-                          </w:r>
-                          <w:r>
-                            <w:rPr>
-                              <w:rFonts w:hint="eastAsia"/>
-                              <w:lang w:eastAsia="zh-CN"/>
-                            </w:rPr>
-                            <w:fldChar w:fldCharType="end"/>
-                          </w:r>
-                        </w:p>
-                      </w:txbxContent>
-                    </wps:txbx>
-                    <wps:bodyPr rot="0" spcFirstLastPara="0" vertOverflow="overflow" horzOverflow="overflow" vert="horz" wrap="none" lIns="0" tIns="0" rIns="0" bIns="0" numCol="1" spcCol="0" rtlCol="0" fromWordArt="0" anchor="t" anchorCtr="0" forceAA="0" upright="0" compatLnSpc="1">
-                      <a:spAutoFit/>
-                    </wps:bodyPr>
-                  </wps:wsp>
-                </a:graphicData>
-              </a:graphic>
-            </wp:anchor>
-          </w:drawing>
-        </mc:Choice>
-        <mc:Fallback>
-          <w:pict>
-            <v:shape id="_x0000_s1026" o:spid="_x0000_s1026" o:spt="202" type="#_x0000_t202" style="position:absolute;left:0pt;margin-top:0pt;height:144pt;width:144pt;mso-position-horizontal:center;mso-position-horizontal-relative:margin;mso-wrap-style:none;z-index:251659264;mso-width-relative:page;mso-height-relative:page;" filled="f" stroked="f" coordsize="21600,21600" o:gfxdata="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">
-              <v:fill on="f" focussize="0,0"/>
-              <v:stroke on="f" weight="0.5pt"/>
-              <v:imagedata o:title=""/>
-              <o:lock v:ext="edit" aspectratio="f"/>
-              <v:textbox inset="0mm,0mm,0mm,0mm" style="mso-fit-shape-to-text:t;">
-                <w:txbxContent>
-                  <w:p>
-                    <w:pPr>
-                      <w:pStyle w:val="7"/>
-                      <w:rPr>
-                        <w:rFonts w:hint="eastAsia" w:eastAsia="宋体"/>
-                        <w:lang w:eastAsia="zh-CN"/>
-                      </w:rPr>
-                    </w:pPr>
-                    <w:r>
-                      <w:rPr>
-                        <w:rFonts w:hint="eastAsia"/>
-                        <w:lang w:eastAsia="zh-CN"/>
-                      </w:rPr>
-                      <w:fldChar w:fldCharType="begin"/>
-                    </w:r>
-                    <w:r>
-                      <w:rPr>
-                        <w:rFonts w:hint="eastAsia"/>
-                        <w:lang w:eastAsia="zh-CN"/>
-                      </w:rPr>
-                      <w:instrText xml:space="preserve"> PAGE  \* MERGEFORMAT </w:instrText>
-                    </w:r>
-                    <w:r>
-                      <w:rPr>
-                        <w:rFonts w:hint="eastAsia"/>
-                        <w:lang w:eastAsia="zh-CN"/>
-                      </w:rPr>
-                      <w:fldChar w:fldCharType="separate"/>
-                    </w:r>
-                    <w:r>
-                      <w:rPr>
-                        <w:rFonts w:hint="eastAsia"/>
-                        <w:lang w:eastAsia="zh-CN"/>
-                      </w:rPr>
-                      <w:t>1</w:t>
-                    </w:r>
-                    <w:r>
-                      <w:rPr>
-                        <w:rFonts w:hint="eastAsia"/>
-                        <w:lang w:eastAsia="zh-CN"/>
-                      </w:rPr>
-                      <w:fldChar w:fldCharType="end"/>
-                    </w:r>
-                  </w:p>
-                </w:txbxContent>
-              </v:textbox>
-            </v:shape>
-          </w:pict>
-        </mc:Fallback>
-      </mc:AlternateContent>
+      <w:pict>
+        <v:shapetype id="_x0000_t202" coordsize="21600,21600" o:spt="202" path="m,l,21600r21600,l21600,xe">
+          <v:stroke joinstyle="miter"/>
+          <v:path gradientshapeok="t" o:connecttype="rect"/>
+        </v:shapetype>
+        <v:shape id="_x0000_s2050" o:spid="_x0000_s2049" type="#_x0000_t202" style="height:2in;margin-left:0;margin-top:0;mso-height-relative:page;mso-position-horizontal:center;mso-position-horizontal-relative:margin;mso-width-relative:page;mso-wrap-style:none;position:absolute;width:2in;z-index:251659264" coordsize="21600,21600" filled="f" stroked="f">
+          <v:stroke joinstyle="miter"/>
+          <o:lock v:ext="edit" aspectratio="f"/>
+          <v:textbox style="mso-fit-shape-to-text:t" inset="0,0,0,0">
+            <w:txbxContent>
+              <w:p>
+                <w:pPr>
+                  <w:pStyle w:val="Footer"/>
+                  <w:rPr>
+                    <w:rFonts w:eastAsia="宋体" w:hint="eastAsia"/>
+                    <w:lang w:eastAsia="zh-CN"/>
+                  </w:rPr>
+                </w:pPr>
+                <w:r>
+                  <w:rPr>
+                    <w:rFonts w:hint="eastAsia"/>
+                    <w:lang w:eastAsia="zh-CN"/>
+                  </w:rPr>
+                  <w:fldChar w:fldCharType="begin"/>
+                </w:r>
+                <w:r>
+                  <w:rPr>
+                    <w:rFonts w:hint="eastAsia"/>
+                    <w:lang w:eastAsia="zh-CN"/>
+                  </w:rPr>
+                  <w:instrText xml:space="preserve"> PAGE  \* MERGEFORMAT </w:instrText>
+                </w:r>
+                <w:r>
+                  <w:rPr>
+                    <w:rFonts w:hint="eastAsia"/>
+                    <w:lang w:eastAsia="zh-CN"/>
+                  </w:rPr>
+                  <w:fldChar w:fldCharType="separate"/>
+                </w:r>
+                <w:r>
+                  <w:rPr>
+                    <w:rFonts w:hint="eastAsia"/>
+                    <w:lang w:eastAsia="zh-CN"/>
+                  </w:rPr>
+                  <w:t>1</w:t>
+                </w:r>
+                <w:r>
+                  <w:rPr>
+                    <w:rFonts w:hint="eastAsia"/>
+                    <w:lang w:eastAsia="zh-CN"/>
+                  </w:rPr>
+                  <w:fldChar w:fldCharType="end"/>
+                </w:r>
+              </w:p>
+            </w:txbxContent>
+          </v:textbox>
+        </v:shape>
+      </w:pict>
     </w:r>
   </w:p>
 </w:ftr>
 </file>
 
 <file path=word/header1.xml><?xml version="1.0" encoding="utf-8"?>
-<w:hdr xmlns:wpc="http://schemas.microsoft.com/office/word/2010/wordprocessingCanvas" xmlns:mc="http://schemas.openxmlformats.org/markup-compatibility/2006" xmlns:o="urn:schemas-microsoft-com:office:office" xmlns:r="http://schemas.openxmlformats.org/officeDocument/2006/relationships" xmlns:m="http://schemas.openxmlformats.org/officeDocument/2006/math" xmlns:v="urn:schemas-microsoft-com:vml" xmlns:wp14="http://schemas.microsoft.com/office/word/2010/wordprocessingDrawing" xmlns:wp="http://schemas.openxmlformats.org/drawingml/2006/wordprocessingDrawing" xmlns:w10="urn:schemas-microsoft-com:office:word" xmlns:w="http://schemas.openxmlformats.org/wordprocessingml/2006/main" xmlns:w14="http://schemas.microsoft.com/office/word/2010/wordml" xmlns:w15="http://schemas.microsoft.com/office/word/2012/wordml" xmlns:wpg="http://schemas.microsoft.com/office/word/2010/wordprocessingGroup" xmlns:wpi="http://schemas.microsoft.com/office/word/2010/wordprocessingInk" xmlns:wne="http://schemas.microsoft.com/office/word/2006/wordml" xmlns:wps="http://schemas.microsoft.com/office/word/2010/wordprocessingShape" xmlns:wpsCustomData="http://www.wps.cn/officeDocument/2013/wpsCustomData" mc:Ignorable="w14 w15 wp14">
+<w:hdr xmlns:wpc="http://schemas.microsoft.com/office/word/2010/wordprocessingCanvas" xmlns:mc="http://schemas.openxmlformats.org/markup-compatibility/2006" xmlns:o="urn:schemas-microsoft-com:office:office" xmlns:r="http://schemas.openxmlformats.org/officeDocument/2006/relationships" xmlns:m="http://schemas.openxmlformats.org/officeDocument/2006/math" xmlns:v="urn:schemas-microsoft-com:vml" xmlns:wp14="http://schemas.microsoft.com/office/word/2010/wordprocessingDrawing" xmlns:wp="http://schemas.openxmlformats.org/drawingml/2006/wordprocessingDrawing" xmlns:w10="urn:schemas-microsoft-com:office:word" xmlns:w="http://schemas.openxmlformats.org/wordprocessingml/2006/main" xmlns:w14="http://schemas.microsoft.com/office/word/2010/wordml" xmlns:w15="http://schemas.microsoft.com/office/word/2012/wordml" xmlns:wne="http://schemas.microsoft.com/office/word/2006/wordml" xmlns:wpg="http://schemas.microsoft.com/office/word/2010/wordprocessingGroup" xmlns:wpi="http://schemas.microsoft.com/office/word/2010/wordprocessingInk" xmlns:wps="http://schemas.microsoft.com/office/word/2010/wordprocessingShape" mc:Ignorable="w14 w15 wp14">
   <w:p>
     <w:pPr>
-      <w:pStyle w:val="8"/>
+      <w:pStyle w:val="Header"/>
       <w:pBdr>
-        <w:bottom w:val="single" w:color="auto" w:sz="4" w:space="0"/>
+        <w:bottom w:val="single" w:sz="4" w:space="0" w:color="auto"/>
       </w:pBdr>
       <w:jc w:val="center"/>
       <w:rPr>
-        <w:rFonts w:hint="eastAsia" w:eastAsia="宋体"/>
+        <w:rFonts w:eastAsia="宋体" w:hint="eastAsia"/>
         <w:sz w:val="21"/>
         <w:szCs w:val="21"/>
         <w:lang w:eastAsia="zh-CN"/>
@@ -10367,23 +9545,23 @@
         <w:szCs w:val="21"/>
         <w:lang w:eastAsia="zh-CN"/>
       </w:rPr>
-      <w:t>青岛九邮信息技术有限公司</w:t>
+      <w:t>南京航之舟数字科技有限公司</w:t>
     </w:r>
   </w:p>
 </w:hdr>
 </file>
 
 <file path=word/header2.xml><?xml version="1.0" encoding="utf-8"?>
-<w:hdr xmlns:wpc="http://schemas.microsoft.com/office/word/2010/wordprocessingCanvas" xmlns:mc="http://schemas.openxmlformats.org/markup-compatibility/2006" xmlns:o="urn:schemas-microsoft-com:office:office" xmlns:r="http://schemas.openxmlformats.org/officeDocument/2006/relationships" xmlns:m="http://schemas.openxmlformats.org/officeDocument/2006/math" xmlns:v="urn:schemas-microsoft-com:vml" xmlns:wp14="http://schemas.microsoft.com/office/word/2010/wordprocessingDrawing" xmlns:wp="http://schemas.openxmlformats.org/drawingml/2006/wordprocessingDrawing" xmlns:w10="urn:schemas-microsoft-com:office:word" xmlns:w="http://schemas.openxmlformats.org/wordprocessingml/2006/main" xmlns:w14="http://schemas.microsoft.com/office/word/2010/wordml" xmlns:w15="http://schemas.microsoft.com/office/word/2012/wordml" xmlns:wpg="http://schemas.microsoft.com/office/word/2010/wordprocessingGroup" xmlns:wpi="http://schemas.microsoft.com/office/word/2010/wordprocessingInk" xmlns:wne="http://schemas.microsoft.com/office/word/2006/wordml" xmlns:wps="http://schemas.microsoft.com/office/word/2010/wordprocessingShape" xmlns:wpsCustomData="http://www.wps.cn/officeDocument/2013/wpsCustomData" mc:Ignorable="w14 w15 wp14">
+<w:hdr xmlns:wpc="http://schemas.microsoft.com/office/word/2010/wordprocessingCanvas" xmlns:mc="http://schemas.openxmlformats.org/markup-compatibility/2006" xmlns:o="urn:schemas-microsoft-com:office:office" xmlns:r="http://schemas.openxmlformats.org/officeDocument/2006/relationships" xmlns:m="http://schemas.openxmlformats.org/officeDocument/2006/math" xmlns:v="urn:schemas-microsoft-com:vml" xmlns:wp14="http://schemas.microsoft.com/office/word/2010/wordprocessingDrawing" xmlns:wp="http://schemas.openxmlformats.org/drawingml/2006/wordprocessingDrawing" xmlns:w10="urn:schemas-microsoft-com:office:word" xmlns:w="http://schemas.openxmlformats.org/wordprocessingml/2006/main" xmlns:w14="http://schemas.microsoft.com/office/word/2010/wordml" xmlns:w15="http://schemas.microsoft.com/office/word/2012/wordml" xmlns:wne="http://schemas.microsoft.com/office/word/2006/wordml" xmlns:wpg="http://schemas.microsoft.com/office/word/2010/wordprocessingGroup" xmlns:wpi="http://schemas.microsoft.com/office/word/2010/wordprocessingInk" xmlns:wps="http://schemas.microsoft.com/office/word/2010/wordprocessingShape" mc:Ignorable="w14 w15 wp14">
   <w:p>
     <w:pPr>
-      <w:pStyle w:val="8"/>
+      <w:pStyle w:val="Header"/>
       <w:pBdr>
-        <w:bottom w:val="single" w:color="auto" w:sz="4" w:space="0"/>
+        <w:bottom w:val="single" w:sz="4" w:space="0" w:color="auto"/>
       </w:pBdr>
       <w:jc w:val="center"/>
       <w:rPr>
-        <w:rFonts w:hint="eastAsia" w:eastAsia="宋体"/>
+        <w:rFonts w:eastAsia="宋体" w:hint="eastAsia"/>
         <w:sz w:val="21"/>
         <w:szCs w:val="21"/>
         <w:lang w:val="en-US" w:eastAsia="zh-CN"/>
@@ -10396,22 +9574,22 @@
         <w:szCs w:val="21"/>
         <w:lang w:val="en-US" w:eastAsia="zh-CN"/>
       </w:rPr>
-      <w:t>青岛九邮信息技术有限公司</w:t>
+      <w:t>南京航之舟数字科技有限公司</w:t>
     </w:r>
   </w:p>
 </w:hdr>
 </file>
 
 <file path=word/numbering.xml><?xml version="1.0" encoding="utf-8"?>
-<w:numbering xmlns:wpc="http://schemas.microsoft.com/office/word/2010/wordprocessingCanvas" xmlns:mc="http://schemas.openxmlformats.org/markup-compatibility/2006" xmlns:o="urn:schemas-microsoft-com:office:office" xmlns:r="http://schemas.openxmlformats.org/officeDocument/2006/relationships" xmlns:m="http://schemas.openxmlformats.org/officeDocument/2006/math" xmlns:v="urn:schemas-microsoft-com:vml" xmlns:wp14="http://schemas.microsoft.com/office/word/2010/wordprocessingDrawing" xmlns:wp="http://schemas.openxmlformats.org/drawingml/2006/wordprocessingDrawing" xmlns:w10="urn:schemas-microsoft-com:office:word" xmlns:w="http://schemas.openxmlformats.org/wordprocessingml/2006/main" xmlns:w14="http://schemas.microsoft.com/office/word/2010/wordml" xmlns:wpg="http://schemas.microsoft.com/office/word/2010/wordprocessingGroup" xmlns:wpi="http://schemas.microsoft.com/office/word/2010/wordprocessingInk" xmlns:wne="http://schemas.microsoft.com/office/word/2006/wordml" xmlns:wps="http://schemas.microsoft.com/office/word/2010/wordprocessingShape" mc:Ignorable="w14 wp14">
+<w:numbering xmlns:wpc="http://schemas.microsoft.com/office/word/2010/wordprocessingCanvas" xmlns:mc="http://schemas.openxmlformats.org/markup-compatibility/2006" xmlns:o="urn:schemas-microsoft-com:office:office" xmlns:r="http://schemas.openxmlformats.org/officeDocument/2006/relationships" xmlns:m="http://schemas.openxmlformats.org/officeDocument/2006/math" xmlns:v="urn:schemas-microsoft-com:vml" xmlns:wp14="http://schemas.microsoft.com/office/word/2010/wordprocessingDrawing" xmlns:wp="http://schemas.openxmlformats.org/drawingml/2006/wordprocessingDrawing" xmlns:w10="urn:schemas-microsoft-com:office:word" xmlns:w="http://schemas.openxmlformats.org/wordprocessingml/2006/main" xmlns:w14="http://schemas.microsoft.com/office/word/2010/wordml" xmlns:w15="http://schemas.microsoft.com/office/word/2012/wordml" xmlns:wne="http://schemas.microsoft.com/office/word/2006/wordml" xmlns:wpg="http://schemas.microsoft.com/office/word/2010/wordprocessingGroup" xmlns:wpi="http://schemas.microsoft.com/office/word/2010/wordprocessingInk" xmlns:wps="http://schemas.microsoft.com/office/word/2010/wordprocessingShape" mc:Ignorable="w14 w15 wp14">
   <w:abstractNum w:abstractNumId="0">
     <w:nsid w:val="00000003"/>
     <w:multiLevelType w:val="multilevel"/>
     <w:tmpl w:val="00000003"/>
-    <w:lvl w:ilvl="0" w:tentative="0">
+    <w:lvl w:ilvl="0">
       <w:start w:val="1"/>
       <w:numFmt w:val="decimal"/>
-      <w:pStyle w:val="2"/>
+      <w:pStyle w:val="Heading1"/>
       <w:lvlText w:val="%1"/>
       <w:lvlJc w:val="left"/>
       <w:pPr>
@@ -10421,7 +9599,7 @@
         <w:ind w:left="432" w:hanging="432"/>
       </w:pPr>
     </w:lvl>
-    <w:lvl w:ilvl="1" w:tentative="0">
+    <w:lvl w:ilvl="1">
       <w:start w:val="1"/>
       <w:numFmt w:val="decimal"/>
       <w:lvlText w:val="%1.%2"/>
@@ -10433,7 +9611,7 @@
         <w:ind w:left="576" w:hanging="576"/>
       </w:pPr>
     </w:lvl>
-    <w:lvl w:ilvl="2" w:tentative="0">
+    <w:lvl w:ilvl="2">
       <w:start w:val="1"/>
       <w:numFmt w:val="decimal"/>
       <w:lvlText w:val="%1.%2.%3"/>
@@ -10445,7 +9623,7 @@
         <w:ind w:left="720" w:hanging="720"/>
       </w:pPr>
     </w:lvl>
-    <w:lvl w:ilvl="3" w:tentative="0">
+    <w:lvl w:ilvl="3">
       <w:start w:val="1"/>
       <w:numFmt w:val="decimal"/>
       <w:lvlText w:val="%1.%2.%3.%4"/>
@@ -10457,7 +9635,7 @@
         <w:ind w:left="864" w:hanging="864"/>
       </w:pPr>
     </w:lvl>
-    <w:lvl w:ilvl="4" w:tentative="0">
+    <w:lvl w:ilvl="4">
       <w:start w:val="1"/>
       <w:numFmt w:val="decimal"/>
       <w:lvlText w:val="%1.%2.%3.%4.%5"/>
@@ -10469,7 +9647,7 @@
         <w:ind w:left="1008" w:hanging="1008"/>
       </w:pPr>
     </w:lvl>
-    <w:lvl w:ilvl="5" w:tentative="0">
+    <w:lvl w:ilvl="5">
       <w:start w:val="1"/>
       <w:numFmt w:val="decimal"/>
       <w:lvlText w:val="%1.%2.%3.%4.%5.%6"/>
@@ -10481,7 +9659,7 @@
         <w:ind w:left="1152" w:hanging="1152"/>
       </w:pPr>
     </w:lvl>
-    <w:lvl w:ilvl="6" w:tentative="0">
+    <w:lvl w:ilvl="6">
       <w:start w:val="1"/>
       <w:numFmt w:val="decimal"/>
       <w:lvlText w:val="%1.%2.%3.%4.%5.%6.%7"/>
@@ -10493,7 +9671,7 @@
         <w:ind w:left="1296" w:hanging="1296"/>
       </w:pPr>
     </w:lvl>
-    <w:lvl w:ilvl="7" w:tentative="0">
+    <w:lvl w:ilvl="7">
       <w:start w:val="1"/>
       <w:numFmt w:val="decimal"/>
       <w:lvlText w:val="%1.%2.%3.%4.%5.%6.%7.%8"/>
@@ -10505,7 +9683,7 @@
         <w:ind w:left="1440" w:hanging="1440"/>
       </w:pPr>
     </w:lvl>
-    <w:lvl w:ilvl="8" w:tentative="0">
+    <w:lvl w:ilvl="8">
       <w:start w:val="1"/>
       <w:numFmt w:val="decimal"/>
       <w:lvlText w:val="%1.%2.%3.%4.%5.%6.%7.%8.%9"/>
@@ -10522,7 +9700,7 @@
     <w:nsid w:val="00000004"/>
     <w:multiLevelType w:val="singleLevel"/>
     <w:tmpl w:val="00000004"/>
-    <w:lvl w:ilvl="0" w:tentative="0">
+    <w:lvl w:ilvl="0">
       <w:start w:val="1"/>
       <w:numFmt w:val="decimal"/>
       <w:suff w:val="nothing"/>
@@ -10540,287 +9718,285 @@
 </file>
 
 <file path=word/styles.xml><?xml version="1.0" encoding="utf-8"?>
-<w:styles xmlns:mc="http://schemas.openxmlformats.org/markup-compatibility/2006" xmlns:o="urn:schemas-microsoft-com:office:office" xmlns:r="http://schemas.openxmlformats.org/officeDocument/2006/relationships" xmlns:m="http://schemas.openxmlformats.org/officeDocument/2006/math" xmlns:v="urn:schemas-microsoft-com:vml" xmlns:w="http://schemas.openxmlformats.org/wordprocessingml/2006/main" xmlns:w14="http://schemas.microsoft.com/office/word/2010/wordml" xmlns:w10="urn:schemas-microsoft-com:office:word" xmlns:sl="http://schemas.openxmlformats.org/schemaLibrary/2006/main" mc:Ignorable="w14">
+<w:styles xmlns:mc="http://schemas.openxmlformats.org/markup-compatibility/2006" xmlns:r="http://schemas.openxmlformats.org/officeDocument/2006/relationships" xmlns:w="http://schemas.openxmlformats.org/wordprocessingml/2006/main" xmlns:w14="http://schemas.microsoft.com/office/word/2010/wordml" xmlns:w15="http://schemas.microsoft.com/office/word/2012/wordml" mc:Ignorable="w14 w15">
   <w:docDefaults>
     <w:rPrDefault>
       <w:rPr>
-        <w:rFonts w:ascii="Calibri" w:hAnsi="Calibri" w:eastAsia="宋体" w:cs="Times New Roman"/>
+        <w:rFonts w:ascii="Calibri" w:eastAsia="宋体" w:hAnsi="Calibri" w:cs="Times New Roman"/>
       </w:rPr>
     </w:rPrDefault>
+    <w:pPrDefault/>
   </w:docDefaults>
-  <w:latentStyles w:count="260" w:defQFormat="0" w:defUnhideWhenUsed="1" w:defSemiHidden="1" w:defUIPriority="99" w:defLockedState="0">
-    <w:lsdException w:qFormat="1" w:unhideWhenUsed="0" w:uiPriority="0" w:semiHidden="0" w:name="Normal"/>
-    <w:lsdException w:qFormat="1" w:unhideWhenUsed="0" w:uiPriority="0" w:semiHidden="0" w:name="heading 1"/>
-    <w:lsdException w:qFormat="1" w:uiPriority="9" w:name="heading 2"/>
-    <w:lsdException w:qFormat="1" w:uiPriority="9" w:name="heading 3"/>
-    <w:lsdException w:qFormat="1" w:uiPriority="9" w:name="heading 4"/>
-    <w:lsdException w:qFormat="1" w:uiPriority="9" w:name="heading 5"/>
-    <w:lsdException w:qFormat="1" w:uiPriority="9" w:name="heading 6"/>
-    <w:lsdException w:qFormat="1" w:uiPriority="9" w:name="heading 7"/>
-    <w:lsdException w:qFormat="1" w:uiPriority="9" w:name="heading 8"/>
-    <w:lsdException w:qFormat="1" w:uiPriority="9" w:name="heading 9"/>
-    <w:lsdException w:uiPriority="99" w:name="index 1"/>
-    <w:lsdException w:uiPriority="99" w:name="index 2"/>
-    <w:lsdException w:uiPriority="99" w:name="index 3"/>
-    <w:lsdException w:uiPriority="99" w:name="index 4"/>
-    <w:lsdException w:uiPriority="99" w:name="index 5"/>
-    <w:lsdException w:uiPriority="99" w:name="index 6"/>
-    <w:lsdException w:uiPriority="99" w:name="index 7"/>
-    <w:lsdException w:uiPriority="99" w:name="index 8"/>
-    <w:lsdException w:uiPriority="99" w:name="index 9"/>
-    <w:lsdException w:qFormat="1" w:uiPriority="39" w:semiHidden="0" w:name="toc 1"/>
-    <w:lsdException w:qFormat="1" w:uiPriority="39" w:semiHidden="0" w:name="toc 2"/>
-    <w:lsdException w:qFormat="1" w:uiPriority="39" w:semiHidden="0" w:name="toc 3"/>
-    <w:lsdException w:uiPriority="39" w:name="toc 4"/>
-    <w:lsdException w:uiPriority="39" w:name="toc 5"/>
-    <w:lsdException w:uiPriority="39" w:name="toc 6"/>
-    <w:lsdException w:uiPriority="39" w:name="toc 7"/>
-    <w:lsdException w:uiPriority="39" w:name="toc 8"/>
-    <w:lsdException w:uiPriority="39" w:name="toc 9"/>
-    <w:lsdException w:uiPriority="99" w:name="Normal Indent"/>
-    <w:lsdException w:uiPriority="99" w:name="footnote text"/>
-    <w:lsdException w:qFormat="1" w:uiPriority="99" w:semiHidden="0" w:name="annotation text"/>
-    <w:lsdException w:qFormat="1" w:unhideWhenUsed="0" w:uiPriority="0" w:semiHidden="0" w:name="header"/>
-    <w:lsdException w:qFormat="1" w:unhideWhenUsed="0" w:uiPriority="99" w:semiHidden="0" w:name="footer"/>
-    <w:lsdException w:uiPriority="99" w:name="index heading"/>
-    <w:lsdException w:qFormat="1" w:uiPriority="35" w:name="caption"/>
-    <w:lsdException w:uiPriority="99" w:name="table of figures"/>
-    <w:lsdException w:uiPriority="99" w:name="envelope address"/>
-    <w:lsdException w:uiPriority="99" w:name="envelope return"/>
-    <w:lsdException w:uiPriority="99" w:name="footnote reference"/>
-    <w:lsdException w:qFormat="1" w:uiPriority="99" w:semiHidden="0" w:name="annotation reference"/>
-    <w:lsdException w:uiPriority="99" w:name="line number"/>
-    <w:lsdException w:uiPriority="99" w:name="page number"/>
-    <w:lsdException w:uiPriority="99" w:name="endnote reference"/>
-    <w:lsdException w:uiPriority="99" w:name="endnote text"/>
-    <w:lsdException w:uiPriority="99" w:name="table of authorities"/>
-    <w:lsdException w:uiPriority="99" w:name="macro"/>
-    <w:lsdException w:uiPriority="99" w:name="toa heading"/>
-    <w:lsdException w:uiPriority="99" w:name="List"/>
-    <w:lsdException w:uiPriority="99" w:name="List Bullet"/>
-    <w:lsdException w:uiPriority="99" w:name="List Number"/>
-    <w:lsdException w:uiPriority="99" w:name="List 2"/>
-    <w:lsdException w:uiPriority="99" w:name="List 3"/>
-    <w:lsdException w:uiPriority="99" w:name="List 4"/>
-    <w:lsdException w:uiPriority="99" w:name="List 5"/>
-    <w:lsdException w:uiPriority="99" w:name="List Bullet 2"/>
-    <w:lsdException w:uiPriority="99" w:name="List Bullet 3"/>
-    <w:lsdException w:uiPriority="99" w:name="List Bullet 4"/>
-    <w:lsdException w:uiPriority="99" w:name="List Bullet 5"/>
-    <w:lsdException w:uiPriority="99" w:name="List Number 2"/>
-    <w:lsdException w:uiPriority="99" w:name="List Number 3"/>
-    <w:lsdException w:uiPriority="99" w:name="List Number 4"/>
-    <w:lsdException w:uiPriority="99" w:name="List Number 5"/>
-    <w:lsdException w:qFormat="1" w:unhideWhenUsed="0" w:uiPriority="10" w:semiHidden="0" w:name="Title"/>
-    <w:lsdException w:uiPriority="99" w:name="Closing"/>
-    <w:lsdException w:uiPriority="99" w:name="Signature"/>
-    <w:lsdException w:qFormat="1" w:uiPriority="1" w:semiHidden="0" w:name="Default Paragraph Font"/>
-    <w:lsdException w:uiPriority="99" w:name="Body Text"/>
-    <w:lsdException w:uiPriority="99" w:name="Body Text Indent"/>
-    <w:lsdException w:uiPriority="99" w:name="List Continue"/>
-    <w:lsdException w:uiPriority="99" w:name="List Continue 2"/>
-    <w:lsdException w:uiPriority="99" w:name="List Continue 3"/>
-    <w:lsdException w:uiPriority="99" w:name="List Continue 4"/>
-    <w:lsdException w:uiPriority="99" w:name="List Continue 5"/>
-    <w:lsdException w:uiPriority="99" w:name="Message Header"/>
-    <w:lsdException w:qFormat="1" w:unhideWhenUsed="0" w:uiPriority="11" w:semiHidden="0" w:name="Subtitle"/>
-    <w:lsdException w:uiPriority="99" w:name="Salutation"/>
-    <w:lsdException w:uiPriority="99" w:name="Date"/>
-    <w:lsdException w:uiPriority="99" w:name="Body Text First Indent"/>
-    <w:lsdException w:uiPriority="99" w:name="Body Text First Indent 2"/>
-    <w:lsdException w:uiPriority="99" w:name="Note Heading"/>
-    <w:lsdException w:uiPriority="99" w:name="Body Text 2"/>
-    <w:lsdException w:uiPriority="99" w:name="Body Text 3"/>
-    <w:lsdException w:uiPriority="99" w:name="Body Text Indent 2"/>
-    <w:lsdException w:uiPriority="99" w:name="Body Text Indent 3"/>
-    <w:lsdException w:uiPriority="99" w:name="Block Text"/>
-    <w:lsdException w:qFormat="1" w:uiPriority="99" w:semiHidden="0" w:name="Hyperlink"/>
-    <w:lsdException w:uiPriority="99" w:name="FollowedHyperlink"/>
-    <w:lsdException w:qFormat="1" w:unhideWhenUsed="0" w:uiPriority="22" w:semiHidden="0" w:name="Strong"/>
-    <w:lsdException w:qFormat="1" w:unhideWhenUsed="0" w:uiPriority="20" w:semiHidden="0" w:name="Emphasis"/>
-    <w:lsdException w:qFormat="1" w:uiPriority="99" w:semiHidden="0" w:name="Document Map"/>
-    <w:lsdException w:uiPriority="99" w:name="Plain Text"/>
-    <w:lsdException w:uiPriority="99" w:name="E-mail Signature"/>
-    <w:lsdException w:uiPriority="99" w:name="Normal (Web)"/>
-    <w:lsdException w:uiPriority="99" w:name="HTML Acronym"/>
-    <w:lsdException w:uiPriority="99" w:name="HTML Address"/>
-    <w:lsdException w:uiPriority="99" w:name="HTML Cite"/>
-    <w:lsdException w:uiPriority="99" w:name="HTML Code"/>
-    <w:lsdException w:uiPriority="99" w:name="HTML Definition"/>
-    <w:lsdException w:uiPriority="99" w:name="HTML Keyboard"/>
-    <w:lsdException w:uiPriority="99" w:name="HTML Preformatted"/>
-    <w:lsdException w:uiPriority="99" w:name="HTML Sample"/>
-    <w:lsdException w:uiPriority="99" w:name="HTML Typewriter"/>
-    <w:lsdException w:uiPriority="99" w:name="HTML Variable"/>
-    <w:lsdException w:qFormat="1" w:uiPriority="99" w:semiHidden="0" w:name="Normal Table"/>
-    <w:lsdException w:qFormat="1" w:uiPriority="99" w:semiHidden="0" w:name="annotation subject"/>
-    <w:lsdException w:uiPriority="99" w:name="Table Simple 1"/>
-    <w:lsdException w:uiPriority="99" w:name="Table Simple 2"/>
-    <w:lsdException w:uiPriority="99" w:name="Table Simple 3"/>
-    <w:lsdException w:uiPriority="99" w:name="Table Classic 1"/>
-    <w:lsdException w:uiPriority="99" w:name="Table Classic 2"/>
-    <w:lsdException w:uiPriority="99" w:name="Table Classic 3"/>
-    <w:lsdException w:uiPriority="99" w:name="Table Classic 4"/>
-    <w:lsdException w:uiPriority="99" w:name="Table Colorful 1"/>
-    <w:lsdException w:uiPriority="99" w:name="Table Colorful 2"/>
-    <w:lsdException w:uiPriority="99" w:name="Table Colorful 3"/>
-    <w:lsdException w:uiPriority="99" w:name="Table Columns 1"/>
-    <w:lsdException w:uiPriority="99" w:name="Table Columns 2"/>
-    <w:lsdException w:uiPriority="99" w:name="Table Columns 3"/>
-    <w:lsdException w:uiPriority="99" w:name="Table Columns 4"/>
-    <w:lsdException w:uiPriority="99" w:name="Table Columns 5"/>
-    <w:lsdException w:uiPriority="99" w:name="Table Grid 1"/>
-    <w:lsdException w:uiPriority="99" w:name="Table Grid 2"/>
-    <w:lsdException w:uiPriority="99" w:name="Table Grid 3"/>
-    <w:lsdException w:uiPriority="99" w:name="Table Grid 4"/>
-    <w:lsdException w:uiPriority="99" w:name="Table Grid 5"/>
-    <w:lsdException w:uiPriority="99" w:name="Table Grid 6"/>
-    <w:lsdException w:uiPriority="99" w:name="Table Grid 7"/>
-    <w:lsdException w:uiPriority="99" w:name="Table Grid 8"/>
-    <w:lsdException w:uiPriority="99" w:name="Table List 1"/>
-    <w:lsdException w:uiPriority="99" w:name="Table List 2"/>
-    <w:lsdException w:uiPriority="99" w:name="Table List 3"/>
-    <w:lsdException w:uiPriority="99" w:name="Table List 4"/>
-    <w:lsdException w:uiPriority="99" w:name="Table List 5"/>
-    <w:lsdException w:uiPriority="99" w:name="Table List 6"/>
-    <w:lsdException w:uiPriority="99" w:name="Table List 7"/>
-    <w:lsdException w:uiPriority="99" w:name="Table List 8"/>
-    <w:lsdException w:uiPriority="99" w:name="Table 3D effects 1"/>
-    <w:lsdException w:uiPriority="99" w:name="Table 3D effects 2"/>
-    <w:lsdException w:uiPriority="99" w:name="Table 3D effects 3"/>
-    <w:lsdException w:uiPriority="99" w:name="Table Contemporary"/>
-    <w:lsdException w:uiPriority="99" w:name="Table Elegant"/>
-    <w:lsdException w:uiPriority="99" w:name="Table Professional"/>
-    <w:lsdException w:uiPriority="99" w:name="Table Subtle 1"/>
-    <w:lsdException w:uiPriority="99" w:name="Table Subtle 2"/>
-    <w:lsdException w:uiPriority="99" w:name="Table Web 1"/>
-    <w:lsdException w:uiPriority="99" w:name="Table Web 2"/>
-    <w:lsdException w:uiPriority="99" w:name="Table Web 3"/>
-    <w:lsdException w:qFormat="1" w:uiPriority="99" w:semiHidden="0" w:name="Balloon Text"/>
-    <w:lsdException w:unhideWhenUsed="0" w:uiPriority="59" w:semiHidden="0" w:name="Table Grid"/>
-    <w:lsdException w:uiPriority="99" w:name="Table Theme"/>
-    <w:lsdException w:unhideWhenUsed="0" w:uiPriority="60" w:semiHidden="0" w:name="Light Shading"/>
-    <w:lsdException w:unhideWhenUsed="0" w:uiPriority="61" w:semiHidden="0" w:name="Light List"/>
-    <w:lsdException w:unhideWhenUsed="0" w:uiPriority="62" w:semiHidden="0" w:name="Light Grid"/>
-    <w:lsdException w:unhideWhenUsed="0" w:uiPriority="63" w:semiHidden="0" w:name="Medium Shading 1"/>
-    <w:lsdException w:unhideWhenUsed="0" w:uiPriority="64" w:semiHidden="0" w:name="Medium Shading 2"/>
-    <w:lsdException w:unhideWhenUsed="0" w:uiPriority="65" w:semiHidden="0" w:name="Medium List 1"/>
-    <w:lsdException w:unhideWhenUsed="0" w:uiPriority="66" w:semiHidden="0" w:name="Medium List 2"/>
-    <w:lsdException w:unhideWhenUsed="0" w:uiPriority="67" w:semiHidden="0" w:name="Medium Grid 1"/>
-    <w:lsdException w:unhideWhenUsed="0" w:uiPriority="68" w:semiHidden="0" w:name="Medium Grid 2"/>
-    <w:lsdException w:unhideWhenUsed="0" w:uiPriority="69" w:semiHidden="0" w:name="Medium Grid 3"/>
-    <w:lsdException w:unhideWhenUsed="0" w:uiPriority="70" w:semiHidden="0" w:name="Dark List"/>
-    <w:lsdException w:unhideWhenUsed="0" w:uiPriority="71" w:semiHidden="0" w:name="Colorful Shading"/>
-    <w:lsdException w:unhideWhenUsed="0" w:uiPriority="72" w:semiHidden="0" w:name="Colorful List"/>
-    <w:lsdException w:unhideWhenUsed="0" w:uiPriority="73" w:semiHidden="0" w:name="Colorful Grid"/>
-    <w:lsdException w:unhideWhenUsed="0" w:uiPriority="60" w:semiHidden="0" w:name="Light Shading Accent 1"/>
-    <w:lsdException w:unhideWhenUsed="0" w:uiPriority="61" w:semiHidden="0" w:name="Light List Accent 1"/>
-    <w:lsdException w:unhideWhenUsed="0" w:uiPriority="62" w:semiHidden="0" w:name="Light Grid Accent 1"/>
-    <w:lsdException w:unhideWhenUsed="0" w:uiPriority="63" w:semiHidden="0" w:name="Medium Shading 1 Accent 1"/>
-    <w:lsdException w:unhideWhenUsed="0" w:uiPriority="64" w:semiHidden="0" w:name="Medium Shading 2 Accent 1"/>
-    <w:lsdException w:unhideWhenUsed="0" w:uiPriority="65" w:semiHidden="0" w:name="Medium List 1 Accent 1"/>
-    <w:lsdException w:unhideWhenUsed="0" w:uiPriority="66" w:semiHidden="0" w:name="Medium List 2 Accent 1"/>
-    <w:lsdException w:unhideWhenUsed="0" w:uiPriority="67" w:semiHidden="0" w:name="Medium Grid 1 Accent 1"/>
-    <w:lsdException w:unhideWhenUsed="0" w:uiPriority="68" w:semiHidden="0" w:name="Medium Grid 2 Accent 1"/>
-    <w:lsdException w:unhideWhenUsed="0" w:uiPriority="69" w:semiHidden="0" w:name="Medium Grid 3 Accent 1"/>
-    <w:lsdException w:unhideWhenUsed="0" w:uiPriority="70" w:semiHidden="0" w:name="Dark List Accent 1"/>
-    <w:lsdException w:unhideWhenUsed="0" w:uiPriority="71" w:semiHidden="0" w:name="Colorful Shading Accent 1"/>
-    <w:lsdException w:unhideWhenUsed="0" w:uiPriority="72" w:semiHidden="0" w:name="Colorful List Accent 1"/>
-    <w:lsdException w:unhideWhenUsed="0" w:uiPriority="73" w:semiHidden="0" w:name="Colorful Grid Accent 1"/>
-    <w:lsdException w:unhideWhenUsed="0" w:uiPriority="60" w:semiHidden="0" w:name="Light Shading Accent 2"/>
-    <w:lsdException w:unhideWhenUsed="0" w:uiPriority="61" w:semiHidden="0" w:name="Light List Accent 2"/>
-    <w:lsdException w:unhideWhenUsed="0" w:uiPriority="62" w:semiHidden="0" w:name="Light Grid Accent 2"/>
-    <w:lsdException w:unhideWhenUsed="0" w:uiPriority="63" w:semiHidden="0" w:name="Medium Shading 1 Accent 2"/>
-    <w:lsdException w:unhideWhenUsed="0" w:uiPriority="64" w:semiHidden="0" w:name="Medium Shading 2 Accent 2"/>
-    <w:lsdException w:unhideWhenUsed="0" w:uiPriority="65" w:semiHidden="0" w:name="Medium List 1 Accent 2"/>
-    <w:lsdException w:unhideWhenUsed="0" w:uiPriority="66" w:semiHidden="0" w:name="Medium List 2 Accent 2"/>
-    <w:lsdException w:unhideWhenUsed="0" w:uiPriority="67" w:semiHidden="0" w:name="Medium Grid 1 Accent 2"/>
-    <w:lsdException w:unhideWhenUsed="0" w:uiPriority="68" w:semiHidden="0" w:name="Medium Grid 2 Accent 2"/>
-    <w:lsdException w:unhideWhenUsed="0" w:uiPriority="69" w:semiHidden="0" w:name="Medium Grid 3 Accent 2"/>
-    <w:lsdException w:unhideWhenUsed="0" w:uiPriority="70" w:semiHidden="0" w:name="Dark List Accent 2"/>
-    <w:lsdException w:unhideWhenUsed="0" w:uiPriority="71" w:semiHidden="0" w:name="Colorful Shading Accent 2"/>
-    <w:lsdException w:unhideWhenUsed="0" w:uiPriority="72" w:semiHidden="0" w:name="Colorful List Accent 2"/>
-    <w:lsdException w:unhideWhenUsed="0" w:uiPriority="73" w:semiHidden="0" w:name="Colorful Grid Accent 2"/>
-    <w:lsdException w:unhideWhenUsed="0" w:uiPriority="60" w:semiHidden="0" w:name="Light Shading Accent 3"/>
-    <w:lsdException w:unhideWhenUsed="0" w:uiPriority="61" w:semiHidden="0" w:name="Light List Accent 3"/>
-    <w:lsdException w:unhideWhenUsed="0" w:uiPriority="62" w:semiHidden="0" w:name="Light Grid Accent 3"/>
-    <w:lsdException w:unhideWhenUsed="0" w:uiPriority="63" w:semiHidden="0" w:name="Medium Shading 1 Accent 3"/>
-    <w:lsdException w:unhideWhenUsed="0" w:uiPriority="64" w:semiHidden="0" w:name="Medium Shading 2 Accent 3"/>
-    <w:lsdException w:unhideWhenUsed="0" w:uiPriority="65" w:semiHidden="0" w:name="Medium List 1 Accent 3"/>
-    <w:lsdException w:unhideWhenUsed="0" w:uiPriority="66" w:semiHidden="0" w:name="Medium List 2 Accent 3"/>
-    <w:lsdException w:unhideWhenUsed="0" w:uiPriority="67" w:semiHidden="0" w:name="Medium Grid 1 Accent 3"/>
-    <w:lsdException w:unhideWhenUsed="0" w:uiPriority="68" w:semiHidden="0" w:name="Medium Grid 2 Accent 3"/>
-    <w:lsdException w:unhideWhenUsed="0" w:uiPriority="69" w:semiHidden="0" w:name="Medium Grid 3 Accent 3"/>
-    <w:lsdException w:unhideWhenUsed="0" w:uiPriority="70" w:semiHidden="0" w:name="Dark List Accent 3"/>
-    <w:lsdException w:unhideWhenUsed="0" w:uiPriority="71" w:semiHidden="0" w:name="Colorful Shading Accent 3"/>
-    <w:lsdException w:unhideWhenUsed="0" w:uiPriority="72" w:semiHidden="0" w:name="Colorful List Accent 3"/>
-    <w:lsdException w:unhideWhenUsed="0" w:uiPriority="73" w:semiHidden="0" w:name="Colorful Grid Accent 3"/>
-    <w:lsdException w:unhideWhenUsed="0" w:uiPriority="60" w:semiHidden="0" w:name="Light Shading Accent 4"/>
-    <w:lsdException w:unhideWhenUsed="0" w:uiPriority="61" w:semiHidden="0" w:name="Light List Accent 4"/>
-    <w:lsdException w:unhideWhenUsed="0" w:uiPriority="62" w:semiHidden="0" w:name="Light Grid Accent 4"/>
-    <w:lsdException w:unhideWhenUsed="0" w:uiPriority="63" w:semiHidden="0" w:name="Medium Shading 1 Accent 4"/>
-    <w:lsdException w:unhideWhenUsed="0" w:uiPriority="64" w:semiHidden="0" w:name="Medium Shading 2 Accent 4"/>
-    <w:lsdException w:unhideWhenUsed="0" w:uiPriority="65" w:semiHidden="0" w:name="Medium List 1 Accent 4"/>
-    <w:lsdException w:unhideWhenUsed="0" w:uiPriority="66" w:semiHidden="0" w:name="Medium List 2 Accent 4"/>
-    <w:lsdException w:unhideWhenUsed="0" w:uiPriority="67" w:semiHidden="0" w:name="Medium Grid 1 Accent 4"/>
-    <w:lsdException w:unhideWhenUsed="0" w:uiPriority="68" w:semiHidden="0" w:name="Medium Grid 2 Accent 4"/>
-    <w:lsdException w:unhideWhenUsed="0" w:uiPriority="69" w:semiHidden="0" w:name="Medium Grid 3 Accent 4"/>
-    <w:lsdException w:unhideWhenUsed="0" w:uiPriority="70" w:semiHidden="0" w:name="Dark List Accent 4"/>
-    <w:lsdException w:unhideWhenUsed="0" w:uiPriority="71" w:semiHidden="0" w:name="Colorful Shading Accent 4"/>
-    <w:lsdException w:unhideWhenUsed="0" w:uiPriority="72" w:semiHidden="0" w:name="Colorful List Accent 4"/>
-    <w:lsdException w:unhideWhenUsed="0" w:uiPriority="73" w:semiHidden="0" w:name="Colorful Grid Accent 4"/>
-    <w:lsdException w:unhideWhenUsed="0" w:uiPriority="60" w:semiHidden="0" w:name="Light Shading Accent 5"/>
-    <w:lsdException w:unhideWhenUsed="0" w:uiPriority="61" w:semiHidden="0" w:name="Light List Accent 5"/>
-    <w:lsdException w:unhideWhenUsed="0" w:uiPriority="62" w:semiHidden="0" w:name="Light Grid Accent 5"/>
-    <w:lsdException w:unhideWhenUsed="0" w:uiPriority="63" w:semiHidden="0" w:name="Medium Shading 1 Accent 5"/>
-    <w:lsdException w:unhideWhenUsed="0" w:uiPriority="64" w:semiHidden="0" w:name="Medium Shading 2 Accent 5"/>
-    <w:lsdException w:unhideWhenUsed="0" w:uiPriority="65" w:semiHidden="0" w:name="Medium List 1 Accent 5"/>
-    <w:lsdException w:unhideWhenUsed="0" w:uiPriority="66" w:semiHidden="0" w:name="Medium List 2 Accent 5"/>
-    <w:lsdException w:unhideWhenUsed="0" w:uiPriority="67" w:semiHidden="0" w:name="Medium Grid 1 Accent 5"/>
-    <w:lsdException w:unhideWhenUsed="0" w:uiPriority="68" w:semiHidden="0" w:name="Medium Grid 2 Accent 5"/>
-    <w:lsdException w:unhideWhenUsed="0" w:uiPriority="69" w:semiHidden="0" w:name="Medium Grid 3 Accent 5"/>
-    <w:lsdException w:unhideWhenUsed="0" w:uiPriority="70" w:semiHidden="0" w:name="Dark List Accent 5"/>
-    <w:lsdException w:unhideWhenUsed="0" w:uiPriority="71" w:semiHidden="0" w:name="Colorful Shading Accent 5"/>
-    <w:lsdException w:unhideWhenUsed="0" w:uiPriority="72" w:semiHidden="0" w:name="Colorful List Accent 5"/>
-    <w:lsdException w:unhideWhenUsed="0" w:uiPriority="73" w:semiHidden="0" w:name="Colorful Grid Accent 5"/>
-    <w:lsdException w:unhideWhenUsed="0" w:uiPriority="60" w:semiHidden="0" w:name="Light Shading Accent 6"/>
-    <w:lsdException w:unhideWhenUsed="0" w:uiPriority="61" w:semiHidden="0" w:name="Light List Accent 6"/>
-    <w:lsdException w:unhideWhenUsed="0" w:uiPriority="62" w:semiHidden="0" w:name="Light Grid Accent 6"/>
-    <w:lsdException w:unhideWhenUsed="0" w:uiPriority="63" w:semiHidden="0" w:name="Medium Shading 1 Accent 6"/>
-    <w:lsdException w:unhideWhenUsed="0" w:uiPriority="64" w:semiHidden="0" w:name="Medium Shading 2 Accent 6"/>
-    <w:lsdException w:unhideWhenUsed="0" w:uiPriority="65" w:semiHidden="0" w:name="Medium List 1 Accent 6"/>
-    <w:lsdException w:unhideWhenUsed="0" w:uiPriority="66" w:semiHidden="0" w:name="Medium List 2 Accent 6"/>
-    <w:lsdException w:unhideWhenUsed="0" w:uiPriority="67" w:semiHidden="0" w:name="Medium Grid 1 Accent 6"/>
-    <w:lsdException w:unhideWhenUsed="0" w:uiPriority="68" w:semiHidden="0" w:name="Medium Grid 2 Accent 6"/>
-    <w:lsdException w:unhideWhenUsed="0" w:uiPriority="69" w:semiHidden="0" w:name="Medium Grid 3 Accent 6"/>
-    <w:lsdException w:unhideWhenUsed="0" w:uiPriority="70" w:semiHidden="0" w:name="Dark List Accent 6"/>
-    <w:lsdException w:unhideWhenUsed="0" w:uiPriority="71" w:semiHidden="0" w:name="Colorful Shading Accent 6"/>
-    <w:lsdException w:unhideWhenUsed="0" w:uiPriority="72" w:semiHidden="0" w:name="Colorful List Accent 6"/>
-    <w:lsdException w:unhideWhenUsed="0" w:uiPriority="73" w:semiHidden="0" w:name="Colorful Grid Accent 6"/>
+  <w:latentStyles w:defLockedState="0" w:defUIPriority="99" w:defSemiHidden="1" w:defUnhideWhenUsed="1" w:defQFormat="0" w:count="260">
+    <w:lsdException w:name="Normal" w:semiHidden="0" w:uiPriority="0" w:unhideWhenUsed="0" w:qFormat="1"/>
+    <w:lsdException w:name="heading 1" w:semiHidden="0" w:uiPriority="0" w:unhideWhenUsed="0" w:qFormat="1"/>
+    <w:lsdException w:name="heading 2" w:uiPriority="9" w:qFormat="1"/>
+    <w:lsdException w:name="heading 3" w:uiPriority="9" w:qFormat="1"/>
+    <w:lsdException w:name="heading 4" w:uiPriority="9" w:qFormat="1"/>
+    <w:lsdException w:name="heading 5" w:uiPriority="9" w:qFormat="1"/>
+    <w:lsdException w:name="heading 6" w:uiPriority="9" w:qFormat="1"/>
+    <w:lsdException w:name="heading 7" w:uiPriority="9" w:qFormat="1"/>
+    <w:lsdException w:name="heading 8" w:uiPriority="9" w:qFormat="1"/>
+    <w:lsdException w:name="heading 9" w:uiPriority="9" w:qFormat="1"/>
+    <w:lsdException w:name="index 1"/>
+    <w:lsdException w:name="index 2"/>
+    <w:lsdException w:name="index 3"/>
+    <w:lsdException w:name="index 4"/>
+    <w:lsdException w:name="index 5"/>
+    <w:lsdException w:name="index 6"/>
+    <w:lsdException w:name="index 7"/>
+    <w:lsdException w:name="index 8"/>
+    <w:lsdException w:name="index 9"/>
+    <w:lsdException w:name="toc 1" w:semiHidden="0" w:uiPriority="39" w:qFormat="1"/>
+    <w:lsdException w:name="toc 2" w:semiHidden="0" w:uiPriority="39" w:qFormat="1"/>
+    <w:lsdException w:name="toc 3" w:semiHidden="0" w:uiPriority="39" w:qFormat="1"/>
+    <w:lsdException w:name="toc 4" w:uiPriority="39"/>
+    <w:lsdException w:name="toc 5" w:uiPriority="39"/>
+    <w:lsdException w:name="toc 6" w:uiPriority="39"/>
+    <w:lsdException w:name="toc 7" w:uiPriority="39"/>
+    <w:lsdException w:name="toc 8" w:uiPriority="39"/>
+    <w:lsdException w:name="toc 9" w:uiPriority="39"/>
+    <w:lsdException w:name="Normal Indent"/>
+    <w:lsdException w:name="footnote text"/>
+    <w:lsdException w:name="annotation text" w:semiHidden="0" w:qFormat="1"/>
+    <w:lsdException w:name="header" w:semiHidden="0" w:uiPriority="0" w:unhideWhenUsed="0" w:qFormat="1"/>
+    <w:lsdException w:name="footer" w:semiHidden="0" w:unhideWhenUsed="0" w:qFormat="1"/>
+    <w:lsdException w:name="index heading"/>
+    <w:lsdException w:name="caption" w:uiPriority="35" w:qFormat="1"/>
+    <w:lsdException w:name="table of figures"/>
+    <w:lsdException w:name="envelope address"/>
+    <w:lsdException w:name="envelope return"/>
+    <w:lsdException w:name="footnote reference"/>
+    <w:lsdException w:name="annotation reference" w:semiHidden="0" w:qFormat="1"/>
+    <w:lsdException w:name="line number"/>
+    <w:lsdException w:name="page number"/>
+    <w:lsdException w:name="endnote reference"/>
+    <w:lsdException w:name="endnote text"/>
+    <w:lsdException w:name="table of authorities"/>
+    <w:lsdException w:name="macro"/>
+    <w:lsdException w:name="toa heading"/>
+    <w:lsdException w:name="List"/>
+    <w:lsdException w:name="List Bullet"/>
+    <w:lsdException w:name="List Number"/>
+    <w:lsdException w:name="List 2"/>
+    <w:lsdException w:name="List 3"/>
+    <w:lsdException w:name="List 4"/>
+    <w:lsdException w:name="List 5"/>
+    <w:lsdException w:name="List Bullet 2"/>
+    <w:lsdException w:name="List Bullet 3"/>
+    <w:lsdException w:name="List Bullet 4"/>
+    <w:lsdException w:name="List Bullet 5"/>
+    <w:lsdException w:name="List Number 2"/>
+    <w:lsdException w:name="List Number 3"/>
+    <w:lsdException w:name="List Number 4"/>
+    <w:lsdException w:name="List Number 5"/>
+    <w:lsdException w:name="Title" w:semiHidden="0" w:uiPriority="10" w:unhideWhenUsed="0" w:qFormat="1"/>
+    <w:lsdException w:name="Closing"/>
+    <w:lsdException w:name="Signature"/>
+    <w:lsdException w:name="Default Paragraph Font" w:semiHidden="0" w:uiPriority="1" w:qFormat="1"/>
+    <w:lsdException w:name="Body Text"/>
+    <w:lsdException w:name="Body Text Indent"/>
+    <w:lsdException w:name="List Continue"/>
+    <w:lsdException w:name="List Continue 2"/>
+    <w:lsdException w:name="List Continue 3"/>
+    <w:lsdException w:name="List Continue 4"/>
+    <w:lsdException w:name="List Continue 5"/>
+    <w:lsdException w:name="Message Header"/>
+    <w:lsdException w:name="Subtitle" w:semiHidden="0" w:uiPriority="11" w:unhideWhenUsed="0" w:qFormat="1"/>
+    <w:lsdException w:name="Salutation"/>
+    <w:lsdException w:name="Date"/>
+    <w:lsdException w:name="Body Text First Indent"/>
+    <w:lsdException w:name="Body Text First Indent 2"/>
+    <w:lsdException w:name="Body Text 2"/>
+    <w:lsdException w:name="Body Text 3"/>
+    <w:lsdException w:name="Body Text Indent 2"/>
+    <w:lsdException w:name="Body Text Indent 3"/>
+    <w:lsdException w:name="Block Text"/>
+    <w:lsdException w:name="Hyperlink" w:semiHidden="0" w:qFormat="1"/>
+    <w:lsdException w:name="FollowedHyperlink"/>
+    <w:lsdException w:name="Strong" w:semiHidden="0" w:uiPriority="22" w:unhideWhenUsed="0" w:qFormat="1"/>
+    <w:lsdException w:name="Emphasis" w:semiHidden="0" w:uiPriority="20" w:unhideWhenUsed="0" w:qFormat="1"/>
+    <w:lsdException w:name="Document Map" w:semiHidden="0" w:qFormat="1"/>
+    <w:lsdException w:name="Plain Text"/>
+    <w:lsdException w:name="E-mail Signature"/>
+    <w:lsdException w:name="Normal (Web)"/>
+    <w:lsdException w:name="HTML Acronym"/>
+    <w:lsdException w:name="HTML Address"/>
+    <w:lsdException w:name="HTML Cite"/>
+    <w:lsdException w:name="HTML Code"/>
+    <w:lsdException w:name="HTML Definition"/>
+    <w:lsdException w:name="HTML Keyboard"/>
+    <w:lsdException w:name="HTML Preformatted"/>
+    <w:lsdException w:name="HTML Sample"/>
+    <w:lsdException w:name="HTML Typewriter"/>
+    <w:lsdException w:name="HTML Variable"/>
+    <w:lsdException w:name="Normal Table" w:semiHidden="0" w:qFormat="1"/>
+    <w:lsdException w:name="annotation subject" w:semiHidden="0" w:qFormat="1"/>
+    <w:lsdException w:name="Table Simple 1"/>
+    <w:lsdException w:name="Table Simple 2"/>
+    <w:lsdException w:name="Table Simple 3"/>
+    <w:lsdException w:name="Table Classic 1"/>
+    <w:lsdException w:name="Table Classic 2"/>
+    <w:lsdException w:name="Table Classic 3"/>
+    <w:lsdException w:name="Table Classic 4"/>
+    <w:lsdException w:name="Table Colorful 1"/>
+    <w:lsdException w:name="Table Colorful 2"/>
+    <w:lsdException w:name="Table Colorful 3"/>
+    <w:lsdException w:name="Table Columns 1"/>
+    <w:lsdException w:name="Table Columns 2"/>
+    <w:lsdException w:name="Table Columns 3"/>
+    <w:lsdException w:name="Table Columns 4"/>
+    <w:lsdException w:name="Table Columns 5"/>
+    <w:lsdException w:name="Table Grid 1"/>
+    <w:lsdException w:name="Table Grid 2"/>
+    <w:lsdException w:name="Table Grid 3"/>
+    <w:lsdException w:name="Table Grid 4"/>
+    <w:lsdException w:name="Table Grid 5"/>
+    <w:lsdException w:name="Table Grid 6"/>
+    <w:lsdException w:name="Table Grid 7"/>
+    <w:lsdException w:name="Table Grid 8"/>
+    <w:lsdException w:name="Table List 1"/>
+    <w:lsdException w:name="Table List 2"/>
+    <w:lsdException w:name="Table List 3"/>
+    <w:lsdException w:name="Table List 4"/>
+    <w:lsdException w:name="Table List 5"/>
+    <w:lsdException w:name="Table List 6"/>
+    <w:lsdException w:name="Table List 7"/>
+    <w:lsdException w:name="Table List 8"/>
+    <w:lsdException w:name="Table 3D effects 1"/>
+    <w:lsdException w:name="Table 3D effects 2"/>
+    <w:lsdException w:name="Table 3D effects 3"/>
+    <w:lsdException w:name="Table Contemporary"/>
+    <w:lsdException w:name="Table Elegant"/>
+    <w:lsdException w:name="Table Professional"/>
+    <w:lsdException w:name="Table Subtle 1"/>
+    <w:lsdException w:name="Table Subtle 2"/>
+    <w:lsdException w:name="Table Web 1"/>
+    <w:lsdException w:name="Table Web 2"/>
+    <w:lsdException w:name="Table Web 3"/>
+    <w:lsdException w:name="Balloon Text" w:semiHidden="0" w:qFormat="1"/>
+    <w:lsdException w:name="Table Grid" w:semiHidden="0" w:uiPriority="59" w:unhideWhenUsed="0"/>
+    <w:lsdException w:name="Table Theme"/>
+    <w:lsdException w:name="Light Shading" w:semiHidden="0" w:uiPriority="60" w:unhideWhenUsed="0"/>
+    <w:lsdException w:name="Light List" w:semiHidden="0" w:uiPriority="61" w:unhideWhenUsed="0"/>
+    <w:lsdException w:name="Light Grid" w:semiHidden="0" w:uiPriority="62" w:unhideWhenUsed="0"/>
+    <w:lsdException w:name="Medium Shading 1" w:semiHidden="0" w:uiPriority="63" w:unhideWhenUsed="0"/>
+    <w:lsdException w:name="Medium Shading 2" w:semiHidden="0" w:uiPriority="64" w:unhideWhenUsed="0"/>
+    <w:lsdException w:name="Medium List 1" w:semiHidden="0" w:uiPriority="65" w:unhideWhenUsed="0"/>
+    <w:lsdException w:name="Medium List 2" w:semiHidden="0" w:uiPriority="66" w:unhideWhenUsed="0"/>
+    <w:lsdException w:name="Medium Grid 1" w:semiHidden="0" w:uiPriority="67" w:unhideWhenUsed="0"/>
+    <w:lsdException w:name="Medium Grid 2" w:semiHidden="0" w:uiPriority="68" w:unhideWhenUsed="0"/>
+    <w:lsdException w:name="Medium Grid 3" w:semiHidden="0" w:uiPriority="69" w:unhideWhenUsed="0"/>
+    <w:lsdException w:name="Dark List" w:semiHidden="0" w:uiPriority="70" w:unhideWhenUsed="0"/>
+    <w:lsdException w:name="Colorful Shading" w:semiHidden="0" w:uiPriority="71" w:unhideWhenUsed="0"/>
+    <w:lsdException w:name="Colorful List" w:semiHidden="0" w:uiPriority="72" w:unhideWhenUsed="0"/>
+    <w:lsdException w:name="Colorful Grid" w:semiHidden="0" w:uiPriority="73" w:unhideWhenUsed="0"/>
+    <w:lsdException w:name="Light Shading Accent 1" w:semiHidden="0" w:uiPriority="60" w:unhideWhenUsed="0"/>
+    <w:lsdException w:name="Light List Accent 1" w:semiHidden="0" w:uiPriority="61" w:unhideWhenUsed="0"/>
+    <w:lsdException w:name="Light Grid Accent 1" w:semiHidden="0" w:uiPriority="62" w:unhideWhenUsed="0"/>
+    <w:lsdException w:name="Medium Shading 1 Accent 1" w:semiHidden="0" w:uiPriority="63" w:unhideWhenUsed="0"/>
+    <w:lsdException w:name="Medium Shading 2 Accent 1" w:semiHidden="0" w:uiPriority="64" w:unhideWhenUsed="0"/>
+    <w:lsdException w:name="Medium List 1 Accent 1" w:semiHidden="0" w:uiPriority="65" w:unhideWhenUsed="0"/>
+    <w:lsdException w:name="Medium List 2 Accent 1" w:semiHidden="0" w:uiPriority="66" w:unhideWhenUsed="0"/>
+    <w:lsdException w:name="Medium Grid 1 Accent 1" w:semiHidden="0" w:uiPriority="67" w:unhideWhenUsed="0"/>
+    <w:lsdException w:name="Medium Grid 2 Accent 1" w:semiHidden="0" w:uiPriority="68" w:unhideWhenUsed="0"/>
+    <w:lsdException w:name="Medium Grid 3 Accent 1" w:semiHidden="0" w:uiPriority="69" w:unhideWhenUsed="0"/>
+    <w:lsdException w:name="Dark List Accent 1" w:semiHidden="0" w:uiPriority="70" w:unhideWhenUsed="0"/>
+    <w:lsdException w:name="Colorful Shading Accent 1" w:semiHidden="0" w:uiPriority="71" w:unhideWhenUsed="0"/>
+    <w:lsdException w:name="Colorful List Accent 1" w:semiHidden="0" w:uiPriority="72" w:unhideWhenUsed="0"/>
+    <w:lsdException w:name="Colorful Grid Accent 1" w:semiHidden="0" w:uiPriority="73" w:unhideWhenUsed="0"/>
+    <w:lsdException w:name="Light Shading Accent 2" w:semiHidden="0" w:uiPriority="60" w:unhideWhenUsed="0"/>
+    <w:lsdException w:name="Light List Accent 2" w:semiHidden="0" w:uiPriority="61" w:unhideWhenUsed="0"/>
+    <w:lsdException w:name="Light Grid Accent 2" w:semiHidden="0" w:uiPriority="62" w:unhideWhenUsed="0"/>
+    <w:lsdException w:name="Medium Shading 1 Accent 2" w:semiHidden="0" w:uiPriority="63" w:unhideWhenUsed="0"/>
+    <w:lsdException w:name="Medium Shading 2 Accent 2" w:semiHidden="0" w:uiPriority="64" w:unhideWhenUsed="0"/>
+    <w:lsdException w:name="Medium List 1 Accent 2" w:semiHidden="0" w:uiPriority="65" w:unhideWhenUsed="0"/>
+    <w:lsdException w:name="Medium List 2 Accent 2" w:semiHidden="0" w:uiPriority="66" w:unhideWhenUsed="0"/>
+    <w:lsdException w:name="Medium Grid 1 Accent 2" w:semiHidden="0" w:uiPriority="67" w:unhideWhenUsed="0"/>
+    <w:lsdException w:name="Medium Grid 2 Accent 2" w:semiHidden="0" w:uiPriority="68" w:unhideWhenUsed="0"/>
+    <w:lsdException w:name="Medium Grid 3 Accent 2" w:semiHidden="0" w:uiPriority="69" w:unhideWhenUsed="0"/>
+    <w:lsdException w:name="Dark List Accent 2" w:semiHidden="0" w:uiPriority="70" w:unhideWhenUsed="0"/>
+    <w:lsdException w:name="Colorful Shading Accent 2" w:semiHidden="0" w:uiPriority="71" w:unhideWhenUsed="0"/>
+    <w:lsdException w:name="Colorful List Accent 2" w:semiHidden="0" w:uiPriority="72" w:unhideWhenUsed="0"/>
+    <w:lsdException w:name="Colorful Grid Accent 2" w:semiHidden="0" w:uiPriority="73" w:unhideWhenUsed="0"/>
+    <w:lsdException w:name="Light Shading Accent 3" w:semiHidden="0" w:uiPriority="60" w:unhideWhenUsed="0"/>
+    <w:lsdException w:name="Light List Accent 3" w:semiHidden="0" w:uiPriority="61" w:unhideWhenUsed="0"/>
+    <w:lsdException w:name="Light Grid Accent 3" w:semiHidden="0" w:uiPriority="62" w:unhideWhenUsed="0"/>
+    <w:lsdException w:name="Medium Shading 1 Accent 3" w:semiHidden="0" w:uiPriority="63" w:unhideWhenUsed="0"/>
+    <w:lsdException w:name="Medium Shading 2 Accent 3" w:semiHidden="0" w:uiPriority="64" w:unhideWhenUsed="0"/>
+    <w:lsdException w:name="Medium List 1 Accent 3" w:semiHidden="0" w:uiPriority="65" w:unhideWhenUsed="0"/>
+    <w:lsdException w:name="Medium List 2 Accent 3" w:semiHidden="0" w:uiPriority="66" w:unhideWhenUsed="0"/>
+    <w:lsdException w:name="Medium Grid 1 Accent 3" w:semiHidden="0" w:uiPriority="67" w:unhideWhenUsed="0"/>
+    <w:lsdException w:name="Medium Grid 2 Accent 3" w:semiHidden="0" w:uiPriority="68" w:unhideWhenUsed="0"/>
+    <w:lsdException w:name="Medium Grid 3 Accent 3" w:semiHidden="0" w:uiPriority="69" w:unhideWhenUsed="0"/>
+    <w:lsdException w:name="Dark List Accent 3" w:semiHidden="0" w:uiPriority="70" w:unhideWhenUsed="0"/>
+    <w:lsdException w:name="Colorful Shading Accent 3" w:semiHidden="0" w:uiPriority="71" w:unhideWhenUsed="0"/>
+    <w:lsdException w:name="Colorful List Accent 3" w:semiHidden="0" w:uiPriority="72" w:unhideWhenUsed="0"/>
+    <w:lsdException w:name="Colorful Grid Accent 3" w:semiHidden="0" w:uiPriority="73" w:unhideWhenUsed="0"/>
+    <w:lsdException w:name="Light Shading Accent 4" w:semiHidden="0" w:uiPriority="60" w:unhideWhenUsed="0"/>
+    <w:lsdException w:name="Light List Accent 4" w:semiHidden="0" w:uiPriority="61" w:unhideWhenUsed="0"/>
+    <w:lsdException w:name="Light Grid Accent 4" w:semiHidden="0" w:uiPriority="62" w:unhideWhenUsed="0"/>
+    <w:lsdException w:name="Medium Shading 1 Accent 4" w:semiHidden="0" w:uiPriority="63" w:unhideWhenUsed="0"/>
+    <w:lsdException w:name="Medium Shading 2 Accent 4" w:semiHidden="0" w:uiPriority="64" w:unhideWhenUsed="0"/>
+    <w:lsdException w:name="Medium List 1 Accent 4" w:semiHidden="0" w:uiPriority="65" w:unhideWhenUsed="0"/>
+    <w:lsdException w:name="Medium List 2 Accent 4" w:semiHidden="0" w:uiPriority="66" w:unhideWhenUsed="0"/>
+    <w:lsdException w:name="Medium Grid 1 Accent 4" w:semiHidden="0" w:uiPriority="67" w:unhideWhenUsed="0"/>
+    <w:lsdException w:name="Medium Grid 2 Accent 4" w:semiHidden="0" w:uiPriority="68" w:unhideWhenUsed="0"/>
+    <w:lsdException w:name="Medium Grid 3 Accent 4" w:semiHidden="0" w:uiPriority="69" w:unhideWhenUsed="0"/>
+    <w:lsdException w:name="Dark List Accent 4" w:semiHidden="0" w:uiPriority="70" w:unhideWhenUsed="0"/>
+    <w:lsdException w:name="Colorful Shading Accent 4" w:semiHidden="0" w:uiPriority="71" w:unhideWhenUsed="0"/>
+    <w:lsdException w:name="Colorful List Accent 4" w:semiHidden="0" w:uiPriority="72" w:unhideWhenUsed="0"/>
+    <w:lsdException w:name="Colorful Grid Accent 4" w:semiHidden="0" w:uiPriority="73" w:unhideWhenUsed="0"/>
+    <w:lsdException w:name="Light Shading Accent 5" w:semiHidden="0" w:uiPriority="60" w:unhideWhenUsed="0"/>
+    <w:lsdException w:name="Light List Accent 5" w:semiHidden="0" w:uiPriority="61" w:unhideWhenUsed="0"/>
+    <w:lsdException w:name="Light Grid Accent 5" w:semiHidden="0" w:uiPriority="62" w:unhideWhenUsed="0"/>
+    <w:lsdException w:name="Medium Shading 1 Accent 5" w:semiHidden="0" w:uiPriority="63" w:unhideWhenUsed="0"/>
+    <w:lsdException w:name="Medium Shading 2 Accent 5" w:semiHidden="0" w:uiPriority="64" w:unhideWhenUsed="0"/>
+    <w:lsdException w:name="Medium List 1 Accent 5" w:semiHidden="0" w:uiPriority="65" w:unhideWhenUsed="0"/>
+    <w:lsdException w:name="Medium List 2 Accent 5" w:semiHidden="0" w:uiPriority="66" w:unhideWhenUsed="0"/>
+    <w:lsdException w:name="Medium Grid 1 Accent 5" w:semiHidden="0" w:uiPriority="67" w:unhideWhenUsed="0"/>
+    <w:lsdException w:name="Medium Grid 2 Accent 5" w:semiHidden="0" w:uiPriority="68" w:unhideWhenUsed="0"/>
+    <w:lsdException w:name="Medium Grid 3 Accent 5" w:semiHidden="0" w:uiPriority="69" w:unhideWhenUsed="0"/>
+    <w:lsdException w:name="Dark List Accent 5" w:semiHidden="0" w:uiPriority="70" w:unhideWhenUsed="0"/>
+    <w:lsdException w:name="Colorful Shading Accent 5" w:semiHidden="0" w:uiPriority="71" w:unhideWhenUsed="0"/>
+    <w:lsdException w:name="Colorful List Accent 5" w:semiHidden="0" w:uiPriority="72" w:unhideWhenUsed="0"/>
+    <w:lsdException w:name="Colorful Grid Accent 5" w:semiHidden="0" w:uiPriority="73" w:unhideWhenUsed="0"/>
+    <w:lsdException w:name="Light Shading Accent 6" w:semiHidden="0" w:uiPriority="60" w:unhideWhenUsed="0"/>
+    <w:lsdException w:name="Light List Accent 6" w:semiHidden="0" w:uiPriority="61" w:unhideWhenUsed="0"/>
+    <w:lsdException w:name="Light Grid Accent 6" w:semiHidden="0" w:uiPriority="62" w:unhideWhenUsed="0"/>
+    <w:lsdException w:name="Medium Shading 1 Accent 6" w:semiHidden="0" w:uiPriority="63" w:unhideWhenUsed="0"/>
+    <w:lsdException w:name="Medium Shading 2 Accent 6" w:semiHidden="0" w:uiPriority="64" w:unhideWhenUsed="0"/>
+    <w:lsdException w:name="Medium List 1 Accent 6" w:semiHidden="0" w:uiPriority="65" w:unhideWhenUsed="0"/>
+    <w:lsdException w:name="Medium List 2 Accent 6" w:semiHidden="0" w:uiPriority="66" w:unhideWhenUsed="0"/>
+    <w:lsdException w:name="Medium Grid 1 Accent 6" w:semiHidden="0" w:uiPriority="67" w:unhideWhenUsed="0"/>
+    <w:lsdException w:name="Medium Grid 2 Accent 6" w:semiHidden="0" w:uiPriority="68" w:unhideWhenUsed="0"/>
+    <w:lsdException w:name="Medium Grid 3 Accent 6" w:semiHidden="0" w:uiPriority="69" w:unhideWhenUsed="0"/>
+    <w:lsdException w:name="Dark List Accent 6" w:semiHidden="0" w:uiPriority="70" w:unhideWhenUsed="0"/>
+    <w:lsdException w:name="Colorful Shading Accent 6" w:semiHidden="0" w:uiPriority="71" w:unhideWhenUsed="0"/>
+    <w:lsdException w:name="Colorful List Accent 6" w:semiHidden="0" w:uiPriority="72" w:unhideWhenUsed="0"/>
+    <w:lsdException w:name="Colorful Grid Accent 6" w:semiHidden="0" w:uiPriority="73" w:unhideWhenUsed="0"/>
   </w:latentStyles>
-  <w:style w:type="paragraph" w:default="1" w:styleId="1">
+  <w:style w:type="paragraph" w:default="1" w:styleId="Normal">
     <w:name w:val="Normal"/>
     <w:qFormat/>
-    <w:uiPriority w:val="0"/>
     <w:pPr>
       <w:widowControl w:val="0"/>
       <w:spacing w:after="200" w:line="276" w:lineRule="auto"/>
       <w:jc w:val="both"/>
     </w:pPr>
     <w:rPr>
-      <w:rFonts w:ascii="Calibri" w:hAnsi="Calibri" w:eastAsia="宋体" w:cs="Times New Roman"/>
+      <w:rFonts w:ascii="Calibri" w:eastAsia="宋体" w:hAnsi="Calibri" w:cs="Times New Roman"/>
       <w:kern w:val="2"/>
       <w:sz w:val="21"/>
       <w:lang w:val="en-US" w:eastAsia="zh-CN" w:bidi="ar-SA"/>
     </w:rPr>
   </w:style>
-  <w:style w:type="paragraph" w:styleId="2">
+  <w:style w:type="paragraph" w:styleId="Heading1">
     <w:name w:val="heading 1"/>
-    <w:basedOn w:val="1"/>
-    <w:next w:val="1"/>
-    <w:link w:val="16"/>
+    <w:basedOn w:val="Normal"/>
+    <w:next w:val="Normal"/>
+    <w:link w:val="1"/>
     <w:qFormat/>
-    <w:uiPriority w:val="0"/>
     <w:pPr>
       <w:keepNext/>
       <w:keepLines/>
@@ -10840,17 +10016,17 @@
       <w:szCs w:val="44"/>
     </w:rPr>
   </w:style>
-  <w:style w:type="character" w:default="1" w:styleId="13">
+  <w:style w:type="character" w:default="1" w:styleId="DefaultParagraphFont">
     <w:name w:val="Default Paragraph Font"/>
+    <w:uiPriority w:val="1"/>
     <w:unhideWhenUsed/>
     <w:qFormat/>
-    <w:uiPriority w:val="1"/>
   </w:style>
-  <w:style w:type="table" w:default="1" w:styleId="12">
+  <w:style w:type="table" w:default="1" w:styleId="TableNormal">
     <w:name w:val="Normal Table"/>
+    <w:uiPriority w:val="99"/>
     <w:unhideWhenUsed/>
     <w:qFormat/>
-    <w:uiPriority w:val="99"/>
     <w:tblPr>
       <w:tblCellMar>
         <w:top w:w="0" w:type="dxa"/>
@@ -10860,37 +10036,37 @@
       </w:tblCellMar>
     </w:tblPr>
   </w:style>
-  <w:style w:type="paragraph" w:styleId="3">
+  <w:style w:type="paragraph" w:styleId="DocumentMap">
     <w:name w:val="Document Map"/>
-    <w:basedOn w:val="1"/>
-    <w:link w:val="22"/>
+    <w:basedOn w:val="Normal"/>
+    <w:link w:val="a2"/>
+    <w:uiPriority w:val="99"/>
     <w:unhideWhenUsed/>
     <w:qFormat/>
-    <w:uiPriority w:val="99"/>
     <w:rPr>
       <w:rFonts w:ascii="宋体"/>
       <w:sz w:val="18"/>
       <w:szCs w:val="18"/>
     </w:rPr>
   </w:style>
-  <w:style w:type="paragraph" w:styleId="4">
+  <w:style w:type="paragraph" w:styleId="CommentText">
     <w:name w:val="annotation text"/>
-    <w:basedOn w:val="1"/>
-    <w:link w:val="18"/>
+    <w:basedOn w:val="Normal"/>
+    <w:link w:val="a"/>
+    <w:uiPriority w:val="99"/>
     <w:unhideWhenUsed/>
     <w:qFormat/>
-    <w:uiPriority w:val="99"/>
     <w:pPr>
       <w:jc w:val="left"/>
     </w:pPr>
   </w:style>
-  <w:style w:type="paragraph" w:styleId="5">
+  <w:style w:type="paragraph" w:styleId="TOC3">
     <w:name w:val="toc 3"/>
-    <w:basedOn w:val="1"/>
-    <w:next w:val="1"/>
+    <w:basedOn w:val="Normal"/>
+    <w:next w:val="Normal"/>
+    <w:uiPriority w:val="39"/>
     <w:unhideWhenUsed/>
     <w:qFormat/>
-    <w:uiPriority w:val="39"/>
     <w:pPr>
       <w:widowControl/>
       <w:spacing w:after="100" w:line="259" w:lineRule="auto"/>
@@ -10898,30 +10074,30 @@
       <w:jc w:val="left"/>
     </w:pPr>
     <w:rPr>
-      <w:rFonts w:asciiTheme="minorHAnsi" w:hAnsiTheme="minorHAnsi" w:eastAsiaTheme="minorEastAsia"/>
+      <w:rFonts w:asciiTheme="minorHAnsi" w:eastAsiaTheme="minorEastAsia" w:hAnsiTheme="minorHAnsi"/>
       <w:kern w:val="0"/>
       <w:sz w:val="22"/>
       <w:szCs w:val="22"/>
     </w:rPr>
   </w:style>
-  <w:style w:type="paragraph" w:styleId="6">
+  <w:style w:type="paragraph" w:styleId="BalloonText">
     <w:name w:val="Balloon Text"/>
-    <w:basedOn w:val="1"/>
-    <w:link w:val="20"/>
+    <w:basedOn w:val="Normal"/>
+    <w:link w:val="a1"/>
+    <w:uiPriority w:val="99"/>
     <w:unhideWhenUsed/>
     <w:qFormat/>
-    <w:uiPriority w:val="99"/>
     <w:rPr>
       <w:sz w:val="18"/>
       <w:szCs w:val="18"/>
     </w:rPr>
   </w:style>
-  <w:style w:type="paragraph" w:styleId="7">
+  <w:style w:type="paragraph" w:styleId="Footer">
     <w:name w:val="footer"/>
-    <w:basedOn w:val="1"/>
-    <w:link w:val="24"/>
+    <w:basedOn w:val="Normal"/>
+    <w:link w:val="a3"/>
+    <w:uiPriority w:val="99"/>
     <w:qFormat/>
-    <w:uiPriority w:val="99"/>
     <w:pPr>
       <w:tabs>
         <w:tab w:val="center" w:pos="4153"/>
@@ -10934,17 +10110,16 @@
       <w:sz w:val="18"/>
     </w:rPr>
   </w:style>
-  <w:style w:type="paragraph" w:styleId="8">
+  <w:style w:type="paragraph" w:styleId="Header">
     <w:name w:val="header"/>
-    <w:basedOn w:val="1"/>
+    <w:basedOn w:val="Normal"/>
     <w:qFormat/>
-    <w:uiPriority w:val="0"/>
     <w:pPr>
       <w:pBdr>
-        <w:top w:val="none" w:color="auto" w:sz="0" w:space="0"/>
-        <w:left w:val="none" w:color="auto" w:sz="0" w:space="0"/>
-        <w:bottom w:val="none" w:color="auto" w:sz="0" w:space="0"/>
-        <w:right w:val="none" w:color="auto" w:sz="0" w:space="0"/>
+        <w:top w:val="nil"/>
+        <w:left w:val="nil"/>
+        <w:bottom w:val="nil"/>
+        <w:right w:val="nil"/>
       </w:pBdr>
       <w:tabs>
         <w:tab w:val="center" w:pos="4153"/>
@@ -10957,13 +10132,13 @@
       <w:sz w:val="18"/>
     </w:rPr>
   </w:style>
-  <w:style w:type="paragraph" w:styleId="9">
+  <w:style w:type="paragraph" w:styleId="TOC1">
     <w:name w:val="toc 1"/>
-    <w:basedOn w:val="1"/>
-    <w:next w:val="1"/>
+    <w:basedOn w:val="Normal"/>
+    <w:next w:val="Normal"/>
+    <w:uiPriority w:val="39"/>
     <w:unhideWhenUsed/>
     <w:qFormat/>
-    <w:uiPriority w:val="39"/>
     <w:pPr>
       <w:tabs>
         <w:tab w:val="right" w:leader="dot" w:pos="8296"/>
@@ -10971,13 +10146,13 @@
       <w:spacing w:before="62" w:beforeLines="20"/>
     </w:pPr>
   </w:style>
-  <w:style w:type="paragraph" w:styleId="10">
+  <w:style w:type="paragraph" w:styleId="TOC2">
     <w:name w:val="toc 2"/>
-    <w:basedOn w:val="1"/>
-    <w:next w:val="1"/>
+    <w:basedOn w:val="Normal"/>
+    <w:next w:val="Normal"/>
+    <w:uiPriority w:val="39"/>
     <w:unhideWhenUsed/>
     <w:qFormat/>
-    <w:uiPriority w:val="39"/>
     <w:pPr>
       <w:widowControl/>
       <w:spacing w:after="100" w:line="259" w:lineRule="auto"/>
@@ -10985,56 +10160,50 @@
       <w:jc w:val="left"/>
     </w:pPr>
     <w:rPr>
-      <w:rFonts w:asciiTheme="minorHAnsi" w:hAnsiTheme="minorHAnsi" w:eastAsiaTheme="minorEastAsia"/>
+      <w:rFonts w:asciiTheme="minorHAnsi" w:eastAsiaTheme="minorEastAsia" w:hAnsiTheme="minorHAnsi"/>
       <w:kern w:val="0"/>
       <w:sz w:val="22"/>
       <w:szCs w:val="22"/>
     </w:rPr>
   </w:style>
-  <w:style w:type="paragraph" w:styleId="11">
+  <w:style w:type="paragraph" w:styleId="CommentSubject">
     <w:name w:val="annotation subject"/>
-    <w:basedOn w:val="4"/>
-    <w:next w:val="4"/>
-    <w:link w:val="19"/>
+    <w:basedOn w:val="CommentText"/>
+    <w:next w:val="CommentText"/>
+    <w:link w:val="a0"/>
+    <w:uiPriority w:val="99"/>
     <w:unhideWhenUsed/>
     <w:qFormat/>
-    <w:uiPriority w:val="99"/>
     <w:rPr>
       <w:b/>
       <w:bCs/>
     </w:rPr>
   </w:style>
-  <w:style w:type="character" w:styleId="14">
+  <w:style w:type="character" w:styleId="Hyperlink">
     <w:name w:val="Hyperlink"/>
-    <w:basedOn w:val="13"/>
+    <w:basedOn w:val="DefaultParagraphFont"/>
+    <w:uiPriority w:val="99"/>
     <w:unhideWhenUsed/>
     <w:qFormat/>
-    <w:uiPriority w:val="99"/>
     <w:rPr>
       <w:color w:val="0000FF" w:themeColor="hyperlink"/>
       <w:u w:val="single"/>
-      <w14:textFill>
-        <w14:solidFill>
-          <w14:schemeClr w14:val="hlink"/>
-        </w14:solidFill>
-      </w14:textFill>
     </w:rPr>
   </w:style>
-  <w:style w:type="character" w:styleId="15">
+  <w:style w:type="character" w:styleId="CommentReference">
     <w:name w:val="annotation reference"/>
+    <w:uiPriority w:val="99"/>
     <w:unhideWhenUsed/>
     <w:qFormat/>
-    <w:uiPriority w:val="99"/>
     <w:rPr>
       <w:sz w:val="21"/>
       <w:szCs w:val="21"/>
     </w:rPr>
   </w:style>
-  <w:style w:type="character" w:customStyle="1" w:styleId="16">
+  <w:style w:type="character" w:customStyle="1" w:styleId="1">
     <w:name w:val="标题 1 字符"/>
-    <w:link w:val="2"/>
+    <w:link w:val="Heading1"/>
     <w:qFormat/>
-    <w:uiPriority w:val="0"/>
     <w:rPr>
       <w:b/>
       <w:bCs/>
@@ -11042,11 +10211,10 @@
       <w:szCs w:val="44"/>
     </w:rPr>
   </w:style>
-  <w:style w:type="paragraph" w:customStyle="1" w:styleId="17">
+  <w:style w:type="paragraph" w:customStyle="1" w:styleId="10">
     <w:name w:val="样式1"/>
-    <w:basedOn w:val="1"/>
+    <w:basedOn w:val="Normal"/>
     <w:qFormat/>
-    <w:uiPriority w:val="0"/>
     <w:pPr>
       <w:autoSpaceDE w:val="0"/>
       <w:autoSpaceDN w:val="0"/>
@@ -11059,23 +10227,23 @@
       <w:rFonts w:ascii="长城楷体" w:eastAsia="长城楷体"/>
     </w:rPr>
   </w:style>
-  <w:style w:type="character" w:customStyle="1" w:styleId="18">
+  <w:style w:type="character" w:customStyle="1" w:styleId="a">
     <w:name w:val="批注文字 字符"/>
-    <w:link w:val="4"/>
+    <w:link w:val="CommentText"/>
+    <w:uiPriority w:val="99"/>
     <w:qFormat/>
-    <w:uiPriority w:val="99"/>
     <w:rPr>
       <w:rFonts w:ascii="Calibri" w:hAnsi="Calibri"/>
       <w:kern w:val="2"/>
       <w:sz w:val="21"/>
     </w:rPr>
   </w:style>
-  <w:style w:type="character" w:customStyle="1" w:styleId="19">
+  <w:style w:type="character" w:customStyle="1" w:styleId="a0">
     <w:name w:val="批注主题 字符"/>
-    <w:link w:val="11"/>
+    <w:link w:val="CommentSubject"/>
+    <w:uiPriority w:val="99"/>
     <w:semiHidden/>
     <w:qFormat/>
-    <w:uiPriority w:val="99"/>
     <w:rPr>
       <w:rFonts w:ascii="Calibri" w:hAnsi="Calibri"/>
       <w:b/>
@@ -11084,12 +10252,12 @@
       <w:sz w:val="21"/>
     </w:rPr>
   </w:style>
-  <w:style w:type="character" w:customStyle="1" w:styleId="20">
+  <w:style w:type="character" w:customStyle="1" w:styleId="a1">
     <w:name w:val="批注框文本 字符"/>
-    <w:link w:val="6"/>
+    <w:link w:val="BalloonText"/>
+    <w:uiPriority w:val="99"/>
     <w:semiHidden/>
     <w:qFormat/>
-    <w:uiPriority w:val="99"/>
     <w:rPr>
       <w:rFonts w:ascii="Calibri" w:hAnsi="Calibri"/>
       <w:kern w:val="2"/>
@@ -11097,10 +10265,9 @@
       <w:szCs w:val="18"/>
     </w:rPr>
   </w:style>
-  <w:style w:type="paragraph" w:customStyle="1" w:styleId="21">
+  <w:style w:type="paragraph" w:customStyle="1" w:styleId="Default">
     <w:name w:val="Default"/>
     <w:qFormat/>
-    <w:uiPriority w:val="0"/>
     <w:pPr>
       <w:widowControl w:val="0"/>
       <w:autoSpaceDE w:val="0"/>
@@ -11109,20 +10276,20 @@
       <w:spacing w:after="200" w:line="276" w:lineRule="auto"/>
     </w:pPr>
     <w:rPr>
-      <w:rFonts w:ascii="宋体" w:hAnsi="Times New Roman" w:eastAsia="宋体" w:cs="宋体"/>
+      <w:rFonts w:ascii="宋体" w:eastAsia="宋体" w:hAnsi="Times New Roman" w:cs="宋体"/>
       <w:color w:val="000000"/>
       <w:sz w:val="24"/>
       <w:szCs w:val="24"/>
       <w:lang w:val="en-US" w:eastAsia="zh-CN" w:bidi="ar-SA"/>
     </w:rPr>
   </w:style>
-  <w:style w:type="character" w:customStyle="1" w:styleId="22">
+  <w:style w:type="character" w:customStyle="1" w:styleId="a2">
     <w:name w:val="文档结构图 字符"/>
-    <w:basedOn w:val="13"/>
-    <w:link w:val="3"/>
+    <w:basedOn w:val="DefaultParagraphFont"/>
+    <w:link w:val="DocumentMap"/>
+    <w:uiPriority w:val="99"/>
     <w:semiHidden/>
     <w:qFormat/>
-    <w:uiPriority w:val="99"/>
     <w:rPr>
       <w:rFonts w:ascii="宋体" w:hAnsi="Calibri"/>
       <w:kern w:val="2"/>
@@ -11130,13 +10297,13 @@
       <w:szCs w:val="18"/>
     </w:rPr>
   </w:style>
-  <w:style w:type="paragraph" w:customStyle="1" w:styleId="23">
+  <w:style w:type="paragraph" w:customStyle="1" w:styleId="TOCHeading">
     <w:name w:val="TOC Heading"/>
-    <w:basedOn w:val="2"/>
-    <w:next w:val="1"/>
+    <w:basedOn w:val="Heading1"/>
+    <w:next w:val="Normal"/>
+    <w:uiPriority w:val="39"/>
     <w:unhideWhenUsed/>
     <w:qFormat/>
-    <w:uiPriority w:val="39"/>
     <w:pPr>
       <w:widowControl/>
       <w:numPr>
@@ -11147,7 +10314,7 @@
       <w:outlineLvl w:val="9"/>
     </w:pPr>
     <w:rPr>
-      <w:rFonts w:asciiTheme="majorHAnsi" w:hAnsiTheme="majorHAnsi" w:eastAsiaTheme="majorEastAsia" w:cstheme="majorBidi"/>
+      <w:rFonts w:asciiTheme="majorHAnsi" w:eastAsiaTheme="majorEastAsia" w:hAnsiTheme="majorHAnsi" w:cstheme="majorBidi"/>
       <w:b w:val="0"/>
       <w:bCs w:val="0"/>
       <w:color w:val="376092" w:themeColor="accent1" w:themeShade="BF"/>
@@ -11156,12 +10323,12 @@
       <w:szCs w:val="32"/>
     </w:rPr>
   </w:style>
-  <w:style w:type="character" w:customStyle="1" w:styleId="24">
+  <w:style w:type="character" w:customStyle="1" w:styleId="a3">
     <w:name w:val="页脚 字符"/>
-    <w:basedOn w:val="13"/>
-    <w:link w:val="7"/>
+    <w:basedOn w:val="DefaultParagraphFont"/>
+    <w:link w:val="Footer"/>
+    <w:uiPriority w:val="99"/>
     <w:qFormat/>
-    <w:uiPriority w:val="99"/>
     <w:rPr>
       <w:rFonts w:ascii="Calibri" w:hAnsi="Calibri"/>
       <w:kern w:val="2"/>
@@ -11459,10 +10626,10 @@
     <customSectPr/>
     <customSectPr/>
     <customSectPr/>
-    <customSectPr/>
   </customSectProps>
   <customShpExts>
-    <customShpInfo spid="_x0000_s1026" textRotate="1"/>
+    <customShpInfo spid="_x0000_s2049"/>
+    <customShpInfo spid="_x0000_s2050"/>
   </customShpExts>
 </s:customData>
 </file>
